--- a/ind/docx/21.content.docx
+++ b/ind/docx/21.content.docx
@@ -3896,6 +3896,8091 @@
             <w:u w:val="single"/>
           </w:rPr>
           <w:t>Kejadian 3:19</w:t>
+        </w:r>
+      </w:hyperlink>
+      <w:r>
+        <w:rPr>
+          <w:lang w:val="id_ID" w:bidi="id_ID"/>
+        </w:rPr>
+        <w:t>).</w:t>
+      </w:r>
+      <w:r>
+        <w:rPr>
+          <w:lang w:val="id_ID" w:bidi="id_ID"/>
+        </w:rPr>
+      </w:r>
+      <w:r>
+        <w:rPr>
+          <w:lang w:val="id_ID" w:bidi="id_ID"/>
+        </w:rPr>
+      </w:r>
+    </w:p>
+    <w:p>
+      <w:pPr/>
+      <w:r>
+        <w:rPr>
+          <w:lang w:val="id_ID" w:bidi="id_ID"/>
+        </w:rPr>
+      </w:r>
+    </w:p>
+    <w:p>
+      <w:pPr>
+        <w:pStyle w:val="Heading2"/>
+      </w:pPr>
+      <w:r>
+        <w:rPr>
+          <w:lang w:val="id_ID" w:bidi="id_ID"/>
+        </w:rPr>
+        <w:t>Pengkhotbah 3:21</w:t>
+      </w:r>
+      <w:r>
+        <w:rPr>
+          <w:lang w:val="id_ID" w:bidi="id_ID"/>
+        </w:rPr>
+      </w:r>
+    </w:p>
+    <w:p>
+      <w:pPr/>
+      <w:r>
+        <w:rPr>
+          <w:lang w:val="id_ID" w:bidi="id_ID"/>
+        </w:rPr>
+      </w:r>
+      <w:r>
+        <w:rPr>
+          <w:i/>
+          <w:lang w:val="id_ID" w:bidi="id_ID"/>
+        </w:rPr>
+        <w:t>apakah nafas manusia naik ke atas</w:t>
+      </w:r>
+      <w:r>
+        <w:rPr>
+          <w:lang w:val="id_ID" w:bidi="id_ID"/>
+        </w:rPr>
+        <w:t xml:space="preserve">: Bandingkan dengan </w:t>
+      </w:r>
+      <w:hyperlink r:id="rId69">
+        <w:r>
+          <w:rPr>
+            <w:lang w:val="id_ID" w:bidi="id_ID"/>
+          </w:rPr>
+          <w:rPr>
+            <w:color w:val="0000EE"/>
+            <w:u w:val="single"/>
+          </w:rPr>
+          <w:t>Pengkhotbah 12:7</w:t>
+        </w:r>
+      </w:hyperlink>
+      <w:r>
+        <w:rPr>
+          <w:lang w:val="id_ID" w:bidi="id_ID"/>
+        </w:rPr>
+        <w:t>.</w:t>
+      </w:r>
+      <w:r>
+        <w:rPr>
+          <w:lang w:val="id_ID" w:bidi="id_ID"/>
+        </w:rPr>
+      </w:r>
+      <w:r>
+        <w:rPr>
+          <w:lang w:val="id_ID" w:bidi="id_ID"/>
+        </w:rPr>
+      </w:r>
+    </w:p>
+    <w:p>
+      <w:pPr/>
+      <w:r>
+        <w:rPr>
+          <w:lang w:val="id_ID" w:bidi="id_ID"/>
+        </w:rPr>
+      </w:r>
+    </w:p>
+    <w:p>
+      <w:pPr>
+        <w:pStyle w:val="Heading2"/>
+      </w:pPr>
+      <w:r>
+        <w:rPr>
+          <w:lang w:val="id_ID" w:bidi="id_ID"/>
+        </w:rPr>
+        <w:t>Pengkhotbah 3:22</w:t>
+      </w:r>
+      <w:r>
+        <w:rPr>
+          <w:lang w:val="id_ID" w:bidi="id_ID"/>
+        </w:rPr>
+      </w:r>
+    </w:p>
+    <w:p>
+      <w:pPr/>
+      <w:r>
+        <w:rPr>
+          <w:lang w:val="id_ID" w:bidi="id_ID"/>
+        </w:rPr>
+      </w:r>
+      <w:r>
+        <w:rPr>
+          <w:i/>
+          <w:lang w:val="id_ID" w:bidi="id_ID"/>
+        </w:rPr>
+        <w:t>bergembira dalam pekerjaannya</w:t>
+      </w:r>
+      <w:r>
+        <w:rPr>
+          <w:lang w:val="id_ID" w:bidi="id_ID"/>
+        </w:rPr>
+        <w:t xml:space="preserve">: Pekerjaan menjadi sumber kenikmatan tersendiri, berbeda dengan makanan dan minuman (bandingkan </w:t>
+      </w:r>
+      <w:hyperlink r:id="rId70">
+        <w:r>
+          <w:rPr>
+            <w:lang w:val="id_ID" w:bidi="id_ID"/>
+          </w:rPr>
+          <w:rPr>
+            <w:color w:val="0000EE"/>
+            <w:u w:val="single"/>
+          </w:rPr>
+          <w:t>Pengkhotbah 2:24–25</w:t>
+        </w:r>
+      </w:hyperlink>
+      <w:r>
+        <w:rPr>
+          <w:lang w:val="id_ID" w:bidi="id_ID"/>
+        </w:rPr>
+        <w:t xml:space="preserve">; </w:t>
+      </w:r>
+      <w:hyperlink r:id="rId57">
+        <w:r>
+          <w:rPr>
+            <w:lang w:val="id_ID" w:bidi="id_ID"/>
+          </w:rPr>
+          <w:rPr>
+            <w:color w:val="0000EE"/>
+            <w:u w:val="single"/>
+          </w:rPr>
+          <w:t>3:12–13</w:t>
+        </w:r>
+      </w:hyperlink>
+      <w:r>
+        <w:rPr>
+          <w:lang w:val="id_ID" w:bidi="id_ID"/>
+        </w:rPr>
+        <w:t>).</w:t>
+      </w:r>
+      <w:r>
+        <w:rPr>
+          <w:lang w:val="id_ID" w:bidi="id_ID"/>
+        </w:rPr>
+      </w:r>
+      <w:r>
+        <w:rPr>
+          <w:lang w:val="id_ID" w:bidi="id_ID"/>
+        </w:rPr>
+      </w:r>
+    </w:p>
+    <w:p>
+      <w:pPr/>
+      <w:r>
+        <w:rPr>
+          <w:lang w:val="id_ID" w:bidi="id_ID"/>
+        </w:rPr>
+      </w:r>
+    </w:p>
+    <w:p>
+      <w:pPr>
+        <w:pStyle w:val="Heading2"/>
+      </w:pPr>
+      <w:r>
+        <w:rPr>
+          <w:lang w:val="id_ID" w:bidi="id_ID"/>
+        </w:rPr>
+        <w:t>Pengkhotbah 4:1</w:t>
+      </w:r>
+      <w:r>
+        <w:rPr>
+          <w:lang w:val="id_ID" w:bidi="id_ID"/>
+        </w:rPr>
+      </w:r>
+    </w:p>
+    <w:p>
+      <w:pPr/>
+      <w:r>
+        <w:rPr>
+          <w:lang w:val="id_ID" w:bidi="id_ID"/>
+        </w:rPr>
+      </w:r>
+      <w:r>
+        <w:rPr>
+          <w:i/>
+          <w:lang w:val="id_ID" w:bidi="id_ID"/>
+        </w:rPr>
+        <w:t>segala penindasan</w:t>
+      </w:r>
+      <w:r>
+        <w:rPr>
+          <w:lang w:val="id_ID" w:bidi="id_ID"/>
+        </w:rPr>
+        <w:t>: Penindasan meluas dalam masyarakat. Ini terjadi dalam keluarga, agama, tempat kerja, pemerintahan, dan dari kekuatan orang asing.</w:t>
+      </w:r>
+      <w:r>
+        <w:rPr>
+          <w:lang w:val="id_ID" w:bidi="id_ID"/>
+        </w:rPr>
+      </w:r>
+      <w:r>
+        <w:rPr>
+          <w:lang w:val="id_ID" w:bidi="id_ID"/>
+        </w:rPr>
+      </w:r>
+    </w:p>
+    <w:p>
+      <w:pPr/>
+      <w:r>
+        <w:rPr>
+          <w:lang w:val="id_ID" w:bidi="id_ID"/>
+        </w:rPr>
+      </w:r>
+    </w:p>
+    <w:p>
+      <w:pPr>
+        <w:pStyle w:val="Heading2"/>
+      </w:pPr>
+      <w:r>
+        <w:rPr>
+          <w:lang w:val="id_ID" w:bidi="id_ID"/>
+        </w:rPr>
+        <w:t>Pengkhotbah 4:2</w:t>
+      </w:r>
+      <w:r>
+        <w:rPr>
+          <w:lang w:val="id_ID" w:bidi="id_ID"/>
+        </w:rPr>
+      </w:r>
+    </w:p>
+    <w:p>
+      <w:pPr/>
+      <w:r>
+        <w:rPr>
+          <w:lang w:val="id_ID" w:bidi="id_ID"/>
+        </w:rPr>
+      </w:r>
+      <w:r>
+        <w:rPr>
+          <w:lang w:val="id_ID" w:bidi="id_ID"/>
+        </w:rPr>
+        <w:t>Di tempat-tempat yang mengalami penindasan, orang yang telah meninggal mungkin dianggap lebih baik daripada yang masih hidup. Orang yang telah meninggal tidak lagi merasakan penderitaan akibat perlakuan buruk.</w:t>
+      </w:r>
+      <w:r>
+        <w:rPr>
+          <w:lang w:val="id_ID" w:bidi="id_ID"/>
+        </w:rPr>
+      </w:r>
+      <w:r>
+        <w:rPr>
+          <w:lang w:val="id_ID" w:bidi="id_ID"/>
+        </w:rPr>
+      </w:r>
+    </w:p>
+    <w:p>
+      <w:pPr/>
+      <w:r>
+        <w:rPr>
+          <w:lang w:val="id_ID" w:bidi="id_ID"/>
+        </w:rPr>
+      </w:r>
+    </w:p>
+    <w:p>
+      <w:pPr>
+        <w:pStyle w:val="Heading2"/>
+      </w:pPr>
+      <w:r>
+        <w:rPr>
+          <w:lang w:val="id_ID" w:bidi="id_ID"/>
+        </w:rPr>
+        <w:t>Pengkhotbah 4:4</w:t>
+      </w:r>
+      <w:r>
+        <w:rPr>
+          <w:lang w:val="id_ID" w:bidi="id_ID"/>
+        </w:rPr>
+      </w:r>
+    </w:p>
+    <w:p>
+      <w:pPr/>
+      <w:r>
+        <w:rPr>
+          <w:lang w:val="id_ID" w:bidi="id_ID"/>
+        </w:rPr>
+      </w:r>
+      <w:r>
+        <w:rPr>
+          <w:lang w:val="id_ID" w:bidi="id_ID"/>
+        </w:rPr>
+        <w:t>Kebanyakan orang terdorong untuk sukses karena persaingan. Karena upahnya tidak memiliki nilai yang nyata, Pengkhotbah menyarankan hidup sederhana (</w:t>
+      </w:r>
+      <w:hyperlink r:id="rId71">
+        <w:r>
+          <w:rPr>
+            <w:lang w:val="id_ID" w:bidi="id_ID"/>
+          </w:rPr>
+          <w:rPr>
+            <w:color w:val="0000EE"/>
+            <w:u w:val="single"/>
+          </w:rPr>
+          <w:t>Pengkhotbah 4:5–6</w:t>
+        </w:r>
+      </w:hyperlink>
+      <w:r>
+        <w:rPr>
+          <w:lang w:val="id_ID" w:bidi="id_ID"/>
+        </w:rPr>
+        <w:t>) daripada iri hati.</w:t>
+      </w:r>
+      <w:r>
+        <w:rPr>
+          <w:lang w:val="id_ID" w:bidi="id_ID"/>
+        </w:rPr>
+      </w:r>
+      <w:r>
+        <w:rPr>
+          <w:lang w:val="id_ID" w:bidi="id_ID"/>
+        </w:rPr>
+      </w:r>
+    </w:p>
+    <w:p>
+      <w:pPr/>
+      <w:r>
+        <w:rPr>
+          <w:lang w:val="id_ID" w:bidi="id_ID"/>
+        </w:rPr>
+      </w:r>
+    </w:p>
+    <w:p>
+      <w:pPr>
+        <w:pStyle w:val="Heading2"/>
+      </w:pPr>
+      <w:r>
+        <w:rPr>
+          <w:lang w:val="id_ID" w:bidi="id_ID"/>
+        </w:rPr>
+        <w:t>Pengkhotbah 4:5–6</w:t>
+      </w:r>
+      <w:r>
+        <w:rPr>
+          <w:lang w:val="id_ID" w:bidi="id_ID"/>
+        </w:rPr>
+      </w:r>
+    </w:p>
+    <w:p>
+      <w:pPr/>
+      <w:r>
+        <w:rPr>
+          <w:lang w:val="id_ID" w:bidi="id_ID"/>
+        </w:rPr>
+      </w:r>
+      <w:r>
+        <w:rPr>
+          <w:lang w:val="id_ID" w:bidi="id_ID"/>
+        </w:rPr>
+        <w:t xml:space="preserve">Orang yang kurang bijak tidak berusaha untuk sukses dan akhirnya hidup dalam kemiskinan. Sementara itu, ada yang bekerja dengan panik, menghabiskan semua waktu dan tenaga mereka, untuk mengejar kekayaan sementara yang tidak akan sempat mereka nikmati (bandingkan </w:t>
+      </w:r>
+      <w:hyperlink r:id="rId72">
+        <w:r>
+          <w:rPr>
+            <w:lang w:val="id_ID" w:bidi="id_ID"/>
+          </w:rPr>
+          <w:rPr>
+            <w:color w:val="0000EE"/>
+            <w:u w:val="single"/>
+          </w:rPr>
+          <w:t>Amsal 23:4–5</w:t>
+        </w:r>
+      </w:hyperlink>
+      <w:r>
+        <w:rPr>
+          <w:lang w:val="id_ID" w:bidi="id_ID"/>
+        </w:rPr>
+        <w:t>). Orang bijak mempraktikkan hidup sederhana dan rasa cukup/puas (</w:t>
+      </w:r>
+      <w:r>
+        <w:rPr>
+          <w:i/>
+          <w:lang w:val="id_ID" w:bidi="id_ID"/>
+        </w:rPr>
+        <w:t>ketenangan</w:t>
+      </w:r>
+      <w:r>
+        <w:rPr>
+          <w:lang w:val="id_ID" w:bidi="id_ID"/>
+        </w:rPr>
+        <w:t>).</w:t>
+      </w:r>
+      <w:r>
+        <w:rPr>
+          <w:lang w:val="id_ID" w:bidi="id_ID"/>
+        </w:rPr>
+      </w:r>
+      <w:r>
+        <w:rPr>
+          <w:lang w:val="id_ID" w:bidi="id_ID"/>
+        </w:rPr>
+      </w:r>
+    </w:p>
+    <w:p>
+      <w:pPr/>
+      <w:r>
+        <w:rPr>
+          <w:lang w:val="id_ID" w:bidi="id_ID"/>
+        </w:rPr>
+      </w:r>
+    </w:p>
+    <w:p>
+      <w:pPr>
+        <w:pStyle w:val="Heading2"/>
+      </w:pPr>
+      <w:r>
+        <w:rPr>
+          <w:lang w:val="id_ID" w:bidi="id_ID"/>
+        </w:rPr>
+        <w:t>Pengkhotbah 4:7–8</w:t>
+      </w:r>
+      <w:r>
+        <w:rPr>
+          <w:lang w:val="id_ID" w:bidi="id_ID"/>
+        </w:rPr>
+      </w:r>
+    </w:p>
+    <w:p>
+      <w:pPr/>
+      <w:r>
+        <w:rPr>
+          <w:lang w:val="id_ID" w:bidi="id_ID"/>
+        </w:rPr>
+      </w:r>
+      <w:r>
+        <w:rPr>
+          <w:lang w:val="id_ID" w:bidi="id_ID"/>
+        </w:rPr>
+        <w:t xml:space="preserve">Orang yang sendirian ini adalah contoh dari </w:t>
+      </w:r>
+      <w:hyperlink r:id="rId73">
+        <w:r>
+          <w:rPr>
+            <w:lang w:val="id_ID" w:bidi="id_ID"/>
+          </w:rPr>
+          <w:rPr>
+            <w:color w:val="0000EE"/>
+            <w:u w:val="single"/>
+          </w:rPr>
+          <w:t>Pengkhotbah 4:6</w:t>
+        </w:r>
+      </w:hyperlink>
+      <w:r>
+        <w:rPr>
+          <w:lang w:val="id_ID" w:bidi="id_ID"/>
+        </w:rPr>
+        <w:t>.</w:t>
+      </w:r>
+      <w:r>
+        <w:rPr>
+          <w:lang w:val="id_ID" w:bidi="id_ID"/>
+        </w:rPr>
+      </w:r>
+      <w:r>
+        <w:rPr>
+          <w:lang w:val="id_ID" w:bidi="id_ID"/>
+        </w:rPr>
+      </w:r>
+    </w:p>
+    <w:p>
+      <w:pPr/>
+      <w:r>
+        <w:rPr>
+          <w:lang w:val="id_ID" w:bidi="id_ID"/>
+        </w:rPr>
+      </w:r>
+    </w:p>
+    <w:p>
+      <w:pPr>
+        <w:pStyle w:val="Heading2"/>
+      </w:pPr>
+      <w:r>
+        <w:rPr>
+          <w:lang w:val="id_ID" w:bidi="id_ID"/>
+        </w:rPr>
+        <w:t>Pengkhotbah 4:9–12</w:t>
+      </w:r>
+      <w:r>
+        <w:rPr>
+          <w:lang w:val="id_ID" w:bidi="id_ID"/>
+        </w:rPr>
+      </w:r>
+    </w:p>
+    <w:p>
+      <w:pPr/>
+      <w:r>
+        <w:rPr>
+          <w:lang w:val="id_ID" w:bidi="id_ID"/>
+        </w:rPr>
+      </w:r>
+      <w:r>
+        <w:rPr>
+          <w:i/>
+          <w:lang w:val="id_ID" w:bidi="id_ID"/>
+        </w:rPr>
+        <w:t>Berdua lebih baik daripada seorang diri</w:t>
+      </w:r>
+      <w:r>
+        <w:rPr>
+          <w:lang w:val="id_ID" w:bidi="id_ID"/>
+        </w:rPr>
+        <w:t>: Seseorang yang sendirian (</w:t>
+      </w:r>
+      <w:hyperlink r:id="rId74">
+        <w:r>
+          <w:rPr>
+            <w:lang w:val="id_ID" w:bidi="id_ID"/>
+          </w:rPr>
+          <w:rPr>
+            <w:color w:val="0000EE"/>
+            <w:u w:val="single"/>
+          </w:rPr>
+          <w:t>Pengkhotbah 4:8</w:t>
+        </w:r>
+      </w:hyperlink>
+      <w:r>
+        <w:rPr>
+          <w:lang w:val="id_ID" w:bidi="id_ID"/>
+        </w:rPr>
+        <w:t>) mengingatkan kita tentang manfaat kemitraan dalam bisnis dan kehidupan pribadi.</w:t>
+      </w:r>
+      <w:r>
+        <w:rPr>
+          <w:lang w:val="id_ID" w:bidi="id_ID"/>
+        </w:rPr>
+      </w:r>
+      <w:r>
+        <w:rPr>
+          <w:lang w:val="id_ID" w:bidi="id_ID"/>
+        </w:rPr>
+      </w:r>
+    </w:p>
+    <w:p>
+      <w:pPr/>
+      <w:r>
+        <w:rPr>
+          <w:lang w:val="id_ID" w:bidi="id_ID"/>
+        </w:rPr>
+      </w:r>
+    </w:p>
+    <w:p>
+      <w:pPr>
+        <w:pStyle w:val="Heading2"/>
+      </w:pPr>
+      <w:r>
+        <w:rPr>
+          <w:lang w:val="id_ID" w:bidi="id_ID"/>
+        </w:rPr>
+        <w:t>Pengkhotbah 4:13–14</w:t>
+      </w:r>
+      <w:r>
+        <w:rPr>
+          <w:lang w:val="id_ID" w:bidi="id_ID"/>
+        </w:rPr>
+      </w:r>
+    </w:p>
+    <w:p>
+      <w:pPr/>
+      <w:r>
+        <w:rPr>
+          <w:lang w:val="id_ID" w:bidi="id_ID"/>
+        </w:rPr>
+      </w:r>
+      <w:r>
+        <w:rPr>
+          <w:i/>
+          <w:lang w:val="id_ID" w:bidi="id_ID"/>
+        </w:rPr>
+        <w:t>Lebih baik seorang muda miskin tetapi berhikmat</w:t>
+      </w:r>
+      <w:r>
+        <w:rPr>
+          <w:lang w:val="id_ID" w:bidi="id_ID"/>
+        </w:rPr>
+        <w:t>: Hikmat sangat berharga karena membantu dalam menghadapi situasi kehidupan nyata.</w:t>
+      </w:r>
+      <w:r>
+        <w:rPr>
+          <w:lang w:val="id_ID" w:bidi="id_ID"/>
+        </w:rPr>
+      </w:r>
+      <w:r>
+        <w:rPr>
+          <w:lang w:val="id_ID" w:bidi="id_ID"/>
+        </w:rPr>
+      </w:r>
+    </w:p>
+    <w:p>
+      <w:pPr/>
+      <w:r>
+        <w:rPr>
+          <w:lang w:val="id_ID" w:bidi="id_ID"/>
+        </w:rPr>
+      </w:r>
+    </w:p>
+    <w:p>
+      <w:pPr>
+        <w:pStyle w:val="Heading2"/>
+      </w:pPr>
+      <w:r>
+        <w:rPr>
+          <w:lang w:val="id_ID" w:bidi="id_ID"/>
+        </w:rPr>
+        <w:t>Pengkhotbah 4:15–16</w:t>
+      </w:r>
+      <w:r>
+        <w:rPr>
+          <w:lang w:val="id_ID" w:bidi="id_ID"/>
+        </w:rPr>
+      </w:r>
+    </w:p>
+    <w:p>
+      <w:pPr/>
+      <w:r>
+        <w:rPr>
+          <w:lang w:val="id_ID" w:bidi="id_ID"/>
+        </w:rPr>
+      </w:r>
+      <w:r>
+        <w:rPr>
+          <w:lang w:val="id_ID" w:bidi="id_ID"/>
+        </w:rPr>
+        <w:t>Ketenaran seorang penguasa bersifat sementara dan cepat berlalu, seperti angin yang berhembus.</w:t>
+      </w:r>
+      <w:r>
+        <w:rPr>
+          <w:lang w:val="id_ID" w:bidi="id_ID"/>
+        </w:rPr>
+      </w:r>
+      <w:r>
+        <w:rPr>
+          <w:lang w:val="id_ID" w:bidi="id_ID"/>
+        </w:rPr>
+      </w:r>
+    </w:p>
+    <w:p>
+      <w:pPr/>
+      <w:r>
+        <w:rPr>
+          <w:lang w:val="id_ID" w:bidi="id_ID"/>
+        </w:rPr>
+      </w:r>
+    </w:p>
+    <w:p>
+      <w:pPr>
+        <w:pStyle w:val="Heading2"/>
+      </w:pPr>
+      <w:r>
+        <w:rPr>
+          <w:lang w:val="id_ID" w:bidi="id_ID"/>
+        </w:rPr>
+        <w:t>Pengkhotbah 5:1</w:t>
+      </w:r>
+      <w:r>
+        <w:rPr>
+          <w:lang w:val="id_ID" w:bidi="id_ID"/>
+        </w:rPr>
+      </w:r>
+    </w:p>
+    <w:p>
+      <w:pPr/>
+      <w:r>
+        <w:rPr>
+          <w:lang w:val="id_ID" w:bidi="id_ID"/>
+        </w:rPr>
+      </w:r>
+      <w:r>
+        <w:rPr>
+          <w:lang w:val="id_ID" w:bidi="id_ID"/>
+        </w:rPr>
+        <w:t>Rumah Allah menawarkan kesempatan untuk mengucapkan kata-kata penuh hormat dan janji yang bijaksana, tetapi yang terutama adalah tempat untuk mendengarkan.</w:t>
+      </w:r>
+      <w:r>
+        <w:rPr>
+          <w:lang w:val="id_ID" w:bidi="id_ID"/>
+        </w:rPr>
+      </w:r>
+      <w:r>
+        <w:rPr>
+          <w:lang w:val="id_ID" w:bidi="id_ID"/>
+        </w:rPr>
+      </w:r>
+    </w:p>
+    <w:p>
+      <w:pPr/>
+      <w:r>
+        <w:rPr>
+          <w:lang w:val="id_ID" w:bidi="id_ID"/>
+        </w:rPr>
+      </w:r>
+    </w:p>
+    <w:p>
+      <w:pPr>
+        <w:pStyle w:val="Heading2"/>
+      </w:pPr>
+      <w:r>
+        <w:rPr>
+          <w:lang w:val="id_ID" w:bidi="id_ID"/>
+        </w:rPr>
+        <w:t>Pengkhotbah 5:2</w:t>
+      </w:r>
+      <w:r>
+        <w:rPr>
+          <w:lang w:val="id_ID" w:bidi="id_ID"/>
+        </w:rPr>
+      </w:r>
+    </w:p>
+    <w:p>
+      <w:pPr/>
+      <w:r>
+        <w:rPr>
+          <w:lang w:val="id_ID" w:bidi="id_ID"/>
+        </w:rPr>
+      </w:r>
+      <w:r>
+        <w:rPr>
+          <w:i/>
+          <w:lang w:val="id_ID" w:bidi="id_ID"/>
+        </w:rPr>
+        <w:t>banyak kesibukan … banyak perkataan</w:t>
+      </w:r>
+      <w:r>
+        <w:rPr>
+          <w:lang w:val="id_ID" w:bidi="id_ID"/>
+        </w:rPr>
+        <w:t xml:space="preserve">: Kita harus berusaha untuk bersikap hidup sederhana dalam tindakan dan ucapan kita (lihat </w:t>
+      </w:r>
+      <w:hyperlink r:id="rId75">
+        <w:r>
+          <w:rPr>
+            <w:lang w:val="id_ID" w:bidi="id_ID"/>
+          </w:rPr>
+          <w:rPr>
+            <w:color w:val="0000EE"/>
+            <w:u w:val="single"/>
+          </w:rPr>
+          <w:t>Amsal 10:19</w:t>
+        </w:r>
+      </w:hyperlink>
+      <w:r>
+        <w:rPr>
+          <w:lang w:val="id_ID" w:bidi="id_ID"/>
+        </w:rPr>
+        <w:t>).</w:t>
+      </w:r>
+      <w:r>
+        <w:rPr>
+          <w:lang w:val="id_ID" w:bidi="id_ID"/>
+        </w:rPr>
+      </w:r>
+      <w:r>
+        <w:rPr>
+          <w:lang w:val="id_ID" w:bidi="id_ID"/>
+        </w:rPr>
+      </w:r>
+    </w:p>
+    <w:p>
+      <w:pPr/>
+      <w:r>
+        <w:rPr>
+          <w:lang w:val="id_ID" w:bidi="id_ID"/>
+        </w:rPr>
+      </w:r>
+    </w:p>
+    <w:p>
+      <w:pPr>
+        <w:pStyle w:val="Heading2"/>
+      </w:pPr>
+      <w:r>
+        <w:rPr>
+          <w:lang w:val="id_ID" w:bidi="id_ID"/>
+        </w:rPr>
+        <w:t>Pengkhotbah 5:3–4</w:t>
+      </w:r>
+      <w:r>
+        <w:rPr>
+          <w:lang w:val="id_ID" w:bidi="id_ID"/>
+        </w:rPr>
+      </w:r>
+    </w:p>
+    <w:p>
+      <w:pPr/>
+      <w:r>
+        <w:rPr>
+          <w:lang w:val="id_ID" w:bidi="id_ID"/>
+        </w:rPr>
+      </w:r>
+      <w:r>
+        <w:rPr>
+          <w:i/>
+          <w:lang w:val="id_ID" w:bidi="id_ID"/>
+        </w:rPr>
+        <w:t>Tepatilah nazarmu</w:t>
+      </w:r>
+      <w:r>
+        <w:rPr>
+          <w:lang w:val="id_ID" w:bidi="id_ID"/>
+        </w:rPr>
+        <w:t>: Ini hampir merupakan kutipan langsung dari hukum taurat (</w:t>
+      </w:r>
+      <w:hyperlink r:id="rId76">
+        <w:r>
+          <w:rPr>
+            <w:lang w:val="id_ID" w:bidi="id_ID"/>
+          </w:rPr>
+          <w:rPr>
+            <w:color w:val="0000EE"/>
+            <w:u w:val="single"/>
+          </w:rPr>
+          <w:t>Ulangan 23:21–23</w:t>
+        </w:r>
+      </w:hyperlink>
+      <w:r>
+        <w:rPr>
+          <w:lang w:val="id_ID" w:bidi="id_ID"/>
+        </w:rPr>
+        <w:t xml:space="preserve">; lihat juga </w:t>
+      </w:r>
+      <w:hyperlink r:id="rId77">
+        <w:r>
+          <w:rPr>
+            <w:lang w:val="id_ID" w:bidi="id_ID"/>
+          </w:rPr>
+          <w:rPr>
+            <w:color w:val="0000EE"/>
+            <w:u w:val="single"/>
+          </w:rPr>
+          <w:t>Amsal 12:22</w:t>
+        </w:r>
+      </w:hyperlink>
+      <w:r>
+        <w:rPr>
+          <w:lang w:val="id_ID" w:bidi="id_ID"/>
+        </w:rPr>
+        <w:t xml:space="preserve">; </w:t>
+      </w:r>
+      <w:hyperlink r:id="rId78">
+        <w:r>
+          <w:rPr>
+            <w:lang w:val="id_ID" w:bidi="id_ID"/>
+          </w:rPr>
+          <w:rPr>
+            <w:color w:val="0000EE"/>
+            <w:u w:val="single"/>
+          </w:rPr>
+          <w:t>20:25</w:t>
+        </w:r>
+      </w:hyperlink>
+      <w:r>
+        <w:rPr>
+          <w:lang w:val="id_ID" w:bidi="id_ID"/>
+        </w:rPr>
+        <w:t>). Nazar kepada Allah bersifat sukarela, tetapi setelah dibuat, harus dipenuhi.</w:t>
+      </w:r>
+      <w:r>
+        <w:rPr>
+          <w:lang w:val="id_ID" w:bidi="id_ID"/>
+        </w:rPr>
+      </w:r>
+      <w:r>
+        <w:rPr>
+          <w:lang w:val="id_ID" w:bidi="id_ID"/>
+        </w:rPr>
+      </w:r>
+    </w:p>
+    <w:p>
+      <w:pPr/>
+      <w:r>
+        <w:rPr>
+          <w:lang w:val="id_ID" w:bidi="id_ID"/>
+        </w:rPr>
+      </w:r>
+    </w:p>
+    <w:p>
+      <w:pPr>
+        <w:pStyle w:val="Heading2"/>
+      </w:pPr>
+      <w:r>
+        <w:rPr>
+          <w:lang w:val="id_ID" w:bidi="id_ID"/>
+        </w:rPr>
+        <w:t>Pengkhotbah 5:6</w:t>
+      </w:r>
+      <w:r>
+        <w:rPr>
+          <w:lang w:val="id_ID" w:bidi="id_ID"/>
+        </w:rPr>
+      </w:r>
+    </w:p>
+    <w:p>
+      <w:pPr/>
+      <w:r>
+        <w:rPr>
+          <w:lang w:val="id_ID" w:bidi="id_ID"/>
+        </w:rPr>
+      </w:r>
+      <w:r>
+        <w:rPr>
+          <w:i/>
+          <w:lang w:val="id_ID" w:bidi="id_ID"/>
+        </w:rPr>
+        <w:t>takutlah akan Allah</w:t>
+      </w:r>
+      <w:r>
+        <w:rPr>
+          <w:lang w:val="id_ID" w:bidi="id_ID"/>
+        </w:rPr>
+        <w:t xml:space="preserve">: Menghormati Allah adalah dasar untuk kata-kata yang bermakna dan tindakan yang bermanfaat (lihat </w:t>
+      </w:r>
+      <w:hyperlink r:id="rId79">
+        <w:r>
+          <w:rPr>
+            <w:lang w:val="id_ID" w:bidi="id_ID"/>
+          </w:rPr>
+          <w:rPr>
+            <w:color w:val="0000EE"/>
+            <w:u w:val="single"/>
+          </w:rPr>
+          <w:t>Pengkhotbah 12:1</w:t>
+        </w:r>
+      </w:hyperlink>
+      <w:r>
+        <w:rPr>
+          <w:lang w:val="id_ID" w:bidi="id_ID"/>
+        </w:rPr>
+        <w:t xml:space="preserve">; </w:t>
+      </w:r>
+      <w:hyperlink r:id="rId80">
+        <w:r>
+          <w:rPr>
+            <w:lang w:val="id_ID" w:bidi="id_ID"/>
+          </w:rPr>
+          <w:rPr>
+            <w:color w:val="0000EE"/>
+            <w:u w:val="single"/>
+          </w:rPr>
+          <w:t>Amsal 1:7</w:t>
+        </w:r>
+      </w:hyperlink>
+      <w:r>
+        <w:rPr>
+          <w:lang w:val="id_ID" w:bidi="id_ID"/>
+        </w:rPr>
+        <w:t>).</w:t>
+      </w:r>
+      <w:r>
+        <w:rPr>
+          <w:lang w:val="id_ID" w:bidi="id_ID"/>
+        </w:rPr>
+      </w:r>
+      <w:r>
+        <w:rPr>
+          <w:lang w:val="id_ID" w:bidi="id_ID"/>
+        </w:rPr>
+      </w:r>
+    </w:p>
+    <w:p>
+      <w:pPr/>
+      <w:r>
+        <w:rPr>
+          <w:lang w:val="id_ID" w:bidi="id_ID"/>
+        </w:rPr>
+      </w:r>
+    </w:p>
+    <w:p>
+      <w:pPr>
+        <w:pStyle w:val="Heading2"/>
+      </w:pPr>
+      <w:r>
+        <w:rPr>
+          <w:lang w:val="id_ID" w:bidi="id_ID"/>
+        </w:rPr>
+        <w:t>Pengkhotbah 5:7–8</w:t>
+      </w:r>
+      <w:r>
+        <w:rPr>
+          <w:lang w:val="id_ID" w:bidi="id_ID"/>
+        </w:rPr>
+      </w:r>
+    </w:p>
+    <w:p>
+      <w:pPr/>
+      <w:r>
+        <w:rPr>
+          <w:lang w:val="id_ID" w:bidi="id_ID"/>
+        </w:rPr>
+      </w:r>
+      <w:r>
+        <w:rPr>
+          <w:i/>
+          <w:lang w:val="id_ID" w:bidi="id_ID"/>
+        </w:rPr>
+        <w:t>pejabat tinggi yang satu mengawasi yang lain, begitu pula pejabat-pejabat yang lebih tinggi mengawasi mereka. Suatu keuntungan bagi negara dalam keadaan demikian ialah, kalau rajanya dihormati di daerah itu</w:t>
+      </w:r>
+      <w:r>
+        <w:rPr>
+          <w:lang w:val="id_ID" w:bidi="id_ID"/>
+        </w:rPr>
+        <w:t xml:space="preserve">: Terjemahan </w:t>
+      </w:r>
+      <w:r>
+        <w:rPr>
+          <w:i/>
+          <w:lang w:val="id_ID" w:bidi="id_ID"/>
+        </w:rPr>
+        <w:t>New Living Translation</w:t>
+      </w:r>
+      <w:r>
+        <w:rPr>
+          <w:lang w:val="id_ID" w:bidi="id_ID"/>
+        </w:rPr>
+        <w:t xml:space="preserve"> melihat ayat-ayat ini sebagai pernyataan bahwa birokrasi menyebabkan penindasan alih-alih keadilan, bahkan raja juga menindas secara tak langsung (lihat juga </w:t>
+      </w:r>
+      <w:hyperlink r:id="rId81">
+        <w:r>
+          <w:rPr>
+            <w:lang w:val="id_ID" w:bidi="id_ID"/>
+          </w:rPr>
+          <w:rPr>
+            <w:color w:val="0000EE"/>
+            <w:u w:val="single"/>
+          </w:rPr>
+          <w:t>1 Samuel 8:11–18</w:t>
+        </w:r>
+      </w:hyperlink>
+      <w:r>
+        <w:rPr>
+          <w:lang w:val="id_ID" w:bidi="id_ID"/>
+        </w:rPr>
+        <w:t>). Ini tidak mengejutkan karena birokrasi sering berfungsi dengan cara ini. Versi terjemahan Alkitab yang lain menafsirkan ayat-ayat tersebut berarti bahwa raja dan pejabatnya mengawasi untuk mencegah ketidakadilan dan penindasan. Pandangan pertama lebih selaras dengan perspektif realistis dari Sang Pengkhotbah.</w:t>
+      </w:r>
+      <w:r>
+        <w:rPr>
+          <w:lang w:val="id_ID" w:bidi="id_ID"/>
+        </w:rPr>
+      </w:r>
+      <w:r>
+        <w:rPr>
+          <w:lang w:val="id_ID" w:bidi="id_ID"/>
+        </w:rPr>
+      </w:r>
+    </w:p>
+    <w:p>
+      <w:pPr/>
+      <w:r>
+        <w:rPr>
+          <w:lang w:val="id_ID" w:bidi="id_ID"/>
+        </w:rPr>
+      </w:r>
+    </w:p>
+    <w:p>
+      <w:pPr>
+        <w:pStyle w:val="Heading2"/>
+      </w:pPr>
+      <w:r>
+        <w:rPr>
+          <w:lang w:val="id_ID" w:bidi="id_ID"/>
+        </w:rPr>
+        <w:t>Pengkhotbah 5:9</w:t>
+      </w:r>
+      <w:r>
+        <w:rPr>
+          <w:lang w:val="id_ID" w:bidi="id_ID"/>
+        </w:rPr>
+      </w:r>
+    </w:p>
+    <w:p>
+      <w:pPr/>
+      <w:r>
+        <w:rPr>
+          <w:lang w:val="id_ID" w:bidi="id_ID"/>
+        </w:rPr>
+      </w:r>
+      <w:r>
+        <w:rPr>
+          <w:lang w:val="id_ID" w:bidi="id_ID"/>
+        </w:rPr>
+        <w:t>Kita adalah makhluk spiritual sekaligus jasmani, sehingga kepemilikan dan kekayaan tidak dapat sepenuhnya memuaskan kita.</w:t>
+      </w:r>
+      <w:r>
+        <w:rPr>
+          <w:lang w:val="id_ID" w:bidi="id_ID"/>
+        </w:rPr>
+      </w:r>
+      <w:r>
+        <w:rPr>
+          <w:lang w:val="id_ID" w:bidi="id_ID"/>
+        </w:rPr>
+      </w:r>
+    </w:p>
+    <w:p>
+      <w:pPr/>
+      <w:r>
+        <w:rPr>
+          <w:lang w:val="id_ID" w:bidi="id_ID"/>
+        </w:rPr>
+      </w:r>
+    </w:p>
+    <w:p>
+      <w:pPr>
+        <w:pStyle w:val="Heading2"/>
+      </w:pPr>
+      <w:r>
+        <w:rPr>
+          <w:lang w:val="id_ID" w:bidi="id_ID"/>
+        </w:rPr>
+        <w:t>Pengkhotbah 5:11</w:t>
+      </w:r>
+      <w:r>
+        <w:rPr>
+          <w:lang w:val="id_ID" w:bidi="id_ID"/>
+        </w:rPr>
+      </w:r>
+    </w:p>
+    <w:p>
+      <w:pPr/>
+      <w:r>
+        <w:rPr>
+          <w:lang w:val="id_ID" w:bidi="id_ID"/>
+        </w:rPr>
+      </w:r>
+      <w:r>
+        <w:rPr>
+          <w:i/>
+          <w:lang w:val="id_ID" w:bidi="id_ID"/>
+        </w:rPr>
+        <w:t>Enak tidurnya orang yang bekerja</w:t>
+      </w:r>
+      <w:r>
+        <w:rPr>
+          <w:lang w:val="id_ID" w:bidi="id_ID"/>
+        </w:rPr>
+        <w:t>: Kerja keras dan keseimbangan menciptakan kehidupan yang damai dan produktif. Mengejar kekayaan dapat menyebabkan kekhawatiran yang tidak perlu (</w:t>
+      </w:r>
+      <w:hyperlink r:id="rId82">
+        <w:r>
+          <w:rPr>
+            <w:lang w:val="id_ID" w:bidi="id_ID"/>
+          </w:rPr>
+          <w:rPr>
+            <w:color w:val="0000EE"/>
+            <w:u w:val="single"/>
+          </w:rPr>
+          <w:t>Pengkhotbah 5:3</w:t>
+        </w:r>
+      </w:hyperlink>
+      <w:r>
+        <w:rPr>
+          <w:lang w:val="id_ID" w:bidi="id_ID"/>
+        </w:rPr>
+        <w:t>).</w:t>
+      </w:r>
+      <w:r>
+        <w:rPr>
+          <w:lang w:val="id_ID" w:bidi="id_ID"/>
+        </w:rPr>
+      </w:r>
+      <w:r>
+        <w:rPr>
+          <w:lang w:val="id_ID" w:bidi="id_ID"/>
+        </w:rPr>
+      </w:r>
+    </w:p>
+    <w:p>
+      <w:pPr/>
+      <w:r>
+        <w:rPr>
+          <w:lang w:val="id_ID" w:bidi="id_ID"/>
+        </w:rPr>
+      </w:r>
+    </w:p>
+    <w:p>
+      <w:pPr>
+        <w:pStyle w:val="Heading2"/>
+      </w:pPr>
+      <w:r>
+        <w:rPr>
+          <w:lang w:val="id_ID" w:bidi="id_ID"/>
+        </w:rPr>
+        <w:t>Pengkhotbah 5:12–13</w:t>
+      </w:r>
+      <w:r>
+        <w:rPr>
+          <w:lang w:val="id_ID" w:bidi="id_ID"/>
+        </w:rPr>
+      </w:r>
+    </w:p>
+    <w:p>
+      <w:pPr/>
+      <w:r>
+        <w:rPr>
+          <w:lang w:val="id_ID" w:bidi="id_ID"/>
+        </w:rPr>
+      </w:r>
+      <w:r>
+        <w:rPr>
+          <w:i/>
+          <w:lang w:val="id_ID" w:bidi="id_ID"/>
+        </w:rPr>
+        <w:t>kekayaan yang disimpan … kekayaan itu binasa oleh kemalangan</w:t>
+      </w:r>
+      <w:r>
+        <w:rPr>
+          <w:lang w:val="id_ID" w:bidi="id_ID"/>
+        </w:rPr>
+        <w:t>: Kepemilikan bersifat sementara dan dapat hilang karena berbagai alasan.</w:t>
+      </w:r>
+      <w:r>
+        <w:rPr>
+          <w:lang w:val="id_ID" w:bidi="id_ID"/>
+        </w:rPr>
+      </w:r>
+      <w:r>
+        <w:rPr>
+          <w:lang w:val="id_ID" w:bidi="id_ID"/>
+        </w:rPr>
+      </w:r>
+    </w:p>
+    <w:p>
+      <w:pPr/>
+      <w:r>
+        <w:rPr>
+          <w:lang w:val="id_ID" w:bidi="id_ID"/>
+        </w:rPr>
+      </w:r>
+    </w:p>
+    <w:p>
+      <w:pPr>
+        <w:pStyle w:val="Heading2"/>
+      </w:pPr>
+      <w:r>
+        <w:rPr>
+          <w:lang w:val="id_ID" w:bidi="id_ID"/>
+        </w:rPr>
+        <w:t>Pengkhotbah 5:15–16</w:t>
+      </w:r>
+      <w:r>
+        <w:rPr>
+          <w:lang w:val="id_ID" w:bidi="id_ID"/>
+        </w:rPr>
+      </w:r>
+    </w:p>
+    <w:p>
+      <w:pPr/>
+      <w:r>
+        <w:rPr>
+          <w:lang w:val="id_ID" w:bidi="id_ID"/>
+        </w:rPr>
+      </w:r>
+      <w:r>
+        <w:rPr>
+          <w:lang w:val="id_ID" w:bidi="id_ID"/>
+        </w:rPr>
+        <w:t>Bekerja hanya demi mendapatkan harta benda itu sama seperti mengejar angin</w:t>
+      </w:r>
+      <w:r>
+        <w:rPr>
+          <w:i/>
+          <w:lang w:val="id_ID" w:bidi="id_ID"/>
+        </w:rPr>
+        <w:t>;</w:t>
+      </w:r>
+      <w:r>
+        <w:rPr>
+          <w:lang w:val="id_ID" w:bidi="id_ID"/>
+        </w:rPr>
+        <w:t xml:space="preserve"> hal itu menyebabkan frustrasi, kekecewaan, dan kemarahan.</w:t>
+      </w:r>
+      <w:r>
+        <w:rPr>
+          <w:lang w:val="id_ID" w:bidi="id_ID"/>
+        </w:rPr>
+      </w:r>
+      <w:r>
+        <w:rPr>
+          <w:lang w:val="id_ID" w:bidi="id_ID"/>
+        </w:rPr>
+      </w:r>
+    </w:p>
+    <w:p>
+      <w:pPr/>
+      <w:r>
+        <w:rPr>
+          <w:lang w:val="id_ID" w:bidi="id_ID"/>
+        </w:rPr>
+      </w:r>
+    </w:p>
+    <w:p>
+      <w:pPr>
+        <w:pStyle w:val="Heading2"/>
+      </w:pPr>
+      <w:r>
+        <w:rPr>
+          <w:lang w:val="id_ID" w:bidi="id_ID"/>
+        </w:rPr>
+        <w:t>Pengkhotbah 5:17–19</w:t>
+      </w:r>
+      <w:r>
+        <w:rPr>
+          <w:lang w:val="id_ID" w:bidi="id_ID"/>
+        </w:rPr>
+      </w:r>
+    </w:p>
+    <w:p>
+      <w:pPr/>
+      <w:r>
+        <w:rPr>
+          <w:lang w:val="id_ID" w:bidi="id_ID"/>
+        </w:rPr>
+      </w:r>
+      <w:r>
+        <w:rPr>
+          <w:lang w:val="id_ID" w:bidi="id_ID"/>
+        </w:rPr>
+        <w:t>Nasihat untuk menikmati hidup adalah jelas: Nikmatilah makanan, minuman, dan pekerjaanmu. Hargailah hal-hal itu sebagai anugerah dari Allah.</w:t>
+      </w:r>
+      <w:r>
+        <w:rPr>
+          <w:lang w:val="id_ID" w:bidi="id_ID"/>
+        </w:rPr>
+      </w:r>
+      <w:r>
+        <w:rPr>
+          <w:lang w:val="id_ID" w:bidi="id_ID"/>
+        </w:rPr>
+      </w:r>
+    </w:p>
+    <w:p>
+      <w:pPr/>
+      <w:r>
+        <w:rPr>
+          <w:lang w:val="id_ID" w:bidi="id_ID"/>
+        </w:rPr>
+      </w:r>
+    </w:p>
+    <w:p>
+      <w:pPr>
+        <w:pStyle w:val="Heading2"/>
+      </w:pPr>
+      <w:r>
+        <w:rPr>
+          <w:lang w:val="id_ID" w:bidi="id_ID"/>
+        </w:rPr>
+        <w:t>Pengkhotbah 6:1–2</w:t>
+      </w:r>
+      <w:r>
+        <w:rPr>
+          <w:lang w:val="id_ID" w:bidi="id_ID"/>
+        </w:rPr>
+      </w:r>
+    </w:p>
+    <w:p>
+      <w:pPr/>
+      <w:r>
+        <w:rPr>
+          <w:lang w:val="id_ID" w:bidi="id_ID"/>
+        </w:rPr>
+      </w:r>
+      <w:r>
+        <w:rPr>
+          <w:lang w:val="id_ID" w:bidi="id_ID"/>
+        </w:rPr>
+        <w:t xml:space="preserve">Perumpamaan tentang "orang yang malang" ini mirip dengan </w:t>
+      </w:r>
+      <w:hyperlink r:id="rId83">
+        <w:r>
+          <w:rPr>
+            <w:lang w:val="id_ID" w:bidi="id_ID"/>
+          </w:rPr>
+          <w:rPr>
+            <w:color w:val="0000EE"/>
+            <w:u w:val="single"/>
+          </w:rPr>
+          <w:t>Pengkhotbah 4:7–8</w:t>
+        </w:r>
+      </w:hyperlink>
+      <w:r>
+        <w:rPr>
+          <w:lang w:val="id_ID" w:bidi="id_ID"/>
+        </w:rPr>
+        <w:t xml:space="preserve"> dan </w:t>
+      </w:r>
+      <w:hyperlink r:id="rId84">
+        <w:r>
+          <w:rPr>
+            <w:lang w:val="id_ID" w:bidi="id_ID"/>
+          </w:rPr>
+          <w:rPr>
+            <w:color w:val="0000EE"/>
+            <w:u w:val="single"/>
+          </w:rPr>
+          <w:t>5:13–17</w:t>
+        </w:r>
+      </w:hyperlink>
+      <w:r>
+        <w:rPr>
+          <w:lang w:val="id_ID" w:bidi="id_ID"/>
+        </w:rPr>
+        <w:t>. Ini adalah tragedi yang menyedihkan, ketika seseorang mencapai kesuksesan tetapi tidak dapat menikmatinya. Orang ini kehilangan satu-satunya manfaat yang nyata dari kesuksesan.</w:t>
+      </w:r>
+      <w:r>
+        <w:rPr>
+          <w:lang w:val="id_ID" w:bidi="id_ID"/>
+        </w:rPr>
+      </w:r>
+      <w:r>
+        <w:rPr>
+          <w:lang w:val="id_ID" w:bidi="id_ID"/>
+        </w:rPr>
+      </w:r>
+    </w:p>
+    <w:p>
+      <w:pPr/>
+      <w:r>
+        <w:rPr>
+          <w:lang w:val="id_ID" w:bidi="id_ID"/>
+        </w:rPr>
+      </w:r>
+    </w:p>
+    <w:p>
+      <w:pPr>
+        <w:pStyle w:val="Heading2"/>
+      </w:pPr>
+      <w:r>
+        <w:rPr>
+          <w:lang w:val="id_ID" w:bidi="id_ID"/>
+        </w:rPr>
+        <w:t>Pengkhotbah 6:3–6</w:t>
+      </w:r>
+      <w:r>
+        <w:rPr>
+          <w:lang w:val="id_ID" w:bidi="id_ID"/>
+        </w:rPr>
+      </w:r>
+    </w:p>
+    <w:p>
+      <w:pPr/>
+      <w:r>
+        <w:rPr>
+          <w:lang w:val="id_ID" w:bidi="id_ID"/>
+        </w:rPr>
+      </w:r>
+      <w:r>
+        <w:rPr>
+          <w:i/>
+          <w:lang w:val="id_ID" w:bidi="id_ID"/>
+        </w:rPr>
+        <w:t>seratus anak dan hidup lama sampai mencapai umur panjang</w:t>
+      </w:r>
+      <w:r>
+        <w:rPr>
+          <w:lang w:val="id_ID" w:bidi="id_ID"/>
+        </w:rPr>
+        <w:t>: Memiliki usia panjang dan banyak anak tidak berarti jika hidup tidak menyenangkan atau tidak diakhiri dengan pemakaman yang layak. Lebih baik tidak dilahirkan daripada menjalani hidup yang penuh dengan kesengsaraan.</w:t>
+      </w:r>
+      <w:r>
+        <w:rPr>
+          <w:lang w:val="id_ID" w:bidi="id_ID"/>
+        </w:rPr>
+      </w:r>
+      <w:r>
+        <w:rPr>
+          <w:lang w:val="id_ID" w:bidi="id_ID"/>
+        </w:rPr>
+      </w:r>
+    </w:p>
+    <w:p>
+      <w:pPr/>
+      <w:r>
+        <w:rPr>
+          <w:lang w:val="id_ID" w:bidi="id_ID"/>
+        </w:rPr>
+      </w:r>
+    </w:p>
+    <w:p>
+      <w:pPr>
+        <w:pStyle w:val="Heading2"/>
+      </w:pPr>
+      <w:r>
+        <w:rPr>
+          <w:lang w:val="id_ID" w:bidi="id_ID"/>
+        </w:rPr>
+        <w:t>Pengkhotbah 6:7</w:t>
+      </w:r>
+      <w:r>
+        <w:rPr>
+          <w:lang w:val="id_ID" w:bidi="id_ID"/>
+        </w:rPr>
+      </w:r>
+    </w:p>
+    <w:p>
+      <w:pPr/>
+      <w:r>
+        <w:rPr>
+          <w:lang w:val="id_ID" w:bidi="id_ID"/>
+        </w:rPr>
+      </w:r>
+      <w:r>
+        <w:rPr>
+          <w:lang w:val="id_ID" w:bidi="id_ID"/>
+        </w:rPr>
+        <w:t xml:space="preserve">Orang-orang sering merasa tidak puas dengan apa yang mereka miliki, tak peduli seberapa pun banyaknya (bandingkan </w:t>
+      </w:r>
+      <w:hyperlink r:id="rId85">
+        <w:r>
+          <w:rPr>
+            <w:lang w:val="id_ID" w:bidi="id_ID"/>
+          </w:rPr>
+          <w:rPr>
+            <w:color w:val="0000EE"/>
+            <w:u w:val="single"/>
+          </w:rPr>
+          <w:t>Pengkhotbah 5:10</w:t>
+        </w:r>
+      </w:hyperlink>
+      <w:r>
+        <w:rPr>
+          <w:lang w:val="id_ID" w:bidi="id_ID"/>
+        </w:rPr>
+        <w:t>).</w:t>
+      </w:r>
+      <w:r>
+        <w:rPr>
+          <w:lang w:val="id_ID" w:bidi="id_ID"/>
+        </w:rPr>
+      </w:r>
+      <w:r>
+        <w:rPr>
+          <w:lang w:val="id_ID" w:bidi="id_ID"/>
+        </w:rPr>
+      </w:r>
+    </w:p>
+    <w:p>
+      <w:pPr/>
+      <w:r>
+        <w:rPr>
+          <w:lang w:val="id_ID" w:bidi="id_ID"/>
+        </w:rPr>
+      </w:r>
+    </w:p>
+    <w:p>
+      <w:pPr>
+        <w:pStyle w:val="Heading2"/>
+      </w:pPr>
+      <w:r>
+        <w:rPr>
+          <w:lang w:val="id_ID" w:bidi="id_ID"/>
+        </w:rPr>
+        <w:t>Pengkhotbah 6:8–9</w:t>
+      </w:r>
+      <w:r>
+        <w:rPr>
+          <w:lang w:val="id_ID" w:bidi="id_ID"/>
+        </w:rPr>
+      </w:r>
+    </w:p>
+    <w:p>
+      <w:pPr/>
+      <w:r>
+        <w:rPr>
+          <w:lang w:val="id_ID" w:bidi="id_ID"/>
+        </w:rPr>
+      </w:r>
+      <w:r>
+        <w:rPr>
+          <w:i/>
+          <w:lang w:val="id_ID" w:bidi="id_ID"/>
+        </w:rPr>
+        <w:t>apakah kelebihan orang yang berhikmat dari pada orang yang bodoh?</w:t>
+      </w:r>
+      <w:r>
+        <w:rPr>
+          <w:lang w:val="id_ID" w:bidi="id_ID"/>
+        </w:rPr>
+        <w:t>: Orang berhikmat merasakan kelebihan jika mereka menikmati dan merasa puas dengan apa yang telah diberikan Tuhan kepada mereka.</w:t>
+      </w:r>
+      <w:r>
+        <w:rPr>
+          <w:lang w:val="id_ID" w:bidi="id_ID"/>
+        </w:rPr>
+      </w:r>
+      <w:r>
+        <w:rPr>
+          <w:lang w:val="id_ID" w:bidi="id_ID"/>
+        </w:rPr>
+      </w:r>
+    </w:p>
+    <w:p>
+      <w:pPr/>
+      <w:r>
+        <w:rPr>
+          <w:lang w:val="id_ID" w:bidi="id_ID"/>
+        </w:rPr>
+      </w:r>
+    </w:p>
+    <w:p>
+      <w:pPr>
+        <w:pStyle w:val="Heading2"/>
+      </w:pPr>
+      <w:r>
+        <w:rPr>
+          <w:lang w:val="id_ID" w:bidi="id_ID"/>
+        </w:rPr>
+        <w:t>Pengkhotbah 6:10</w:t>
+      </w:r>
+      <w:r>
+        <w:rPr>
+          <w:lang w:val="id_ID" w:bidi="id_ID"/>
+        </w:rPr>
+      </w:r>
+    </w:p>
+    <w:p>
+      <w:pPr>
+        <w:pStyle w:val="ListBullet"/>
+        <w:spacing w:line="240" w:lineRule="auto"/>
+        <w:ind w:left="720"/>
+      </w:pPr>
+      <w:r>
+        <w:rPr>
+          <w:lang w:val="id_ID" w:bidi="id_ID"/>
+        </w:rPr>
+      </w:r>
+      <w:r>
+        <w:rPr>
+          <w:i/>
+          <w:lang w:val="id_ID" w:bidi="id_ID"/>
+        </w:rPr>
+        <w:t>Apa pun yang ada, sudah lama disebut namanya</w:t>
+      </w:r>
+      <w:r>
+        <w:rPr>
+          <w:lang w:val="id_ID" w:bidi="id_ID"/>
+        </w:rPr>
+        <w:t xml:space="preserve">: Lihat </w:t>
+      </w:r>
+      <w:hyperlink r:id="rId86">
+        <w:r>
+          <w:rPr>
+            <w:lang w:val="id_ID" w:bidi="id_ID"/>
+          </w:rPr>
+          <w:rPr>
+            <w:color w:val="0000EE"/>
+            <w:u w:val="single"/>
+          </w:rPr>
+          <w:t>Roma 8:29</w:t>
+        </w:r>
+      </w:hyperlink>
+      <w:r>
+        <w:rPr>
+          <w:lang w:val="id_ID" w:bidi="id_ID"/>
+        </w:rPr>
+        <w:t xml:space="preserve">; </w:t>
+      </w:r>
+      <w:hyperlink r:id="rId87">
+        <w:r>
+          <w:rPr>
+            <w:lang w:val="id_ID" w:bidi="id_ID"/>
+          </w:rPr>
+          <w:rPr>
+            <w:color w:val="0000EE"/>
+            <w:u w:val="single"/>
+          </w:rPr>
+          <w:t>Efesus 1:5</w:t>
+        </w:r>
+      </w:hyperlink>
+      <w:r>
+        <w:rPr>
+          <w:lang w:val="id_ID" w:bidi="id_ID"/>
+        </w:rPr>
+        <w:t xml:space="preserve">, </w:t>
+      </w:r>
+      <w:hyperlink r:id="rId88">
+        <w:r>
+          <w:rPr>
+            <w:lang w:val="id_ID" w:bidi="id_ID"/>
+          </w:rPr>
+          <w:rPr>
+            <w:color w:val="0000EE"/>
+            <w:u w:val="single"/>
+          </w:rPr>
+          <w:t>11</w:t>
+        </w:r>
+      </w:hyperlink>
+      <w:r>
+        <w:rPr>
+          <w:lang w:val="id_ID" w:bidi="id_ID"/>
+        </w:rPr>
+        <w:t>.</w:t>
+      </w:r>
+    </w:p>
+    <w:p>
+      <w:pPr>
+        <w:pStyle w:val="ListBullet"/>
+        <w:spacing w:line="240" w:lineRule="auto"/>
+        <w:ind w:left="720"/>
+      </w:pPr>
+      <w:r>
+        <w:rPr>
+          <w:lang w:val="id_ID" w:bidi="id_ID"/>
+        </w:rPr>
+      </w:r>
+      <w:r>
+        <w:rPr>
+          <w:i/>
+          <w:lang w:val="id_ID" w:bidi="id_ID"/>
+        </w:rPr>
+        <w:t>Dan sudah diketahui siapa manusia</w:t>
+      </w:r>
+      <w:r>
+        <w:rPr>
+          <w:lang w:val="id_ID" w:bidi="id_ID"/>
+        </w:rPr>
+        <w:t xml:space="preserve">: Lihat </w:t>
+      </w:r>
+      <w:hyperlink r:id="rId89">
+        <w:r>
+          <w:rPr>
+            <w:lang w:val="id_ID" w:bidi="id_ID"/>
+          </w:rPr>
+          <w:rPr>
+            <w:color w:val="0000EE"/>
+            <w:u w:val="single"/>
+          </w:rPr>
+          <w:t>Mazmur 139:15–16</w:t>
+        </w:r>
+      </w:hyperlink>
+      <w:r>
+        <w:rPr>
+          <w:lang w:val="id_ID" w:bidi="id_ID"/>
+        </w:rPr>
+        <w:t>.</w:t>
+      </w:r>
+    </w:p>
+    <w:p>
+      <w:pPr>
+        <w:pStyle w:val="ListBullet"/>
+        <w:spacing w:line="240" w:lineRule="auto"/>
+        <w:ind w:left="720"/>
+      </w:pPr>
+      <w:r>
+        <w:rPr>
+          <w:lang w:val="id_ID" w:bidi="id_ID"/>
+        </w:rPr>
+      </w:r>
+      <w:r>
+        <w:rPr>
+          <w:i/>
+          <w:lang w:val="id_ID" w:bidi="id_ID"/>
+        </w:rPr>
+        <w:t>ia tidak dapat mengadakan perkara dengan yang lebih kuat darinya</w:t>
+      </w:r>
+      <w:r>
+        <w:rPr>
+          <w:lang w:val="id_ID" w:bidi="id_ID"/>
+        </w:rPr>
+        <w:t xml:space="preserve">: Lihat </w:t>
+      </w:r>
+      <w:hyperlink r:id="rId90">
+        <w:r>
+          <w:rPr>
+            <w:lang w:val="id_ID" w:bidi="id_ID"/>
+          </w:rPr>
+          <w:rPr>
+            <w:color w:val="0000EE"/>
+            <w:u w:val="single"/>
+          </w:rPr>
+          <w:t>Roma 9:20–24</w:t>
+        </w:r>
+      </w:hyperlink>
+      <w:r>
+        <w:rPr>
+          <w:lang w:val="id_ID" w:bidi="id_ID"/>
+        </w:rPr>
+        <w:t>.</w:t>
+      </w:r>
+      <w:r>
+        <w:rPr>
+          <w:lang w:val="id_ID" w:bidi="id_ID"/>
+        </w:rPr>
+      </w:r>
+      <w:r>
+        <w:rPr>
+          <w:lang w:val="id_ID" w:bidi="id_ID"/>
+        </w:rPr>
+      </w:r>
+    </w:p>
+    <w:p>
+      <w:pPr/>
+      <w:r>
+        <w:rPr>
+          <w:lang w:val="id_ID" w:bidi="id_ID"/>
+        </w:rPr>
+      </w:r>
+    </w:p>
+    <w:p>
+      <w:pPr>
+        <w:pStyle w:val="Heading2"/>
+      </w:pPr>
+      <w:r>
+        <w:rPr>
+          <w:lang w:val="id_ID" w:bidi="id_ID"/>
+        </w:rPr>
+        <w:t>Pengkhotbah 6:10–7:22</w:t>
+      </w:r>
+      <w:r>
+        <w:rPr>
+          <w:lang w:val="id_ID" w:bidi="id_ID"/>
+        </w:rPr>
+      </w:r>
+    </w:p>
+    <w:p>
+      <w:pPr/>
+      <w:r>
+        <w:rPr>
+          <w:lang w:val="id_ID" w:bidi="id_ID"/>
+        </w:rPr>
+      </w:r>
+      <w:r>
+        <w:rPr>
+          <w:lang w:val="id_ID" w:bidi="id_ID"/>
+        </w:rPr>
+        <w:t>Kendali Allah atas segalanya adalah hal yang serius, tetapi hal itu memberi kita harapan.</w:t>
+      </w:r>
+      <w:r>
+        <w:rPr>
+          <w:lang w:val="id_ID" w:bidi="id_ID"/>
+        </w:rPr>
+      </w:r>
+      <w:r>
+        <w:rPr>
+          <w:lang w:val="id_ID" w:bidi="id_ID"/>
+        </w:rPr>
+      </w:r>
+    </w:p>
+    <w:p>
+      <w:pPr/>
+      <w:r>
+        <w:rPr>
+          <w:lang w:val="id_ID" w:bidi="id_ID"/>
+        </w:rPr>
+      </w:r>
+    </w:p>
+    <w:p>
+      <w:pPr>
+        <w:pStyle w:val="Heading2"/>
+      </w:pPr>
+      <w:r>
+        <w:rPr>
+          <w:lang w:val="id_ID" w:bidi="id_ID"/>
+        </w:rPr>
+        <w:t>Pengkhotbah 6:11</w:t>
+      </w:r>
+      <w:r>
+        <w:rPr>
+          <w:lang w:val="id_ID" w:bidi="id_ID"/>
+        </w:rPr>
+      </w:r>
+    </w:p>
+    <w:p>
+      <w:pPr/>
+      <w:r>
+        <w:rPr>
+          <w:lang w:val="id_ID" w:bidi="id_ID"/>
+        </w:rPr>
+      </w:r>
+      <w:r>
+        <w:rPr>
+          <w:i/>
+          <w:lang w:val="id_ID" w:bidi="id_ID"/>
+        </w:rPr>
+        <w:t>Karena makin banyak kata-kata, makin banyak kesia-siaan</w:t>
+      </w:r>
+      <w:r>
+        <w:rPr>
+          <w:lang w:val="id_ID" w:bidi="id_ID"/>
+        </w:rPr>
+        <w:t xml:space="preserve">: Bandingkan dengan </w:t>
+      </w:r>
+      <w:hyperlink r:id="rId75">
+        <w:r>
+          <w:rPr>
+            <w:lang w:val="id_ID" w:bidi="id_ID"/>
+          </w:rPr>
+          <w:rPr>
+            <w:color w:val="0000EE"/>
+            <w:u w:val="single"/>
+          </w:rPr>
+          <w:t>Amsal 10:19</w:t>
+        </w:r>
+      </w:hyperlink>
+      <w:r>
+        <w:rPr>
+          <w:lang w:val="id_ID" w:bidi="id_ID"/>
+        </w:rPr>
+        <w:t xml:space="preserve"> dan </w:t>
+      </w:r>
+      <w:hyperlink r:id="rId91">
+        <w:r>
+          <w:rPr>
+            <w:lang w:val="id_ID" w:bidi="id_ID"/>
+          </w:rPr>
+          <w:rPr>
+            <w:color w:val="0000EE"/>
+            <w:u w:val="single"/>
+          </w:rPr>
+          <w:t>Amsal 17:28</w:t>
+        </w:r>
+      </w:hyperlink>
+      <w:r>
+        <w:rPr>
+          <w:lang w:val="id_ID" w:bidi="id_ID"/>
+        </w:rPr>
+        <w:t>.</w:t>
+      </w:r>
+      <w:r>
+        <w:rPr>
+          <w:lang w:val="id_ID" w:bidi="id_ID"/>
+        </w:rPr>
+      </w:r>
+      <w:r>
+        <w:rPr>
+          <w:lang w:val="id_ID" w:bidi="id_ID"/>
+        </w:rPr>
+      </w:r>
+    </w:p>
+    <w:p>
+      <w:pPr/>
+      <w:r>
+        <w:rPr>
+          <w:lang w:val="id_ID" w:bidi="id_ID"/>
+        </w:rPr>
+      </w:r>
+    </w:p>
+    <w:p>
+      <w:pPr>
+        <w:pStyle w:val="Heading2"/>
+      </w:pPr>
+      <w:r>
+        <w:rPr>
+          <w:lang w:val="id_ID" w:bidi="id_ID"/>
+        </w:rPr>
+        <w:t>Pengkhotbah 6:12</w:t>
+      </w:r>
+      <w:r>
+        <w:rPr>
+          <w:lang w:val="id_ID" w:bidi="id_ID"/>
+        </w:rPr>
+      </w:r>
+    </w:p>
+    <w:p>
+      <w:pPr>
+        <w:pStyle w:val="ListBullet"/>
+        <w:spacing w:line="240" w:lineRule="auto"/>
+        <w:ind w:left="720"/>
+      </w:pPr>
+      <w:r>
+        <w:rPr>
+          <w:lang w:val="id_ID" w:bidi="id_ID"/>
+        </w:rPr>
+      </w:r>
+      <w:r>
+        <w:rPr>
+          <w:i/>
+          <w:lang w:val="id_ID" w:bidi="id_ID"/>
+        </w:rPr>
+        <w:t>siapakah yang mengetahui?... Siapakah yang dapat mengatakan?</w:t>
+      </w:r>
+      <w:r>
+        <w:rPr>
+          <w:lang w:val="id_ID" w:bidi="id_ID"/>
+        </w:rPr>
+        <w:t>: Pertanyaan-pertanyaan ini sudah terjawab. Kita harus menjalani hari-hari kita dengan bijaksana, menikmati pekerjaan kita, dan menghargai karunia Allah (</w:t>
+      </w:r>
+      <w:hyperlink r:id="rId92">
+        <w:r>
+          <w:rPr>
+            <w:lang w:val="id_ID" w:bidi="id_ID"/>
+          </w:rPr>
+          <w:rPr>
+            <w:color w:val="0000EE"/>
+            <w:u w:val="single"/>
+          </w:rPr>
+          <w:t>Pengkhotbah 2:13–14</w:t>
+        </w:r>
+      </w:hyperlink>
+      <w:r>
+        <w:rPr>
+          <w:lang w:val="id_ID" w:bidi="id_ID"/>
+        </w:rPr>
+        <w:t xml:space="preserve">, </w:t>
+      </w:r>
+      <w:hyperlink r:id="rId63">
+        <w:r>
+          <w:rPr>
+            <w:lang w:val="id_ID" w:bidi="id_ID"/>
+          </w:rPr>
+          <w:rPr>
+            <w:color w:val="0000EE"/>
+            <w:u w:val="single"/>
+          </w:rPr>
+          <w:t>24</w:t>
+        </w:r>
+      </w:hyperlink>
+      <w:r>
+        <w:rPr>
+          <w:lang w:val="id_ID" w:bidi="id_ID"/>
+        </w:rPr>
+        <w:t xml:space="preserve">; </w:t>
+      </w:r>
+      <w:hyperlink r:id="rId93">
+        <w:r>
+          <w:rPr>
+            <w:lang w:val="id_ID" w:bidi="id_ID"/>
+          </w:rPr>
+          <w:rPr>
+            <w:color w:val="0000EE"/>
+            <w:u w:val="single"/>
+          </w:rPr>
+          <w:t>3:22</w:t>
+        </w:r>
+      </w:hyperlink>
+      <w:r>
+        <w:rPr>
+          <w:lang w:val="id_ID" w:bidi="id_ID"/>
+        </w:rPr>
+        <w:t xml:space="preserve">; </w:t>
+      </w:r>
+      <w:hyperlink r:id="rId94">
+        <w:r>
+          <w:rPr>
+            <w:lang w:val="id_ID" w:bidi="id_ID"/>
+          </w:rPr>
+          <w:rPr>
+            <w:color w:val="0000EE"/>
+            <w:u w:val="single"/>
+          </w:rPr>
+          <w:t>5:18</w:t>
+        </w:r>
+      </w:hyperlink>
+      <w:r>
+        <w:rPr>
+          <w:lang w:val="id_ID" w:bidi="id_ID"/>
+        </w:rPr>
+        <w:t>). Apa yang akan terjadi di bumi ini sudah pernah terjadi sebelumnya (</w:t>
+      </w:r>
+      <w:hyperlink r:id="rId95">
+        <w:r>
+          <w:rPr>
+            <w:lang w:val="id_ID" w:bidi="id_ID"/>
+          </w:rPr>
+          <w:rPr>
+            <w:color w:val="0000EE"/>
+            <w:u w:val="single"/>
+          </w:rPr>
+          <w:t>Pengkhotbah 1:9</w:t>
+        </w:r>
+      </w:hyperlink>
+      <w:r>
+        <w:rPr>
+          <w:lang w:val="id_ID" w:bidi="id_ID"/>
+        </w:rPr>
+        <w:t xml:space="preserve">, </w:t>
+      </w:r>
+      <w:hyperlink r:id="rId96">
+        <w:r>
+          <w:rPr>
+            <w:lang w:val="id_ID" w:bidi="id_ID"/>
+          </w:rPr>
+          <w:rPr>
+            <w:color w:val="0000EE"/>
+            <w:u w:val="single"/>
+          </w:rPr>
+          <w:t>10</w:t>
+        </w:r>
+      </w:hyperlink>
+      <w:r>
+        <w:rPr>
+          <w:lang w:val="id_ID" w:bidi="id_ID"/>
+        </w:rPr>
+        <w:t xml:space="preserve">; </w:t>
+      </w:r>
+      <w:hyperlink r:id="rId97">
+        <w:r>
+          <w:rPr>
+            <w:lang w:val="id_ID" w:bidi="id_ID"/>
+          </w:rPr>
+          <w:rPr>
+            <w:color w:val="0000EE"/>
+            <w:u w:val="single"/>
+          </w:rPr>
+          <w:t>3:15</w:t>
+        </w:r>
+      </w:hyperlink>
+      <w:r>
+        <w:rPr>
+          <w:lang w:val="id_ID" w:bidi="id_ID"/>
+        </w:rPr>
+        <w:t>).</w:t>
+      </w:r>
+    </w:p>
+    <w:p>
+      <w:pPr>
+        <w:pStyle w:val="ListBullet"/>
+        <w:spacing w:line="240" w:lineRule="auto"/>
+        <w:ind w:left="720"/>
+      </w:pPr>
+      <w:r>
+        <w:rPr>
+          <w:lang w:val="id_ID" w:bidi="id_ID"/>
+        </w:rPr>
+      </w:r>
+      <w:r>
+        <w:rPr>
+          <w:i/>
+          <w:lang w:val="id_ID" w:bidi="id_ID"/>
+        </w:rPr>
+        <w:t>seperti bayangan</w:t>
+      </w:r>
+      <w:r>
+        <w:rPr>
+          <w:lang w:val="id_ID" w:bidi="id_ID"/>
+        </w:rPr>
+        <w:t xml:space="preserve">: Lihat perbandingan pada </w:t>
+      </w:r>
+      <w:hyperlink r:id="rId98">
+        <w:r>
+          <w:rPr>
+            <w:lang w:val="id_ID" w:bidi="id_ID"/>
+          </w:rPr>
+          <w:rPr>
+            <w:color w:val="0000EE"/>
+            <w:u w:val="single"/>
+          </w:rPr>
+          <w:t>Mazmur 39:5–7</w:t>
+        </w:r>
+      </w:hyperlink>
+      <w:r>
+        <w:rPr>
+          <w:lang w:val="id_ID" w:bidi="id_ID"/>
+        </w:rPr>
+        <w:t xml:space="preserve">; </w:t>
+      </w:r>
+      <w:hyperlink r:id="rId99">
+        <w:r>
+          <w:rPr>
+            <w:lang w:val="id_ID" w:bidi="id_ID"/>
+          </w:rPr>
+          <w:rPr>
+            <w:color w:val="0000EE"/>
+            <w:u w:val="single"/>
+          </w:rPr>
+          <w:t>90:3–6</w:t>
+        </w:r>
+      </w:hyperlink>
+      <w:r>
+        <w:rPr>
+          <w:lang w:val="id_ID" w:bidi="id_ID"/>
+        </w:rPr>
+        <w:t xml:space="preserve">, </w:t>
+      </w:r>
+      <w:hyperlink r:id="rId100">
+        <w:r>
+          <w:rPr>
+            <w:lang w:val="id_ID" w:bidi="id_ID"/>
+          </w:rPr>
+          <w:rPr>
+            <w:color w:val="0000EE"/>
+            <w:u w:val="single"/>
+          </w:rPr>
+          <w:t>10–12</w:t>
+        </w:r>
+      </w:hyperlink>
+      <w:r>
+        <w:rPr>
+          <w:lang w:val="id_ID" w:bidi="id_ID"/>
+        </w:rPr>
+        <w:t xml:space="preserve">; </w:t>
+      </w:r>
+      <w:hyperlink r:id="rId101">
+        <w:r>
+          <w:rPr>
+            <w:lang w:val="id_ID" w:bidi="id_ID"/>
+          </w:rPr>
+          <w:rPr>
+            <w:color w:val="0000EE"/>
+            <w:u w:val="single"/>
+          </w:rPr>
+          <w:t>109:23</w:t>
+        </w:r>
+      </w:hyperlink>
+      <w:r>
+        <w:rPr>
+          <w:lang w:val="id_ID" w:bidi="id_ID"/>
+        </w:rPr>
+        <w:t xml:space="preserve">; </w:t>
+      </w:r>
+      <w:hyperlink r:id="rId102">
+        <w:r>
+          <w:rPr>
+            <w:lang w:val="id_ID" w:bidi="id_ID"/>
+          </w:rPr>
+          <w:rPr>
+            <w:color w:val="0000EE"/>
+            <w:u w:val="single"/>
+          </w:rPr>
+          <w:t>144:4</w:t>
+        </w:r>
+      </w:hyperlink>
+      <w:r>
+        <w:rPr>
+          <w:lang w:val="id_ID" w:bidi="id_ID"/>
+        </w:rPr>
+        <w:t>.</w:t>
+      </w:r>
+      <w:r>
+        <w:rPr>
+          <w:lang w:val="id_ID" w:bidi="id_ID"/>
+        </w:rPr>
+      </w:r>
+      <w:r>
+        <w:rPr>
+          <w:lang w:val="id_ID" w:bidi="id_ID"/>
+        </w:rPr>
+      </w:r>
+    </w:p>
+    <w:p>
+      <w:pPr/>
+      <w:r>
+        <w:rPr>
+          <w:lang w:val="id_ID" w:bidi="id_ID"/>
+        </w:rPr>
+      </w:r>
+    </w:p>
+    <w:p>
+      <w:pPr>
+        <w:pStyle w:val="Heading2"/>
+      </w:pPr>
+      <w:r>
+        <w:rPr>
+          <w:lang w:val="id_ID" w:bidi="id_ID"/>
+        </w:rPr>
+        <w:t>Pengkhotbah 7:1</w:t>
+      </w:r>
+      <w:r>
+        <w:rPr>
+          <w:lang w:val="id_ID" w:bidi="id_ID"/>
+        </w:rPr>
+      </w:r>
+    </w:p>
+    <w:p>
+      <w:pPr>
+        <w:pStyle w:val="ListBullet"/>
+        <w:spacing w:line="240" w:lineRule="auto"/>
+        <w:ind w:left="720"/>
+      </w:pPr>
+      <w:r>
+        <w:rPr>
+          <w:lang w:val="id_ID" w:bidi="id_ID"/>
+        </w:rPr>
+      </w:r>
+      <w:r>
+        <w:rPr>
+          <w:lang w:val="id_ID" w:bidi="id_ID"/>
+        </w:rPr>
+        <w:t>Lebih baik membangun reputasi yang baik untuk kebijaksanaan dan kebenaran daripada mengejar kemewahan seperti minyak yang mahal (</w:t>
+      </w:r>
+      <w:hyperlink r:id="rId103">
+        <w:r>
+          <w:rPr>
+            <w:lang w:val="id_ID" w:bidi="id_ID"/>
+          </w:rPr>
+          <w:rPr>
+            <w:color w:val="0000EE"/>
+            <w:u w:val="single"/>
+          </w:rPr>
+          <w:t>Amsal 22:1</w:t>
+        </w:r>
+      </w:hyperlink>
+      <w:r>
+        <w:rPr>
+          <w:lang w:val="id_ID" w:bidi="id_ID"/>
+        </w:rPr>
+        <w:t xml:space="preserve">; </w:t>
+      </w:r>
+      <w:hyperlink r:id="rId104">
+        <w:r>
+          <w:rPr>
+            <w:lang w:val="id_ID" w:bidi="id_ID"/>
+          </w:rPr>
+          <w:rPr>
+            <w:color w:val="0000EE"/>
+            <w:u w:val="single"/>
+          </w:rPr>
+          <w:t>28:6</w:t>
+        </w:r>
+      </w:hyperlink>
+      <w:r>
+        <w:rPr>
+          <w:lang w:val="id_ID" w:bidi="id_ID"/>
+        </w:rPr>
+        <w:t>).</w:t>
+      </w:r>
+    </w:p>
+    <w:p>
+      <w:pPr>
+        <w:pStyle w:val="ListBullet"/>
+        <w:spacing w:line="240" w:lineRule="auto"/>
+        <w:ind w:left="720"/>
+      </w:pPr>
+      <w:r>
+        <w:rPr>
+          <w:lang w:val="id_ID" w:bidi="id_ID"/>
+        </w:rPr>
+      </w:r>
+      <w:r>
+        <w:rPr>
+          <w:i/>
+          <w:lang w:val="id_ID" w:bidi="id_ID"/>
+        </w:rPr>
+        <w:t>hari kematian lebih baik daripada hari kelahiran</w:t>
+      </w:r>
+      <w:r>
+        <w:rPr>
+          <w:lang w:val="id_ID" w:bidi="id_ID"/>
+        </w:rPr>
+        <w:t>: Ada kelegaan ketika masalah hidup berakhir. Kesulitan hidup dapat membuat seseorang menantikan kedamaian setelah kematian (</w:t>
+      </w:r>
+      <w:hyperlink r:id="rId44">
+        <w:r>
+          <w:rPr>
+            <w:lang w:val="id_ID" w:bidi="id_ID"/>
+          </w:rPr>
+          <w:rPr>
+            <w:color w:val="0000EE"/>
+            <w:u w:val="single"/>
+          </w:rPr>
+          <w:t>Pengkhotbah 1:18</w:t>
+        </w:r>
+      </w:hyperlink>
+      <w:r>
+        <w:rPr>
+          <w:lang w:val="id_ID" w:bidi="id_ID"/>
+        </w:rPr>
+        <w:t xml:space="preserve">; </w:t>
+      </w:r>
+      <w:hyperlink r:id="rId105">
+        <w:r>
+          <w:rPr>
+            <w:lang w:val="id_ID" w:bidi="id_ID"/>
+          </w:rPr>
+          <w:rPr>
+            <w:color w:val="0000EE"/>
+            <w:u w:val="single"/>
+          </w:rPr>
+          <w:t>2:22</w:t>
+        </w:r>
+      </w:hyperlink>
+      <w:r>
+        <w:rPr>
+          <w:lang w:val="id_ID" w:bidi="id_ID"/>
+        </w:rPr>
+        <w:t xml:space="preserve">; </w:t>
+      </w:r>
+      <w:hyperlink r:id="rId106">
+        <w:r>
+          <w:rPr>
+            <w:lang w:val="id_ID" w:bidi="id_ID"/>
+          </w:rPr>
+          <w:rPr>
+            <w:color w:val="0000EE"/>
+            <w:u w:val="single"/>
+          </w:rPr>
+          <w:t>4:2–3</w:t>
+        </w:r>
+      </w:hyperlink>
+      <w:r>
+        <w:rPr>
+          <w:lang w:val="id_ID" w:bidi="id_ID"/>
+        </w:rPr>
+        <w:t xml:space="preserve">; </w:t>
+      </w:r>
+      <w:hyperlink r:id="rId79">
+        <w:r>
+          <w:rPr>
+            <w:lang w:val="id_ID" w:bidi="id_ID"/>
+          </w:rPr>
+          <w:rPr>
+            <w:color w:val="0000EE"/>
+            <w:u w:val="single"/>
+          </w:rPr>
+          <w:t>12:1</w:t>
+        </w:r>
+      </w:hyperlink>
+      <w:r>
+        <w:rPr>
+          <w:lang w:val="id_ID" w:bidi="id_ID"/>
+        </w:rPr>
+        <w:t>).</w:t>
+      </w:r>
+      <w:r>
+        <w:rPr>
+          <w:lang w:val="id_ID" w:bidi="id_ID"/>
+        </w:rPr>
+      </w:r>
+      <w:r>
+        <w:rPr>
+          <w:lang w:val="id_ID" w:bidi="id_ID"/>
+        </w:rPr>
+      </w:r>
+    </w:p>
+    <w:p>
+      <w:pPr/>
+      <w:r>
+        <w:rPr>
+          <w:lang w:val="id_ID" w:bidi="id_ID"/>
+        </w:rPr>
+      </w:r>
+    </w:p>
+    <w:p>
+      <w:pPr>
+        <w:pStyle w:val="Heading2"/>
+      </w:pPr>
+      <w:r>
+        <w:rPr>
+          <w:lang w:val="id_ID" w:bidi="id_ID"/>
+        </w:rPr>
+        <w:t>Pengkhotbah 7:1–4</w:t>
+      </w:r>
+      <w:r>
+        <w:rPr>
+          <w:lang w:val="id_ID" w:bidi="id_ID"/>
+        </w:rPr>
+      </w:r>
+    </w:p>
+    <w:p>
+      <w:pPr/>
+      <w:r>
+        <w:rPr>
+          <w:lang w:val="id_ID" w:bidi="id_ID"/>
+        </w:rPr>
+      </w:r>
+      <w:r>
+        <w:rPr>
+          <w:lang w:val="id_ID" w:bidi="id_ID"/>
+        </w:rPr>
+        <w:t>Nasihat-nasihat ini mirip dengan pepatah dalam Kitab Amsal.</w:t>
+      </w:r>
+      <w:r>
+        <w:rPr>
+          <w:lang w:val="id_ID" w:bidi="id_ID"/>
+        </w:rPr>
+      </w:r>
+      <w:r>
+        <w:rPr>
+          <w:lang w:val="id_ID" w:bidi="id_ID"/>
+        </w:rPr>
+      </w:r>
+    </w:p>
+    <w:p>
+      <w:pPr/>
+      <w:r>
+        <w:rPr>
+          <w:lang w:val="id_ID" w:bidi="id_ID"/>
+        </w:rPr>
+      </w:r>
+    </w:p>
+    <w:p>
+      <w:pPr>
+        <w:pStyle w:val="Heading2"/>
+      </w:pPr>
+      <w:r>
+        <w:rPr>
+          <w:lang w:val="id_ID" w:bidi="id_ID"/>
+        </w:rPr>
+        <w:t>Pengkhotbah 7:2–6</w:t>
+      </w:r>
+      <w:r>
+        <w:rPr>
+          <w:lang w:val="id_ID" w:bidi="id_ID"/>
+        </w:rPr>
+      </w:r>
+    </w:p>
+    <w:p>
+      <w:pPr/>
+      <w:r>
+        <w:rPr>
+          <w:lang w:val="id_ID" w:bidi="id_ID"/>
+        </w:rPr>
+      </w:r>
+      <w:r>
+        <w:rPr>
+          <w:lang w:val="id_ID" w:bidi="id_ID"/>
+        </w:rPr>
+        <w:t xml:space="preserve">Tidaklah bijaksana untuk bersenang-senang tanpa beban ketika hikmat mendorong kita untuk merenungkan kematian dengan serius (lihat juga </w:t>
+      </w:r>
+      <w:hyperlink r:id="rId107">
+        <w:r>
+          <w:rPr>
+            <w:lang w:val="id_ID" w:bidi="id_ID"/>
+          </w:rPr>
+          <w:rPr>
+            <w:color w:val="0000EE"/>
+            <w:u w:val="single"/>
+          </w:rPr>
+          <w:t>Pengkhotbah 2:12–13</w:t>
+        </w:r>
+      </w:hyperlink>
+      <w:r>
+        <w:rPr>
+          <w:lang w:val="id_ID" w:bidi="id_ID"/>
+        </w:rPr>
+        <w:t>).</w:t>
+      </w:r>
+      <w:r>
+        <w:rPr>
+          <w:lang w:val="id_ID" w:bidi="id_ID"/>
+        </w:rPr>
+      </w:r>
+      <w:r>
+        <w:rPr>
+          <w:lang w:val="id_ID" w:bidi="id_ID"/>
+        </w:rPr>
+      </w:r>
+    </w:p>
+    <w:p>
+      <w:pPr/>
+      <w:r>
+        <w:rPr>
+          <w:lang w:val="id_ID" w:bidi="id_ID"/>
+        </w:rPr>
+      </w:r>
+    </w:p>
+    <w:p>
+      <w:pPr>
+        <w:pStyle w:val="Heading2"/>
+      </w:pPr>
+      <w:r>
+        <w:rPr>
+          <w:lang w:val="id_ID" w:bidi="id_ID"/>
+        </w:rPr>
+        <w:t>Pengkhotbah 7:3–4</w:t>
+      </w:r>
+      <w:r>
+        <w:rPr>
+          <w:lang w:val="id_ID" w:bidi="id_ID"/>
+        </w:rPr>
+      </w:r>
+    </w:p>
+    <w:p>
+      <w:pPr/>
+      <w:r>
+        <w:rPr>
+          <w:lang w:val="id_ID" w:bidi="id_ID"/>
+        </w:rPr>
+      </w:r>
+      <w:r>
+        <w:rPr>
+          <w:i/>
+          <w:lang w:val="id_ID" w:bidi="id_ID"/>
+        </w:rPr>
+        <w:t>membuat hati lega</w:t>
+      </w:r>
+      <w:r>
+        <w:rPr>
+          <w:lang w:val="id_ID" w:bidi="id_ID"/>
+        </w:rPr>
+        <w:t>: Memikirkan kematian dengan jelas membantu kita memahami betapa seriusnya kutukan Allah terhadap dosa dan menunjukkan pentingnya menikmati hidup dengan bijaksana (</w:t>
+      </w:r>
+      <w:hyperlink r:id="rId108">
+        <w:r>
+          <w:rPr>
+            <w:lang w:val="id_ID" w:bidi="id_ID"/>
+          </w:rPr>
+          <w:rPr>
+            <w:color w:val="0000EE"/>
+            <w:u w:val="single"/>
+          </w:rPr>
+          <w:t>Pengkhotbah 9:10</w:t>
+        </w:r>
+      </w:hyperlink>
+      <w:r>
+        <w:rPr>
+          <w:lang w:val="id_ID" w:bidi="id_ID"/>
+        </w:rPr>
+        <w:t>).</w:t>
+      </w:r>
+      <w:r>
+        <w:rPr>
+          <w:lang w:val="id_ID" w:bidi="id_ID"/>
+        </w:rPr>
+      </w:r>
+      <w:r>
+        <w:rPr>
+          <w:lang w:val="id_ID" w:bidi="id_ID"/>
+        </w:rPr>
+      </w:r>
+    </w:p>
+    <w:p>
+      <w:pPr/>
+      <w:r>
+        <w:rPr>
+          <w:lang w:val="id_ID" w:bidi="id_ID"/>
+        </w:rPr>
+      </w:r>
+    </w:p>
+    <w:p>
+      <w:pPr>
+        <w:pStyle w:val="Heading2"/>
+      </w:pPr>
+      <w:r>
+        <w:rPr>
+          <w:lang w:val="id_ID" w:bidi="id_ID"/>
+        </w:rPr>
+        <w:t>Pengkhotbah 7:5–6</w:t>
+      </w:r>
+      <w:r>
+        <w:rPr>
+          <w:lang w:val="id_ID" w:bidi="id_ID"/>
+        </w:rPr>
+      </w:r>
+    </w:p>
+    <w:p>
+      <w:pPr/>
+      <w:r>
+        <w:rPr>
+          <w:lang w:val="id_ID" w:bidi="id_ID"/>
+        </w:rPr>
+      </w:r>
+      <w:r>
+        <w:rPr>
+          <w:lang w:val="id_ID" w:bidi="id_ID"/>
+        </w:rPr>
+        <w:t>Pujian dari orang bodoh dan menikmati tawa mereka bersifat sementara dan tidak berharga. Sebaliknya, kritik dari orang bijak dapat memberikan manfaat yang nyata (</w:t>
+      </w:r>
+      <w:hyperlink r:id="rId109">
+        <w:r>
+          <w:rPr>
+            <w:lang w:val="id_ID" w:bidi="id_ID"/>
+          </w:rPr>
+          <w:rPr>
+            <w:color w:val="0000EE"/>
+            <w:u w:val="single"/>
+          </w:rPr>
+          <w:t>Amsal 17:10</w:t>
+        </w:r>
+      </w:hyperlink>
+      <w:r>
+        <w:rPr>
+          <w:lang w:val="id_ID" w:bidi="id_ID"/>
+        </w:rPr>
+        <w:t>).</w:t>
+      </w:r>
+      <w:r>
+        <w:rPr>
+          <w:lang w:val="id_ID" w:bidi="id_ID"/>
+        </w:rPr>
+      </w:r>
+      <w:r>
+        <w:rPr>
+          <w:lang w:val="id_ID" w:bidi="id_ID"/>
+        </w:rPr>
+      </w:r>
+    </w:p>
+    <w:p>
+      <w:pPr/>
+      <w:r>
+        <w:rPr>
+          <w:lang w:val="id_ID" w:bidi="id_ID"/>
+        </w:rPr>
+      </w:r>
+    </w:p>
+    <w:p>
+      <w:pPr>
+        <w:pStyle w:val="Heading2"/>
+      </w:pPr>
+      <w:r>
+        <w:rPr>
+          <w:lang w:val="id_ID" w:bidi="id_ID"/>
+        </w:rPr>
+        <w:t>Pengkhotbah 7:8</w:t>
+      </w:r>
+      <w:r>
+        <w:rPr>
+          <w:lang w:val="id_ID" w:bidi="id_ID"/>
+        </w:rPr>
+      </w:r>
+    </w:p>
+    <w:p>
+      <w:pPr/>
+      <w:r>
+        <w:rPr>
+          <w:lang w:val="id_ID" w:bidi="id_ID"/>
+        </w:rPr>
+      </w:r>
+      <w:r>
+        <w:rPr>
+          <w:lang w:val="id_ID" w:bidi="id_ID"/>
+        </w:rPr>
+        <w:t>Lebih baik menyelesaikan suatu pekerjaan dengan sabar daripada memulainya dengan kata-kata sombong.</w:t>
+      </w:r>
+      <w:r>
+        <w:rPr>
+          <w:lang w:val="id_ID" w:bidi="id_ID"/>
+        </w:rPr>
+      </w:r>
+      <w:r>
+        <w:rPr>
+          <w:lang w:val="id_ID" w:bidi="id_ID"/>
+        </w:rPr>
+      </w:r>
+    </w:p>
+    <w:p>
+      <w:pPr/>
+      <w:r>
+        <w:rPr>
+          <w:lang w:val="id_ID" w:bidi="id_ID"/>
+        </w:rPr>
+      </w:r>
+    </w:p>
+    <w:p>
+      <w:pPr>
+        <w:pStyle w:val="Heading2"/>
+      </w:pPr>
+      <w:r>
+        <w:rPr>
+          <w:lang w:val="id_ID" w:bidi="id_ID"/>
+        </w:rPr>
+        <w:t>Pengkhotbah 7:9</w:t>
+      </w:r>
+      <w:r>
+        <w:rPr>
+          <w:lang w:val="id_ID" w:bidi="id_ID"/>
+        </w:rPr>
+      </w:r>
+    </w:p>
+    <w:p>
+      <w:pPr/>
+      <w:r>
+        <w:rPr>
+          <w:lang w:val="id_ID" w:bidi="id_ID"/>
+        </w:rPr>
+      </w:r>
+      <w:r>
+        <w:rPr>
+          <w:i/>
+          <w:lang w:val="id_ID" w:bidi="id_ID"/>
+        </w:rPr>
+        <w:t>amarah menetap dalam dada orang bodoh</w:t>
+      </w:r>
+      <w:r>
+        <w:rPr>
+          <w:lang w:val="id_ID" w:bidi="id_ID"/>
+        </w:rPr>
+        <w:t xml:space="preserve">: Bandingkan </w:t>
+      </w:r>
+      <w:hyperlink r:id="rId110">
+        <w:r>
+          <w:rPr>
+            <w:lang w:val="id_ID" w:bidi="id_ID"/>
+          </w:rPr>
+          <w:rPr>
+            <w:color w:val="0000EE"/>
+            <w:u w:val="single"/>
+          </w:rPr>
+          <w:t>Amsal 14:29</w:t>
+        </w:r>
+      </w:hyperlink>
+      <w:r>
+        <w:rPr>
+          <w:lang w:val="id_ID" w:bidi="id_ID"/>
+        </w:rPr>
+        <w:t xml:space="preserve"> dan </w:t>
+      </w:r>
+      <w:hyperlink r:id="rId111">
+        <w:r>
+          <w:rPr>
+            <w:lang w:val="id_ID" w:bidi="id_ID"/>
+          </w:rPr>
+          <w:rPr>
+            <w:color w:val="0000EE"/>
+            <w:u w:val="single"/>
+          </w:rPr>
+          <w:t>29:11</w:t>
+        </w:r>
+      </w:hyperlink>
+      <w:r>
+        <w:rPr>
+          <w:lang w:val="id_ID" w:bidi="id_ID"/>
+        </w:rPr>
+        <w:t>. Lihat Catatan Tema “</w:t>
+      </w:r>
+      <w:r>
+        <w:rPr>
+          <w:lang w:val="id_ID" w:bidi="id_ID"/>
+        </w:rPr>
+        <w:t>Kemarahan</w:t>
+      </w:r>
+      <w:r>
+        <w:rPr>
+          <w:lang w:val="id_ID" w:bidi="id_ID"/>
+        </w:rPr>
+        <w:t>”.</w:t>
+      </w:r>
+      <w:r>
+        <w:rPr>
+          <w:lang w:val="id_ID" w:bidi="id_ID"/>
+        </w:rPr>
+      </w:r>
+      <w:r>
+        <w:rPr>
+          <w:lang w:val="id_ID" w:bidi="id_ID"/>
+        </w:rPr>
+      </w:r>
+    </w:p>
+    <w:p>
+      <w:pPr/>
+      <w:r>
+        <w:rPr>
+          <w:lang w:val="id_ID" w:bidi="id_ID"/>
+        </w:rPr>
+      </w:r>
+    </w:p>
+    <w:p>
+      <w:pPr>
+        <w:pStyle w:val="Heading2"/>
+      </w:pPr>
+      <w:r>
+        <w:rPr>
+          <w:lang w:val="id_ID" w:bidi="id_ID"/>
+        </w:rPr>
+        <w:t>Pengkhotbah 7:11–12</w:t>
+      </w:r>
+      <w:r>
+        <w:rPr>
+          <w:lang w:val="id_ID" w:bidi="id_ID"/>
+        </w:rPr>
+      </w:r>
+    </w:p>
+    <w:p>
+      <w:pPr>
+        <w:pStyle w:val="ListBullet"/>
+        <w:spacing w:line="240" w:lineRule="auto"/>
+        <w:ind w:left="720"/>
+      </w:pPr>
+      <w:r>
+        <w:rPr>
+          <w:lang w:val="id_ID" w:bidi="id_ID"/>
+        </w:rPr>
+      </w:r>
+      <w:r>
+        <w:rPr>
+          <w:lang w:val="id_ID" w:bidi="id_ID"/>
+        </w:rPr>
+        <w:t>Hikmat dan uang adalah alat yang ampuh untuk meraih keuntungan.</w:t>
+      </w:r>
+    </w:p>
+    <w:p>
+      <w:pPr>
+        <w:pStyle w:val="ListBullet"/>
+        <w:spacing w:line="240" w:lineRule="auto"/>
+        <w:ind w:left="720"/>
+      </w:pPr>
+      <w:r>
+        <w:rPr>
+          <w:lang w:val="id_ID" w:bidi="id_ID"/>
+        </w:rPr>
+      </w:r>
+      <w:r>
+        <w:rPr>
+          <w:i/>
+          <w:lang w:val="id_ID" w:bidi="id_ID"/>
+        </w:rPr>
+        <w:t>hikmat memelihara hidup pemilik-pemiliknya</w:t>
+      </w:r>
+      <w:r>
+        <w:rPr>
+          <w:lang w:val="id_ID" w:bidi="id_ID"/>
+        </w:rPr>
+        <w:t xml:space="preserve">: Lihat </w:t>
+      </w:r>
+      <w:hyperlink r:id="rId112">
+        <w:r>
+          <w:rPr>
+            <w:lang w:val="id_ID" w:bidi="id_ID"/>
+          </w:rPr>
+          <w:rPr>
+            <w:color w:val="0000EE"/>
+            <w:u w:val="single"/>
+          </w:rPr>
+          <w:t>Pengkhotbah 7:17</w:t>
+        </w:r>
+      </w:hyperlink>
+      <w:r>
+        <w:rPr>
+          <w:lang w:val="id_ID" w:bidi="id_ID"/>
+        </w:rPr>
+        <w:t xml:space="preserve">; </w:t>
+      </w:r>
+      <w:hyperlink r:id="rId113">
+        <w:r>
+          <w:rPr>
+            <w:lang w:val="id_ID" w:bidi="id_ID"/>
+          </w:rPr>
+          <w:rPr>
+            <w:color w:val="0000EE"/>
+            <w:u w:val="single"/>
+          </w:rPr>
+          <w:t>Amsal 10:2</w:t>
+        </w:r>
+      </w:hyperlink>
+      <w:r>
+        <w:rPr>
+          <w:lang w:val="id_ID" w:bidi="id_ID"/>
+        </w:rPr>
+        <w:t xml:space="preserve">; </w:t>
+      </w:r>
+      <w:hyperlink r:id="rId114">
+        <w:r>
+          <w:rPr>
+            <w:lang w:val="id_ID" w:bidi="id_ID"/>
+          </w:rPr>
+          <w:rPr>
+            <w:color w:val="0000EE"/>
+            <w:u w:val="single"/>
+          </w:rPr>
+          <w:t>11:4</w:t>
+        </w:r>
+      </w:hyperlink>
+      <w:r>
+        <w:rPr>
+          <w:lang w:val="id_ID" w:bidi="id_ID"/>
+        </w:rPr>
+        <w:t>.</w:t>
+      </w:r>
+      <w:r>
+        <w:rPr>
+          <w:lang w:val="id_ID" w:bidi="id_ID"/>
+        </w:rPr>
+      </w:r>
+      <w:r>
+        <w:rPr>
+          <w:lang w:val="id_ID" w:bidi="id_ID"/>
+        </w:rPr>
+      </w:r>
+    </w:p>
+    <w:p>
+      <w:pPr/>
+      <w:r>
+        <w:rPr>
+          <w:lang w:val="id_ID" w:bidi="id_ID"/>
+        </w:rPr>
+      </w:r>
+    </w:p>
+    <w:p>
+      <w:pPr>
+        <w:pStyle w:val="Heading2"/>
+      </w:pPr>
+      <w:r>
+        <w:rPr>
+          <w:lang w:val="id_ID" w:bidi="id_ID"/>
+        </w:rPr>
+        <w:t>Pengkhotbah 7:13</w:t>
+      </w:r>
+      <w:r>
+        <w:rPr>
+          <w:lang w:val="id_ID" w:bidi="id_ID"/>
+        </w:rPr>
+      </w:r>
+    </w:p>
+    <w:p>
+      <w:pPr/>
+      <w:r>
+        <w:rPr>
+          <w:lang w:val="id_ID" w:bidi="id_ID"/>
+        </w:rPr>
+      </w:r>
+      <w:r>
+        <w:rPr>
+          <w:lang w:val="id_ID" w:bidi="id_ID"/>
+        </w:rPr>
+        <w:t>Tindakan Allah yang berkuasa tidak dapat dilawan; berusaha menentang atau melarikan diri dari rencana-Nya adalah sia-sia.</w:t>
+      </w:r>
+      <w:r>
+        <w:rPr>
+          <w:lang w:val="id_ID" w:bidi="id_ID"/>
+        </w:rPr>
+      </w:r>
+      <w:r>
+        <w:rPr>
+          <w:lang w:val="id_ID" w:bidi="id_ID"/>
+        </w:rPr>
+      </w:r>
+    </w:p>
+    <w:p>
+      <w:pPr/>
+      <w:r>
+        <w:rPr>
+          <w:lang w:val="id_ID" w:bidi="id_ID"/>
+        </w:rPr>
+      </w:r>
+    </w:p>
+    <w:p>
+      <w:pPr>
+        <w:pStyle w:val="Heading2"/>
+      </w:pPr>
+      <w:r>
+        <w:rPr>
+          <w:lang w:val="id_ID" w:bidi="id_ID"/>
+        </w:rPr>
+        <w:t>Pengkhotbah 7:14</w:t>
+      </w:r>
+      <w:r>
+        <w:rPr>
+          <w:lang w:val="id_ID" w:bidi="id_ID"/>
+        </w:rPr>
+      </w:r>
+    </w:p>
+    <w:p>
+      <w:pPr/>
+      <w:r>
+        <w:rPr>
+          <w:lang w:val="id_ID" w:bidi="id_ID"/>
+        </w:rPr>
+      </w:r>
+      <w:r>
+        <w:rPr>
+          <w:lang w:val="id_ID" w:bidi="id_ID"/>
+        </w:rPr>
+        <w:t xml:space="preserve">Menikmati kemakmuran itu baik, tetapi hal ini tidak dapat bertahan lama. Orang bijak menerima kendali Allah dalam segala hal (lihat </w:t>
+      </w:r>
+      <w:hyperlink r:id="rId115">
+        <w:r>
+          <w:rPr>
+            <w:lang w:val="id_ID" w:bidi="id_ID"/>
+          </w:rPr>
+          <w:rPr>
+            <w:color w:val="0000EE"/>
+            <w:u w:val="single"/>
+          </w:rPr>
+          <w:t>Filipi 4:11–13</w:t>
+        </w:r>
+      </w:hyperlink>
+      <w:r>
+        <w:rPr>
+          <w:lang w:val="id_ID" w:bidi="id_ID"/>
+        </w:rPr>
+        <w:t>).</w:t>
+      </w:r>
+      <w:r>
+        <w:rPr>
+          <w:lang w:val="id_ID" w:bidi="id_ID"/>
+        </w:rPr>
+      </w:r>
+      <w:r>
+        <w:rPr>
+          <w:lang w:val="id_ID" w:bidi="id_ID"/>
+        </w:rPr>
+      </w:r>
+    </w:p>
+    <w:p>
+      <w:pPr/>
+      <w:r>
+        <w:rPr>
+          <w:lang w:val="id_ID" w:bidi="id_ID"/>
+        </w:rPr>
+      </w:r>
+    </w:p>
+    <w:p>
+      <w:pPr>
+        <w:pStyle w:val="Heading2"/>
+      </w:pPr>
+      <w:r>
+        <w:rPr>
+          <w:lang w:val="id_ID" w:bidi="id_ID"/>
+        </w:rPr>
+        <w:t>Pengkhotbah 7:16</w:t>
+      </w:r>
+      <w:r>
+        <w:rPr>
+          <w:lang w:val="id_ID" w:bidi="id_ID"/>
+        </w:rPr>
+      </w:r>
+    </w:p>
+    <w:p>
+      <w:pPr/>
+      <w:r>
+        <w:rPr>
+          <w:lang w:val="id_ID" w:bidi="id_ID"/>
+        </w:rPr>
+      </w:r>
+      <w:r>
+        <w:rPr>
+          <w:lang w:val="id_ID" w:bidi="id_ID"/>
+        </w:rPr>
+        <w:t>Seberapa keras pun kita bekerja, selalu ada lebih banyak yang harus dilakukan, dan kita mungkin menyakitkan diri sendiri dalam prosesnya.</w:t>
+      </w:r>
+      <w:r>
+        <w:rPr>
+          <w:lang w:val="id_ID" w:bidi="id_ID"/>
+        </w:rPr>
+      </w:r>
+      <w:r>
+        <w:rPr>
+          <w:lang w:val="id_ID" w:bidi="id_ID"/>
+        </w:rPr>
+      </w:r>
+    </w:p>
+    <w:p>
+      <w:pPr/>
+      <w:r>
+        <w:rPr>
+          <w:lang w:val="id_ID" w:bidi="id_ID"/>
+        </w:rPr>
+      </w:r>
+    </w:p>
+    <w:p>
+      <w:pPr>
+        <w:pStyle w:val="Heading2"/>
+      </w:pPr>
+      <w:r>
+        <w:rPr>
+          <w:lang w:val="id_ID" w:bidi="id_ID"/>
+        </w:rPr>
+        <w:t>Pengkhotbah 7:17</w:t>
+      </w:r>
+      <w:r>
+        <w:rPr>
+          <w:lang w:val="id_ID" w:bidi="id_ID"/>
+        </w:rPr>
+      </w:r>
+    </w:p>
+    <w:p>
+      <w:pPr/>
+      <w:r>
+        <w:rPr>
+          <w:lang w:val="id_ID" w:bidi="id_ID"/>
+        </w:rPr>
+      </w:r>
+      <w:r>
+        <w:rPr>
+          <w:i/>
+          <w:lang w:val="id_ID" w:bidi="id_ID"/>
+        </w:rPr>
+        <w:t>Janganlah terlalu fasik</w:t>
+      </w:r>
+      <w:r>
+        <w:rPr>
+          <w:lang w:val="id_ID" w:bidi="id_ID"/>
+        </w:rPr>
+        <w:t xml:space="preserve">: Perbuatan jahat yang bodoh dapat menyebabkan kematian lebih awal (misalnya, </w:t>
+      </w:r>
+      <w:hyperlink r:id="rId116">
+        <w:r>
+          <w:rPr>
+            <w:lang w:val="id_ID" w:bidi="id_ID"/>
+          </w:rPr>
+          <w:rPr>
+            <w:color w:val="0000EE"/>
+            <w:u w:val="single"/>
+          </w:rPr>
+          <w:t>1 Samuel 25</w:t>
+        </w:r>
+      </w:hyperlink>
+      <w:r>
+        <w:rPr>
+          <w:lang w:val="id_ID" w:bidi="id_ID"/>
+        </w:rPr>
+        <w:t>).</w:t>
+      </w:r>
+      <w:r>
+        <w:rPr>
+          <w:lang w:val="id_ID" w:bidi="id_ID"/>
+        </w:rPr>
+      </w:r>
+      <w:r>
+        <w:rPr>
+          <w:lang w:val="id_ID" w:bidi="id_ID"/>
+        </w:rPr>
+      </w:r>
+    </w:p>
+    <w:p>
+      <w:pPr/>
+      <w:r>
+        <w:rPr>
+          <w:lang w:val="id_ID" w:bidi="id_ID"/>
+        </w:rPr>
+      </w:r>
+    </w:p>
+    <w:p>
+      <w:pPr>
+        <w:pStyle w:val="Heading2"/>
+      </w:pPr>
+      <w:r>
+        <w:rPr>
+          <w:lang w:val="id_ID" w:bidi="id_ID"/>
+        </w:rPr>
+        <w:t>Pengkhotbah 7:19</w:t>
+      </w:r>
+      <w:r>
+        <w:rPr>
+          <w:lang w:val="id_ID" w:bidi="id_ID"/>
+        </w:rPr>
+      </w:r>
+    </w:p>
+    <w:p>
+      <w:pPr/>
+      <w:r>
+        <w:rPr>
+          <w:lang w:val="id_ID" w:bidi="id_ID"/>
+        </w:rPr>
+      </w:r>
+      <w:r>
+        <w:rPr>
+          <w:i/>
+          <w:lang w:val="id_ID" w:bidi="id_ID"/>
+        </w:rPr>
+        <w:t>Hikmat … yang memilikinya</w:t>
+      </w:r>
+      <w:r>
+        <w:rPr>
+          <w:lang w:val="id_ID" w:bidi="id_ID"/>
+        </w:rPr>
+        <w:t xml:space="preserve">: Misalnya, lihat </w:t>
+      </w:r>
+      <w:hyperlink r:id="rId117">
+        <w:r>
+          <w:rPr>
+            <w:lang w:val="id_ID" w:bidi="id_ID"/>
+          </w:rPr>
+          <w:rPr>
+            <w:color w:val="0000EE"/>
+            <w:u w:val="single"/>
+          </w:rPr>
+          <w:t>Pengkhotbah 9:14–15</w:t>
+        </w:r>
+      </w:hyperlink>
+      <w:r>
+        <w:rPr>
+          <w:lang w:val="id_ID" w:bidi="id_ID"/>
+        </w:rPr>
+        <w:t xml:space="preserve">; </w:t>
+      </w:r>
+      <w:hyperlink r:id="rId118">
+        <w:r>
+          <w:rPr>
+            <w:lang w:val="id_ID" w:bidi="id_ID"/>
+          </w:rPr>
+          <w:rPr>
+            <w:color w:val="0000EE"/>
+            <w:u w:val="single"/>
+          </w:rPr>
+          <w:t>2 Samuel 20:15–22</w:t>
+        </w:r>
+      </w:hyperlink>
+      <w:r>
+        <w:rPr>
+          <w:lang w:val="id_ID" w:bidi="id_ID"/>
+        </w:rPr>
+        <w:t>.</w:t>
+      </w:r>
+      <w:r>
+        <w:rPr>
+          <w:lang w:val="id_ID" w:bidi="id_ID"/>
+        </w:rPr>
+      </w:r>
+      <w:r>
+        <w:rPr>
+          <w:lang w:val="id_ID" w:bidi="id_ID"/>
+        </w:rPr>
+      </w:r>
+    </w:p>
+    <w:p>
+      <w:pPr/>
+      <w:r>
+        <w:rPr>
+          <w:lang w:val="id_ID" w:bidi="id_ID"/>
+        </w:rPr>
+      </w:r>
+    </w:p>
+    <w:p>
+      <w:pPr>
+        <w:pStyle w:val="Heading2"/>
+      </w:pPr>
+      <w:r>
+        <w:rPr>
+          <w:lang w:val="id_ID" w:bidi="id_ID"/>
+        </w:rPr>
+        <w:t>Pengkhotbah 7:20</w:t>
+      </w:r>
+      <w:r>
+        <w:rPr>
+          <w:lang w:val="id_ID" w:bidi="id_ID"/>
+        </w:rPr>
+      </w:r>
+    </w:p>
+    <w:p>
+      <w:pPr/>
+      <w:r>
+        <w:rPr>
+          <w:lang w:val="id_ID" w:bidi="id_ID"/>
+        </w:rPr>
+      </w:r>
+      <w:r>
+        <w:rPr>
+          <w:i/>
+          <w:lang w:val="id_ID" w:bidi="id_ID"/>
+        </w:rPr>
+        <w:t>tidak ada orang yang saleh … dan tak pernah berbuat dosa</w:t>
+      </w:r>
+      <w:r>
+        <w:rPr>
+          <w:lang w:val="id_ID" w:bidi="id_ID"/>
+        </w:rPr>
+        <w:t xml:space="preserve">: Lihat </w:t>
+      </w:r>
+      <w:hyperlink r:id="rId119">
+        <w:r>
+          <w:rPr>
+            <w:lang w:val="id_ID" w:bidi="id_ID"/>
+          </w:rPr>
+          <w:rPr>
+            <w:color w:val="0000EE"/>
+            <w:u w:val="single"/>
+          </w:rPr>
+          <w:t>1 Raja-raja 8:46</w:t>
+        </w:r>
+      </w:hyperlink>
+      <w:r>
+        <w:rPr>
+          <w:lang w:val="id_ID" w:bidi="id_ID"/>
+        </w:rPr>
+        <w:t xml:space="preserve">; </w:t>
+      </w:r>
+      <w:hyperlink r:id="rId120">
+        <w:r>
+          <w:rPr>
+            <w:lang w:val="id_ID" w:bidi="id_ID"/>
+          </w:rPr>
+          <w:rPr>
+            <w:color w:val="0000EE"/>
+            <w:u w:val="single"/>
+          </w:rPr>
+          <w:t>Amsal 20:9</w:t>
+        </w:r>
+      </w:hyperlink>
+      <w:r>
+        <w:rPr>
+          <w:lang w:val="id_ID" w:bidi="id_ID"/>
+        </w:rPr>
+        <w:t xml:space="preserve">; </w:t>
+      </w:r>
+      <w:hyperlink r:id="rId121">
+        <w:r>
+          <w:rPr>
+            <w:lang w:val="id_ID" w:bidi="id_ID"/>
+          </w:rPr>
+          <w:rPr>
+            <w:color w:val="0000EE"/>
+            <w:u w:val="single"/>
+          </w:rPr>
+          <w:t>Roma 3:23</w:t>
+        </w:r>
+      </w:hyperlink>
+      <w:r>
+        <w:rPr>
+          <w:lang w:val="id_ID" w:bidi="id_ID"/>
+        </w:rPr>
+        <w:t>.</w:t>
+      </w:r>
+      <w:r>
+        <w:rPr>
+          <w:lang w:val="id_ID" w:bidi="id_ID"/>
+        </w:rPr>
+      </w:r>
+      <w:r>
+        <w:rPr>
+          <w:lang w:val="id_ID" w:bidi="id_ID"/>
+        </w:rPr>
+      </w:r>
+    </w:p>
+    <w:p>
+      <w:pPr/>
+      <w:r>
+        <w:rPr>
+          <w:lang w:val="id_ID" w:bidi="id_ID"/>
+        </w:rPr>
+      </w:r>
+    </w:p>
+    <w:p>
+      <w:pPr>
+        <w:pStyle w:val="Heading2"/>
+      </w:pPr>
+      <w:r>
+        <w:rPr>
+          <w:lang w:val="id_ID" w:bidi="id_ID"/>
+        </w:rPr>
+        <w:t>Pengkhotbah 7:22</w:t>
+      </w:r>
+      <w:r>
+        <w:rPr>
+          <w:lang w:val="id_ID" w:bidi="id_ID"/>
+        </w:rPr>
+      </w:r>
+    </w:p>
+    <w:p>
+      <w:pPr/>
+      <w:r>
+        <w:rPr>
+          <w:lang w:val="id_ID" w:bidi="id_ID"/>
+        </w:rPr>
+      </w:r>
+      <w:r>
+        <w:rPr>
+          <w:lang w:val="id_ID" w:bidi="id_ID"/>
+        </w:rPr>
+        <w:t>Adalah baik untuk memaafkan dan bersikap baik ketika orang lain melakukan kesalahan atau mengatakan sesuatu yang salah.</w:t>
+      </w:r>
+      <w:r>
+        <w:rPr>
+          <w:lang w:val="id_ID" w:bidi="id_ID"/>
+        </w:rPr>
+      </w:r>
+      <w:r>
+        <w:rPr>
+          <w:lang w:val="id_ID" w:bidi="id_ID"/>
+        </w:rPr>
+      </w:r>
+    </w:p>
+    <w:p>
+      <w:pPr/>
+      <w:r>
+        <w:rPr>
+          <w:lang w:val="id_ID" w:bidi="id_ID"/>
+        </w:rPr>
+      </w:r>
+    </w:p>
+    <w:p>
+      <w:pPr>
+        <w:pStyle w:val="Heading2"/>
+      </w:pPr>
+      <w:r>
+        <w:rPr>
+          <w:lang w:val="id_ID" w:bidi="id_ID"/>
+        </w:rPr>
+        <w:t>Pengkhotbah 7:23–25</w:t>
+      </w:r>
+      <w:r>
+        <w:rPr>
+          <w:lang w:val="id_ID" w:bidi="id_ID"/>
+        </w:rPr>
+      </w:r>
+    </w:p>
+    <w:p>
+      <w:pPr/>
+      <w:r>
+        <w:rPr>
+          <w:lang w:val="id_ID" w:bidi="id_ID"/>
+        </w:rPr>
+      </w:r>
+      <w:r>
+        <w:rPr>
+          <w:i/>
+          <w:lang w:val="id_ID" w:bidi="id_ID"/>
+        </w:rPr>
+        <w:t>hikmat itu jauh dari padaku</w:t>
+      </w:r>
+      <w:r>
+        <w:rPr>
+          <w:lang w:val="id_ID" w:bidi="id_ID"/>
+        </w:rPr>
+        <w:t>: Pengkhotbah tidak dapat menemukan kebijaksanaan atau alasan yang ia cari. Alasan tersebut tersembunyi dalam pikiran Allah (</w:t>
+      </w:r>
+      <w:hyperlink r:id="rId122">
+        <w:r>
+          <w:rPr>
+            <w:lang w:val="id_ID" w:bidi="id_ID"/>
+          </w:rPr>
+          <w:rPr>
+            <w:color w:val="0000EE"/>
+            <w:u w:val="single"/>
+          </w:rPr>
+          <w:t>Pengkhotbah 3:11</w:t>
+        </w:r>
+      </w:hyperlink>
+      <w:r>
+        <w:rPr>
+          <w:lang w:val="id_ID" w:bidi="id_ID"/>
+        </w:rPr>
+        <w:t xml:space="preserve">; </w:t>
+      </w:r>
+      <w:hyperlink r:id="rId123">
+        <w:r>
+          <w:rPr>
+            <w:lang w:val="id_ID" w:bidi="id_ID"/>
+          </w:rPr>
+          <w:rPr>
+            <w:color w:val="0000EE"/>
+            <w:u w:val="single"/>
+          </w:rPr>
+          <w:t>8:17</w:t>
+        </w:r>
+      </w:hyperlink>
+      <w:r>
+        <w:rPr>
+          <w:lang w:val="id_ID" w:bidi="id_ID"/>
+        </w:rPr>
+        <w:t>).</w:t>
+      </w:r>
+      <w:r>
+        <w:rPr>
+          <w:lang w:val="id_ID" w:bidi="id_ID"/>
+        </w:rPr>
+      </w:r>
+      <w:r>
+        <w:rPr>
+          <w:lang w:val="id_ID" w:bidi="id_ID"/>
+        </w:rPr>
+      </w:r>
+    </w:p>
+    <w:p>
+      <w:pPr/>
+      <w:r>
+        <w:rPr>
+          <w:lang w:val="id_ID" w:bidi="id_ID"/>
+        </w:rPr>
+      </w:r>
+    </w:p>
+    <w:p>
+      <w:pPr>
+        <w:pStyle w:val="Heading2"/>
+      </w:pPr>
+      <w:r>
+        <w:rPr>
+          <w:lang w:val="id_ID" w:bidi="id_ID"/>
+        </w:rPr>
+        <w:t>Pengkhotbah 7:26</w:t>
+      </w:r>
+      <w:r>
+        <w:rPr>
+          <w:lang w:val="id_ID" w:bidi="id_ID"/>
+        </w:rPr>
+      </w:r>
+    </w:p>
+    <w:p>
+      <w:pPr/>
+      <w:r>
+        <w:rPr>
+          <w:lang w:val="id_ID" w:bidi="id_ID"/>
+        </w:rPr>
+      </w:r>
+      <w:r>
+        <w:rPr>
+          <w:i/>
+          <w:lang w:val="id_ID" w:bidi="id_ID"/>
+        </w:rPr>
+        <w:t>perempuan yang adalah jala … jerat … belenggu</w:t>
+      </w:r>
+      <w:r>
+        <w:rPr>
+          <w:lang w:val="id_ID" w:bidi="id_ID"/>
+        </w:rPr>
+        <w:t xml:space="preserve">: Bandingkan </w:t>
+      </w:r>
+      <w:hyperlink r:id="rId124">
+        <w:r>
+          <w:rPr>
+            <w:lang w:val="id_ID" w:bidi="id_ID"/>
+          </w:rPr>
+          <w:rPr>
+            <w:color w:val="0000EE"/>
+            <w:u w:val="single"/>
+          </w:rPr>
+          <w:t>Amsal 5</w:t>
+        </w:r>
+      </w:hyperlink>
+      <w:r>
+        <w:rPr>
+          <w:lang w:val="id_ID" w:bidi="id_ID"/>
+        </w:rPr>
+        <w:t xml:space="preserve">; </w:t>
+      </w:r>
+      <w:hyperlink r:id="rId125">
+        <w:r>
+          <w:rPr>
+            <w:lang w:val="id_ID" w:bidi="id_ID"/>
+          </w:rPr>
+          <w:rPr>
+            <w:color w:val="0000EE"/>
+            <w:u w:val="single"/>
+          </w:rPr>
+          <w:t>6:20–7:27</w:t>
+        </w:r>
+      </w:hyperlink>
+      <w:r>
+        <w:rPr>
+          <w:lang w:val="id_ID" w:bidi="id_ID"/>
+        </w:rPr>
+        <w:t>.</w:t>
+      </w:r>
+      <w:r>
+        <w:rPr>
+          <w:lang w:val="id_ID" w:bidi="id_ID"/>
+        </w:rPr>
+      </w:r>
+      <w:r>
+        <w:rPr>
+          <w:lang w:val="id_ID" w:bidi="id_ID"/>
+        </w:rPr>
+      </w:r>
+    </w:p>
+    <w:p>
+      <w:pPr/>
+      <w:r>
+        <w:rPr>
+          <w:lang w:val="id_ID" w:bidi="id_ID"/>
+        </w:rPr>
+      </w:r>
+    </w:p>
+    <w:p>
+      <w:pPr>
+        <w:pStyle w:val="Heading2"/>
+      </w:pPr>
+      <w:r>
+        <w:rPr>
+          <w:lang w:val="id_ID" w:bidi="id_ID"/>
+        </w:rPr>
+        <w:t>Pengkhotbah 7:28</w:t>
+      </w:r>
+      <w:r>
+        <w:rPr>
+          <w:lang w:val="id_ID" w:bidi="id_ID"/>
+        </w:rPr>
+      </w:r>
+    </w:p>
+    <w:p>
+      <w:pPr/>
+      <w:r>
+        <w:rPr>
+          <w:lang w:val="id_ID" w:bidi="id_ID"/>
+        </w:rPr>
+      </w:r>
+      <w:r>
+        <w:rPr>
+          <w:lang w:val="id_ID" w:bidi="id_ID"/>
+        </w:rPr>
+        <w:t xml:space="preserve">Terjemahan New Living Translation menambahkan frasa "yang saleh" (berdasarkan </w:t>
+      </w:r>
+      <w:hyperlink r:id="rId126">
+        <w:r>
+          <w:rPr>
+            <w:lang w:val="id_ID" w:bidi="id_ID"/>
+          </w:rPr>
+          <w:rPr>
+            <w:color w:val="0000EE"/>
+            <w:u w:val="single"/>
+          </w:rPr>
+          <w:t>Pengkhotbah 7:29</w:t>
+        </w:r>
+      </w:hyperlink>
+      <w:r>
+        <w:rPr>
+          <w:lang w:val="id_ID" w:bidi="id_ID"/>
+        </w:rPr>
+        <w:t>) untuk memperjelas ayat tersebut. Kesalehan sangatlah langka. Sang Pengkhotbah hanya menemukan beberapa lelaki saleh dan tidak ada wanita saleh dalam pengalamannya.</w:t>
+      </w:r>
+      <w:r>
+        <w:rPr>
+          <w:lang w:val="id_ID" w:bidi="id_ID"/>
+        </w:rPr>
+      </w:r>
+      <w:r>
+        <w:rPr>
+          <w:lang w:val="id_ID" w:bidi="id_ID"/>
+        </w:rPr>
+      </w:r>
+    </w:p>
+    <w:p>
+      <w:pPr/>
+      <w:r>
+        <w:rPr>
+          <w:lang w:val="id_ID" w:bidi="id_ID"/>
+        </w:rPr>
+      </w:r>
+    </w:p>
+    <w:p>
+      <w:pPr>
+        <w:pStyle w:val="Heading2"/>
+      </w:pPr>
+      <w:r>
+        <w:rPr>
+          <w:lang w:val="id_ID" w:bidi="id_ID"/>
+        </w:rPr>
+        <w:t>Pengkhotbah 7:29</w:t>
+      </w:r>
+      <w:r>
+        <w:rPr>
+          <w:lang w:val="id_ID" w:bidi="id_ID"/>
+        </w:rPr>
+      </w:r>
+    </w:p>
+    <w:p>
+      <w:pPr/>
+      <w:r>
+        <w:rPr>
+          <w:lang w:val="id_ID" w:bidi="id_ID"/>
+        </w:rPr>
+      </w:r>
+      <w:r>
+        <w:rPr>
+          <w:lang w:val="id_ID" w:bidi="id_ID"/>
+        </w:rPr>
+        <w:t>Setelah melakukan banyak pengamatan, Pengkhotbah mendapati bahwa umat manusia mengalami kemerosotan dalam tatanan ciptaan Allah (</w:t>
+      </w:r>
+      <w:hyperlink r:id="rId127">
+        <w:r>
+          <w:rPr>
+            <w:lang w:val="id_ID" w:bidi="id_ID"/>
+          </w:rPr>
+          <w:rPr>
+            <w:color w:val="0000EE"/>
+            <w:u w:val="single"/>
+          </w:rPr>
+          <w:t>Kejadian 1:27–28</w:t>
+        </w:r>
+      </w:hyperlink>
+      <w:r>
+        <w:rPr>
+          <w:lang w:val="id_ID" w:bidi="id_ID"/>
+        </w:rPr>
+        <w:t xml:space="preserve">; </w:t>
+      </w:r>
+      <w:hyperlink r:id="rId128">
+        <w:r>
+          <w:rPr>
+            <w:lang w:val="id_ID" w:bidi="id_ID"/>
+          </w:rPr>
+          <w:rPr>
+            <w:color w:val="0000EE"/>
+            <w:u w:val="single"/>
+          </w:rPr>
+          <w:t>2:23–25</w:t>
+        </w:r>
+      </w:hyperlink>
+      <w:r>
+        <w:rPr>
+          <w:lang w:val="id_ID" w:bidi="id_ID"/>
+        </w:rPr>
+        <w:t xml:space="preserve">; </w:t>
+      </w:r>
+      <w:hyperlink r:id="rId129">
+        <w:r>
+          <w:rPr>
+            <w:lang w:val="id_ID" w:bidi="id_ID"/>
+          </w:rPr>
+          <w:rPr>
+            <w:color w:val="0000EE"/>
+            <w:u w:val="single"/>
+          </w:rPr>
+          <w:t>3:1–19</w:t>
+        </w:r>
+      </w:hyperlink>
+      <w:r>
+        <w:rPr>
+          <w:lang w:val="id_ID" w:bidi="id_ID"/>
+        </w:rPr>
+        <w:t xml:space="preserve">) diulangi oleh keturunan Adam dan Hawa (lihat </w:t>
+      </w:r>
+      <w:hyperlink r:id="rId130">
+        <w:r>
+          <w:rPr>
+            <w:lang w:val="id_ID" w:bidi="id_ID"/>
+          </w:rPr>
+          <w:rPr>
+            <w:color w:val="0000EE"/>
+            <w:u w:val="single"/>
+          </w:rPr>
+          <w:t>Roma 3:10–18</w:t>
+        </w:r>
+      </w:hyperlink>
+      <w:r>
+        <w:rPr>
+          <w:lang w:val="id_ID" w:bidi="id_ID"/>
+        </w:rPr>
+        <w:t xml:space="preserve">, </w:t>
+      </w:r>
+      <w:hyperlink r:id="rId121">
+        <w:r>
+          <w:rPr>
+            <w:lang w:val="id_ID" w:bidi="id_ID"/>
+          </w:rPr>
+          <w:rPr>
+            <w:color w:val="0000EE"/>
+            <w:u w:val="single"/>
+          </w:rPr>
+          <w:t>23</w:t>
+        </w:r>
+      </w:hyperlink>
+      <w:r>
+        <w:rPr>
+          <w:lang w:val="id_ID" w:bidi="id_ID"/>
+        </w:rPr>
+        <w:t>).</w:t>
+      </w:r>
+      <w:r>
+        <w:rPr>
+          <w:lang w:val="id_ID" w:bidi="id_ID"/>
+        </w:rPr>
+      </w:r>
+      <w:r>
+        <w:rPr>
+          <w:lang w:val="id_ID" w:bidi="id_ID"/>
+        </w:rPr>
+      </w:r>
+    </w:p>
+    <w:p>
+      <w:pPr/>
+      <w:r>
+        <w:rPr>
+          <w:lang w:val="id_ID" w:bidi="id_ID"/>
+        </w:rPr>
+      </w:r>
+    </w:p>
+    <w:p>
+      <w:pPr>
+        <w:pStyle w:val="Heading2"/>
+      </w:pPr>
+      <w:r>
+        <w:rPr>
+          <w:lang w:val="id_ID" w:bidi="id_ID"/>
+        </w:rPr>
+        <w:t>Pengkhotbah 8:1</w:t>
+      </w:r>
+      <w:r>
+        <w:rPr>
+          <w:lang w:val="id_ID" w:bidi="id_ID"/>
+        </w:rPr>
+      </w:r>
+    </w:p>
+    <w:p>
+      <w:pPr/>
+      <w:r>
+        <w:rPr>
+          <w:lang w:val="id_ID" w:bidi="id_ID"/>
+        </w:rPr>
+      </w:r>
+      <w:r>
+        <w:rPr>
+          <w:i/>
+          <w:lang w:val="id_ID" w:bidi="id_ID"/>
+        </w:rPr>
+        <w:t>menjadikan wajahnya bercahaya dan berubahlah kekerasan wajahnya</w:t>
+      </w:r>
+      <w:r>
+        <w:rPr>
+          <w:lang w:val="id_ID" w:bidi="id_ID"/>
+        </w:rPr>
+        <w:t>: Kecemasan, kemarahan, kesedihan, dan frustrasi dapat membuat wajah tampak keras, tetapi menikmati hidup dan memperoleh kebijaksanaan akan membuat wajah lebih cerah.</w:t>
+      </w:r>
+      <w:r>
+        <w:rPr>
+          <w:lang w:val="id_ID" w:bidi="id_ID"/>
+        </w:rPr>
+      </w:r>
+      <w:r>
+        <w:rPr>
+          <w:lang w:val="id_ID" w:bidi="id_ID"/>
+        </w:rPr>
+      </w:r>
+    </w:p>
+    <w:p>
+      <w:pPr/>
+      <w:r>
+        <w:rPr>
+          <w:lang w:val="id_ID" w:bidi="id_ID"/>
+        </w:rPr>
+      </w:r>
+    </w:p>
+    <w:p>
+      <w:pPr>
+        <w:pStyle w:val="Heading2"/>
+      </w:pPr>
+      <w:r>
+        <w:rPr>
+          <w:lang w:val="id_ID" w:bidi="id_ID"/>
+        </w:rPr>
+        <w:t>Pengkhotbah 8:2</w:t>
+      </w:r>
+      <w:r>
+        <w:rPr>
+          <w:lang w:val="id_ID" w:bidi="id_ID"/>
+        </w:rPr>
+      </w:r>
+    </w:p>
+    <w:p>
+      <w:pPr/>
+      <w:r>
+        <w:rPr>
+          <w:lang w:val="id_ID" w:bidi="id_ID"/>
+        </w:rPr>
+      </w:r>
+      <w:r>
+        <w:rPr>
+          <w:i/>
+          <w:lang w:val="id_ID" w:bidi="id_ID"/>
+        </w:rPr>
+        <w:t>demi sumpahmu kepada Allah</w:t>
+      </w:r>
+      <w:r>
+        <w:rPr>
+          <w:lang w:val="id_ID" w:bidi="id_ID"/>
+        </w:rPr>
+        <w:t xml:space="preserve">: Bandingkan dengan </w:t>
+      </w:r>
+      <w:hyperlink r:id="rId131">
+        <w:r>
+          <w:rPr>
+            <w:lang w:val="id_ID" w:bidi="id_ID"/>
+          </w:rPr>
+          <w:rPr>
+            <w:color w:val="0000EE"/>
+            <w:u w:val="single"/>
+          </w:rPr>
+          <w:t>Pengkhotbah 5:2–6</w:t>
+        </w:r>
+      </w:hyperlink>
+      <w:r>
+        <w:rPr>
+          <w:lang w:val="id_ID" w:bidi="id_ID"/>
+        </w:rPr>
+        <w:t xml:space="preserve">; </w:t>
+      </w:r>
+      <w:hyperlink r:id="rId132">
+        <w:r>
+          <w:rPr>
+            <w:lang w:val="id_ID" w:bidi="id_ID"/>
+          </w:rPr>
+          <w:rPr>
+            <w:color w:val="0000EE"/>
+            <w:u w:val="single"/>
+          </w:rPr>
+          <w:t>1 Raja-raja 2:41–43</w:t>
+        </w:r>
+      </w:hyperlink>
+      <w:r>
+        <w:rPr>
+          <w:lang w:val="id_ID" w:bidi="id_ID"/>
+        </w:rPr>
+        <w:t>.</w:t>
+      </w:r>
+      <w:r>
+        <w:rPr>
+          <w:lang w:val="id_ID" w:bidi="id_ID"/>
+        </w:rPr>
+      </w:r>
+      <w:r>
+        <w:rPr>
+          <w:lang w:val="id_ID" w:bidi="id_ID"/>
+        </w:rPr>
+      </w:r>
+    </w:p>
+    <w:p>
+      <w:pPr/>
+      <w:r>
+        <w:rPr>
+          <w:lang w:val="id_ID" w:bidi="id_ID"/>
+        </w:rPr>
+      </w:r>
+    </w:p>
+    <w:p>
+      <w:pPr>
+        <w:pStyle w:val="Heading2"/>
+      </w:pPr>
+      <w:r>
+        <w:rPr>
+          <w:lang w:val="id_ID" w:bidi="id_ID"/>
+        </w:rPr>
+        <w:t>Pengkhotbah 8:3–4</w:t>
+      </w:r>
+      <w:r>
+        <w:rPr>
+          <w:lang w:val="id_ID" w:bidi="id_ID"/>
+        </w:rPr>
+      </w:r>
+    </w:p>
+    <w:p>
+      <w:pPr/>
+      <w:r>
+        <w:rPr>
+          <w:lang w:val="id_ID" w:bidi="id_ID"/>
+        </w:rPr>
+      </w:r>
+      <w:r>
+        <w:rPr>
+          <w:lang w:val="id_ID" w:bidi="id_ID"/>
+        </w:rPr>
+        <w:t>Tidak ada gunanya bersekongkol melawan raja karena dia memiliki kekuatan besar dan dapat melakukan apa pun yang dia inginkan.</w:t>
+      </w:r>
+      <w:r>
+        <w:rPr>
+          <w:lang w:val="id_ID" w:bidi="id_ID"/>
+        </w:rPr>
+      </w:r>
+      <w:r>
+        <w:rPr>
+          <w:lang w:val="id_ID" w:bidi="id_ID"/>
+        </w:rPr>
+      </w:r>
+    </w:p>
+    <w:p>
+      <w:pPr/>
+      <w:r>
+        <w:rPr>
+          <w:lang w:val="id_ID" w:bidi="id_ID"/>
+        </w:rPr>
+      </w:r>
+    </w:p>
+    <w:p>
+      <w:pPr>
+        <w:pStyle w:val="Heading2"/>
+      </w:pPr>
+      <w:r>
+        <w:rPr>
+          <w:lang w:val="id_ID" w:bidi="id_ID"/>
+        </w:rPr>
+        <w:t>Pengkhotbah 8:6</w:t>
+      </w:r>
+      <w:r>
+        <w:rPr>
+          <w:lang w:val="id_ID" w:bidi="id_ID"/>
+        </w:rPr>
+      </w:r>
+    </w:p>
+    <w:p>
+      <w:pPr/>
+      <w:r>
+        <w:rPr>
+          <w:lang w:val="id_ID" w:bidi="id_ID"/>
+        </w:rPr>
+      </w:r>
+      <w:r>
+        <w:rPr>
+          <w:i/>
+          <w:lang w:val="id_ID" w:bidi="id_ID"/>
+        </w:rPr>
+        <w:t>untuk segala sesuatu ada waktu pengadilan</w:t>
+      </w:r>
+      <w:r>
+        <w:rPr>
+          <w:lang w:val="id_ID" w:bidi="id_ID"/>
+        </w:rPr>
+        <w:t xml:space="preserve">: Orang bijak akan siap ketika kesempatan yang tepat tiba (lihat </w:t>
+      </w:r>
+      <w:hyperlink r:id="rId58">
+        <w:r>
+          <w:rPr>
+            <w:lang w:val="id_ID" w:bidi="id_ID"/>
+          </w:rPr>
+          <w:rPr>
+            <w:color w:val="0000EE"/>
+            <w:u w:val="single"/>
+          </w:rPr>
+          <w:t>Pengkhotbah 3:1–8</w:t>
+        </w:r>
+      </w:hyperlink>
+      <w:r>
+        <w:rPr>
+          <w:lang w:val="id_ID" w:bidi="id_ID"/>
+        </w:rPr>
+        <w:t xml:space="preserve">; </w:t>
+      </w:r>
+      <w:hyperlink r:id="rId52">
+        <w:r>
+          <w:rPr>
+            <w:lang w:val="id_ID" w:bidi="id_ID"/>
+          </w:rPr>
+          <w:rPr>
+            <w:color w:val="0000EE"/>
+            <w:u w:val="single"/>
+          </w:rPr>
+          <w:t>Efesus 5:16</w:t>
+        </w:r>
+      </w:hyperlink>
+      <w:r>
+        <w:rPr>
+          <w:lang w:val="id_ID" w:bidi="id_ID"/>
+        </w:rPr>
+        <w:t>).</w:t>
+      </w:r>
+      <w:r>
+        <w:rPr>
+          <w:lang w:val="id_ID" w:bidi="id_ID"/>
+        </w:rPr>
+      </w:r>
+      <w:r>
+        <w:rPr>
+          <w:lang w:val="id_ID" w:bidi="id_ID"/>
+        </w:rPr>
+      </w:r>
+    </w:p>
+    <w:p>
+      <w:pPr/>
+      <w:r>
+        <w:rPr>
+          <w:lang w:val="id_ID" w:bidi="id_ID"/>
+        </w:rPr>
+      </w:r>
+    </w:p>
+    <w:p>
+      <w:pPr>
+        <w:pStyle w:val="Heading2"/>
+      </w:pPr>
+      <w:r>
+        <w:rPr>
+          <w:lang w:val="id_ID" w:bidi="id_ID"/>
+        </w:rPr>
+        <w:t>Pengkhotbah 8:7–8</w:t>
+      </w:r>
+      <w:r>
+        <w:rPr>
+          <w:lang w:val="id_ID" w:bidi="id_ID"/>
+        </w:rPr>
+      </w:r>
+    </w:p>
+    <w:p>
+      <w:pPr/>
+      <w:r>
+        <w:rPr>
+          <w:lang w:val="id_ID" w:bidi="id_ID"/>
+        </w:rPr>
+      </w:r>
+      <w:r>
+        <w:rPr>
+          <w:lang w:val="id_ID" w:bidi="id_ID"/>
+        </w:rPr>
+        <w:t>Kekuatan, kebaikan, dan hikmat kita tidak dapat mencegah bencana, jadi memilih kejahatan adalah tindakan yang sia-sia.</w:t>
+      </w:r>
+      <w:r>
+        <w:rPr>
+          <w:lang w:val="id_ID" w:bidi="id_ID"/>
+        </w:rPr>
+      </w:r>
+      <w:r>
+        <w:rPr>
+          <w:lang w:val="id_ID" w:bidi="id_ID"/>
+        </w:rPr>
+      </w:r>
+    </w:p>
+    <w:p>
+      <w:pPr/>
+      <w:r>
+        <w:rPr>
+          <w:lang w:val="id_ID" w:bidi="id_ID"/>
+        </w:rPr>
+      </w:r>
+    </w:p>
+    <w:p>
+      <w:pPr>
+        <w:pStyle w:val="Heading2"/>
+      </w:pPr>
+      <w:r>
+        <w:rPr>
+          <w:lang w:val="id_ID" w:bidi="id_ID"/>
+        </w:rPr>
+        <w:t>Pengkhotbah 8:9–11</w:t>
+      </w:r>
+      <w:r>
+        <w:rPr>
+          <w:lang w:val="id_ID" w:bidi="id_ID"/>
+        </w:rPr>
+      </w:r>
+    </w:p>
+    <w:p>
+      <w:pPr/>
+      <w:r>
+        <w:rPr>
+          <w:lang w:val="id_ID" w:bidi="id_ID"/>
+        </w:rPr>
+      </w:r>
+      <w:r>
+        <w:rPr>
+          <w:lang w:val="id_ID" w:bidi="id_ID"/>
+        </w:rPr>
+        <w:t>Di dunia ini, ketidakadilan sering kali menang. Hal ini bisa membuat frustrasi ketika orang-orang jahat tampaknya berhasil.</w:t>
+      </w:r>
+      <w:r>
+        <w:rPr>
+          <w:lang w:val="id_ID" w:bidi="id_ID"/>
+        </w:rPr>
+      </w:r>
+      <w:r>
+        <w:rPr>
+          <w:lang w:val="id_ID" w:bidi="id_ID"/>
+        </w:rPr>
+      </w:r>
+    </w:p>
+    <w:p>
+      <w:pPr/>
+      <w:r>
+        <w:rPr>
+          <w:lang w:val="id_ID" w:bidi="id_ID"/>
+        </w:rPr>
+      </w:r>
+    </w:p>
+    <w:p>
+      <w:pPr>
+        <w:pStyle w:val="Heading2"/>
+      </w:pPr>
+      <w:r>
+        <w:rPr>
+          <w:lang w:val="id_ID" w:bidi="id_ID"/>
+        </w:rPr>
+        <w:t>Pengkhotbah 8:12–13</w:t>
+      </w:r>
+      <w:r>
+        <w:rPr>
+          <w:lang w:val="id_ID" w:bidi="id_ID"/>
+        </w:rPr>
+      </w:r>
+    </w:p>
+    <w:p>
+      <w:pPr/>
+      <w:r>
+        <w:rPr>
+          <w:lang w:val="id_ID" w:bidi="id_ID"/>
+        </w:rPr>
+      </w:r>
+      <w:r>
+        <w:rPr>
+          <w:lang w:val="id_ID" w:bidi="id_ID"/>
+        </w:rPr>
+        <w:t>Ketidakadilan bersifat sementara dan tidak mengganggu rencana Allah untuk menegakkan keadilan (</w:t>
+      </w:r>
+      <w:hyperlink r:id="rId133">
+        <w:r>
+          <w:rPr>
+            <w:lang w:val="id_ID" w:bidi="id_ID"/>
+          </w:rPr>
+          <w:rPr>
+            <w:color w:val="0000EE"/>
+            <w:u w:val="single"/>
+          </w:rPr>
+          <w:t>Pengkhotbah 3:16–17</w:t>
+        </w:r>
+      </w:hyperlink>
+      <w:r>
+        <w:rPr>
+          <w:lang w:val="id_ID" w:bidi="id_ID"/>
+        </w:rPr>
+        <w:t xml:space="preserve">; </w:t>
+      </w:r>
+      <w:hyperlink r:id="rId66">
+        <w:r>
+          <w:rPr>
+            <w:lang w:val="id_ID" w:bidi="id_ID"/>
+          </w:rPr>
+          <w:rPr>
+            <w:color w:val="0000EE"/>
+            <w:u w:val="single"/>
+          </w:rPr>
+          <w:t>12:14</w:t>
+        </w:r>
+      </w:hyperlink>
+      <w:r>
+        <w:rPr>
+          <w:lang w:val="id_ID" w:bidi="id_ID"/>
+        </w:rPr>
+        <w:t>). Pada akhirnya, kejahatan tidak akan menang.</w:t>
+      </w:r>
+      <w:r>
+        <w:rPr>
+          <w:lang w:val="id_ID" w:bidi="id_ID"/>
+        </w:rPr>
+      </w:r>
+      <w:r>
+        <w:rPr>
+          <w:lang w:val="id_ID" w:bidi="id_ID"/>
+        </w:rPr>
+      </w:r>
+    </w:p>
+    <w:p>
+      <w:pPr/>
+      <w:r>
+        <w:rPr>
+          <w:lang w:val="id_ID" w:bidi="id_ID"/>
+        </w:rPr>
+      </w:r>
+    </w:p>
+    <w:p>
+      <w:pPr>
+        <w:pStyle w:val="Heading2"/>
+      </w:pPr>
+      <w:r>
+        <w:rPr>
+          <w:lang w:val="id_ID" w:bidi="id_ID"/>
+        </w:rPr>
+        <w:t>Pengkhotbah 8:15</w:t>
+      </w:r>
+      <w:r>
+        <w:rPr>
+          <w:lang w:val="id_ID" w:bidi="id_ID"/>
+        </w:rPr>
+      </w:r>
+    </w:p>
+    <w:p>
+      <w:pPr>
+        <w:pStyle w:val="ListBullet"/>
+        <w:spacing w:line="240" w:lineRule="auto"/>
+        <w:ind w:left="720"/>
+      </w:pPr>
+      <w:r>
+        <w:rPr>
+          <w:lang w:val="id_ID" w:bidi="id_ID"/>
+        </w:rPr>
+      </w:r>
+      <w:r>
+        <w:rPr>
+          <w:lang w:val="id_ID" w:bidi="id_ID"/>
+        </w:rPr>
+        <w:t>Kesimpulan Pengkhotbah sudah dikenal (</w:t>
+      </w:r>
+      <w:hyperlink r:id="rId70">
+        <w:r>
+          <w:rPr>
+            <w:lang w:val="id_ID" w:bidi="id_ID"/>
+          </w:rPr>
+          <w:rPr>
+            <w:color w:val="0000EE"/>
+            <w:u w:val="single"/>
+          </w:rPr>
+          <w:t>Pengkhotbah 2:24–25</w:t>
+        </w:r>
+      </w:hyperlink>
+      <w:r>
+        <w:rPr>
+          <w:lang w:val="id_ID" w:bidi="id_ID"/>
+        </w:rPr>
+        <w:t xml:space="preserve">; </w:t>
+      </w:r>
+      <w:hyperlink r:id="rId57">
+        <w:r>
+          <w:rPr>
+            <w:lang w:val="id_ID" w:bidi="id_ID"/>
+          </w:rPr>
+          <w:rPr>
+            <w:color w:val="0000EE"/>
+            <w:u w:val="single"/>
+          </w:rPr>
+          <w:t>3:12–13</w:t>
+        </w:r>
+      </w:hyperlink>
+      <w:r>
+        <w:rPr>
+          <w:lang w:val="id_ID" w:bidi="id_ID"/>
+        </w:rPr>
+        <w:t xml:space="preserve">, </w:t>
+      </w:r>
+      <w:hyperlink r:id="rId93">
+        <w:r>
+          <w:rPr>
+            <w:lang w:val="id_ID" w:bidi="id_ID"/>
+          </w:rPr>
+          <w:rPr>
+            <w:color w:val="0000EE"/>
+            <w:u w:val="single"/>
+          </w:rPr>
+          <w:t>22</w:t>
+        </w:r>
+      </w:hyperlink>
+      <w:r>
+        <w:rPr>
+          <w:lang w:val="id_ID" w:bidi="id_ID"/>
+        </w:rPr>
+        <w:t xml:space="preserve">; </w:t>
+      </w:r>
+      <w:hyperlink r:id="rId36">
+        <w:r>
+          <w:rPr>
+            <w:lang w:val="id_ID" w:bidi="id_ID"/>
+          </w:rPr>
+          <w:rPr>
+            <w:color w:val="0000EE"/>
+            <w:u w:val="single"/>
+          </w:rPr>
+          <w:t>5:18–20</w:t>
+        </w:r>
+      </w:hyperlink>
+      <w:r>
+        <w:rPr>
+          <w:lang w:val="id_ID" w:bidi="id_ID"/>
+        </w:rPr>
+        <w:t xml:space="preserve">; </w:t>
+      </w:r>
+      <w:hyperlink r:id="rId134">
+        <w:r>
+          <w:rPr>
+            <w:lang w:val="id_ID" w:bidi="id_ID"/>
+          </w:rPr>
+          <w:rPr>
+            <w:color w:val="0000EE"/>
+            <w:u w:val="single"/>
+          </w:rPr>
+          <w:t>6:9</w:t>
+        </w:r>
+      </w:hyperlink>
+      <w:r>
+        <w:rPr>
+          <w:lang w:val="id_ID" w:bidi="id_ID"/>
+        </w:rPr>
+        <w:t>). Meskipun ada tragedi dan kerja keras, kita tetap dapat menikmati hidup dan merasa bahagia.</w:t>
+      </w:r>
+    </w:p>
+    <w:p>
+      <w:pPr>
+        <w:pStyle w:val="ListBullet"/>
+        <w:spacing w:line="240" w:lineRule="auto"/>
+        <w:ind w:left="720"/>
+      </w:pPr>
+      <w:r>
+        <w:rPr>
+          <w:lang w:val="id_ID" w:bidi="id_ID"/>
+        </w:rPr>
+      </w:r>
+      <w:r>
+        <w:rPr>
+          <w:lang w:val="id_ID" w:bidi="id_ID"/>
+        </w:rPr>
+        <w:t>Dalam bahasa Ibrani, kata yang diterjemahkan sebagai bersenang-senang berarti menemukan kesenangan dalam aktivitas sehari-hari, bukan mencari kesenangan atau hiburan untuk kepentingan pribadi.</w:t>
+      </w:r>
+      <w:r>
+        <w:rPr>
+          <w:lang w:val="id_ID" w:bidi="id_ID"/>
+        </w:rPr>
+      </w:r>
+      <w:r>
+        <w:rPr>
+          <w:lang w:val="id_ID" w:bidi="id_ID"/>
+        </w:rPr>
+      </w:r>
+    </w:p>
+    <w:p>
+      <w:pPr/>
+      <w:r>
+        <w:rPr>
+          <w:lang w:val="id_ID" w:bidi="id_ID"/>
+        </w:rPr>
+      </w:r>
+    </w:p>
+    <w:p>
+      <w:pPr>
+        <w:pStyle w:val="Heading2"/>
+      </w:pPr>
+      <w:r>
+        <w:rPr>
+          <w:lang w:val="id_ID" w:bidi="id_ID"/>
+        </w:rPr>
+        <w:t>Pengkhotbah 8:16–17</w:t>
+      </w:r>
+      <w:r>
+        <w:rPr>
+          <w:lang w:val="id_ID" w:bidi="id_ID"/>
+        </w:rPr>
+      </w:r>
+    </w:p>
+    <w:p>
+      <w:pPr/>
+      <w:r>
+        <w:rPr>
+          <w:lang w:val="id_ID" w:bidi="id_ID"/>
+        </w:rPr>
+      </w:r>
+      <w:r>
+        <w:rPr>
+          <w:lang w:val="id_ID" w:bidi="id_ID"/>
+        </w:rPr>
+        <w:t>Seseorang bisa menghabiskan seluruh waktunya mencari jawaban, tetapi beberapa alasan akan tetap tidak jelas. Misalnya, keadilan Allah kadang menjadi misteri.</w:t>
+      </w:r>
+      <w:r>
+        <w:rPr>
+          <w:lang w:val="id_ID" w:bidi="id_ID"/>
+        </w:rPr>
+      </w:r>
+      <w:r>
+        <w:rPr>
+          <w:lang w:val="id_ID" w:bidi="id_ID"/>
+        </w:rPr>
+      </w:r>
+    </w:p>
+    <w:p>
+      <w:pPr/>
+      <w:r>
+        <w:rPr>
+          <w:lang w:val="id_ID" w:bidi="id_ID"/>
+        </w:rPr>
+      </w:r>
+    </w:p>
+    <w:p>
+      <w:pPr>
+        <w:pStyle w:val="Heading2"/>
+      </w:pPr>
+      <w:r>
+        <w:rPr>
+          <w:lang w:val="id_ID" w:bidi="id_ID"/>
+        </w:rPr>
+        <w:t>Pengkhotbah 8:16–9:12</w:t>
+      </w:r>
+      <w:r>
+        <w:rPr>
+          <w:lang w:val="id_ID" w:bidi="id_ID"/>
+        </w:rPr>
+      </w:r>
+    </w:p>
+    <w:p>
+      <w:pPr/>
+      <w:r>
+        <w:rPr>
+          <w:lang w:val="id_ID" w:bidi="id_ID"/>
+        </w:rPr>
+      </w:r>
+      <w:r>
+        <w:rPr>
+          <w:lang w:val="id_ID" w:bidi="id_ID"/>
+        </w:rPr>
+        <w:t>Dari mengamati kehidupan, tampaknya kematian sering kali tidak memiliki makna. Mengapa beberapa orang meninggal sementara yang lain hidup lebih lama? Keputusan Allah tentang hal ini tidak dapat diprediksi (</w:t>
+      </w:r>
+      <w:hyperlink r:id="rId135">
+        <w:r>
+          <w:rPr>
+            <w:lang w:val="id_ID" w:bidi="id_ID"/>
+          </w:rPr>
+          <w:rPr>
+            <w:color w:val="0000EE"/>
+            <w:u w:val="single"/>
+          </w:rPr>
+          <w:t>Pengkhotbah 7:13–14</w:t>
+        </w:r>
+      </w:hyperlink>
+      <w:r>
+        <w:rPr>
+          <w:lang w:val="id_ID" w:bidi="id_ID"/>
+        </w:rPr>
+        <w:t>).</w:t>
+      </w:r>
+      <w:r>
+        <w:rPr>
+          <w:lang w:val="id_ID" w:bidi="id_ID"/>
+        </w:rPr>
+      </w:r>
+      <w:r>
+        <w:rPr>
+          <w:lang w:val="id_ID" w:bidi="id_ID"/>
+        </w:rPr>
+      </w:r>
+    </w:p>
+    <w:p>
+      <w:pPr/>
+      <w:r>
+        <w:rPr>
+          <w:lang w:val="id_ID" w:bidi="id_ID"/>
+        </w:rPr>
+      </w:r>
+    </w:p>
+    <w:p>
+      <w:pPr>
+        <w:pStyle w:val="Heading2"/>
+      </w:pPr>
+      <w:r>
+        <w:rPr>
+          <w:lang w:val="id_ID" w:bidi="id_ID"/>
+        </w:rPr>
+        <w:t>Pengkhotbah 9:1</w:t>
+      </w:r>
+      <w:r>
+        <w:rPr>
+          <w:lang w:val="id_ID" w:bidi="id_ID"/>
+        </w:rPr>
+      </w:r>
+    </w:p>
+    <w:p>
+      <w:pPr/>
+      <w:r>
+        <w:rPr>
+          <w:lang w:val="id_ID" w:bidi="id_ID"/>
+        </w:rPr>
+      </w:r>
+      <w:r>
+        <w:rPr>
+          <w:i/>
+          <w:lang w:val="id_ID" w:bidi="id_ID"/>
+        </w:rPr>
+        <w:t>manusia tidak mengetahui apa pun yang di</w:t>
+      </w:r>
+      <w:r>
+        <w:rPr>
+          <w:i/>
+          <w:lang w:val="id_ID" w:bidi="id_ID"/>
+        </w:rPr>
+        <w:t xml:space="preserve"> depannya</w:t>
+      </w:r>
+      <w:r>
+        <w:rPr>
+          <w:lang w:val="id_ID" w:bidi="id_ID"/>
+        </w:rPr>
+        <w:t xml:space="preserve">: Tidak ada jaminan bahwa berbuat baik akan mendatangkan imbalan dalam hidup yang sekarang ini (lihat </w:t>
+      </w:r>
+      <w:hyperlink r:id="rId136">
+        <w:r>
+          <w:rPr>
+            <w:lang w:val="id_ID" w:bidi="id_ID"/>
+          </w:rPr>
+          <w:rPr>
+            <w:color w:val="0000EE"/>
+            <w:u w:val="single"/>
+          </w:rPr>
+          <w:t>Pengkhotbah 3:17–22</w:t>
+        </w:r>
+      </w:hyperlink>
+      <w:r>
+        <w:rPr>
+          <w:lang w:val="id_ID" w:bidi="id_ID"/>
+        </w:rPr>
+        <w:t xml:space="preserve">; </w:t>
+      </w:r>
+      <w:hyperlink r:id="rId137">
+        <w:r>
+          <w:rPr>
+            <w:lang w:val="id_ID" w:bidi="id_ID"/>
+          </w:rPr>
+          <w:rPr>
+            <w:color w:val="0000EE"/>
+            <w:u w:val="single"/>
+          </w:rPr>
+          <w:t>8:10–15</w:t>
+        </w:r>
+      </w:hyperlink>
+      <w:r>
+        <w:rPr>
+          <w:lang w:val="id_ID" w:bidi="id_ID"/>
+        </w:rPr>
+        <w:t xml:space="preserve">; </w:t>
+      </w:r>
+      <w:hyperlink r:id="rId66">
+        <w:r>
+          <w:rPr>
+            <w:lang w:val="id_ID" w:bidi="id_ID"/>
+          </w:rPr>
+          <w:rPr>
+            <w:color w:val="0000EE"/>
+            <w:u w:val="single"/>
+          </w:rPr>
+          <w:t>12:14</w:t>
+        </w:r>
+      </w:hyperlink>
+      <w:r>
+        <w:rPr>
+          <w:lang w:val="id_ID" w:bidi="id_ID"/>
+        </w:rPr>
+        <w:t>).</w:t>
+      </w:r>
+      <w:r>
+        <w:rPr>
+          <w:lang w:val="id_ID" w:bidi="id_ID"/>
+        </w:rPr>
+      </w:r>
+      <w:r>
+        <w:rPr>
+          <w:lang w:val="id_ID" w:bidi="id_ID"/>
+        </w:rPr>
+      </w:r>
+    </w:p>
+    <w:p>
+      <w:pPr/>
+      <w:r>
+        <w:rPr>
+          <w:lang w:val="id_ID" w:bidi="id_ID"/>
+        </w:rPr>
+      </w:r>
+    </w:p>
+    <w:p>
+      <w:pPr>
+        <w:pStyle w:val="Heading2"/>
+      </w:pPr>
+      <w:r>
+        <w:rPr>
+          <w:lang w:val="id_ID" w:bidi="id_ID"/>
+        </w:rPr>
+        <w:t>Pengkhotbah 9:2</w:t>
+      </w:r>
+      <w:r>
+        <w:rPr>
+          <w:lang w:val="id_ID" w:bidi="id_ID"/>
+        </w:rPr>
+      </w:r>
+    </w:p>
+    <w:p>
+      <w:pPr/>
+      <w:r>
+        <w:rPr>
+          <w:lang w:val="id_ID" w:bidi="id_ID"/>
+        </w:rPr>
+      </w:r>
+      <w:r>
+        <w:rPr>
+          <w:lang w:val="id_ID" w:bidi="id_ID"/>
+        </w:rPr>
+        <w:t>Setiap orang pada akhirnya akan mati.</w:t>
+      </w:r>
+      <w:r>
+        <w:rPr>
+          <w:lang w:val="id_ID" w:bidi="id_ID"/>
+        </w:rPr>
+      </w:r>
+      <w:r>
+        <w:rPr>
+          <w:lang w:val="id_ID" w:bidi="id_ID"/>
+        </w:rPr>
+      </w:r>
+    </w:p>
+    <w:p>
+      <w:pPr/>
+      <w:r>
+        <w:rPr>
+          <w:lang w:val="id_ID" w:bidi="id_ID"/>
+        </w:rPr>
+      </w:r>
+    </w:p>
+    <w:p>
+      <w:pPr>
+        <w:pStyle w:val="Heading2"/>
+      </w:pPr>
+      <w:r>
+        <w:rPr>
+          <w:lang w:val="id_ID" w:bidi="id_ID"/>
+        </w:rPr>
+        <w:t>Pengkhotbah 9:3</w:t>
+      </w:r>
+      <w:r>
+        <w:rPr>
+          <w:lang w:val="id_ID" w:bidi="id_ID"/>
+        </w:rPr>
+      </w:r>
+    </w:p>
+    <w:p>
+      <w:pPr/>
+      <w:r>
+        <w:rPr>
+          <w:lang w:val="id_ID" w:bidi="id_ID"/>
+        </w:rPr>
+      </w:r>
+      <w:r>
+        <w:rPr>
+          <w:lang w:val="id_ID" w:bidi="id_ID"/>
+        </w:rPr>
+        <w:t>Ketika pihak berwenang menunda hukuman, termasuk hukuman mati, orang-orang mungkin terus berperilaku sembrono dan terus menambah kesalahan serta kebodohan mereka.</w:t>
+      </w:r>
+      <w:r>
+        <w:rPr>
+          <w:lang w:val="id_ID" w:bidi="id_ID"/>
+        </w:rPr>
+      </w:r>
+      <w:r>
+        <w:rPr>
+          <w:lang w:val="id_ID" w:bidi="id_ID"/>
+        </w:rPr>
+      </w:r>
+    </w:p>
+    <w:p>
+      <w:pPr/>
+      <w:r>
+        <w:rPr>
+          <w:lang w:val="id_ID" w:bidi="id_ID"/>
+        </w:rPr>
+      </w:r>
+    </w:p>
+    <w:p>
+      <w:pPr>
+        <w:pStyle w:val="Heading2"/>
+      </w:pPr>
+      <w:r>
+        <w:rPr>
+          <w:lang w:val="id_ID" w:bidi="id_ID"/>
+        </w:rPr>
+        <w:t>Pengkhotbah 9:4–6</w:t>
+      </w:r>
+      <w:r>
+        <w:rPr>
+          <w:lang w:val="id_ID" w:bidi="id_ID"/>
+        </w:rPr>
+      </w:r>
+    </w:p>
+    <w:p>
+      <w:pPr/>
+      <w:r>
+        <w:rPr>
+          <w:lang w:val="id_ID" w:bidi="id_ID"/>
+        </w:rPr>
+      </w:r>
+      <w:r>
+        <w:rPr>
+          <w:lang w:val="id_ID" w:bidi="id_ID"/>
+        </w:rPr>
+        <w:t xml:space="preserve">Harapan untuk menikmati kesenangan hanya ada jika orang yang berharap itu masih hidup. Jadi, adalah lebih baik memilih untuk tetap hidup (bandingkan </w:t>
+      </w:r>
+      <w:hyperlink r:id="rId138">
+        <w:r>
+          <w:rPr>
+            <w:lang w:val="id_ID" w:bidi="id_ID"/>
+          </w:rPr>
+          <w:rPr>
+            <w:color w:val="0000EE"/>
+            <w:u w:val="single"/>
+          </w:rPr>
+          <w:t>Pengkhotbah 6:3</w:t>
+        </w:r>
+      </w:hyperlink>
+      <w:r>
+        <w:rPr>
+          <w:lang w:val="id_ID" w:bidi="id_ID"/>
+        </w:rPr>
+        <w:t xml:space="preserve">; </w:t>
+      </w:r>
+      <w:hyperlink r:id="rId139">
+        <w:r>
+          <w:rPr>
+            <w:lang w:val="id_ID" w:bidi="id_ID"/>
+          </w:rPr>
+          <w:rPr>
+            <w:color w:val="0000EE"/>
+            <w:u w:val="single"/>
+          </w:rPr>
+          <w:t>7:1</w:t>
+        </w:r>
+      </w:hyperlink>
+      <w:r>
+        <w:rPr>
+          <w:lang w:val="id_ID" w:bidi="id_ID"/>
+        </w:rPr>
+        <w:t>).</w:t>
+      </w:r>
+      <w:r>
+        <w:rPr>
+          <w:lang w:val="id_ID" w:bidi="id_ID"/>
+        </w:rPr>
+      </w:r>
+      <w:r>
+        <w:rPr>
+          <w:lang w:val="id_ID" w:bidi="id_ID"/>
+        </w:rPr>
+      </w:r>
+    </w:p>
+    <w:p>
+      <w:pPr/>
+      <w:r>
+        <w:rPr>
+          <w:lang w:val="id_ID" w:bidi="id_ID"/>
+        </w:rPr>
+      </w:r>
+    </w:p>
+    <w:p>
+      <w:pPr>
+        <w:pStyle w:val="Heading2"/>
+      </w:pPr>
+      <w:r>
+        <w:rPr>
+          <w:lang w:val="id_ID" w:bidi="id_ID"/>
+        </w:rPr>
+        <w:t>Pengkhotbah 9:7–10</w:t>
+      </w:r>
+      <w:r>
+        <w:rPr>
+          <w:lang w:val="id_ID" w:bidi="id_ID"/>
+        </w:rPr>
+      </w:r>
+    </w:p>
+    <w:p>
+      <w:pPr/>
+      <w:r>
+        <w:rPr>
+          <w:lang w:val="id_ID" w:bidi="id_ID"/>
+        </w:rPr>
+      </w:r>
+      <w:r>
+        <w:rPr>
+          <w:lang w:val="id_ID" w:bidi="id_ID"/>
+        </w:rPr>
+        <w:t>Kematian akan dialami oleh semua orang, tetapi penting untuk tetap menikmati hidup.</w:t>
+      </w:r>
+      <w:r>
+        <w:rPr>
+          <w:lang w:val="id_ID" w:bidi="id_ID"/>
+        </w:rPr>
+      </w:r>
+      <w:r>
+        <w:rPr>
+          <w:lang w:val="id_ID" w:bidi="id_ID"/>
+        </w:rPr>
+      </w:r>
+    </w:p>
+    <w:p>
+      <w:pPr/>
+      <w:r>
+        <w:rPr>
+          <w:lang w:val="id_ID" w:bidi="id_ID"/>
+        </w:rPr>
+      </w:r>
+    </w:p>
+    <w:p>
+      <w:pPr>
+        <w:pStyle w:val="Heading2"/>
+      </w:pPr>
+      <w:r>
+        <w:rPr>
+          <w:lang w:val="id_ID" w:bidi="id_ID"/>
+        </w:rPr>
+        <w:t>Pengkhotbah 9:10</w:t>
+      </w:r>
+      <w:r>
+        <w:rPr>
+          <w:lang w:val="id_ID" w:bidi="id_ID"/>
+        </w:rPr>
+      </w:r>
+    </w:p>
+    <w:p>
+      <w:pPr/>
+      <w:r>
+        <w:rPr>
+          <w:lang w:val="id_ID" w:bidi="id_ID"/>
+        </w:rPr>
+      </w:r>
+      <w:r>
+        <w:rPr>
+          <w:i/>
+          <w:lang w:val="id_ID" w:bidi="id_ID"/>
+        </w:rPr>
+        <w:t>dalam dunia orang mati:</w:t>
+      </w:r>
+      <w:r>
+        <w:rPr>
+          <w:lang w:val="id_ID" w:bidi="id_ID"/>
+        </w:rPr>
+        <w:t xml:space="preserve"> Dalam Perjanjian Lama, dunia orang mati (Sheol) adalah tempat keberadaan orang-orang yang sudah mati. Tempat ini tidak selalu berarti hukuman.</w:t>
+      </w:r>
+      <w:r>
+        <w:rPr>
+          <w:lang w:val="id_ID" w:bidi="id_ID"/>
+        </w:rPr>
+      </w:r>
+      <w:r>
+        <w:rPr>
+          <w:lang w:val="id_ID" w:bidi="id_ID"/>
+        </w:rPr>
+      </w:r>
+    </w:p>
+    <w:p>
+      <w:pPr/>
+      <w:r>
+        <w:rPr>
+          <w:lang w:val="id_ID" w:bidi="id_ID"/>
+        </w:rPr>
+      </w:r>
+    </w:p>
+    <w:p>
+      <w:pPr>
+        <w:pStyle w:val="Heading2"/>
+      </w:pPr>
+      <w:r>
+        <w:rPr>
+          <w:lang w:val="id_ID" w:bidi="id_ID"/>
+        </w:rPr>
+        <w:t>Pengkhotbah 9:11</w:t>
+      </w:r>
+      <w:r>
+        <w:rPr>
+          <w:lang w:val="id_ID" w:bidi="id_ID"/>
+        </w:rPr>
+      </w:r>
+    </w:p>
+    <w:p>
+      <w:pPr/>
+      <w:r>
+        <w:rPr>
+          <w:lang w:val="id_ID" w:bidi="id_ID"/>
+        </w:rPr>
+      </w:r>
+      <w:r>
+        <w:rPr>
+          <w:i/>
+          <w:lang w:val="id_ID" w:bidi="id_ID"/>
+        </w:rPr>
+        <w:t>waktu dan nasib</w:t>
+      </w:r>
+      <w:r>
+        <w:rPr>
+          <w:lang w:val="id_ID" w:bidi="id_ID"/>
+        </w:rPr>
+        <w:t xml:space="preserve">: Kita tidak dapat mengendalikan hasilnya (bandingkan dengan </w:t>
+      </w:r>
+      <w:hyperlink r:id="rId140">
+        <w:r>
+          <w:rPr>
+            <w:lang w:val="id_ID" w:bidi="id_ID"/>
+          </w:rPr>
+          <w:rPr>
+            <w:color w:val="0000EE"/>
+            <w:u w:val="single"/>
+          </w:rPr>
+          <w:t>Pengkhotbah 7:13</w:t>
+        </w:r>
+      </w:hyperlink>
+      <w:r>
+        <w:rPr>
+          <w:lang w:val="id_ID" w:bidi="id_ID"/>
+        </w:rPr>
+        <w:t>).</w:t>
+      </w:r>
+      <w:r>
+        <w:rPr>
+          <w:lang w:val="id_ID" w:bidi="id_ID"/>
+        </w:rPr>
+      </w:r>
+      <w:r>
+        <w:rPr>
+          <w:lang w:val="id_ID" w:bidi="id_ID"/>
+        </w:rPr>
+      </w:r>
+    </w:p>
+    <w:p>
+      <w:pPr/>
+      <w:r>
+        <w:rPr>
+          <w:lang w:val="id_ID" w:bidi="id_ID"/>
+        </w:rPr>
+      </w:r>
+    </w:p>
+    <w:p>
+      <w:pPr>
+        <w:pStyle w:val="Heading2"/>
+      </w:pPr>
+      <w:r>
+        <w:rPr>
+          <w:lang w:val="id_ID" w:bidi="id_ID"/>
+        </w:rPr>
+        <w:t>Pengkhotbah 9:13–18</w:t>
+      </w:r>
+      <w:r>
+        <w:rPr>
+          <w:lang w:val="id_ID" w:bidi="id_ID"/>
+        </w:rPr>
+      </w:r>
+    </w:p>
+    <w:p>
+      <w:pPr/>
+      <w:r>
+        <w:rPr>
+          <w:lang w:val="id_ID" w:bidi="id_ID"/>
+        </w:rPr>
+      </w:r>
+      <w:r>
+        <w:rPr>
+          <w:lang w:val="id_ID" w:bidi="id_ID"/>
+        </w:rPr>
+        <w:t xml:space="preserve">Tindakan bijaksana yang dilakukan orang miskin ini efektif. Kebijaksanaan lebih baik daripada kekuasaan, kekuatan, atau senjata (lihat </w:t>
+      </w:r>
+      <w:hyperlink r:id="rId141">
+        <w:r>
+          <w:rPr>
+            <w:lang w:val="id_ID" w:bidi="id_ID"/>
+          </w:rPr>
+          <w:rPr>
+            <w:color w:val="0000EE"/>
+            <w:u w:val="single"/>
+          </w:rPr>
+          <w:t>Pengkhotbah 4:13</w:t>
+        </w:r>
+      </w:hyperlink>
+      <w:r>
+        <w:rPr>
+          <w:lang w:val="id_ID" w:bidi="id_ID"/>
+        </w:rPr>
+        <w:t xml:space="preserve">; </w:t>
+      </w:r>
+      <w:hyperlink r:id="rId142">
+        <w:r>
+          <w:rPr>
+            <w:lang w:val="id_ID" w:bidi="id_ID"/>
+          </w:rPr>
+          <w:rPr>
+            <w:color w:val="0000EE"/>
+            <w:u w:val="single"/>
+          </w:rPr>
+          <w:t>7:9</w:t>
+        </w:r>
+      </w:hyperlink>
+      <w:r>
+        <w:rPr>
+          <w:lang w:val="id_ID" w:bidi="id_ID"/>
+        </w:rPr>
+        <w:t xml:space="preserve">, </w:t>
+      </w:r>
+      <w:hyperlink r:id="rId143">
+        <w:r>
+          <w:rPr>
+            <w:lang w:val="id_ID" w:bidi="id_ID"/>
+          </w:rPr>
+          <w:rPr>
+            <w:color w:val="0000EE"/>
+            <w:u w:val="single"/>
+          </w:rPr>
+          <w:t>19</w:t>
+        </w:r>
+      </w:hyperlink>
+      <w:r>
+        <w:rPr>
+          <w:lang w:val="id_ID" w:bidi="id_ID"/>
+        </w:rPr>
+        <w:t xml:space="preserve">; </w:t>
+      </w:r>
+      <w:hyperlink r:id="rId144">
+        <w:r>
+          <w:rPr>
+            <w:lang w:val="id_ID" w:bidi="id_ID"/>
+          </w:rPr>
+          <w:rPr>
+            <w:color w:val="0000EE"/>
+            <w:u w:val="single"/>
+          </w:rPr>
+          <w:t>10:4</w:t>
+        </w:r>
+      </w:hyperlink>
+      <w:r>
+        <w:rPr>
+          <w:lang w:val="id_ID" w:bidi="id_ID"/>
+        </w:rPr>
+        <w:t xml:space="preserve">). Namun, orang-orang yang layak tidak selalu dihormati, dan bahkan seseorang yang berhikmat kadang-kadang dilupakan (lihat </w:t>
+      </w:r>
+      <w:hyperlink r:id="rId145">
+        <w:r>
+          <w:rPr>
+            <w:lang w:val="id_ID" w:bidi="id_ID"/>
+          </w:rPr>
+          <w:rPr>
+            <w:color w:val="0000EE"/>
+            <w:u w:val="single"/>
+          </w:rPr>
+          <w:t>Pengkhotbah 2:16</w:t>
+        </w:r>
+      </w:hyperlink>
+      <w:r>
+        <w:rPr>
+          <w:lang w:val="id_ID" w:bidi="id_ID"/>
+        </w:rPr>
+        <w:t xml:space="preserve">; </w:t>
+      </w:r>
+      <w:hyperlink r:id="rId146">
+        <w:r>
+          <w:rPr>
+            <w:lang w:val="id_ID" w:bidi="id_ID"/>
+          </w:rPr>
+          <w:rPr>
+            <w:color w:val="0000EE"/>
+            <w:u w:val="single"/>
+          </w:rPr>
+          <w:t>4:16</w:t>
+        </w:r>
+      </w:hyperlink>
+      <w:r>
+        <w:rPr>
+          <w:lang w:val="id_ID" w:bidi="id_ID"/>
+        </w:rPr>
+        <w:t>).</w:t>
+      </w:r>
+      <w:r>
+        <w:rPr>
+          <w:lang w:val="id_ID" w:bidi="id_ID"/>
+        </w:rPr>
+      </w:r>
+      <w:r>
+        <w:rPr>
+          <w:lang w:val="id_ID" w:bidi="id_ID"/>
+        </w:rPr>
+      </w:r>
+    </w:p>
+    <w:p>
+      <w:pPr/>
+      <w:r>
+        <w:rPr>
+          <w:lang w:val="id_ID" w:bidi="id_ID"/>
+        </w:rPr>
+      </w:r>
+    </w:p>
+    <w:p>
+      <w:pPr>
+        <w:pStyle w:val="Heading2"/>
+      </w:pPr>
+      <w:r>
+        <w:rPr>
+          <w:lang w:val="id_ID" w:bidi="id_ID"/>
+        </w:rPr>
+        <w:t>Pengkhotbah 9:18–10.1</w:t>
+      </w:r>
+      <w:r>
+        <w:rPr>
+          <w:lang w:val="id_ID" w:bidi="id_ID"/>
+        </w:rPr>
+      </w:r>
+    </w:p>
+    <w:p>
+      <w:pPr/>
+      <w:r>
+        <w:rPr>
+          <w:lang w:val="id_ID" w:bidi="id_ID"/>
+        </w:rPr>
+      </w:r>
+      <w:r>
+        <w:rPr>
+          <w:i/>
+          <w:lang w:val="id_ID" w:bidi="id_ID"/>
+        </w:rPr>
+        <w:t xml:space="preserve">satu orang yang keliru dapat merusakkan </w:t>
+      </w:r>
+      <w:r>
+        <w:rPr>
+          <w:i/>
+          <w:lang w:val="id_ID" w:bidi="id_ID"/>
+        </w:rPr>
+        <w:t xml:space="preserve"> … </w:t>
+      </w:r>
+      <w:r>
+        <w:rPr>
+          <w:i/>
+          <w:lang w:val="id_ID" w:bidi="id_ID"/>
+        </w:rPr>
+        <w:t>sedikit kebodohan lebih berpengaruh dari pada hikmat</w:t>
+      </w:r>
+      <w:r>
+        <w:rPr>
+          <w:lang w:val="id_ID" w:bidi="id_ID"/>
+        </w:rPr>
+        <w:t>: Sedikit kebodohan dapat merusak segalanya. Dosa dan kebodohan dapat dengan cepat menghapus banyak kebaikan.</w:t>
+      </w:r>
+      <w:r>
+        <w:rPr>
+          <w:lang w:val="id_ID" w:bidi="id_ID"/>
+        </w:rPr>
+      </w:r>
+      <w:r>
+        <w:rPr>
+          <w:lang w:val="id_ID" w:bidi="id_ID"/>
+        </w:rPr>
+      </w:r>
+    </w:p>
+    <w:p>
+      <w:pPr/>
+      <w:r>
+        <w:rPr>
+          <w:lang w:val="id_ID" w:bidi="id_ID"/>
+        </w:rPr>
+      </w:r>
+    </w:p>
+    <w:p>
+      <w:pPr>
+        <w:pStyle w:val="Heading2"/>
+      </w:pPr>
+      <w:r>
+        <w:rPr>
+          <w:lang w:val="id_ID" w:bidi="id_ID"/>
+        </w:rPr>
+        <w:t>Pengkhotbah 10:2–3</w:t>
+      </w:r>
+      <w:r>
+        <w:rPr>
+          <w:lang w:val="id_ID" w:bidi="id_ID"/>
+        </w:rPr>
+      </w:r>
+    </w:p>
+    <w:p>
+      <w:pPr/>
+      <w:r>
+        <w:rPr>
+          <w:lang w:val="id_ID" w:bidi="id_ID"/>
+        </w:rPr>
+      </w:r>
+      <w:r>
+        <w:rPr>
+          <w:lang w:val="id_ID" w:bidi="id_ID"/>
+        </w:rPr>
+        <w:t>Kedua Amsal ini menyoroti kebodohan orang-orang yang tidak bijaksana. Mereka membuat pilihan buruk, dan tindakan mereka mengungkapkan kurangnya kebijaksanaan.</w:t>
+      </w:r>
+      <w:r>
+        <w:rPr>
+          <w:lang w:val="id_ID" w:bidi="id_ID"/>
+        </w:rPr>
+      </w:r>
+      <w:r>
+        <w:rPr>
+          <w:lang w:val="id_ID" w:bidi="id_ID"/>
+        </w:rPr>
+      </w:r>
+    </w:p>
+    <w:p>
+      <w:pPr/>
+      <w:r>
+        <w:rPr>
+          <w:lang w:val="id_ID" w:bidi="id_ID"/>
+        </w:rPr>
+      </w:r>
+    </w:p>
+    <w:p>
+      <w:pPr>
+        <w:pStyle w:val="Heading2"/>
+      </w:pPr>
+      <w:r>
+        <w:rPr>
+          <w:lang w:val="id_ID" w:bidi="id_ID"/>
+        </w:rPr>
+        <w:t>Pengkhotbah 10:4</w:t>
+      </w:r>
+      <w:r>
+        <w:rPr>
+          <w:lang w:val="id_ID" w:bidi="id_ID"/>
+        </w:rPr>
+      </w:r>
+    </w:p>
+    <w:p>
+      <w:pPr/>
+      <w:r>
+        <w:rPr>
+          <w:lang w:val="id_ID" w:bidi="id_ID"/>
+        </w:rPr>
+      </w:r>
+      <w:r>
+        <w:rPr>
+          <w:lang w:val="id_ID" w:bidi="id_ID"/>
+        </w:rPr>
+        <w:t xml:space="preserve">Seorang </w:t>
+      </w:r>
+      <w:r>
+        <w:rPr>
+          <w:i/>
+          <w:lang w:val="id_ID" w:bidi="id_ID"/>
+        </w:rPr>
+        <w:t>penguasa</w:t>
+      </w:r>
+      <w:r>
+        <w:rPr>
+          <w:lang w:val="id_ID" w:bidi="id_ID"/>
+        </w:rPr>
+        <w:t xml:space="preserve"> adalah orang yang memiliki otoritas.</w:t>
+      </w:r>
+      <w:r>
+        <w:rPr>
+          <w:lang w:val="id_ID" w:bidi="id_ID"/>
+        </w:rPr>
+      </w:r>
+      <w:r>
+        <w:rPr>
+          <w:lang w:val="id_ID" w:bidi="id_ID"/>
+        </w:rPr>
+      </w:r>
+    </w:p>
+    <w:p>
+      <w:pPr/>
+      <w:r>
+        <w:rPr>
+          <w:lang w:val="id_ID" w:bidi="id_ID"/>
+        </w:rPr>
+      </w:r>
+    </w:p>
+    <w:p>
+      <w:pPr>
+        <w:pStyle w:val="Heading2"/>
+      </w:pPr>
+      <w:r>
+        <w:rPr>
+          <w:lang w:val="id_ID" w:bidi="id_ID"/>
+        </w:rPr>
+        <w:t>Pengkhotbah 10:5–7</w:t>
+      </w:r>
+      <w:r>
+        <w:rPr>
+          <w:lang w:val="id_ID" w:bidi="id_ID"/>
+        </w:rPr>
+      </w:r>
+    </w:p>
+    <w:p>
+      <w:pPr/>
+      <w:r>
+        <w:rPr>
+          <w:lang w:val="id_ID" w:bidi="id_ID"/>
+        </w:rPr>
+      </w:r>
+      <w:r>
+        <w:rPr>
+          <w:lang w:val="id_ID" w:bidi="id_ID"/>
+        </w:rPr>
+        <w:t>Memberikan kekuasaan kepada mereka yang tidak dapat menggunakannya dengan bijaksana adalah kesalahan besar. Favoritisme, nepotisme, pemerasan, dan penyuapan dapat menempatkan orang-orang yang ceroboh pada posisi berkuasa.</w:t>
+      </w:r>
+      <w:r>
+        <w:rPr>
+          <w:lang w:val="id_ID" w:bidi="id_ID"/>
+        </w:rPr>
+      </w:r>
+      <w:r>
+        <w:rPr>
+          <w:lang w:val="id_ID" w:bidi="id_ID"/>
+        </w:rPr>
+      </w:r>
+    </w:p>
+    <w:p>
+      <w:pPr/>
+      <w:r>
+        <w:rPr>
+          <w:lang w:val="id_ID" w:bidi="id_ID"/>
+        </w:rPr>
+      </w:r>
+    </w:p>
+    <w:p>
+      <w:pPr>
+        <w:pStyle w:val="Heading2"/>
+      </w:pPr>
+      <w:r>
+        <w:rPr>
+          <w:lang w:val="id_ID" w:bidi="id_ID"/>
+        </w:rPr>
+        <w:t>Pengkhotbah 10:7</w:t>
+      </w:r>
+      <w:r>
+        <w:rPr>
+          <w:lang w:val="id_ID" w:bidi="id_ID"/>
+        </w:rPr>
+      </w:r>
+    </w:p>
+    <w:p>
+      <w:pPr/>
+      <w:r>
+        <w:rPr>
+          <w:lang w:val="id_ID" w:bidi="id_ID"/>
+        </w:rPr>
+      </w:r>
+      <w:r>
+        <w:rPr>
+          <w:i/>
+          <w:lang w:val="id_ID" w:bidi="id_ID"/>
+        </w:rPr>
+        <w:t>budak-budak menunggang kuda dan pembesar-pembesar berjalan kaki</w:t>
+      </w:r>
+      <w:r>
+        <w:rPr>
+          <w:lang w:val="id_ID" w:bidi="id_ID"/>
+        </w:rPr>
+        <w:t xml:space="preserve">: Bandingkan </w:t>
+      </w:r>
+      <w:hyperlink r:id="rId147">
+        <w:r>
+          <w:rPr>
+            <w:lang w:val="id_ID" w:bidi="id_ID"/>
+          </w:rPr>
+          <w:rPr>
+            <w:color w:val="0000EE"/>
+            <w:u w:val="single"/>
+          </w:rPr>
+          <w:t>Amsal 19:10</w:t>
+        </w:r>
+      </w:hyperlink>
+      <w:r>
+        <w:rPr>
+          <w:lang w:val="id_ID" w:bidi="id_ID"/>
+        </w:rPr>
+        <w:t>.</w:t>
+      </w:r>
+      <w:r>
+        <w:rPr>
+          <w:lang w:val="id_ID" w:bidi="id_ID"/>
+        </w:rPr>
+      </w:r>
+      <w:r>
+        <w:rPr>
+          <w:lang w:val="id_ID" w:bidi="id_ID"/>
+        </w:rPr>
+      </w:r>
+    </w:p>
+    <w:p>
+      <w:pPr/>
+      <w:r>
+        <w:rPr>
+          <w:lang w:val="id_ID" w:bidi="id_ID"/>
+        </w:rPr>
+      </w:r>
+    </w:p>
+    <w:p>
+      <w:pPr>
+        <w:pStyle w:val="Heading2"/>
+      </w:pPr>
+      <w:r>
+        <w:rPr>
+          <w:lang w:val="id_ID" w:bidi="id_ID"/>
+        </w:rPr>
+        <w:t>Pengkhotbah 10:8–9</w:t>
+      </w:r>
+      <w:r>
+        <w:rPr>
+          <w:lang w:val="id_ID" w:bidi="id_ID"/>
+        </w:rPr>
+      </w:r>
+    </w:p>
+    <w:p>
+      <w:pPr/>
+      <w:r>
+        <w:rPr>
+          <w:lang w:val="id_ID" w:bidi="id_ID"/>
+        </w:rPr>
+      </w:r>
+      <w:r>
+        <w:rPr>
+          <w:lang w:val="id_ID" w:bidi="id_ID"/>
+        </w:rPr>
+        <w:t>Setiap kegiatan memerlukan hikmat. Orang-orang menunjukkan kebijaksanaan dengan mengambil tindakan pencegahan keselamatan dalam pekerjaan mereka, meskipun beberapa risiko tetap ada.</w:t>
+      </w:r>
+      <w:r>
+        <w:rPr>
+          <w:lang w:val="id_ID" w:bidi="id_ID"/>
+        </w:rPr>
+      </w:r>
+      <w:r>
+        <w:rPr>
+          <w:lang w:val="id_ID" w:bidi="id_ID"/>
+        </w:rPr>
+      </w:r>
+    </w:p>
+    <w:p>
+      <w:pPr/>
+      <w:r>
+        <w:rPr>
+          <w:lang w:val="id_ID" w:bidi="id_ID"/>
+        </w:rPr>
+      </w:r>
+    </w:p>
+    <w:p>
+      <w:pPr>
+        <w:pStyle w:val="Heading2"/>
+      </w:pPr>
+      <w:r>
+        <w:rPr>
+          <w:lang w:val="id_ID" w:bidi="id_ID"/>
+        </w:rPr>
+        <w:t>Pengkhotbah 10:10</w:t>
+      </w:r>
+      <w:r>
+        <w:rPr>
+          <w:lang w:val="id_ID" w:bidi="id_ID"/>
+        </w:rPr>
+      </w:r>
+    </w:p>
+    <w:p>
+      <w:pPr/>
+      <w:r>
+        <w:rPr>
+          <w:lang w:val="id_ID" w:bidi="id_ID"/>
+        </w:rPr>
+      </w:r>
+      <w:r>
+        <w:rPr>
+          <w:i/>
+          <w:lang w:val="id_ID" w:bidi="id_ID"/>
+        </w:rPr>
+        <w:t>Jika besi menjadi tumpul dan tidak diasah, maka orang harus memperbesar tenaga</w:t>
+      </w:r>
+      <w:r>
+        <w:rPr>
+          <w:lang w:val="id_ID" w:bidi="id_ID"/>
+        </w:rPr>
+        <w:t>: Dalam setiap pekerjaan, alat harus dalam kondisi baik agar dapat berfungsi dengan optimal. Mengasah kapak yang tumpul adalah tindakan bijaksana bagi orang yang mengandalkan kapak itu untuk mata pencaharian mereka.</w:t>
+      </w:r>
+      <w:r>
+        <w:rPr>
+          <w:lang w:val="id_ID" w:bidi="id_ID"/>
+        </w:rPr>
+      </w:r>
+      <w:r>
+        <w:rPr>
+          <w:lang w:val="id_ID" w:bidi="id_ID"/>
+        </w:rPr>
+      </w:r>
+    </w:p>
+    <w:p>
+      <w:pPr/>
+      <w:r>
+        <w:rPr>
+          <w:lang w:val="id_ID" w:bidi="id_ID"/>
+        </w:rPr>
+      </w:r>
+    </w:p>
+    <w:p>
+      <w:pPr>
+        <w:pStyle w:val="Heading2"/>
+      </w:pPr>
+      <w:r>
+        <w:rPr>
+          <w:lang w:val="id_ID" w:bidi="id_ID"/>
+        </w:rPr>
+        <w:t>Pengkhotbah 10:11</w:t>
+      </w:r>
+      <w:r>
+        <w:rPr>
+          <w:lang w:val="id_ID" w:bidi="id_ID"/>
+        </w:rPr>
+      </w:r>
+    </w:p>
+    <w:p>
+      <w:pPr/>
+      <w:r>
+        <w:rPr>
+          <w:lang w:val="id_ID" w:bidi="id_ID"/>
+        </w:rPr>
+      </w:r>
+      <w:r>
+        <w:rPr>
+          <w:lang w:val="id_ID" w:bidi="id_ID"/>
+        </w:rPr>
+        <w:t>Salah satu alasan untuk menjinakkan ular adalah untuk mencegahnya menggigit, tetapi seorang pawang ular berisiko digigit sebelum berhasil menjinakkannya. Beberapa pekerjaan sangat berbahaya sehingga orang-orang bijak menghindarinya sepenuhnya.</w:t>
+      </w:r>
+      <w:r>
+        <w:rPr>
+          <w:lang w:val="id_ID" w:bidi="id_ID"/>
+        </w:rPr>
+      </w:r>
+      <w:r>
+        <w:rPr>
+          <w:lang w:val="id_ID" w:bidi="id_ID"/>
+        </w:rPr>
+      </w:r>
+    </w:p>
+    <w:p>
+      <w:pPr/>
+      <w:r>
+        <w:rPr>
+          <w:lang w:val="id_ID" w:bidi="id_ID"/>
+        </w:rPr>
+      </w:r>
+    </w:p>
+    <w:p>
+      <w:pPr>
+        <w:pStyle w:val="Heading2"/>
+      </w:pPr>
+      <w:r>
+        <w:rPr>
+          <w:lang w:val="id_ID" w:bidi="id_ID"/>
+        </w:rPr>
+        <w:t>Pengkhotbah 10:12</w:t>
+      </w:r>
+      <w:r>
+        <w:rPr>
+          <w:lang w:val="id_ID" w:bidi="id_ID"/>
+        </w:rPr>
+      </w:r>
+    </w:p>
+    <w:p>
+      <w:pPr/>
+      <w:r>
+        <w:rPr>
+          <w:lang w:val="id_ID" w:bidi="id_ID"/>
+        </w:rPr>
+      </w:r>
+      <w:r>
+        <w:rPr>
+          <w:lang w:val="id_ID" w:bidi="id_ID"/>
+        </w:rPr>
+        <w:t xml:space="preserve">Orang bodoh menghadapi kehancuran karena membuat janji yang tidak bijak, memberikan kesaksian palsu, dan membuat marah orang yang tidak tepat (lihat </w:t>
+      </w:r>
+      <w:hyperlink r:id="rId148">
+        <w:r>
+          <w:rPr>
+            <w:lang w:val="id_ID" w:bidi="id_ID"/>
+          </w:rPr>
+          <w:rPr>
+            <w:color w:val="0000EE"/>
+            <w:u w:val="single"/>
+          </w:rPr>
+          <w:t>5:6</w:t>
+        </w:r>
+      </w:hyperlink>
+      <w:r>
+        <w:rPr>
+          <w:lang w:val="id_ID" w:bidi="id_ID"/>
+        </w:rPr>
+        <w:t xml:space="preserve">; </w:t>
+      </w:r>
+      <w:hyperlink r:id="rId149">
+        <w:r>
+          <w:rPr>
+            <w:lang w:val="id_ID" w:bidi="id_ID"/>
+          </w:rPr>
+          <w:rPr>
+            <w:color w:val="0000EE"/>
+            <w:u w:val="single"/>
+          </w:rPr>
+          <w:t>Amsal 17:20</w:t>
+        </w:r>
+      </w:hyperlink>
+      <w:r>
+        <w:rPr>
+          <w:lang w:val="id_ID" w:bidi="id_ID"/>
+        </w:rPr>
+        <w:t xml:space="preserve">; </w:t>
+      </w:r>
+      <w:hyperlink r:id="rId150">
+        <w:r>
+          <w:rPr>
+            <w:lang w:val="id_ID" w:bidi="id_ID"/>
+          </w:rPr>
+          <w:rPr>
+            <w:color w:val="0000EE"/>
+            <w:u w:val="single"/>
+          </w:rPr>
+          <w:t>18:6–7</w:t>
+        </w:r>
+      </w:hyperlink>
+      <w:r>
+        <w:rPr>
+          <w:lang w:val="id_ID" w:bidi="id_ID"/>
+        </w:rPr>
+        <w:t xml:space="preserve">; </w:t>
+      </w:r>
+      <w:hyperlink r:id="rId151">
+        <w:r>
+          <w:rPr>
+            <w:lang w:val="id_ID" w:bidi="id_ID"/>
+          </w:rPr>
+          <w:rPr>
+            <w:color w:val="0000EE"/>
+            <w:u w:val="single"/>
+          </w:rPr>
+          <w:t>19:5</w:t>
+        </w:r>
+      </w:hyperlink>
+      <w:r>
+        <w:rPr>
+          <w:lang w:val="id_ID" w:bidi="id_ID"/>
+        </w:rPr>
+        <w:t xml:space="preserve">, </w:t>
+      </w:r>
+      <w:hyperlink r:id="rId152">
+        <w:r>
+          <w:rPr>
+            <w:lang w:val="id_ID" w:bidi="id_ID"/>
+          </w:rPr>
+          <w:rPr>
+            <w:color w:val="0000EE"/>
+            <w:u w:val="single"/>
+          </w:rPr>
+          <w:t>9</w:t>
+        </w:r>
+      </w:hyperlink>
+      <w:r>
+        <w:rPr>
+          <w:lang w:val="id_ID" w:bidi="id_ID"/>
+        </w:rPr>
+        <w:t>).</w:t>
+      </w:r>
+      <w:r>
+        <w:rPr>
+          <w:lang w:val="id_ID" w:bidi="id_ID"/>
+        </w:rPr>
+      </w:r>
+      <w:r>
+        <w:rPr>
+          <w:lang w:val="id_ID" w:bidi="id_ID"/>
+        </w:rPr>
+      </w:r>
+    </w:p>
+    <w:p>
+      <w:pPr/>
+      <w:r>
+        <w:rPr>
+          <w:lang w:val="id_ID" w:bidi="id_ID"/>
+        </w:rPr>
+      </w:r>
+    </w:p>
+    <w:p>
+      <w:pPr>
+        <w:pStyle w:val="Heading2"/>
+      </w:pPr>
+      <w:r>
+        <w:rPr>
+          <w:lang w:val="id_ID" w:bidi="id_ID"/>
+        </w:rPr>
+        <w:t>Pengkhotbah 10:14</w:t>
+      </w:r>
+      <w:r>
+        <w:rPr>
+          <w:lang w:val="id_ID" w:bidi="id_ID"/>
+        </w:rPr>
+      </w:r>
+    </w:p>
+    <w:p>
+      <w:pPr>
+        <w:pStyle w:val="ListBullet"/>
+        <w:spacing w:line="240" w:lineRule="auto"/>
+        <w:ind w:left="720"/>
+      </w:pPr>
+      <w:r>
+        <w:rPr>
+          <w:lang w:val="id_ID" w:bidi="id_ID"/>
+        </w:rPr>
+      </w:r>
+      <w:r>
+        <w:rPr>
+          <w:i/>
+          <w:lang w:val="id_ID" w:bidi="id_ID"/>
+        </w:rPr>
+        <w:t>Orang yang bodoh banyak bicaranya</w:t>
+      </w:r>
+      <w:r>
+        <w:rPr>
+          <w:lang w:val="id_ID" w:bidi="id_ID"/>
+        </w:rPr>
+        <w:t xml:space="preserve">: Orang bodoh cenderung berbicara tentang hal-hal yang tidak penting (lihat </w:t>
+      </w:r>
+      <w:hyperlink r:id="rId82">
+        <w:r>
+          <w:rPr>
+            <w:lang w:val="id_ID" w:bidi="id_ID"/>
+          </w:rPr>
+          <w:rPr>
+            <w:color w:val="0000EE"/>
+            <w:u w:val="single"/>
+          </w:rPr>
+          <w:t>Pengkhotbah 5:3</w:t>
+        </w:r>
+      </w:hyperlink>
+      <w:r>
+        <w:rPr>
+          <w:lang w:val="id_ID" w:bidi="id_ID"/>
+        </w:rPr>
+        <w:t xml:space="preserve">; </w:t>
+      </w:r>
+      <w:hyperlink r:id="rId153">
+        <w:r>
+          <w:rPr>
+            <w:lang w:val="id_ID" w:bidi="id_ID"/>
+          </w:rPr>
+          <w:rPr>
+            <w:color w:val="0000EE"/>
+            <w:u w:val="single"/>
+          </w:rPr>
+          <w:t>6:11</w:t>
+        </w:r>
+      </w:hyperlink>
+      <w:r>
+        <w:rPr>
+          <w:lang w:val="id_ID" w:bidi="id_ID"/>
+        </w:rPr>
+        <w:t xml:space="preserve">; </w:t>
+      </w:r>
+      <w:hyperlink r:id="rId75">
+        <w:r>
+          <w:rPr>
+            <w:lang w:val="id_ID" w:bidi="id_ID"/>
+          </w:rPr>
+          <w:rPr>
+            <w:color w:val="0000EE"/>
+            <w:u w:val="single"/>
+          </w:rPr>
+          <w:t>Amsal 10:19</w:t>
+        </w:r>
+      </w:hyperlink>
+      <w:r>
+        <w:rPr>
+          <w:lang w:val="id_ID" w:bidi="id_ID"/>
+        </w:rPr>
+        <w:t xml:space="preserve">; </w:t>
+      </w:r>
+      <w:hyperlink r:id="rId91">
+        <w:r>
+          <w:rPr>
+            <w:lang w:val="id_ID" w:bidi="id_ID"/>
+          </w:rPr>
+          <w:rPr>
+            <w:color w:val="0000EE"/>
+            <w:u w:val="single"/>
+          </w:rPr>
+          <w:t>17:28</w:t>
+        </w:r>
+      </w:hyperlink>
+      <w:r>
+        <w:rPr>
+          <w:lang w:val="id_ID" w:bidi="id_ID"/>
+        </w:rPr>
+        <w:t>).</w:t>
+      </w:r>
+    </w:p>
+    <w:p>
+      <w:pPr>
+        <w:pStyle w:val="ListBullet"/>
+        <w:spacing w:line="240" w:lineRule="auto"/>
+        <w:ind w:left="720"/>
+      </w:pPr>
+      <w:r>
+        <w:rPr>
+          <w:lang w:val="id_ID" w:bidi="id_ID"/>
+        </w:rPr>
+      </w:r>
+      <w:r>
+        <w:rPr>
+          <w:i/>
+          <w:lang w:val="id_ID" w:bidi="id_ID"/>
+        </w:rPr>
+        <w:t>siapakah yang akan mengatakan kepadanya apa yang akan terjadi sesudah dia</w:t>
+      </w:r>
+      <w:r>
+        <w:rPr>
+          <w:i/>
+          <w:lang w:val="id_ID" w:bidi="id_ID"/>
+        </w:rPr>
+        <w:t>?</w:t>
+      </w:r>
+      <w:r>
+        <w:rPr>
+          <w:lang w:val="id_ID" w:bidi="id_ID"/>
+        </w:rPr>
+        <w:t xml:space="preserve">: Orang bijak menghindari pembicaraan yang tidak berguna dan konsekuensinya (lihat </w:t>
+      </w:r>
+      <w:hyperlink r:id="rId154">
+        <w:r>
+          <w:rPr>
+            <w:lang w:val="id_ID" w:bidi="id_ID"/>
+          </w:rPr>
+          <w:rPr>
+            <w:color w:val="0000EE"/>
+            <w:u w:val="single"/>
+          </w:rPr>
+          <w:t>Yakobus 4:13–16</w:t>
+        </w:r>
+      </w:hyperlink>
+      <w:r>
+        <w:rPr>
+          <w:lang w:val="id_ID" w:bidi="id_ID"/>
+        </w:rPr>
+        <w:t>).</w:t>
+      </w:r>
+      <w:r>
+        <w:rPr>
+          <w:lang w:val="id_ID" w:bidi="id_ID"/>
+        </w:rPr>
+      </w:r>
+      <w:r>
+        <w:rPr>
+          <w:lang w:val="id_ID" w:bidi="id_ID"/>
+        </w:rPr>
+      </w:r>
+    </w:p>
+    <w:p>
+      <w:pPr/>
+      <w:r>
+        <w:rPr>
+          <w:lang w:val="id_ID" w:bidi="id_ID"/>
+        </w:rPr>
+      </w:r>
+    </w:p>
+    <w:p>
+      <w:pPr>
+        <w:pStyle w:val="Heading2"/>
+      </w:pPr>
+      <w:r>
+        <w:rPr>
+          <w:lang w:val="id_ID" w:bidi="id_ID"/>
+        </w:rPr>
+        <w:t>Pengkhotbah 10:15</w:t>
+      </w:r>
+      <w:r>
+        <w:rPr>
+          <w:lang w:val="id_ID" w:bidi="id_ID"/>
+        </w:rPr>
+      </w:r>
+    </w:p>
+    <w:p>
+      <w:pPr/>
+      <w:r>
+        <w:rPr>
+          <w:lang w:val="id_ID" w:bidi="id_ID"/>
+        </w:rPr>
+      </w:r>
+      <w:r>
+        <w:rPr>
+          <w:lang w:val="id_ID" w:bidi="id_ID"/>
+        </w:rPr>
+        <w:t>Orang-orang yang jarang bekerja cepat merasa lelah ketika mereka mencoba bekerja.</w:t>
+      </w:r>
+      <w:r>
+        <w:rPr>
+          <w:lang w:val="id_ID" w:bidi="id_ID"/>
+        </w:rPr>
+      </w:r>
+      <w:r>
+        <w:rPr>
+          <w:lang w:val="id_ID" w:bidi="id_ID"/>
+        </w:rPr>
+      </w:r>
+    </w:p>
+    <w:p>
+      <w:pPr/>
+      <w:r>
+        <w:rPr>
+          <w:lang w:val="id_ID" w:bidi="id_ID"/>
+        </w:rPr>
+      </w:r>
+    </w:p>
+    <w:p>
+      <w:pPr>
+        <w:pStyle w:val="Heading2"/>
+      </w:pPr>
+      <w:r>
+        <w:rPr>
+          <w:lang w:val="id_ID" w:bidi="id_ID"/>
+        </w:rPr>
+        <w:t>Pengkhotbah 10:15–20</w:t>
+      </w:r>
+      <w:r>
+        <w:rPr>
+          <w:lang w:val="id_ID" w:bidi="id_ID"/>
+        </w:rPr>
+      </w:r>
+    </w:p>
+    <w:p>
+      <w:pPr/>
+      <w:r>
+        <w:rPr>
+          <w:lang w:val="id_ID" w:bidi="id_ID"/>
+        </w:rPr>
+      </w:r>
+      <w:r>
+        <w:rPr>
+          <w:lang w:val="id_ID" w:bidi="id_ID"/>
+        </w:rPr>
+        <w:t>Para pendengar pidato ini mungkin adalah sekelompok pegawai pemerintah. Bagaimana seharusnya seorang penguasa memimpin ketika kekuasaan dan kekayaan menyebabkan hilangnya rasa tanggung jawab?</w:t>
+      </w:r>
+      <w:r>
+        <w:rPr>
+          <w:lang w:val="id_ID" w:bidi="id_ID"/>
+        </w:rPr>
+      </w:r>
+      <w:r>
+        <w:rPr>
+          <w:lang w:val="id_ID" w:bidi="id_ID"/>
+        </w:rPr>
+      </w:r>
+    </w:p>
+    <w:p>
+      <w:pPr/>
+      <w:r>
+        <w:rPr>
+          <w:lang w:val="id_ID" w:bidi="id_ID"/>
+        </w:rPr>
+      </w:r>
+    </w:p>
+    <w:p>
+      <w:pPr>
+        <w:pStyle w:val="Heading2"/>
+      </w:pPr>
+      <w:r>
+        <w:rPr>
+          <w:lang w:val="id_ID" w:bidi="id_ID"/>
+        </w:rPr>
+        <w:t>Pengkhotbah 10:16–17</w:t>
+      </w:r>
+      <w:r>
+        <w:rPr>
+          <w:lang w:val="id_ID" w:bidi="id_ID"/>
+        </w:rPr>
+      </w:r>
+    </w:p>
+    <w:p>
+      <w:pPr>
+        <w:pStyle w:val="ListBullet"/>
+        <w:spacing w:line="240" w:lineRule="auto"/>
+        <w:ind w:left="720"/>
+      </w:pPr>
+      <w:r>
+        <w:rPr>
+          <w:lang w:val="id_ID" w:bidi="id_ID"/>
+        </w:rPr>
+      </w:r>
+      <w:r>
+        <w:rPr>
+          <w:lang w:val="id_ID" w:bidi="id_ID"/>
+        </w:rPr>
+        <w:t>Seorang kanak-kanak tidak memiliki kemampuan dalam kepemimpinan.</w:t>
+      </w:r>
+    </w:p>
+    <w:p>
+      <w:pPr>
+        <w:pStyle w:val="ListBullet"/>
+        <w:spacing w:line="240" w:lineRule="auto"/>
+        <w:ind w:left="720"/>
+      </w:pPr>
+      <w:r>
+        <w:rPr>
+          <w:lang w:val="id_ID" w:bidi="id_ID"/>
+        </w:rPr>
+      </w:r>
+      <w:r>
+        <w:rPr>
+          <w:i/>
+          <w:lang w:val="id_ID" w:bidi="id_ID"/>
+        </w:rPr>
+        <w:t>pagi-pagi sudah makan</w:t>
+      </w:r>
+      <w:r>
+        <w:rPr>
+          <w:lang w:val="id_ID" w:bidi="id_ID"/>
+        </w:rPr>
+        <w:t>: Pemimpin yang bijak bersantai setelah menyelesaikan pekerjaan mereka, bukan di pagi hari sebelum memulai. Pemimpin yang malas dapat melemahkan masyarakat atau organisasi.</w:t>
+      </w:r>
+      <w:r>
+        <w:rPr>
+          <w:lang w:val="id_ID" w:bidi="id_ID"/>
+        </w:rPr>
+      </w:r>
+      <w:r>
+        <w:rPr>
+          <w:lang w:val="id_ID" w:bidi="id_ID"/>
+        </w:rPr>
+      </w:r>
+    </w:p>
+    <w:p>
+      <w:pPr/>
+      <w:r>
+        <w:rPr>
+          <w:lang w:val="id_ID" w:bidi="id_ID"/>
+        </w:rPr>
+      </w:r>
+    </w:p>
+    <w:p>
+      <w:pPr>
+        <w:pStyle w:val="Heading2"/>
+      </w:pPr>
+      <w:r>
+        <w:rPr>
+          <w:lang w:val="id_ID" w:bidi="id_ID"/>
+        </w:rPr>
+        <w:t>Pengkhotbah 10:18</w:t>
+      </w:r>
+      <w:r>
+        <w:rPr>
+          <w:lang w:val="id_ID" w:bidi="id_ID"/>
+        </w:rPr>
+      </w:r>
+    </w:p>
+    <w:p>
+      <w:pPr/>
+      <w:r>
+        <w:rPr>
+          <w:lang w:val="id_ID" w:bidi="id_ID"/>
+        </w:rPr>
+      </w:r>
+      <w:r>
+        <w:rPr>
+          <w:lang w:val="id_ID" w:bidi="id_ID"/>
+        </w:rPr>
+        <w:t xml:space="preserve">Menunda perbaikan atap menyebabkan kasau atau langit-langit jadi melengkung dan akhirnya merusak rumah (lihat </w:t>
+      </w:r>
+      <w:hyperlink r:id="rId155">
+        <w:r>
+          <w:rPr>
+            <w:lang w:val="id_ID" w:bidi="id_ID"/>
+          </w:rPr>
+          <w:rPr>
+            <w:color w:val="0000EE"/>
+            <w:u w:val="single"/>
+          </w:rPr>
+          <w:t>Amsal 12:27</w:t>
+        </w:r>
+      </w:hyperlink>
+      <w:r>
+        <w:rPr>
+          <w:lang w:val="id_ID" w:bidi="id_ID"/>
+        </w:rPr>
+        <w:t xml:space="preserve">; </w:t>
+      </w:r>
+      <w:hyperlink r:id="rId156">
+        <w:r>
+          <w:rPr>
+            <w:lang w:val="id_ID" w:bidi="id_ID"/>
+          </w:rPr>
+          <w:rPr>
+            <w:color w:val="0000EE"/>
+            <w:u w:val="single"/>
+          </w:rPr>
+          <w:t>20:4</w:t>
+        </w:r>
+      </w:hyperlink>
+      <w:r>
+        <w:rPr>
+          <w:lang w:val="id_ID" w:bidi="id_ID"/>
+        </w:rPr>
+        <w:t>). Korupsi pemerintah memiliki dampak yang serupa (</w:t>
+      </w:r>
+      <w:hyperlink r:id="rId157">
+        <w:r>
+          <w:rPr>
+            <w:lang w:val="id_ID" w:bidi="id_ID"/>
+          </w:rPr>
+          <w:rPr>
+            <w:color w:val="0000EE"/>
+            <w:u w:val="single"/>
+          </w:rPr>
+          <w:t>Pengkhotbah 10:15–16</w:t>
+        </w:r>
+      </w:hyperlink>
+      <w:r>
+        <w:rPr>
+          <w:lang w:val="id_ID" w:bidi="id_ID"/>
+        </w:rPr>
+        <w:t>).</w:t>
+      </w:r>
+      <w:r>
+        <w:rPr>
+          <w:lang w:val="id_ID" w:bidi="id_ID"/>
+        </w:rPr>
+      </w:r>
+      <w:r>
+        <w:rPr>
+          <w:lang w:val="id_ID" w:bidi="id_ID"/>
+        </w:rPr>
+      </w:r>
+    </w:p>
+    <w:p>
+      <w:pPr/>
+      <w:r>
+        <w:rPr>
+          <w:lang w:val="id_ID" w:bidi="id_ID"/>
+        </w:rPr>
+      </w:r>
+    </w:p>
+    <w:p>
+      <w:pPr>
+        <w:pStyle w:val="Heading2"/>
+      </w:pPr>
+      <w:r>
+        <w:rPr>
+          <w:lang w:val="id_ID" w:bidi="id_ID"/>
+        </w:rPr>
+        <w:t>Pengkhotbah 10:19</w:t>
+      </w:r>
+      <w:r>
+        <w:rPr>
+          <w:lang w:val="id_ID" w:bidi="id_ID"/>
+        </w:rPr>
+      </w:r>
+    </w:p>
+    <w:p>
+      <w:pPr/>
+      <w:r>
+        <w:rPr>
+          <w:lang w:val="id_ID" w:bidi="id_ID"/>
+        </w:rPr>
+      </w:r>
+      <w:r>
+        <w:rPr>
+          <w:i/>
+          <w:lang w:val="id_ID" w:bidi="id_ID"/>
+        </w:rPr>
+        <w:t>uang memungkinkan semuanya itu</w:t>
+      </w:r>
+      <w:r>
+        <w:rPr>
+          <w:lang w:val="id_ID" w:bidi="id_ID"/>
+        </w:rPr>
+        <w:t xml:space="preserve">: Uang membantu orang mendapatkan apa yang ia inginkan atau butuhkan di dunia ini (lihat </w:t>
+      </w:r>
+      <w:hyperlink r:id="rId158">
+        <w:r>
+          <w:rPr>
+            <w:lang w:val="id_ID" w:bidi="id_ID"/>
+          </w:rPr>
+          <w:rPr>
+            <w:color w:val="0000EE"/>
+            <w:u w:val="single"/>
+          </w:rPr>
+          <w:t>Pengkhotbah 7:11–12</w:t>
+        </w:r>
+      </w:hyperlink>
+      <w:r>
+        <w:rPr>
+          <w:lang w:val="id_ID" w:bidi="id_ID"/>
+        </w:rPr>
+        <w:t>).</w:t>
+      </w:r>
+      <w:r>
+        <w:rPr>
+          <w:lang w:val="id_ID" w:bidi="id_ID"/>
+        </w:rPr>
+      </w:r>
+      <w:r>
+        <w:rPr>
+          <w:lang w:val="id_ID" w:bidi="id_ID"/>
+        </w:rPr>
+      </w:r>
+    </w:p>
+    <w:p>
+      <w:pPr/>
+      <w:r>
+        <w:rPr>
+          <w:lang w:val="id_ID" w:bidi="id_ID"/>
+        </w:rPr>
+      </w:r>
+    </w:p>
+    <w:p>
+      <w:pPr>
+        <w:pStyle w:val="Heading2"/>
+      </w:pPr>
+      <w:r>
+        <w:rPr>
+          <w:lang w:val="id_ID" w:bidi="id_ID"/>
+        </w:rPr>
+        <w:t>Pengkhotbah 10:20</w:t>
+      </w:r>
+      <w:r>
+        <w:rPr>
+          <w:lang w:val="id_ID" w:bidi="id_ID"/>
+        </w:rPr>
+      </w:r>
+    </w:p>
+    <w:p>
+      <w:pPr/>
+      <w:r>
+        <w:rPr>
+          <w:lang w:val="id_ID" w:bidi="id_ID"/>
+        </w:rPr>
+      </w:r>
+      <w:r>
+        <w:rPr>
+          <w:lang w:val="id_ID" w:bidi="id_ID"/>
+        </w:rPr>
+        <w:t>Sering kali kita tidak tahu bagaimana orang lain mengetahui apa yang pernah kita ucapkan. Untuk menjaga reputasi kita, kita harus mengelola pikiran kita.</w:t>
+      </w:r>
+      <w:r>
+        <w:rPr>
+          <w:lang w:val="id_ID" w:bidi="id_ID"/>
+        </w:rPr>
+      </w:r>
+      <w:r>
+        <w:rPr>
+          <w:lang w:val="id_ID" w:bidi="id_ID"/>
+        </w:rPr>
+      </w:r>
+    </w:p>
+    <w:p>
+      <w:pPr/>
+      <w:r>
+        <w:rPr>
+          <w:lang w:val="id_ID" w:bidi="id_ID"/>
+        </w:rPr>
+      </w:r>
+    </w:p>
+    <w:p>
+      <w:pPr>
+        <w:pStyle w:val="Heading2"/>
+      </w:pPr>
+      <w:r>
+        <w:rPr>
+          <w:lang w:val="id_ID" w:bidi="id_ID"/>
+        </w:rPr>
+        <w:t>Pengkhotbah 11:1–2</w:t>
+      </w:r>
+      <w:r>
+        <w:rPr>
+          <w:lang w:val="id_ID" w:bidi="id_ID"/>
+        </w:rPr>
+      </w:r>
+    </w:p>
+    <w:p>
+      <w:pPr/>
+      <w:r>
+        <w:rPr>
+          <w:lang w:val="id_ID" w:bidi="id_ID"/>
+        </w:rPr>
+      </w:r>
+      <w:r>
+        <w:rPr>
+          <w:lang w:val="id_ID" w:bidi="id_ID"/>
+        </w:rPr>
+        <w:t>Kita sebaiknya menginvestasikan sumber daya kita daripada menimbunnya, meskipun kita tidak dapat mengendalikan hasilnya.</w:t>
+      </w:r>
+      <w:r>
+        <w:rPr>
+          <w:lang w:val="id_ID" w:bidi="id_ID"/>
+        </w:rPr>
+      </w:r>
+      <w:r>
+        <w:rPr>
+          <w:lang w:val="id_ID" w:bidi="id_ID"/>
+        </w:rPr>
+      </w:r>
+    </w:p>
+    <w:p>
+      <w:pPr/>
+      <w:r>
+        <w:rPr>
+          <w:lang w:val="id_ID" w:bidi="id_ID"/>
+        </w:rPr>
+      </w:r>
+    </w:p>
+    <w:p>
+      <w:pPr>
+        <w:pStyle w:val="Heading2"/>
+      </w:pPr>
+      <w:r>
+        <w:rPr>
+          <w:lang w:val="id_ID" w:bidi="id_ID"/>
+        </w:rPr>
+        <w:t>Pengkhotbah 11:1–6</w:t>
+      </w:r>
+      <w:r>
+        <w:rPr>
+          <w:lang w:val="id_ID" w:bidi="id_ID"/>
+        </w:rPr>
+      </w:r>
+    </w:p>
+    <w:p>
+      <w:pPr/>
+      <w:r>
+        <w:rPr>
+          <w:lang w:val="id_ID" w:bidi="id_ID"/>
+        </w:rPr>
+      </w:r>
+      <w:r>
+        <w:rPr>
+          <w:lang w:val="id_ID" w:bidi="id_ID"/>
+        </w:rPr>
+        <w:t>Setiap kegiatan yang menguntungkan pasti melibatkan risiko. Kita harus bertindak dengan bijaksana dan menyerahkan hasilnya kepada Allah.</w:t>
+      </w:r>
+      <w:r>
+        <w:rPr>
+          <w:lang w:val="id_ID" w:bidi="id_ID"/>
+        </w:rPr>
+      </w:r>
+      <w:r>
+        <w:rPr>
+          <w:lang w:val="id_ID" w:bidi="id_ID"/>
+        </w:rPr>
+      </w:r>
+    </w:p>
+    <w:p>
+      <w:pPr/>
+      <w:r>
+        <w:rPr>
+          <w:lang w:val="id_ID" w:bidi="id_ID"/>
+        </w:rPr>
+      </w:r>
+    </w:p>
+    <w:p>
+      <w:pPr>
+        <w:pStyle w:val="Heading2"/>
+      </w:pPr>
+      <w:r>
+        <w:rPr>
+          <w:lang w:val="id_ID" w:bidi="id_ID"/>
+        </w:rPr>
+        <w:t>Pengkhotbah 11:3</w:t>
+      </w:r>
+      <w:r>
+        <w:rPr>
+          <w:lang w:val="id_ID" w:bidi="id_ID"/>
+        </w:rPr>
+      </w:r>
+    </w:p>
+    <w:p>
+      <w:pPr>
+        <w:pStyle w:val="ListBullet"/>
+        <w:spacing w:line="240" w:lineRule="auto"/>
+        <w:ind w:left="720"/>
+      </w:pPr>
+      <w:r>
+        <w:rPr>
+          <w:lang w:val="id_ID" w:bidi="id_ID"/>
+        </w:rPr>
+      </w:r>
+      <w:r>
+        <w:rPr>
+          <w:i/>
+          <w:lang w:val="id_ID" w:bidi="id_ID"/>
+        </w:rPr>
+        <w:t>awan … hujan</w:t>
+      </w:r>
+      <w:r>
+        <w:rPr>
+          <w:lang w:val="id_ID" w:bidi="id_ID"/>
+        </w:rPr>
+        <w:t>: Kita sering bisa memprediksi apa yang akan terjadi.</w:t>
+      </w:r>
+    </w:p>
+    <w:p>
+      <w:pPr>
+        <w:pStyle w:val="ListBullet"/>
+        <w:spacing w:line="240" w:lineRule="auto"/>
+        <w:ind w:left="720"/>
+      </w:pPr>
+      <w:r>
+        <w:rPr>
+          <w:lang w:val="id_ID" w:bidi="id_ID"/>
+        </w:rPr>
+      </w:r>
+      <w:r>
+        <w:rPr>
+          <w:i/>
+          <w:lang w:val="id_ID" w:bidi="id_ID"/>
+        </w:rPr>
+        <w:t>bila pohon tumbang … tinggal terletak</w:t>
+      </w:r>
+      <w:r>
+        <w:rPr>
+          <w:lang w:val="id_ID" w:bidi="id_ID"/>
+        </w:rPr>
+        <w:t>: Tindakan kita ada kalanya mendatangkan konsekuensi yang permanen.</w:t>
+      </w:r>
+      <w:r>
+        <w:rPr>
+          <w:lang w:val="id_ID" w:bidi="id_ID"/>
+        </w:rPr>
+      </w:r>
+      <w:r>
+        <w:rPr>
+          <w:lang w:val="id_ID" w:bidi="id_ID"/>
+        </w:rPr>
+      </w:r>
+    </w:p>
+    <w:p>
+      <w:pPr/>
+      <w:r>
+        <w:rPr>
+          <w:lang w:val="id_ID" w:bidi="id_ID"/>
+        </w:rPr>
+      </w:r>
+    </w:p>
+    <w:p>
+      <w:pPr>
+        <w:pStyle w:val="Heading2"/>
+      </w:pPr>
+      <w:r>
+        <w:rPr>
+          <w:lang w:val="id_ID" w:bidi="id_ID"/>
+        </w:rPr>
+        <w:t>Pengkhotbah 11:5</w:t>
+      </w:r>
+      <w:r>
+        <w:rPr>
+          <w:lang w:val="id_ID" w:bidi="id_ID"/>
+        </w:rPr>
+      </w:r>
+    </w:p>
+    <w:p>
+      <w:pPr/>
+      <w:r>
+        <w:rPr>
+          <w:lang w:val="id_ID" w:bidi="id_ID"/>
+        </w:rPr>
+      </w:r>
+      <w:r>
+        <w:rPr>
+          <w:lang w:val="id_ID" w:bidi="id_ID"/>
+        </w:rPr>
+        <w:t xml:space="preserve">Tindakan Allah sering kali tidak terduga dan misterius. Tugas kita adalah bekerja setiap kali kita memiliki kesempatan (lihat </w:t>
+      </w:r>
+      <w:hyperlink r:id="rId159">
+        <w:r>
+          <w:rPr>
+            <w:lang w:val="id_ID" w:bidi="id_ID"/>
+          </w:rPr>
+          <w:rPr>
+            <w:color w:val="0000EE"/>
+            <w:u w:val="single"/>
+          </w:rPr>
+          <w:t>Amsal 12:11</w:t>
+        </w:r>
+      </w:hyperlink>
+      <w:r>
+        <w:rPr>
+          <w:lang w:val="id_ID" w:bidi="id_ID"/>
+        </w:rPr>
+        <w:t xml:space="preserve">; </w:t>
+      </w:r>
+      <w:hyperlink r:id="rId160">
+        <w:r>
+          <w:rPr>
+            <w:lang w:val="id_ID" w:bidi="id_ID"/>
+          </w:rPr>
+          <w:rPr>
+            <w:color w:val="0000EE"/>
+            <w:u w:val="single"/>
+          </w:rPr>
+          <w:t>24:27</w:t>
+        </w:r>
+      </w:hyperlink>
+      <w:r>
+        <w:rPr>
+          <w:lang w:val="id_ID" w:bidi="id_ID"/>
+        </w:rPr>
+        <w:t>).</w:t>
+      </w:r>
+      <w:r>
+        <w:rPr>
+          <w:lang w:val="id_ID" w:bidi="id_ID"/>
+        </w:rPr>
+      </w:r>
+      <w:r>
+        <w:rPr>
+          <w:lang w:val="id_ID" w:bidi="id_ID"/>
+        </w:rPr>
+      </w:r>
+    </w:p>
+    <w:p>
+      <w:pPr/>
+      <w:r>
+        <w:rPr>
+          <w:lang w:val="id_ID" w:bidi="id_ID"/>
+        </w:rPr>
+      </w:r>
+    </w:p>
+    <w:p>
+      <w:pPr>
+        <w:pStyle w:val="Heading2"/>
+      </w:pPr>
+      <w:r>
+        <w:rPr>
+          <w:lang w:val="id_ID" w:bidi="id_ID"/>
+        </w:rPr>
+        <w:t>Pengkhotbah 11:9</w:t>
+      </w:r>
+      <w:r>
+        <w:rPr>
+          <w:lang w:val="id_ID" w:bidi="id_ID"/>
+        </w:rPr>
+      </w:r>
+    </w:p>
+    <w:p>
+      <w:pPr/>
+      <w:r>
+        <w:rPr>
+          <w:lang w:val="id_ID" w:bidi="id_ID"/>
+        </w:rPr>
+      </w:r>
+      <w:r>
+        <w:rPr>
+          <w:lang w:val="id_ID" w:bidi="id_ID"/>
+        </w:rPr>
+        <w:t>Para pemuda sebaiknya menikmati masa muda mereka sepenuhnya. Namun, mereka juga perlu mengingat bahwa mereka akan bertanggung jawab kepada Allah, sehingga harus menghindari perilaku yang tidak bijaksana.</w:t>
+      </w:r>
+      <w:r>
+        <w:rPr>
+          <w:lang w:val="id_ID" w:bidi="id_ID"/>
+        </w:rPr>
+      </w:r>
+      <w:r>
+        <w:rPr>
+          <w:lang w:val="id_ID" w:bidi="id_ID"/>
+        </w:rPr>
+      </w:r>
+    </w:p>
+    <w:p>
+      <w:pPr/>
+      <w:r>
+        <w:rPr>
+          <w:lang w:val="id_ID" w:bidi="id_ID"/>
+        </w:rPr>
+      </w:r>
+    </w:p>
+    <w:p>
+      <w:pPr>
+        <w:pStyle w:val="Heading2"/>
+      </w:pPr>
+      <w:r>
+        <w:rPr>
+          <w:lang w:val="id_ID" w:bidi="id_ID"/>
+        </w:rPr>
+        <w:t>Pengkhotbah 11:10</w:t>
+      </w:r>
+      <w:r>
+        <w:rPr>
+          <w:lang w:val="id_ID" w:bidi="id_ID"/>
+        </w:rPr>
+      </w:r>
+    </w:p>
+    <w:p>
+      <w:pPr/>
+      <w:r>
+        <w:rPr>
+          <w:lang w:val="id_ID" w:bidi="id_ID"/>
+        </w:rPr>
+      </w:r>
+      <w:r>
+        <w:rPr>
+          <w:lang w:val="id_ID" w:bidi="id_ID"/>
+        </w:rPr>
+        <w:t>Masa muda, seperti hidup, memang menyenangkan dan bermanfaat, tetapi tidak memiliki makna yang bertahan lama. Ini adalah momen singkat yang cepat berlalu.</w:t>
+      </w:r>
+      <w:r>
+        <w:rPr>
+          <w:lang w:val="id_ID" w:bidi="id_ID"/>
+        </w:rPr>
+      </w:r>
+      <w:r>
+        <w:rPr>
+          <w:lang w:val="id_ID" w:bidi="id_ID"/>
+        </w:rPr>
+      </w:r>
+    </w:p>
+    <w:p>
+      <w:pPr/>
+      <w:r>
+        <w:rPr>
+          <w:lang w:val="id_ID" w:bidi="id_ID"/>
+        </w:rPr>
+      </w:r>
+    </w:p>
+    <w:p>
+      <w:pPr>
+        <w:pStyle w:val="Heading2"/>
+      </w:pPr>
+      <w:r>
+        <w:rPr>
+          <w:lang w:val="id_ID" w:bidi="id_ID"/>
+        </w:rPr>
+        <w:t>Pengkhotbah 12:1–2</w:t>
+      </w:r>
+      <w:r>
+        <w:rPr>
+          <w:lang w:val="id_ID" w:bidi="id_ID"/>
+        </w:rPr>
+      </w:r>
+    </w:p>
+    <w:p>
+      <w:pPr/>
+      <w:r>
+        <w:rPr>
+          <w:lang w:val="id_ID" w:bidi="id_ID"/>
+        </w:rPr>
+      </w:r>
+      <w:r>
+        <w:rPr>
+          <w:i/>
+          <w:lang w:val="id_ID" w:bidi="id_ID"/>
+        </w:rPr>
+        <w:t>Ingatlah akan Penciptamu</w:t>
+      </w:r>
+      <w:r>
+        <w:rPr>
+          <w:lang w:val="id_ID" w:bidi="id_ID"/>
+        </w:rPr>
+        <w:t>: Menghormati Allah dapat memberikan kebijaksanaan (</w:t>
+      </w:r>
+      <w:hyperlink r:id="rId80">
+        <w:r>
+          <w:rPr>
+            <w:lang w:val="id_ID" w:bidi="id_ID"/>
+          </w:rPr>
+          <w:rPr>
+            <w:color w:val="0000EE"/>
+            <w:u w:val="single"/>
+          </w:rPr>
+          <w:t>Amsal 1:7</w:t>
+        </w:r>
+      </w:hyperlink>
+      <w:r>
+        <w:rPr>
+          <w:lang w:val="id_ID" w:bidi="id_ID"/>
+        </w:rPr>
+        <w:t>) dan petunjuk tentang apa yang bermanfaat dalam hidup, hormat kepada Allah juga membuat kita berkenan kepada Dia pada waktu penghakiman (</w:t>
+      </w:r>
+      <w:hyperlink r:id="rId161">
+        <w:r>
+          <w:rPr>
+            <w:lang w:val="id_ID" w:bidi="id_ID"/>
+          </w:rPr>
+          <w:rPr>
+            <w:color w:val="0000EE"/>
+            <w:u w:val="single"/>
+          </w:rPr>
+          <w:t>Pengkhotbah 12:13–14</w:t>
+        </w:r>
+      </w:hyperlink>
+      <w:r>
+        <w:rPr>
+          <w:lang w:val="id_ID" w:bidi="id_ID"/>
+        </w:rPr>
+        <w:t>). Lebih baik mengingat Allah saat masih muda, karena kebijaksanaan dapat sangat mempengaruhi hasil hidup.</w:t>
+      </w:r>
+      <w:r>
+        <w:rPr>
+          <w:lang w:val="id_ID" w:bidi="id_ID"/>
+        </w:rPr>
+      </w:r>
+      <w:r>
+        <w:rPr>
+          <w:lang w:val="id_ID" w:bidi="id_ID"/>
+        </w:rPr>
+      </w:r>
+    </w:p>
+    <w:p>
+      <w:pPr/>
+      <w:r>
+        <w:rPr>
+          <w:lang w:val="id_ID" w:bidi="id_ID"/>
+        </w:rPr>
+      </w:r>
+    </w:p>
+    <w:p>
+      <w:pPr>
+        <w:pStyle w:val="Heading2"/>
+      </w:pPr>
+      <w:r>
+        <w:rPr>
+          <w:lang w:val="id_ID" w:bidi="id_ID"/>
+        </w:rPr>
+        <w:t>Pengkhotbah 12:1–7</w:t>
+      </w:r>
+      <w:r>
+        <w:rPr>
+          <w:lang w:val="id_ID" w:bidi="id_ID"/>
+        </w:rPr>
+      </w:r>
+    </w:p>
+    <w:p>
+      <w:pPr/>
+      <w:r>
+        <w:rPr>
+          <w:lang w:val="id_ID" w:bidi="id_ID"/>
+        </w:rPr>
+      </w:r>
+      <w:r>
+        <w:rPr>
+          <w:lang w:val="id_ID" w:bidi="id_ID"/>
+        </w:rPr>
+        <w:t xml:space="preserve">Puisi prosa yang indah ini, kaya akan metafora Ibrani, menggambarkan kemerosotan tubuh yang menyakitkan yang datang seiring dengan penuaan. Ini merupakan kelanjutan dari </w:t>
+      </w:r>
+      <w:hyperlink r:id="rId162">
+        <w:r>
+          <w:rPr>
+            <w:lang w:val="id_ID" w:bidi="id_ID"/>
+          </w:rPr>
+          <w:rPr>
+            <w:color w:val="0000EE"/>
+            <w:u w:val="single"/>
+          </w:rPr>
+          <w:t>Pengkhotbah 11:7–10</w:t>
+        </w:r>
+      </w:hyperlink>
+      <w:r>
+        <w:rPr>
+          <w:lang w:val="id_ID" w:bidi="id_ID"/>
+        </w:rPr>
+        <w:t>.</w:t>
+      </w:r>
+      <w:r>
+        <w:rPr>
+          <w:lang w:val="id_ID" w:bidi="id_ID"/>
+        </w:rPr>
+      </w:r>
+      <w:r>
+        <w:rPr>
+          <w:lang w:val="id_ID" w:bidi="id_ID"/>
+        </w:rPr>
+      </w:r>
+    </w:p>
+    <w:p>
+      <w:pPr/>
+      <w:r>
+        <w:rPr>
+          <w:lang w:val="id_ID" w:bidi="id_ID"/>
+        </w:rPr>
+      </w:r>
+    </w:p>
+    <w:p>
+      <w:pPr>
+        <w:pStyle w:val="Heading2"/>
+      </w:pPr>
+      <w:r>
+        <w:rPr>
+          <w:lang w:val="id_ID" w:bidi="id_ID"/>
+        </w:rPr>
+        <w:t>Pengkhotbah 12:3</w:t>
+      </w:r>
+      <w:r>
+        <w:rPr>
+          <w:lang w:val="id_ID" w:bidi="id_ID"/>
+        </w:rPr>
+      </w:r>
+    </w:p>
+    <w:p>
+      <w:pPr/>
+      <w:r>
+        <w:rPr>
+          <w:lang w:val="id_ID" w:bidi="id_ID"/>
+        </w:rPr>
+      </w:r>
+      <w:r>
+        <w:rPr>
+          <w:lang w:val="id_ID" w:bidi="id_ID"/>
+        </w:rPr>
+        <w:t>Versi Alkitab Terjemahan Baru menjelaskan metafora dalam bahasa Ibrani seperti:</w:t>
+      </w:r>
+    </w:p>
+    <w:p>
+      <w:pPr>
+        <w:pStyle w:val="ListBullet"/>
+        <w:spacing w:line="240" w:lineRule="auto"/>
+        <w:ind w:left="720"/>
+      </w:pPr>
+      <w:r>
+        <w:rPr>
+          <w:lang w:val="id_ID" w:bidi="id_ID"/>
+        </w:rPr>
+      </w:r>
+      <w:r>
+        <w:rPr>
+          <w:i/>
+          <w:lang w:val="id_ID" w:bidi="id_ID"/>
+        </w:rPr>
+        <w:t>Penjaga rumah</w:t>
+      </w:r>
+      <w:r>
+        <w:rPr>
+          <w:lang w:val="id_ID" w:bidi="id_ID"/>
+        </w:rPr>
+        <w:t xml:space="preserve"> (pengawal)</w:t>
+      </w:r>
+    </w:p>
+    <w:p>
+      <w:pPr>
+        <w:pStyle w:val="ListBullet"/>
+        <w:spacing w:line="240" w:lineRule="auto"/>
+        <w:ind w:left="720"/>
+      </w:pPr>
+      <w:r>
+        <w:rPr>
+          <w:lang w:val="id_ID" w:bidi="id_ID"/>
+        </w:rPr>
+      </w:r>
+      <w:r>
+        <w:rPr>
+          <w:i/>
+          <w:lang w:val="id_ID" w:bidi="id_ID"/>
+        </w:rPr>
+        <w:t>orang yang kuat</w:t>
+      </w:r>
+    </w:p>
+    <w:p>
+      <w:pPr>
+        <w:pStyle w:val="ListBullet"/>
+        <w:spacing w:line="240" w:lineRule="auto"/>
+        <w:ind w:left="720"/>
+      </w:pPr>
+      <w:r>
+        <w:rPr>
+          <w:lang w:val="id_ID" w:bidi="id_ID"/>
+        </w:rPr>
+      </w:r>
+      <w:r>
+        <w:rPr>
+          <w:i/>
+          <w:lang w:val="id_ID" w:bidi="id_ID"/>
+        </w:rPr>
+        <w:t xml:space="preserve">perempuan penggiling </w:t>
+      </w:r>
+      <w:r>
+        <w:rPr>
+          <w:lang w:val="id_ID" w:bidi="id_ID"/>
+        </w:rPr>
+        <w:t>(para pelayan)</w:t>
+      </w:r>
+    </w:p>
+    <w:p>
+      <w:pPr>
+        <w:pStyle w:val="ListBullet"/>
+        <w:spacing w:line="240" w:lineRule="auto"/>
+        <w:ind w:left="720"/>
+      </w:pPr>
+      <w:r>
+        <w:rPr>
+          <w:lang w:val="id_ID" w:bidi="id_ID"/>
+        </w:rPr>
+      </w:r>
+      <w:r>
+        <w:rPr>
+          <w:i/>
+          <w:lang w:val="id_ID" w:bidi="id_ID"/>
+        </w:rPr>
+        <w:t xml:space="preserve">mereka yang melihat dari jendela </w:t>
+      </w:r>
+      <w:r>
+        <w:rPr>
+          <w:lang w:val="id_ID" w:bidi="id_ID"/>
+        </w:rPr>
+        <w:t>(wanita)</w:t>
+      </w:r>
+    </w:p>
+    <w:p>
+      <w:pPr/>
+      <w:r>
+        <w:rPr>
+          <w:lang w:val="id_ID" w:bidi="id_ID"/>
+        </w:rPr>
+      </w:r>
+      <w:r>
+        <w:rPr>
+          <w:lang w:val="id_ID" w:bidi="id_ID"/>
+        </w:rPr>
+        <w:t>Ini juga mengartikan elemen puitis ini sebagai:</w:t>
+      </w:r>
+    </w:p>
+    <w:p>
+      <w:pPr>
+        <w:pStyle w:val="ListBullet"/>
+        <w:spacing w:line="240" w:lineRule="auto"/>
+        <w:ind w:left="720"/>
+      </w:pPr>
+      <w:r>
+        <w:rPr>
+          <w:lang w:val="id_ID" w:bidi="id_ID"/>
+        </w:rPr>
+      </w:r>
+      <w:r>
+        <w:rPr>
+          <w:lang w:val="id_ID" w:bidi="id_ID"/>
+        </w:rPr>
+        <w:t>Kaki</w:t>
+      </w:r>
+    </w:p>
+    <w:p>
+      <w:pPr>
+        <w:pStyle w:val="ListBullet"/>
+        <w:spacing w:line="240" w:lineRule="auto"/>
+        <w:ind w:left="720"/>
+      </w:pPr>
+      <w:r>
+        <w:rPr>
+          <w:lang w:val="id_ID" w:bidi="id_ID"/>
+        </w:rPr>
+      </w:r>
+      <w:r>
+        <w:rPr>
+          <w:lang w:val="id_ID" w:bidi="id_ID"/>
+        </w:rPr>
+        <w:t>Bahu</w:t>
+      </w:r>
+    </w:p>
+    <w:p>
+      <w:pPr>
+        <w:pStyle w:val="ListBullet"/>
+        <w:spacing w:line="240" w:lineRule="auto"/>
+        <w:ind w:left="720"/>
+      </w:pPr>
+      <w:r>
+        <w:rPr>
+          <w:lang w:val="id_ID" w:bidi="id_ID"/>
+        </w:rPr>
+      </w:r>
+      <w:r>
+        <w:rPr>
+          <w:lang w:val="id_ID" w:bidi="id_ID"/>
+        </w:rPr>
+        <w:t>Gigi</w:t>
+      </w:r>
+    </w:p>
+    <w:p>
+      <w:pPr>
+        <w:pStyle w:val="ListBullet"/>
+        <w:spacing w:line="240" w:lineRule="auto"/>
+        <w:ind w:left="720"/>
+      </w:pPr>
+      <w:r>
+        <w:rPr>
+          <w:lang w:val="id_ID" w:bidi="id_ID"/>
+        </w:rPr>
+      </w:r>
+      <w:r>
+        <w:rPr>
+          <w:lang w:val="id_ID" w:bidi="id_ID"/>
+        </w:rPr>
+        <w:t>Mata</w:t>
+      </w:r>
+      <w:r>
+        <w:rPr>
+          <w:lang w:val="id_ID" w:bidi="id_ID"/>
+        </w:rPr>
+      </w:r>
+      <w:r>
+        <w:rPr>
+          <w:lang w:val="id_ID" w:bidi="id_ID"/>
+        </w:rPr>
+      </w:r>
+    </w:p>
+    <w:p>
+      <w:pPr/>
+      <w:r>
+        <w:rPr>
+          <w:lang w:val="id_ID" w:bidi="id_ID"/>
+        </w:rPr>
+      </w:r>
+    </w:p>
+    <w:p>
+      <w:pPr>
+        <w:pStyle w:val="Heading2"/>
+      </w:pPr>
+      <w:r>
+        <w:rPr>
+          <w:lang w:val="id_ID" w:bidi="id_ID"/>
+        </w:rPr>
+        <w:t>Pengkhotbah 12:5</w:t>
+      </w:r>
+      <w:r>
+        <w:rPr>
+          <w:lang w:val="id_ID" w:bidi="id_ID"/>
+        </w:rPr>
+      </w:r>
+    </w:p>
+    <w:p>
+      <w:pPr/>
+      <w:r>
+        <w:rPr>
+          <w:lang w:val="id_ID" w:bidi="id_ID"/>
+        </w:rPr>
+      </w:r>
+      <w:r>
+        <w:rPr>
+          <w:lang w:val="id_ID" w:bidi="id_ID"/>
+        </w:rPr>
+        <w:t>Di Timur Dekat kuno, orang-orang mengenal buah badam sebagai makanan yang meningkatkan gairah cinta.</w:t>
+      </w:r>
+      <w:r>
+        <w:rPr>
+          <w:lang w:val="id_ID" w:bidi="id_ID"/>
+        </w:rPr>
+      </w:r>
+      <w:r>
+        <w:rPr>
+          <w:lang w:val="id_ID" w:bidi="id_ID"/>
+        </w:rPr>
+      </w:r>
+    </w:p>
+    <w:p>
+      <w:pPr/>
+      <w:r>
+        <w:rPr>
+          <w:lang w:val="id_ID" w:bidi="id_ID"/>
+        </w:rPr>
+      </w:r>
+    </w:p>
+    <w:p>
+      <w:pPr>
+        <w:pStyle w:val="Heading2"/>
+      </w:pPr>
+      <w:r>
+        <w:rPr>
+          <w:lang w:val="id_ID" w:bidi="id_ID"/>
+        </w:rPr>
+        <w:t>Pengkhotbah 12:6</w:t>
+      </w:r>
+      <w:r>
+        <w:rPr>
+          <w:lang w:val="id_ID" w:bidi="id_ID"/>
+        </w:rPr>
+      </w:r>
+    </w:p>
+    <w:p>
+      <w:pPr>
+        <w:pStyle w:val="ListBullet"/>
+        <w:spacing w:line="240" w:lineRule="auto"/>
+        <w:ind w:left="720"/>
+      </w:pPr>
+      <w:r>
+        <w:rPr>
+          <w:lang w:val="id_ID" w:bidi="id_ID"/>
+        </w:rPr>
+      </w:r>
+      <w:r>
+        <w:rPr>
+          <w:lang w:val="id_ID" w:bidi="id_ID"/>
+        </w:rPr>
+        <w:t>rantai perak dan pelita emas, seperti kehidupan manusia, sangat berharga.</w:t>
+      </w:r>
+    </w:p>
+    <w:p>
+      <w:pPr>
+        <w:pStyle w:val="ListBullet"/>
+        <w:spacing w:line="240" w:lineRule="auto"/>
+        <w:ind w:left="720"/>
+      </w:pPr>
+      <w:r>
+        <w:rPr>
+          <w:lang w:val="id_ID" w:bidi="id_ID"/>
+        </w:rPr>
+      </w:r>
+      <w:r>
+        <w:rPr>
+          <w:lang w:val="id_ID" w:bidi="id_ID"/>
+        </w:rPr>
+        <w:t xml:space="preserve">Tubuh itu seperti bejana tanah liat sederhana yang rapuh dan mudah pecah (bandingkan dengan </w:t>
+      </w:r>
+      <w:hyperlink r:id="rId163">
+        <w:r>
+          <w:rPr>
+            <w:lang w:val="id_ID" w:bidi="id_ID"/>
+          </w:rPr>
+          <w:rPr>
+            <w:color w:val="0000EE"/>
+            <w:u w:val="single"/>
+          </w:rPr>
+          <w:t>Yesaya 29:16</w:t>
+        </w:r>
+      </w:hyperlink>
+      <w:r>
+        <w:rPr>
+          <w:lang w:val="id_ID" w:bidi="id_ID"/>
+        </w:rPr>
+        <w:t xml:space="preserve">; </w:t>
+      </w:r>
+      <w:hyperlink r:id="rId164">
+        <w:r>
+          <w:rPr>
+            <w:lang w:val="id_ID" w:bidi="id_ID"/>
+          </w:rPr>
+          <w:rPr>
+            <w:color w:val="0000EE"/>
+            <w:u w:val="single"/>
+          </w:rPr>
+          <w:t>Yeremia 19:1</w:t>
+        </w:r>
+      </w:hyperlink>
+      <w:r>
+        <w:rPr>
+          <w:lang w:val="id_ID" w:bidi="id_ID"/>
+        </w:rPr>
+        <w:t xml:space="preserve">, </w:t>
+      </w:r>
+      <w:hyperlink r:id="rId165">
+        <w:r>
+          <w:rPr>
+            <w:lang w:val="id_ID" w:bidi="id_ID"/>
+          </w:rPr>
+          <w:rPr>
+            <w:color w:val="0000EE"/>
+            <w:u w:val="single"/>
+          </w:rPr>
+          <w:t>10–11</w:t>
+        </w:r>
+      </w:hyperlink>
+      <w:r>
+        <w:rPr>
+          <w:lang w:val="id_ID" w:bidi="id_ID"/>
+        </w:rPr>
+        <w:t xml:space="preserve">; </w:t>
+      </w:r>
+      <w:hyperlink r:id="rId166">
+        <w:r>
+          <w:rPr>
+            <w:lang w:val="id_ID" w:bidi="id_ID"/>
+          </w:rPr>
+          <w:rPr>
+            <w:color w:val="0000EE"/>
+            <w:u w:val="single"/>
+          </w:rPr>
+          <w:t>22:28</w:t>
+        </w:r>
+      </w:hyperlink>
+      <w:r>
+        <w:rPr>
+          <w:lang w:val="id_ID" w:bidi="id_ID"/>
+        </w:rPr>
+        <w:t xml:space="preserve">; </w:t>
+      </w:r>
+      <w:hyperlink r:id="rId167">
+        <w:r>
+          <w:rPr>
+            <w:lang w:val="id_ID" w:bidi="id_ID"/>
+          </w:rPr>
+          <w:rPr>
+            <w:color w:val="0000EE"/>
+            <w:u w:val="single"/>
+          </w:rPr>
+          <w:t>2 Korintus 4:7</w:t>
+        </w:r>
+      </w:hyperlink>
+      <w:r>
+        <w:rPr>
+          <w:lang w:val="id_ID" w:bidi="id_ID"/>
+        </w:rPr>
+        <w:t>).</w:t>
+      </w:r>
+      <w:r>
+        <w:rPr>
+          <w:lang w:val="id_ID" w:bidi="id_ID"/>
+        </w:rPr>
+      </w:r>
+      <w:r>
+        <w:rPr>
+          <w:lang w:val="id_ID" w:bidi="id_ID"/>
+        </w:rPr>
+      </w:r>
+    </w:p>
+    <w:p>
+      <w:pPr/>
+      <w:r>
+        <w:rPr>
+          <w:lang w:val="id_ID" w:bidi="id_ID"/>
+        </w:rPr>
+      </w:r>
+    </w:p>
+    <w:p>
+      <w:pPr>
+        <w:pStyle w:val="Heading2"/>
+      </w:pPr>
+      <w:r>
+        <w:rPr>
+          <w:lang w:val="id_ID" w:bidi="id_ID"/>
+        </w:rPr>
+        <w:t>Pengkhotbah 12:7</w:t>
+      </w:r>
+      <w:r>
+        <w:rPr>
+          <w:lang w:val="id_ID" w:bidi="id_ID"/>
+        </w:rPr>
+      </w:r>
+    </w:p>
+    <w:p>
+      <w:pPr>
+        <w:pStyle w:val="ListBullet"/>
+        <w:spacing w:line="240" w:lineRule="auto"/>
+        <w:ind w:left="720"/>
+      </w:pPr>
+      <w:r>
+        <w:rPr>
+          <w:lang w:val="id_ID" w:bidi="id_ID"/>
+        </w:rPr>
+      </w:r>
+      <w:r>
+        <w:rPr>
+          <w:i/>
+          <w:lang w:val="id_ID" w:bidi="id_ID"/>
+        </w:rPr>
+        <w:t>Debu kembali menjadi tanah</w:t>
+      </w:r>
+      <w:r>
+        <w:rPr>
+          <w:lang w:val="id_ID" w:bidi="id_ID"/>
+        </w:rPr>
+        <w:t xml:space="preserve">: Lihat </w:t>
+      </w:r>
+      <w:hyperlink r:id="rId168">
+        <w:r>
+          <w:rPr>
+            <w:lang w:val="id_ID" w:bidi="id_ID"/>
+          </w:rPr>
+          <w:rPr>
+            <w:color w:val="0000EE"/>
+            <w:u w:val="single"/>
+          </w:rPr>
+          <w:t>Kejadian 2:7</w:t>
+        </w:r>
+      </w:hyperlink>
+      <w:r>
+        <w:rPr>
+          <w:lang w:val="id_ID" w:bidi="id_ID"/>
+        </w:rPr>
+        <w:t xml:space="preserve">; </w:t>
+      </w:r>
+      <w:hyperlink r:id="rId68">
+        <w:r>
+          <w:rPr>
+            <w:lang w:val="id_ID" w:bidi="id_ID"/>
+          </w:rPr>
+          <w:rPr>
+            <w:color w:val="0000EE"/>
+            <w:u w:val="single"/>
+          </w:rPr>
+          <w:t>3:19</w:t>
+        </w:r>
+      </w:hyperlink>
+      <w:r>
+        <w:rPr>
+          <w:lang w:val="id_ID" w:bidi="id_ID"/>
+        </w:rPr>
+        <w:t>.</w:t>
+      </w:r>
+    </w:p>
+    <w:p>
+      <w:pPr>
+        <w:pStyle w:val="ListBullet"/>
+        <w:spacing w:line="240" w:lineRule="auto"/>
+        <w:ind w:left="720"/>
+      </w:pPr>
+      <w:r>
+        <w:rPr>
+          <w:lang w:val="id_ID" w:bidi="id_ID"/>
+        </w:rPr>
+      </w:r>
+      <w:r>
+        <w:rPr>
+          <w:lang w:val="id_ID" w:bidi="id_ID"/>
+        </w:rPr>
+        <w:t xml:space="preserve">Pemikiran bahwa roh akan kembali kepada Allah yang memberikannya menunjukkan keyakinan akan adanya kehidupan setelah mati (bandingkan </w:t>
+      </w:r>
+      <w:hyperlink r:id="rId169">
+        <w:r>
+          <w:rPr>
+            <w:lang w:val="id_ID" w:bidi="id_ID"/>
+          </w:rPr>
+          <w:rPr>
+            <w:color w:val="0000EE"/>
+            <w:u w:val="single"/>
+          </w:rPr>
+          <w:t>Pengkhotbah 3:21</w:t>
+        </w:r>
+      </w:hyperlink>
+      <w:r>
+        <w:rPr>
+          <w:lang w:val="id_ID" w:bidi="id_ID"/>
+        </w:rPr>
+        <w:t>; lihat Catatan Tema “</w:t>
+      </w:r>
+      <w:r>
+        <w:rPr>
+          <w:lang w:val="id_ID" w:bidi="id_ID"/>
+        </w:rPr>
+        <w:t>Kehidupan Setelah Mati</w:t>
+      </w:r>
+      <w:r>
+        <w:rPr>
+          <w:lang w:val="id_ID" w:bidi="id_ID"/>
+        </w:rPr>
+        <w:t>”).</w:t>
+      </w:r>
+      <w:r>
+        <w:rPr>
+          <w:lang w:val="id_ID" w:bidi="id_ID"/>
+        </w:rPr>
+      </w:r>
+      <w:r>
+        <w:rPr>
+          <w:lang w:val="id_ID" w:bidi="id_ID"/>
+        </w:rPr>
+      </w:r>
+    </w:p>
+    <w:p>
+      <w:pPr/>
+      <w:r>
+        <w:rPr>
+          <w:lang w:val="id_ID" w:bidi="id_ID"/>
+        </w:rPr>
+      </w:r>
+    </w:p>
+    <w:p>
+      <w:pPr>
+        <w:pStyle w:val="Heading2"/>
+      </w:pPr>
+      <w:r>
+        <w:rPr>
+          <w:lang w:val="id_ID" w:bidi="id_ID"/>
+        </w:rPr>
+        <w:t>Pengkhotbah 12:8</w:t>
+      </w:r>
+      <w:r>
+        <w:rPr>
+          <w:lang w:val="id_ID" w:bidi="id_ID"/>
+        </w:rPr>
+      </w:r>
+    </w:p>
+    <w:p>
+      <w:pPr/>
+      <w:r>
+        <w:rPr>
+          <w:lang w:val="id_ID" w:bidi="id_ID"/>
+        </w:rPr>
+      </w:r>
+      <w:r>
+        <w:rPr>
+          <w:lang w:val="id_ID" w:bidi="id_ID"/>
+        </w:rPr>
+        <w:t xml:space="preserve">Pernyataan yang hampir sama dengan </w:t>
+      </w:r>
+      <w:hyperlink r:id="rId170">
+        <w:r>
+          <w:rPr>
+            <w:lang w:val="id_ID" w:bidi="id_ID"/>
+          </w:rPr>
+          <w:rPr>
+            <w:color w:val="0000EE"/>
+            <w:u w:val="single"/>
+          </w:rPr>
+          <w:t>Pengkhotbah 1:2</w:t>
+        </w:r>
+      </w:hyperlink>
+      <w:r>
+        <w:rPr>
+          <w:lang w:val="id_ID" w:bidi="id_ID"/>
+        </w:rPr>
+        <w:t xml:space="preserve"> ini merangkum kesimpulan Sang Pengkhotbah.</w:t>
+      </w:r>
+      <w:r>
+        <w:rPr>
+          <w:lang w:val="id_ID" w:bidi="id_ID"/>
+        </w:rPr>
+      </w:r>
+      <w:r>
+        <w:rPr>
+          <w:lang w:val="id_ID" w:bidi="id_ID"/>
+        </w:rPr>
+      </w:r>
+    </w:p>
+    <w:p>
+      <w:pPr/>
+      <w:r>
+        <w:rPr>
+          <w:lang w:val="id_ID" w:bidi="id_ID"/>
+        </w:rPr>
+      </w:r>
+    </w:p>
+    <w:p>
+      <w:pPr>
+        <w:pStyle w:val="Heading2"/>
+      </w:pPr>
+      <w:r>
+        <w:rPr>
+          <w:lang w:val="id_ID" w:bidi="id_ID"/>
+        </w:rPr>
+        <w:t>Pengkhotbah 12:9</w:t>
+      </w:r>
+      <w:r>
+        <w:rPr>
+          <w:lang w:val="id_ID" w:bidi="id_ID"/>
+        </w:rPr>
+      </w:r>
+    </w:p>
+    <w:p>
+      <w:pPr/>
+      <w:r>
+        <w:rPr>
+          <w:lang w:val="id_ID" w:bidi="id_ID"/>
+        </w:rPr>
+      </w:r>
+      <w:r>
+        <w:rPr>
+          <w:lang w:val="id_ID" w:bidi="id_ID"/>
+        </w:rPr>
+        <w:t>Bahkan sebagai raja (</w:t>
+      </w:r>
+      <w:hyperlink r:id="rId171">
+        <w:r>
+          <w:rPr>
+            <w:lang w:val="id_ID" w:bidi="id_ID"/>
+          </w:rPr>
+          <w:rPr>
+            <w:color w:val="0000EE"/>
+            <w:u w:val="single"/>
+          </w:rPr>
+          <w:t>Pengkhotbah 1:1</w:t>
+        </w:r>
+      </w:hyperlink>
+      <w:r>
+        <w:rPr>
+          <w:lang w:val="id_ID" w:bidi="id_ID"/>
+        </w:rPr>
+        <w:t xml:space="preserve">), Sang Pengkhotbah meluangkan waktu untuk mempelajari hikmat. Ia mengumpulkan dan menyusun Amsal (lihat juga </w:t>
+      </w:r>
+      <w:hyperlink r:id="rId172">
+        <w:r>
+          <w:rPr>
+            <w:lang w:val="id_ID" w:bidi="id_ID"/>
+          </w:rPr>
+          <w:rPr>
+            <w:color w:val="0000EE"/>
+            <w:u w:val="single"/>
+          </w:rPr>
+          <w:t>1 Raja-raja 4:29–34</w:t>
+        </w:r>
+      </w:hyperlink>
+      <w:r>
+        <w:rPr>
+          <w:lang w:val="id_ID" w:bidi="id_ID"/>
+        </w:rPr>
+        <w:t xml:space="preserve">; </w:t>
+      </w:r>
+      <w:hyperlink r:id="rId173">
+        <w:r>
+          <w:rPr>
+            <w:lang w:val="id_ID" w:bidi="id_ID"/>
+          </w:rPr>
+          <w:rPr>
+            <w:color w:val="0000EE"/>
+            <w:u w:val="single"/>
+          </w:rPr>
+          <w:t>Amsal 1:1</w:t>
+        </w:r>
+      </w:hyperlink>
+      <w:r>
+        <w:rPr>
+          <w:lang w:val="id_ID" w:bidi="id_ID"/>
+        </w:rPr>
+        <w:t xml:space="preserve">; </w:t>
+      </w:r>
+      <w:hyperlink r:id="rId174">
+        <w:r>
+          <w:rPr>
+            <w:lang w:val="id_ID" w:bidi="id_ID"/>
+          </w:rPr>
+          <w:rPr>
+            <w:color w:val="0000EE"/>
+            <w:u w:val="single"/>
+          </w:rPr>
+          <w:t>10:1</w:t>
+        </w:r>
+      </w:hyperlink>
+      <w:r>
+        <w:rPr>
+          <w:lang w:val="id_ID" w:bidi="id_ID"/>
+        </w:rPr>
+        <w:t xml:space="preserve">; </w:t>
+      </w:r>
+      <w:hyperlink r:id="rId175">
+        <w:r>
+          <w:rPr>
+            <w:lang w:val="id_ID" w:bidi="id_ID"/>
+          </w:rPr>
+          <w:rPr>
+            <w:color w:val="0000EE"/>
+            <w:u w:val="single"/>
+          </w:rPr>
+          <w:t>25:1</w:t>
+        </w:r>
+      </w:hyperlink>
+      <w:r>
+        <w:rPr>
+          <w:lang w:val="id_ID" w:bidi="id_ID"/>
+        </w:rPr>
+        <w:t>).</w:t>
+      </w:r>
+      <w:r>
+        <w:rPr>
+          <w:lang w:val="id_ID" w:bidi="id_ID"/>
+        </w:rPr>
+      </w:r>
+      <w:r>
+        <w:rPr>
+          <w:lang w:val="id_ID" w:bidi="id_ID"/>
+        </w:rPr>
+      </w:r>
+    </w:p>
+    <w:p>
+      <w:pPr/>
+      <w:r>
+        <w:rPr>
+          <w:lang w:val="id_ID" w:bidi="id_ID"/>
+        </w:rPr>
+      </w:r>
+    </w:p>
+    <w:p>
+      <w:pPr>
+        <w:pStyle w:val="Heading2"/>
+      </w:pPr>
+      <w:r>
+        <w:rPr>
+          <w:lang w:val="id_ID" w:bidi="id_ID"/>
+        </w:rPr>
+        <w:t>Pengkhotbah 12:9–14</w:t>
+      </w:r>
+      <w:r>
+        <w:rPr>
+          <w:lang w:val="id_ID" w:bidi="id_ID"/>
+        </w:rPr>
+      </w:r>
+    </w:p>
+    <w:p>
+      <w:pPr/>
+      <w:r>
+        <w:rPr>
+          <w:lang w:val="id_ID" w:bidi="id_ID"/>
+        </w:rPr>
+      </w:r>
+      <w:r>
+        <w:rPr>
+          <w:lang w:val="id_ID" w:bidi="id_ID"/>
+        </w:rPr>
+        <w:t xml:space="preserve">Catatan terakhir oleh penyunting kitab ini (lihat "Penulis dan Penerima" dalam </w:t>
+      </w:r>
+      <w:r>
+        <w:rPr>
+          <w:lang w:val="id_ID" w:bidi="id_ID"/>
+        </w:rPr>
+        <w:t>Pendahuluan Kitab</w:t>
+      </w:r>
+      <w:r>
+        <w:rPr>
+          <w:lang w:val="id_ID" w:bidi="id_ID"/>
+        </w:rPr>
+        <w:t>) menunjukkan rasa hormat kepada sang Pengkhotbah. Ini mendorong pembaca untuk menerapkan pelajaran dari Pengkhotbah dan membagikan kesimpulan penyunting setelah mempelajari Pengkhotbah (</w:t>
+      </w:r>
+      <w:hyperlink r:id="rId161">
+        <w:r>
+          <w:rPr>
+            <w:lang w:val="id_ID" w:bidi="id_ID"/>
+          </w:rPr>
+          <w:rPr>
+            <w:color w:val="0000EE"/>
+            <w:u w:val="single"/>
+          </w:rPr>
+          <w:t>Pengkhotbah 12:13–14</w:t>
+        </w:r>
+      </w:hyperlink>
+      <w:r>
+        <w:rPr>
+          <w:lang w:val="id_ID" w:bidi="id_ID"/>
+        </w:rPr>
+        <w:t>).</w:t>
+      </w:r>
+      <w:r>
+        <w:rPr>
+          <w:lang w:val="id_ID" w:bidi="id_ID"/>
+        </w:rPr>
+      </w:r>
+      <w:r>
+        <w:rPr>
+          <w:lang w:val="id_ID" w:bidi="id_ID"/>
+        </w:rPr>
+      </w:r>
+    </w:p>
+    <w:p>
+      <w:pPr/>
+      <w:r>
+        <w:rPr>
+          <w:lang w:val="id_ID" w:bidi="id_ID"/>
+        </w:rPr>
+      </w:r>
+    </w:p>
+    <w:p>
+      <w:pPr>
+        <w:pStyle w:val="Heading2"/>
+      </w:pPr>
+      <w:r>
+        <w:rPr>
+          <w:lang w:val="id_ID" w:bidi="id_ID"/>
+        </w:rPr>
+        <w:t>Pengkhotbah 12:11</w:t>
+      </w:r>
+      <w:r>
+        <w:rPr>
+          <w:lang w:val="id_ID" w:bidi="id_ID"/>
+        </w:rPr>
+      </w:r>
+    </w:p>
+    <w:p>
+      <w:pPr>
+        <w:pStyle w:val="ListBullet"/>
+        <w:spacing w:line="240" w:lineRule="auto"/>
+        <w:ind w:left="720"/>
+      </w:pPr>
+      <w:r>
+        <w:rPr>
+          <w:lang w:val="id_ID" w:bidi="id_ID"/>
+        </w:rPr>
+      </w:r>
+      <w:r>
+        <w:rPr>
+          <w:i/>
+          <w:lang w:val="id_ID" w:bidi="id_ID"/>
+        </w:rPr>
+        <w:t>kusa … paku-paku yang tertancap</w:t>
+      </w:r>
+      <w:r>
+        <w:rPr>
+          <w:lang w:val="id_ID" w:bidi="id_ID"/>
+        </w:rPr>
+        <w:t>: Terkadang, pelajaran yang menyakitkan membimbing kita ke jalan yang lebih kita hindari.</w:t>
+      </w:r>
+    </w:p>
+    <w:p>
+      <w:pPr>
+        <w:pStyle w:val="ListBullet"/>
+        <w:spacing w:line="240" w:lineRule="auto"/>
+        <w:ind w:left="720"/>
+      </w:pPr>
+      <w:r>
+        <w:rPr>
+          <w:lang w:val="id_ID" w:bidi="id_ID"/>
+        </w:rPr>
+      </w:r>
+      <w:r>
+        <w:rPr>
+          <w:i/>
+          <w:lang w:val="id_ID" w:bidi="id_ID"/>
+        </w:rPr>
+        <w:t>satu gembala</w:t>
+      </w:r>
+      <w:r>
+        <w:rPr>
+          <w:lang w:val="id_ID" w:bidi="id_ID"/>
+        </w:rPr>
+        <w:t>: Istilah ini mungkin merujuk kepada Allah sebagai gembala umat-Nya (</w:t>
+      </w:r>
+      <w:hyperlink r:id="rId176">
+        <w:r>
+          <w:rPr>
+            <w:lang w:val="id_ID" w:bidi="id_ID"/>
+          </w:rPr>
+          <w:rPr>
+            <w:color w:val="0000EE"/>
+            <w:u w:val="single"/>
+          </w:rPr>
+          <w:t>Mazmur 23:1</w:t>
+        </w:r>
+      </w:hyperlink>
+      <w:r>
+        <w:rPr>
+          <w:lang w:val="id_ID" w:bidi="id_ID"/>
+        </w:rPr>
+        <w:t xml:space="preserve">; </w:t>
+      </w:r>
+      <w:hyperlink r:id="rId177">
+        <w:r>
+          <w:rPr>
+            <w:lang w:val="id_ID" w:bidi="id_ID"/>
+          </w:rPr>
+          <w:rPr>
+            <w:color w:val="0000EE"/>
+            <w:u w:val="single"/>
+          </w:rPr>
+          <w:t>Yesaya 40:11</w:t>
+        </w:r>
+      </w:hyperlink>
+      <w:r>
+        <w:rPr>
+          <w:lang w:val="id_ID" w:bidi="id_ID"/>
+        </w:rPr>
+        <w:t>). Kalimat ini juga dapat mengibaratkan kata-kata orang bijak seperti peran seorang gembala dalam merawat kawanan ternaknya.</w:t>
+      </w:r>
+      <w:r>
+        <w:rPr>
+          <w:lang w:val="id_ID" w:bidi="id_ID"/>
+        </w:rPr>
+      </w:r>
+      <w:r>
+        <w:rPr>
+          <w:lang w:val="id_ID" w:bidi="id_ID"/>
+        </w:rPr>
+      </w:r>
+    </w:p>
+    <w:p>
+      <w:pPr/>
+      <w:r>
+        <w:rPr>
+          <w:lang w:val="id_ID" w:bidi="id_ID"/>
+        </w:rPr>
+      </w:r>
+    </w:p>
+    <w:p>
+      <w:pPr>
+        <w:pStyle w:val="Heading2"/>
+      </w:pPr>
+      <w:r>
+        <w:rPr>
+          <w:lang w:val="id_ID" w:bidi="id_ID"/>
+        </w:rPr>
+        <w:t>Pengkhotbah 12:12</w:t>
+      </w:r>
+      <w:r>
+        <w:rPr>
+          <w:lang w:val="id_ID" w:bidi="id_ID"/>
+        </w:rPr>
+      </w:r>
+    </w:p>
+    <w:p>
+      <w:pPr/>
+      <w:r>
+        <w:rPr>
+          <w:lang w:val="id_ID" w:bidi="id_ID"/>
+        </w:rPr>
+      </w:r>
+      <w:r>
+        <w:rPr>
+          <w:lang w:val="id_ID" w:bidi="id_ID"/>
+        </w:rPr>
+        <w:t>Pendekatan yang seimbang dalam menulis dan mempelajari hikmat memberikan waktu untuk menerapkannya dan menikmati manfaatnya.</w:t>
+      </w:r>
+      <w:r>
+        <w:rPr>
+          <w:lang w:val="id_ID" w:bidi="id_ID"/>
+        </w:rPr>
+      </w:r>
+      <w:r>
+        <w:rPr>
+          <w:lang w:val="id_ID" w:bidi="id_ID"/>
+        </w:rPr>
+      </w:r>
+    </w:p>
+    <w:p>
+      <w:pPr/>
+      <w:r>
+        <w:rPr>
+          <w:lang w:val="id_ID" w:bidi="id_ID"/>
+        </w:rPr>
+      </w:r>
+    </w:p>
+    <w:p>
+      <w:pPr>
+        <w:pStyle w:val="Heading2"/>
+      </w:pPr>
+      <w:r>
+        <w:rPr>
+          <w:lang w:val="id_ID" w:bidi="id_ID"/>
+        </w:rPr>
+        <w:t>Pengkhotbah 12:13–14</w:t>
+      </w:r>
+      <w:r>
+        <w:rPr>
+          <w:lang w:val="id_ID" w:bidi="id_ID"/>
+        </w:rPr>
+      </w:r>
+    </w:p>
+    <w:p>
+      <w:pPr/>
+      <w:r>
+        <w:rPr>
+          <w:lang w:val="id_ID" w:bidi="id_ID"/>
+        </w:rPr>
+      </w:r>
+      <w:r>
+        <w:rPr>
+          <w:lang w:val="id_ID" w:bidi="id_ID"/>
+        </w:rPr>
+        <w:t xml:space="preserve">Penyunting kitab menyimpulkan berdasarkan karya Pengkhotbah bahwa kita harus takut kepada Allah (lihat </w:t>
+      </w:r>
+      <w:hyperlink r:id="rId178">
+        <w:r>
+          <w:rPr>
+            <w:lang w:val="id_ID" w:bidi="id_ID"/>
+          </w:rPr>
+          <w:rPr>
+            <w:color w:val="0000EE"/>
+            <w:u w:val="single"/>
+          </w:rPr>
+          <w:t>Pengkhotbah 3:14</w:t>
+        </w:r>
+      </w:hyperlink>
+      <w:r>
+        <w:rPr>
+          <w:lang w:val="id_ID" w:bidi="id_ID"/>
+        </w:rPr>
+        <w:t xml:space="preserve">; </w:t>
+      </w:r>
+      <w:hyperlink r:id="rId179">
+        <w:r>
+          <w:rPr>
+            <w:lang w:val="id_ID" w:bidi="id_ID"/>
+          </w:rPr>
+          <w:rPr>
+            <w:color w:val="0000EE"/>
+            <w:u w:val="single"/>
+          </w:rPr>
+          <w:t>5:7</w:t>
+        </w:r>
+      </w:hyperlink>
+      <w:r>
+        <w:rPr>
+          <w:lang w:val="id_ID" w:bidi="id_ID"/>
+        </w:rPr>
+        <w:t xml:space="preserve">; </w:t>
+      </w:r>
+      <w:hyperlink r:id="rId180">
+        <w:r>
+          <w:rPr>
+            <w:lang w:val="id_ID" w:bidi="id_ID"/>
+          </w:rPr>
+          <w:rPr>
+            <w:color w:val="0000EE"/>
+            <w:u w:val="single"/>
+          </w:rPr>
+          <w:t>7:18</w:t>
+        </w:r>
+      </w:hyperlink>
+      <w:r>
+        <w:rPr>
+          <w:lang w:val="id_ID" w:bidi="id_ID"/>
+        </w:rPr>
+        <w:t xml:space="preserve">; </w:t>
+      </w:r>
+      <w:hyperlink r:id="rId181">
+        <w:r>
+          <w:rPr>
+            <w:lang w:val="id_ID" w:bidi="id_ID"/>
+          </w:rPr>
+          <w:rPr>
+            <w:color w:val="0000EE"/>
+            <w:u w:val="single"/>
+          </w:rPr>
+          <w:t>8:12–13</w:t>
+        </w:r>
+      </w:hyperlink>
+      <w:r>
+        <w:rPr>
+          <w:lang w:val="id_ID" w:bidi="id_ID"/>
+        </w:rPr>
+        <w:t xml:space="preserve">). Ini berarti kita harus menaati perintah-Nya, karena segala sesuatu yang kita lakukan akan dihakimi (lihat </w:t>
+      </w:r>
+      <w:hyperlink r:id="rId182">
+        <w:r>
+          <w:rPr>
+            <w:lang w:val="id_ID" w:bidi="id_ID"/>
+          </w:rPr>
+          <w:rPr>
+            <w:color w:val="0000EE"/>
+            <w:u w:val="single"/>
+          </w:rPr>
+          <w:t>Pengkhotbah 11:9</w:t>
+        </w:r>
+      </w:hyperlink>
+      <w:r>
+        <w:rPr>
+          <w:lang w:val="id_ID" w:bidi="id_ID"/>
+        </w:rPr>
+        <w:t xml:space="preserve">; </w:t>
+      </w:r>
+      <w:hyperlink r:id="rId183">
+        <w:r>
+          <w:rPr>
+            <w:lang w:val="id_ID" w:bidi="id_ID"/>
+          </w:rPr>
+          <w:rPr>
+            <w:color w:val="0000EE"/>
+            <w:u w:val="single"/>
+          </w:rPr>
+          <w:t>2 Korintus 5:10</w:t>
+        </w:r>
+      </w:hyperlink>
+      <w:r>
+        <w:rPr>
+          <w:lang w:val="id_ID" w:bidi="id_ID"/>
+        </w:rPr>
+        <w:t xml:space="preserve">; </w:t>
+      </w:r>
+      <w:hyperlink r:id="rId184">
+        <w:r>
+          <w:rPr>
+            <w:lang w:val="id_ID" w:bidi="id_ID"/>
+          </w:rPr>
+          <w:rPr>
+            <w:color w:val="0000EE"/>
+            <w:u w:val="single"/>
+          </w:rPr>
+          <w:t>Ibrani 9:27</w:t>
         </w:r>
       </w:hyperlink>
       <w:r>

--- a/ind/docx/21.content.docx
+++ b/ind/docx/21.content.docx
@@ -19,7 +19,7 @@
         <w:rPr>
           <w:lang w:val="id_ID" w:bidi="id_ID"/>
         </w:rPr>
-        <w:t>Resource: Tyndale Open Study Notes</w:t>
+        <w:t>Resource: Aquifer Open Study Notes</w:t>
       </w:r>
       <w:r>
         <w:rPr>
@@ -112,7 +112,7 @@
         <w:rPr>
           <w:lang w:val="id_ID" w:bidi="id_ID"/>
         </w:rPr>
-        <w:t>Tyndale Open Study Notes</w:t>
+        <w:t>Aquifer Open Study Notes</w:t>
       </w:r>
     </w:p>
     <w:p>

--- a/ind/docx/21.content.docx
+++ b/ind/docx/21.content.docx
@@ -246,54 +246,36 @@
         </w:rPr>
         <w:t xml:space="preserve"> dalam bahasa Ibrani, bisa juga diterjemahkan Guru), tetapi anak Raja Daud kemungkinan merujuk pada Salomo (lihat juga </w:t>
       </w:r>
-      <w:hyperlink r:id="rId13">
-        <w:r>
-          <w:rPr>
-            <w:lang w:val="id_ID" w:bidi="id_ID"/>
-          </w:rPr>
-          <w:rPr>
-            <w:color w:val="0000EE"/>
-            <w:u w:val="single"/>
-          </w:rPr>
-          <w:t>Pengkhotbah 1:12</w:t>
-        </w:r>
-      </w:hyperlink>
+      <w:r>
+        <w:rPr>
+          <w:lang w:val="id_ID" w:bidi="id_ID"/>
+        </w:rPr>
+        <w:t>Pengkhotbah 1:12</w:t>
+      </w:r>
       <w:r>
         <w:rPr>
           <w:lang w:val="id_ID" w:bidi="id_ID"/>
         </w:rPr>
         <w:t xml:space="preserve">, </w:t>
       </w:r>
-      <w:hyperlink r:id="rId14">
-        <w:r>
-          <w:rPr>
-            <w:lang w:val="id_ID" w:bidi="id_ID"/>
-          </w:rPr>
-          <w:rPr>
-            <w:color w:val="0000EE"/>
-            <w:u w:val="single"/>
-          </w:rPr>
-          <w:t>16</w:t>
-        </w:r>
-      </w:hyperlink>
+      <w:r>
+        <w:rPr>
+          <w:lang w:val="id_ID" w:bidi="id_ID"/>
+        </w:rPr>
+        <w:t>16</w:t>
+      </w:r>
       <w:r>
         <w:rPr>
           <w:lang w:val="id_ID" w:bidi="id_ID"/>
         </w:rPr>
         <w:t xml:space="preserve">; </w:t>
       </w:r>
-      <w:hyperlink r:id="rId15">
-        <w:r>
-          <w:rPr>
-            <w:lang w:val="id_ID" w:bidi="id_ID"/>
-          </w:rPr>
-          <w:rPr>
-            <w:color w:val="0000EE"/>
-            <w:u w:val="single"/>
-          </w:rPr>
-          <w:t>2:4–9</w:t>
-        </w:r>
-      </w:hyperlink>
+      <w:r>
+        <w:rPr>
+          <w:lang w:val="id_ID" w:bidi="id_ID"/>
+        </w:rPr>
+        <w:t>2:4–9</w:t>
+      </w:r>
       <w:r>
         <w:rPr>
           <w:lang w:val="id_ID" w:bidi="id_ID"/>
@@ -503,36 +485,24 @@
         </w:rPr>
         <w:t xml:space="preserve"> kadang menerjemahkannya sebagai "di sini di atas bumi" (</w:t>
       </w:r>
-      <w:hyperlink r:id="rId16">
-        <w:r>
-          <w:rPr>
-            <w:lang w:val="id_ID" w:bidi="id_ID"/>
-          </w:rPr>
-          <w:rPr>
-            <w:color w:val="0000EE"/>
-            <w:u w:val="single"/>
-          </w:rPr>
-          <w:t>Amsal 2:18</w:t>
-        </w:r>
-      </w:hyperlink>
+      <w:r>
+        <w:rPr>
+          <w:lang w:val="id_ID" w:bidi="id_ID"/>
+        </w:rPr>
+        <w:t>Amsal 2:18</w:t>
+      </w:r>
       <w:r>
         <w:rPr>
           <w:lang w:val="id_ID" w:bidi="id_ID"/>
         </w:rPr>
         <w:t>) atau "di dunia ini" (</w:t>
       </w:r>
-      <w:hyperlink r:id="rId17">
-        <w:r>
-          <w:rPr>
-            <w:lang w:val="id_ID" w:bidi="id_ID"/>
-          </w:rPr>
-          <w:rPr>
-            <w:color w:val="0000EE"/>
-            <w:u w:val="single"/>
-          </w:rPr>
-          <w:t>Amsal 2:20</w:t>
-        </w:r>
-      </w:hyperlink>
+      <w:r>
+        <w:rPr>
+          <w:lang w:val="id_ID" w:bidi="id_ID"/>
+        </w:rPr>
+        <w:t>Amsal 2:20</w:t>
+      </w:r>
       <w:r>
         <w:rPr>
           <w:lang w:val="id_ID" w:bidi="id_ID"/>
@@ -793,18 +763,12 @@
         </w:rPr>
         <w:t>: Kebenaran pahit dari pengalaman manusia mengingatkan kita pada Kejatuhan di taman Eden (</w:t>
       </w:r>
-      <w:hyperlink r:id="rId18">
-        <w:r>
-          <w:rPr>
-            <w:lang w:val="id_ID" w:bidi="id_ID"/>
-          </w:rPr>
-          <w:rPr>
-            <w:color w:val="0000EE"/>
-            <w:u w:val="single"/>
-          </w:rPr>
-          <w:t>Kejadian 3</w:t>
-        </w:r>
-      </w:hyperlink>
+      <w:r>
+        <w:rPr>
+          <w:lang w:val="id_ID" w:bidi="id_ID"/>
+        </w:rPr>
+        <w:t>Kejadian 3</w:t>
+      </w:r>
       <w:r>
         <w:rPr>
           <w:lang w:val="id_ID" w:bidi="id_ID"/>
@@ -966,18 +930,12 @@
         </w:rPr>
         <w:t>Pengkhotbah menyadari bahwa menggunakan anggur untuk menghibur diri adalah tindakan bodoh, tetapi dia tetap melakukannya sambil terus mencari kebijaksanaan. Dia ingin memahami cara menemukan kebahagiaan. Usaha ini ternyata sia-sia (</w:t>
       </w:r>
-      <w:hyperlink r:id="rId19">
-        <w:r>
-          <w:rPr>
-            <w:lang w:val="id_ID" w:bidi="id_ID"/>
-          </w:rPr>
-          <w:rPr>
-            <w:color w:val="0000EE"/>
-            <w:u w:val="single"/>
-          </w:rPr>
-          <w:t>Pengkhotbah 2:11</w:t>
-        </w:r>
-      </w:hyperlink>
+      <w:r>
+        <w:rPr>
+          <w:lang w:val="id_ID" w:bidi="id_ID"/>
+        </w:rPr>
+        <w:t>Pengkhotbah 2:11</w:t>
+      </w:r>
       <w:r>
         <w:rPr>
           <w:lang w:val="id_ID" w:bidi="id_ID"/>
@@ -1057,18 +1015,12 @@
         </w:rPr>
         <w:t xml:space="preserve">Alkitab menyebutkan kebun anggur Salomo dalam </w:t>
       </w:r>
-      <w:hyperlink r:id="rId20">
-        <w:r>
-          <w:rPr>
-            <w:lang w:val="id_ID" w:bidi="id_ID"/>
-          </w:rPr>
-          <w:rPr>
-            <w:color w:val="0000EE"/>
-            <w:u w:val="single"/>
-          </w:rPr>
-          <w:t>Kidung Agung 8:11–12</w:t>
-        </w:r>
-      </w:hyperlink>
+      <w:r>
+        <w:rPr>
+          <w:lang w:val="id_ID" w:bidi="id_ID"/>
+        </w:rPr>
+        <w:t>Kidung Agung 8:11–12</w:t>
+      </w:r>
       <w:r>
         <w:rPr>
           <w:lang w:val="id_ID" w:bidi="id_ID"/>
@@ -1123,36 +1075,24 @@
         </w:rPr>
         <w:t xml:space="preserve">Salomo membangun berbagai struktur, baik yang kecil seperti serambi dan gerbang, maupun yang besar seperti seluruh kota (lihat </w:t>
       </w:r>
-      <w:hyperlink r:id="rId21">
-        <w:r>
-          <w:rPr>
-            <w:lang w:val="id_ID" w:bidi="id_ID"/>
-          </w:rPr>
-          <w:rPr>
-            <w:color w:val="0000EE"/>
-            <w:u w:val="single"/>
-          </w:rPr>
-          <w:t>1 Raja-raja 9:15–19</w:t>
-        </w:r>
-      </w:hyperlink>
+      <w:r>
+        <w:rPr>
+          <w:lang w:val="id_ID" w:bidi="id_ID"/>
+        </w:rPr>
+        <w:t>1 Raja-raja 9:15–19</w:t>
+      </w:r>
       <w:r>
         <w:rPr>
           <w:lang w:val="id_ID" w:bidi="id_ID"/>
         </w:rPr>
         <w:t xml:space="preserve">). Dia terutama membangun proyek-proyek ini untuk kepuasan pribadinya, termasuk istana dan bangunan-bangunan yang lainnya (lihat </w:t>
       </w:r>
-      <w:hyperlink r:id="rId22">
-        <w:r>
-          <w:rPr>
-            <w:lang w:val="id_ID" w:bidi="id_ID"/>
-          </w:rPr>
-          <w:rPr>
-            <w:color w:val="0000EE"/>
-            <w:u w:val="single"/>
-          </w:rPr>
-          <w:t>1 Raja-raja 7:1–12</w:t>
-        </w:r>
-      </w:hyperlink>
+      <w:r>
+        <w:rPr>
+          <w:lang w:val="id_ID" w:bidi="id_ID"/>
+        </w:rPr>
+        <w:t>1 Raja-raja 7:1–12</w:t>
+      </w:r>
       <w:r>
         <w:rPr>
           <w:lang w:val="id_ID" w:bidi="id_ID"/>
@@ -1207,36 +1147,24 @@
         </w:rPr>
         <w:t>Para pelayan Salomo mengelola kawanan ternak dan domba yang besar. Untuk memelihara semuanya itu, diperlukan banyak sumber daya (</w:t>
       </w:r>
-      <w:hyperlink r:id="rId23">
-        <w:r>
-          <w:rPr>
-            <w:lang w:val="id_ID" w:bidi="id_ID"/>
-          </w:rPr>
-          <w:rPr>
-            <w:color w:val="0000EE"/>
-            <w:u w:val="single"/>
-          </w:rPr>
-          <w:t>1 Raja-raja 4:22–23</w:t>
-        </w:r>
-      </w:hyperlink>
+      <w:r>
+        <w:rPr>
+          <w:lang w:val="id_ID" w:bidi="id_ID"/>
+        </w:rPr>
+        <w:t>1 Raja-raja 4:22–23</w:t>
+      </w:r>
       <w:r>
         <w:rPr>
           <w:lang w:val="id_ID" w:bidi="id_ID"/>
         </w:rPr>
         <w:t xml:space="preserve">; </w:t>
       </w:r>
-      <w:hyperlink r:id="rId24">
-        <w:r>
-          <w:rPr>
-            <w:lang w:val="id_ID" w:bidi="id_ID"/>
-          </w:rPr>
-          <w:rPr>
-            <w:color w:val="0000EE"/>
-            <w:u w:val="single"/>
-          </w:rPr>
-          <w:t>9:20–21</w:t>
-        </w:r>
-      </w:hyperlink>
+      <w:r>
+        <w:rPr>
+          <w:lang w:val="id_ID" w:bidi="id_ID"/>
+        </w:rPr>
+        <w:t>9:20–21</w:t>
+      </w:r>
       <w:r>
         <w:rPr>
           <w:lang w:val="id_ID" w:bidi="id_ID"/>
@@ -1302,108 +1230,72 @@
         </w:rPr>
         <w:t>: Salomo memerintah dari wilayah Bulan Sabit Subur, yang terletak di utara dan timur Israel, hingga perbatasan Mesir di selatan. Dia mengumpulkan kekayaan dalam bentuk logam mulia melalui perdagangan, hadiah dari penguasa yang mengaguminya, dan pajak dari wilayah-wilayah dalam kerajaannya (</w:t>
       </w:r>
-      <w:hyperlink r:id="rId25">
-        <w:r>
-          <w:rPr>
-            <w:lang w:val="id_ID" w:bidi="id_ID"/>
-          </w:rPr>
-          <w:rPr>
-            <w:color w:val="0000EE"/>
-            <w:u w:val="single"/>
-          </w:rPr>
-          <w:t>1 Raja-raja 4:21</w:t>
-        </w:r>
-      </w:hyperlink>
+      <w:r>
+        <w:rPr>
+          <w:lang w:val="id_ID" w:bidi="id_ID"/>
+        </w:rPr>
+        <w:t>1 Raja-raja 4:21</w:t>
+      </w:r>
       <w:r>
         <w:rPr>
           <w:lang w:val="id_ID" w:bidi="id_ID"/>
         </w:rPr>
         <w:t xml:space="preserve">; </w:t>
       </w:r>
-      <w:hyperlink r:id="rId26">
-        <w:r>
-          <w:rPr>
-            <w:lang w:val="id_ID" w:bidi="id_ID"/>
-          </w:rPr>
-          <w:rPr>
-            <w:color w:val="0000EE"/>
-            <w:u w:val="single"/>
-          </w:rPr>
-          <w:t>9:28</w:t>
-        </w:r>
-      </w:hyperlink>
+      <w:r>
+        <w:rPr>
+          <w:lang w:val="id_ID" w:bidi="id_ID"/>
+        </w:rPr>
+        <w:t>9:28</w:t>
+      </w:r>
       <w:r>
         <w:rPr>
           <w:lang w:val="id_ID" w:bidi="id_ID"/>
         </w:rPr>
         <w:t xml:space="preserve">; </w:t>
       </w:r>
-      <w:hyperlink r:id="rId27">
-        <w:r>
-          <w:rPr>
-            <w:lang w:val="id_ID" w:bidi="id_ID"/>
-          </w:rPr>
-          <w:rPr>
-            <w:color w:val="0000EE"/>
-            <w:u w:val="single"/>
-          </w:rPr>
-          <w:t>10:14</w:t>
-        </w:r>
-      </w:hyperlink>
+      <w:r>
+        <w:rPr>
+          <w:lang w:val="id_ID" w:bidi="id_ID"/>
+        </w:rPr>
+        <w:t>10:14</w:t>
+      </w:r>
       <w:r>
         <w:rPr>
           <w:lang w:val="id_ID" w:bidi="id_ID"/>
         </w:rPr>
         <w:t xml:space="preserve">, </w:t>
       </w:r>
-      <w:hyperlink r:id="rId28">
-        <w:r>
-          <w:rPr>
-            <w:lang w:val="id_ID" w:bidi="id_ID"/>
-          </w:rPr>
-          <w:rPr>
-            <w:color w:val="0000EE"/>
-            <w:u w:val="single"/>
-          </w:rPr>
-          <w:t>22–25</w:t>
-        </w:r>
-      </w:hyperlink>
+      <w:r>
+        <w:rPr>
+          <w:lang w:val="id_ID" w:bidi="id_ID"/>
+        </w:rPr>
+        <w:t>22–25</w:t>
+      </w:r>
       <w:r>
         <w:rPr>
           <w:lang w:val="id_ID" w:bidi="id_ID"/>
         </w:rPr>
         <w:t xml:space="preserve">; </w:t>
       </w:r>
-      <w:hyperlink r:id="rId29">
-        <w:r>
-          <w:rPr>
-            <w:lang w:val="id_ID" w:bidi="id_ID"/>
-          </w:rPr>
-          <w:rPr>
-            <w:color w:val="0000EE"/>
-            <w:u w:val="single"/>
-          </w:rPr>
-          <w:t>1 Tawarikh 29:4</w:t>
-        </w:r>
-      </w:hyperlink>
+      <w:r>
+        <w:rPr>
+          <w:lang w:val="id_ID" w:bidi="id_ID"/>
+        </w:rPr>
+        <w:t>1 Tawarikh 29:4</w:t>
+      </w:r>
       <w:r>
         <w:rPr>
           <w:lang w:val="id_ID" w:bidi="id_ID"/>
         </w:rPr>
         <w:t xml:space="preserve">; </w:t>
       </w:r>
-      <w:hyperlink r:id="rId30">
-        <w:r>
-          <w:rPr>
-            <w:lang w:val="id_ID" w:bidi="id_ID"/>
-          </w:rPr>
-          <w:rPr>
-            <w:color w:val="0000EE"/>
-            <w:u w:val="single"/>
-          </w:rPr>
-          <w:t>2 Tawarikh 9:26–27</w:t>
-        </w:r>
-      </w:hyperlink>
+      <w:r>
+        <w:rPr>
+          <w:lang w:val="id_ID" w:bidi="id_ID"/>
+        </w:rPr>
+        <w:t>2 Tawarikh 9:26–27</w:t>
+      </w:r>
       <w:r>
         <w:rPr>
           <w:lang w:val="id_ID" w:bidi="id_ID"/>
@@ -1435,18 +1327,12 @@
         </w:rPr>
         <w:t>: Salomo memiliki 700 istri dan 300 gundik pada akhir masa pemerintahannya (</w:t>
       </w:r>
-      <w:hyperlink r:id="rId31">
-        <w:r>
-          <w:rPr>
-            <w:lang w:val="id_ID" w:bidi="id_ID"/>
-          </w:rPr>
-          <w:rPr>
-            <w:color w:val="0000EE"/>
-            <w:u w:val="single"/>
-          </w:rPr>
-          <w:t>1 Raja-raja 11:3</w:t>
-        </w:r>
-      </w:hyperlink>
+      <w:r>
+        <w:rPr>
+          <w:lang w:val="id_ID" w:bidi="id_ID"/>
+        </w:rPr>
+        <w:t>1 Raja-raja 11:3</w:t>
+      </w:r>
       <w:r>
         <w:rPr>
           <w:lang w:val="id_ID" w:bidi="id_ID"/>
@@ -1508,18 +1394,12 @@
         </w:rPr>
         <w:t xml:space="preserve">: Bandingkan </w:t>
       </w:r>
-      <w:hyperlink r:id="rId32">
-        <w:r>
-          <w:rPr>
-            <w:lang w:val="id_ID" w:bidi="id_ID"/>
-          </w:rPr>
-          <w:rPr>
-            <w:color w:val="0000EE"/>
-            <w:u w:val="single"/>
-          </w:rPr>
-          <w:t>1 Raja-raja 10:23</w:t>
-        </w:r>
-      </w:hyperlink>
+      <w:r>
+        <w:rPr>
+          <w:lang w:val="id_ID" w:bidi="id_ID"/>
+        </w:rPr>
+        <w:t>1 Raja-raja 10:23</w:t>
+      </w:r>
       <w:r>
         <w:rPr>
           <w:lang w:val="id_ID" w:bidi="id_ID"/>
@@ -1540,36 +1420,24 @@
         </w:rPr>
         <w:t xml:space="preserve">Hikmat Salomo membantunya meraih kekuasaan dan kekayaan (lihat </w:t>
       </w:r>
-      <w:hyperlink r:id="rId33">
-        <w:r>
-          <w:rPr>
-            <w:lang w:val="id_ID" w:bidi="id_ID"/>
-          </w:rPr>
-          <w:rPr>
-            <w:color w:val="0000EE"/>
-            <w:u w:val="single"/>
-          </w:rPr>
-          <w:t>1 Raja-raja 3:2–14</w:t>
-        </w:r>
-      </w:hyperlink>
+      <w:r>
+        <w:rPr>
+          <w:lang w:val="id_ID" w:bidi="id_ID"/>
+        </w:rPr>
+        <w:t>1 Raja-raja 3:2–14</w:t>
+      </w:r>
       <w:r>
         <w:rPr>
           <w:lang w:val="id_ID" w:bidi="id_ID"/>
         </w:rPr>
         <w:t xml:space="preserve">; </w:t>
       </w:r>
-      <w:hyperlink r:id="rId34">
-        <w:r>
-          <w:rPr>
-            <w:lang w:val="id_ID" w:bidi="id_ID"/>
-          </w:rPr>
-          <w:rPr>
-            <w:color w:val="0000EE"/>
-            <w:u w:val="single"/>
-          </w:rPr>
-          <w:t>4:20–34</w:t>
-        </w:r>
-      </w:hyperlink>
+      <w:r>
+        <w:rPr>
+          <w:lang w:val="id_ID" w:bidi="id_ID"/>
+        </w:rPr>
+        <w:t>4:20–34</w:t>
+      </w:r>
       <w:r>
         <w:rPr>
           <w:lang w:val="id_ID" w:bidi="id_ID"/>
@@ -1631,36 +1499,24 @@
         </w:rPr>
         <w:t>: Sang Pengkhotbah menyoroti tema utama: Sukacita berasal dari kerja yang bijaksana dan tekun (</w:t>
       </w:r>
-      <w:hyperlink r:id="rId35">
-        <w:r>
-          <w:rPr>
-            <w:lang w:val="id_ID" w:bidi="id_ID"/>
-          </w:rPr>
-          <w:rPr>
-            <w:color w:val="0000EE"/>
-            <w:u w:val="single"/>
-          </w:rPr>
-          <w:t>Pengkhotbah 5:12</w:t>
-        </w:r>
-      </w:hyperlink>
+      <w:r>
+        <w:rPr>
+          <w:lang w:val="id_ID" w:bidi="id_ID"/>
+        </w:rPr>
+        <w:t>Pengkhotbah 5:12</w:t>
+      </w:r>
       <w:r>
         <w:rPr>
           <w:lang w:val="id_ID" w:bidi="id_ID"/>
         </w:rPr>
         <w:t xml:space="preserve">, </w:t>
       </w:r>
-      <w:hyperlink r:id="rId36">
-        <w:r>
-          <w:rPr>
-            <w:lang w:val="id_ID" w:bidi="id_ID"/>
-          </w:rPr>
-          <w:rPr>
-            <w:color w:val="0000EE"/>
-            <w:u w:val="single"/>
-          </w:rPr>
-          <w:t>18–20</w:t>
-        </w:r>
-      </w:hyperlink>
+      <w:r>
+        <w:rPr>
+          <w:lang w:val="id_ID" w:bidi="id_ID"/>
+        </w:rPr>
+        <w:t>18–20</w:t>
+      </w:r>
       <w:r>
         <w:rPr>
           <w:lang w:val="id_ID" w:bidi="id_ID"/>
@@ -1722,18 +1578,12 @@
         </w:rPr>
         <w:t>: Prestasi dapat menyebabkan keputusasaan dan kekecewaan karena tidak memiliki makna yang kekal (</w:t>
       </w:r>
-      <w:hyperlink r:id="rId37">
-        <w:r>
-          <w:rPr>
-            <w:lang w:val="id_ID" w:bidi="id_ID"/>
-          </w:rPr>
-          <w:rPr>
-            <w:color w:val="0000EE"/>
-            <w:u w:val="single"/>
-          </w:rPr>
-          <w:t>Pengkhotbah 2:18–23</w:t>
-        </w:r>
-      </w:hyperlink>
+      <w:r>
+        <w:rPr>
+          <w:lang w:val="id_ID" w:bidi="id_ID"/>
+        </w:rPr>
+        <w:t>Pengkhotbah 2:18–23</w:t>
+      </w:r>
       <w:r>
         <w:rPr>
           <w:lang w:val="id_ID" w:bidi="id_ID"/>
@@ -1795,18 +1645,12 @@
         </w:rPr>
         <w:t>: Setelah Sang Pengkhotbah, tidak ada yang akan memiliki hikmat yang lebih baik untuk membedakan kebijaksanaan dari kebodohan karena tidak ada hal baru yang akan terjadi di bawah matahari (</w:t>
       </w:r>
-      <w:hyperlink r:id="rId38">
-        <w:r>
-          <w:rPr>
-            <w:lang w:val="id_ID" w:bidi="id_ID"/>
-          </w:rPr>
-          <w:rPr>
-            <w:color w:val="0000EE"/>
-            <w:u w:val="single"/>
-          </w:rPr>
-          <w:t>Pengkhotbah 1:9–10</w:t>
-        </w:r>
-      </w:hyperlink>
+      <w:r>
+        <w:rPr>
+          <w:lang w:val="id_ID" w:bidi="id_ID"/>
+        </w:rPr>
+        <w:t>Pengkhotbah 1:9–10</w:t>
+      </w:r>
       <w:r>
         <w:rPr>
           <w:lang w:val="id_ID" w:bidi="id_ID"/>
@@ -1861,54 +1705,36 @@
         </w:rPr>
         <w:t>Sang Pengkhotbah kini menelaah nilai atau makna dari kebijaksanaan (</w:t>
       </w:r>
-      <w:hyperlink r:id="rId39">
-        <w:r>
-          <w:rPr>
-            <w:lang w:val="id_ID" w:bidi="id_ID"/>
-          </w:rPr>
-          <w:rPr>
-            <w:color w:val="0000EE"/>
-            <w:u w:val="single"/>
-          </w:rPr>
-          <w:t>Pengkhotbah 2:12–17</w:t>
-        </w:r>
-      </w:hyperlink>
+      <w:r>
+        <w:rPr>
+          <w:lang w:val="id_ID" w:bidi="id_ID"/>
+        </w:rPr>
+        <w:t>Pengkhotbah 2:12–17</w:t>
+      </w:r>
       <w:r>
         <w:rPr>
           <w:lang w:val="id_ID" w:bidi="id_ID"/>
         </w:rPr>
         <w:t>) dan kerja keras (</w:t>
       </w:r>
-      <w:hyperlink r:id="rId37">
-        <w:r>
-          <w:rPr>
-            <w:lang w:val="id_ID" w:bidi="id_ID"/>
-          </w:rPr>
-          <w:rPr>
-            <w:color w:val="0000EE"/>
-            <w:u w:val="single"/>
-          </w:rPr>
-          <w:t>2:18–23</w:t>
-        </w:r>
-      </w:hyperlink>
+      <w:r>
+        <w:rPr>
+          <w:lang w:val="id_ID" w:bidi="id_ID"/>
+        </w:rPr>
+        <w:t>2:18–23</w:t>
+      </w:r>
       <w:r>
         <w:rPr>
           <w:lang w:val="id_ID" w:bidi="id_ID"/>
         </w:rPr>
         <w:t>). Semua ini juga sia-sia (</w:t>
       </w:r>
-      <w:hyperlink r:id="rId40">
-        <w:r>
-          <w:rPr>
-            <w:lang w:val="id_ID" w:bidi="id_ID"/>
-          </w:rPr>
-          <w:rPr>
-            <w:color w:val="0000EE"/>
-            <w:u w:val="single"/>
-          </w:rPr>
-          <w:t>Pengkhotbah 2:17</w:t>
-        </w:r>
-      </w:hyperlink>
+      <w:r>
+        <w:rPr>
+          <w:lang w:val="id_ID" w:bidi="id_ID"/>
+        </w:rPr>
+        <w:t>Pengkhotbah 2:17</w:t>
+      </w:r>
       <w:r>
         <w:rPr>
           <w:lang w:val="id_ID" w:bidi="id_ID"/>
@@ -1970,18 +1796,12 @@
         </w:rPr>
         <w:t>: Kebijaksanaan bermanfaat karena membantu menavigasi kehidupan yang berhasil. Namun, kebijaksanaan tidak dapat mencegah kematian atau memberikan makna hidup (</w:t>
       </w:r>
-      <w:hyperlink r:id="rId41">
-        <w:r>
-          <w:rPr>
-            <w:lang w:val="id_ID" w:bidi="id_ID"/>
-          </w:rPr>
-          <w:rPr>
-            <w:color w:val="0000EE"/>
-            <w:u w:val="single"/>
-          </w:rPr>
-          <w:t>Pengkhotbah 2:15–16</w:t>
-        </w:r>
-      </w:hyperlink>
+      <w:r>
+        <w:rPr>
+          <w:lang w:val="id_ID" w:bidi="id_ID"/>
+        </w:rPr>
+        <w:t>Pengkhotbah 2:15–16</w:t>
+      </w:r>
       <w:r>
         <w:rPr>
           <w:lang w:val="id_ID" w:bidi="id_ID"/>
@@ -2079,36 +1899,24 @@
         </w:rPr>
         <w:t xml:space="preserve">: Generasi mendatang tidak akan mengingat kita atau pencapaian kita, sehingga usaha kita tidak akan memiliki arti apapun (bandingkan </w:t>
       </w:r>
-      <w:hyperlink r:id="rId42">
-        <w:r>
-          <w:rPr>
-            <w:lang w:val="id_ID" w:bidi="id_ID"/>
-          </w:rPr>
-          <w:rPr>
-            <w:color w:val="0000EE"/>
-            <w:u w:val="single"/>
-          </w:rPr>
-          <w:t>Pengkhotbah 1:11</w:t>
-        </w:r>
-      </w:hyperlink>
+      <w:r>
+        <w:rPr>
+          <w:lang w:val="id_ID" w:bidi="id_ID"/>
+        </w:rPr>
+        <w:t>Pengkhotbah 1:11</w:t>
+      </w:r>
       <w:r>
         <w:rPr>
           <w:lang w:val="id_ID" w:bidi="id_ID"/>
         </w:rPr>
         <w:t xml:space="preserve">; </w:t>
       </w:r>
-      <w:hyperlink r:id="rId43">
-        <w:r>
-          <w:rPr>
-            <w:lang w:val="id_ID" w:bidi="id_ID"/>
-          </w:rPr>
-          <w:rPr>
-            <w:color w:val="0000EE"/>
-            <w:u w:val="single"/>
-          </w:rPr>
-          <w:t>9:13–16</w:t>
-        </w:r>
-      </w:hyperlink>
+      <w:r>
+        <w:rPr>
+          <w:lang w:val="id_ID" w:bidi="id_ID"/>
+        </w:rPr>
+        <w:t>9:13–16</w:t>
+      </w:r>
       <w:r>
         <w:rPr>
           <w:lang w:val="id_ID" w:bidi="id_ID"/>
@@ -2181,18 +1989,12 @@
         </w:rPr>
         <w:t>Dukacita (</w:t>
       </w:r>
-      <w:hyperlink r:id="rId44">
-        <w:r>
-          <w:rPr>
-            <w:lang w:val="id_ID" w:bidi="id_ID"/>
-          </w:rPr>
-          <w:rPr>
-            <w:color w:val="0000EE"/>
-            <w:u w:val="single"/>
-          </w:rPr>
-          <w:t>Pengkhotbah 1:18</w:t>
-        </w:r>
-      </w:hyperlink>
+      <w:r>
+        <w:rPr>
+          <w:lang w:val="id_ID" w:bidi="id_ID"/>
+        </w:rPr>
+        <w:t>Pengkhotbah 1:18</w:t>
+      </w:r>
       <w:r>
         <w:rPr>
           <w:lang w:val="id_ID" w:bidi="id_ID"/>
@@ -2217,18 +2019,12 @@
         </w:rPr>
         <w:t>Kerja keras (</w:t>
       </w:r>
-      <w:hyperlink r:id="rId16">
-        <w:r>
-          <w:rPr>
-            <w:lang w:val="id_ID" w:bidi="id_ID"/>
-          </w:rPr>
-          <w:rPr>
-            <w:color w:val="0000EE"/>
-            <w:u w:val="single"/>
-          </w:rPr>
-          <w:t>Pengkhotbah 2:18</w:t>
-        </w:r>
-      </w:hyperlink>
+      <w:r>
+        <w:rPr>
+          <w:lang w:val="id_ID" w:bidi="id_ID"/>
+        </w:rPr>
+        <w:t>Pengkhotbah 2:18</w:t>
+      </w:r>
       <w:r>
         <w:rPr>
           <w:lang w:val="id_ID" w:bidi="id_ID"/>
@@ -2253,18 +2049,12 @@
         </w:rPr>
         <w:t>Segala hal yang tampak sia-sia (</w:t>
       </w:r>
-      <w:hyperlink r:id="rId45">
-        <w:r>
-          <w:rPr>
-            <w:lang w:val="id_ID" w:bidi="id_ID"/>
-          </w:rPr>
-          <w:rPr>
-            <w:color w:val="0000EE"/>
-            <w:u w:val="single"/>
-          </w:rPr>
-          <w:t>Pengkhotbah 2:19–20</w:t>
-        </w:r>
-      </w:hyperlink>
+      <w:r>
+        <w:rPr>
+          <w:lang w:val="id_ID" w:bidi="id_ID"/>
+        </w:rPr>
+        <w:t>Pengkhotbah 2:19–20</w:t>
+      </w:r>
       <w:r>
         <w:rPr>
           <w:lang w:val="id_ID" w:bidi="id_ID"/>
@@ -2319,18 +2109,12 @@
         </w:rPr>
         <w:t xml:space="preserve">Penerus yang bodoh dan merusak menimbulkan ancaman yang lebih besar terhadap pencapaian bijaksana dibandingkan penerus yang bijak. Namun, karena Sang Pengkhotbah tidak dapat memprediksi penerus seperti apa yang akan menggantikan dia, pencapaiannya terasa tidak berarti baginya. Penerus langsung Salomo, putranya Rehabeam, ternyata bodoh (lihat </w:t>
       </w:r>
-      <w:hyperlink r:id="rId46">
-        <w:r>
-          <w:rPr>
-            <w:lang w:val="id_ID" w:bidi="id_ID"/>
-          </w:rPr>
-          <w:rPr>
-            <w:color w:val="0000EE"/>
-            <w:u w:val="single"/>
-          </w:rPr>
-          <w:t>1 Raja-Raja 12:1–20</w:t>
-        </w:r>
-      </w:hyperlink>
+      <w:r>
+        <w:rPr>
+          <w:lang w:val="id_ID" w:bidi="id_ID"/>
+        </w:rPr>
+        <w:t>1 Raja-Raja 12:1–20</w:t>
+      </w:r>
       <w:r>
         <w:rPr>
           <w:lang w:val="id_ID" w:bidi="id_ID"/>
@@ -2396,18 +2180,12 @@
         </w:rPr>
         <w:t xml:space="preserve">: Keterampilan dalam pekerjaan mencerminkan kebijaksanaan (misalnya, lihat </w:t>
       </w:r>
-      <w:hyperlink r:id="rId47">
-        <w:r>
-          <w:rPr>
-            <w:lang w:val="id_ID" w:bidi="id_ID"/>
-          </w:rPr>
-          <w:rPr>
-            <w:color w:val="0000EE"/>
-            <w:u w:val="single"/>
-          </w:rPr>
-          <w:t>Keluaran 31:1–5</w:t>
-        </w:r>
-      </w:hyperlink>
+      <w:r>
+        <w:rPr>
+          <w:lang w:val="id_ID" w:bidi="id_ID"/>
+        </w:rPr>
+        <w:t>Keluaran 31:1–5</w:t>
+      </w:r>
       <w:r>
         <w:rPr>
           <w:lang w:val="id_ID" w:bidi="id_ID"/>
@@ -2555,36 +2333,24 @@
         </w:rPr>
         <w:t xml:space="preserve"> (</w:t>
       </w:r>
-      <w:hyperlink r:id="rId48">
-        <w:r>
-          <w:rPr>
-            <w:lang w:val="id_ID" w:bidi="id_ID"/>
-          </w:rPr>
-          <w:rPr>
-            <w:color w:val="0000EE"/>
-            <w:u w:val="single"/>
-          </w:rPr>
-          <w:t>Pengkhotbah 1:3</w:t>
-        </w:r>
-      </w:hyperlink>
+      <w:r>
+        <w:rPr>
+          <w:lang w:val="id_ID" w:bidi="id_ID"/>
+        </w:rPr>
+        <w:t>Pengkhotbah 1:3</w:t>
+      </w:r>
       <w:r>
         <w:rPr>
           <w:lang w:val="id_ID" w:bidi="id_ID"/>
         </w:rPr>
         <w:t>) ialah seperti uap (</w:t>
       </w:r>
-      <w:hyperlink r:id="rId49">
-        <w:r>
-          <w:rPr>
-            <w:lang w:val="id_ID" w:bidi="id_ID"/>
-          </w:rPr>
-          <w:rPr>
-            <w:color w:val="0000EE"/>
-            <w:u w:val="single"/>
-          </w:rPr>
-          <w:t>2:23</w:t>
-        </w:r>
-      </w:hyperlink>
+      <w:r>
+        <w:rPr>
+          <w:lang w:val="id_ID" w:bidi="id_ID"/>
+        </w:rPr>
+        <w:t>2:23</w:t>
+      </w:r>
       <w:r>
         <w:rPr>
           <w:lang w:val="id_ID" w:bidi="id_ID"/>
@@ -2720,72 +2486,48 @@
         </w:rPr>
         <w:t xml:space="preserve">: Hikmat mengajarkan bahwa setiap hal memiliki waktunya sendiri. Baik dalam aktivitas manusia maupun di alam (lihat </w:t>
       </w:r>
-      <w:hyperlink r:id="rId50">
-        <w:r>
-          <w:rPr>
-            <w:lang w:val="id_ID" w:bidi="id_ID"/>
-          </w:rPr>
-          <w:rPr>
-            <w:color w:val="0000EE"/>
-            <w:u w:val="single"/>
-          </w:rPr>
-          <w:t>Pengkhotbah 1:3–7</w:t>
-        </w:r>
-      </w:hyperlink>
+      <w:r>
+        <w:rPr>
+          <w:lang w:val="id_ID" w:bidi="id_ID"/>
+        </w:rPr>
+        <w:t>Pengkhotbah 1:3–7</w:t>
+      </w:r>
       <w:r>
         <w:rPr>
           <w:lang w:val="id_ID" w:bidi="id_ID"/>
         </w:rPr>
         <w:t>). Orang bijak tahu kapan harus memulai setiap aktivitas (</w:t>
       </w:r>
-      <w:hyperlink r:id="rId51">
-        <w:r>
-          <w:rPr>
-            <w:lang w:val="id_ID" w:bidi="id_ID"/>
-          </w:rPr>
-          <w:rPr>
-            <w:color w:val="0000EE"/>
-            <w:u w:val="single"/>
-          </w:rPr>
-          <w:t>Pengkhotbah 8:5</w:t>
-        </w:r>
-      </w:hyperlink>
+      <w:r>
+        <w:rPr>
+          <w:lang w:val="id_ID" w:bidi="id_ID"/>
+        </w:rPr>
+        <w:t>Pengkhotbah 8:5</w:t>
+      </w:r>
       <w:r>
         <w:rPr>
           <w:lang w:val="id_ID" w:bidi="id_ID"/>
         </w:rPr>
         <w:t>). Kesempatan tidak bertahan lama (</w:t>
       </w:r>
-      <w:hyperlink r:id="rId52">
-        <w:r>
-          <w:rPr>
-            <w:lang w:val="id_ID" w:bidi="id_ID"/>
-          </w:rPr>
-          <w:rPr>
-            <w:color w:val="0000EE"/>
-            <w:u w:val="single"/>
-          </w:rPr>
-          <w:t>Efesus 5:16</w:t>
-        </w:r>
-      </w:hyperlink>
+      <w:r>
+        <w:rPr>
+          <w:lang w:val="id_ID" w:bidi="id_ID"/>
+        </w:rPr>
+        <w:t>Efesus 5:16</w:t>
+      </w:r>
       <w:r>
         <w:rPr>
           <w:lang w:val="id_ID" w:bidi="id_ID"/>
         </w:rPr>
         <w:t xml:space="preserve">; </w:t>
       </w:r>
-      <w:hyperlink r:id="rId53">
-        <w:r>
-          <w:rPr>
-            <w:lang w:val="id_ID" w:bidi="id_ID"/>
-          </w:rPr>
-          <w:rPr>
-            <w:color w:val="0000EE"/>
-            <w:u w:val="single"/>
-          </w:rPr>
-          <w:t>Kolose 4:5</w:t>
-        </w:r>
-      </w:hyperlink>
+      <w:r>
+        <w:rPr>
+          <w:lang w:val="id_ID" w:bidi="id_ID"/>
+        </w:rPr>
+        <w:t>Kolose 4:5</w:t>
+      </w:r>
       <w:r>
         <w:rPr>
           <w:lang w:val="id_ID" w:bidi="id_ID"/>
@@ -2844,18 +2586,12 @@
         </w:rPr>
         <w:t>Kita tidak dapat mengendalikan kapan kita lahir atau kapan kita mati (</w:t>
       </w:r>
-      <w:hyperlink r:id="rId54">
-        <w:r>
-          <w:rPr>
-            <w:lang w:val="id_ID" w:bidi="id_ID"/>
-          </w:rPr>
-          <w:rPr>
-            <w:color w:val="0000EE"/>
-            <w:u w:val="single"/>
-          </w:rPr>
-          <w:t>Pengkhotbah 8:8</w:t>
-        </w:r>
-      </w:hyperlink>
+      <w:r>
+        <w:rPr>
+          <w:lang w:val="id_ID" w:bidi="id_ID"/>
+        </w:rPr>
+        <w:t>Pengkhotbah 8:8</w:t>
+      </w:r>
       <w:r>
         <w:rPr>
           <w:lang w:val="id_ID" w:bidi="id_ID"/>
@@ -2954,36 +2690,24 @@
         </w:rPr>
         <w:t xml:space="preserve"> bahkan bagi Allah (</w:t>
       </w:r>
-      <w:hyperlink r:id="rId55">
-        <w:r>
-          <w:rPr>
-            <w:lang w:val="id_ID" w:bidi="id_ID"/>
-          </w:rPr>
-          <w:rPr>
-            <w:color w:val="0000EE"/>
-            <w:u w:val="single"/>
-          </w:rPr>
-          <w:t>Mazmur 5:6</w:t>
-        </w:r>
-      </w:hyperlink>
+      <w:r>
+        <w:rPr>
+          <w:lang w:val="id_ID" w:bidi="id_ID"/>
+        </w:rPr>
+        <w:t>Mazmur 5:6</w:t>
+      </w:r>
       <w:r>
         <w:rPr>
           <w:lang w:val="id_ID" w:bidi="id_ID"/>
         </w:rPr>
         <w:t xml:space="preserve">; </w:t>
       </w:r>
-      <w:hyperlink r:id="rId56">
-        <w:r>
-          <w:rPr>
-            <w:lang w:val="id_ID" w:bidi="id_ID"/>
-          </w:rPr>
-          <w:rPr>
-            <w:color w:val="0000EE"/>
-            <w:u w:val="single"/>
-          </w:rPr>
-          <w:t>11:5</w:t>
-        </w:r>
-      </w:hyperlink>
+      <w:r>
+        <w:rPr>
+          <w:lang w:val="id_ID" w:bidi="id_ID"/>
+        </w:rPr>
+        <w:t>11:5</w:t>
+      </w:r>
       <w:r>
         <w:rPr>
           <w:lang w:val="id_ID" w:bidi="id_ID"/>
@@ -3045,18 +2769,12 @@
         </w:rPr>
         <w:t xml:space="preserve">: Lihat </w:t>
       </w:r>
-      <w:hyperlink r:id="rId57">
-        <w:r>
-          <w:rPr>
-            <w:lang w:val="id_ID" w:bidi="id_ID"/>
-          </w:rPr>
-          <w:rPr>
-            <w:color w:val="0000EE"/>
-            <w:u w:val="single"/>
-          </w:rPr>
-          <w:t>Pengkhotbah 3:12–13</w:t>
-        </w:r>
-      </w:hyperlink>
+      <w:r>
+        <w:rPr>
+          <w:lang w:val="id_ID" w:bidi="id_ID"/>
+        </w:rPr>
+        <w:t>Pengkhotbah 3:12–13</w:t>
+      </w:r>
       <w:r>
         <w:rPr>
           <w:lang w:val="id_ID" w:bidi="id_ID"/>
@@ -3111,36 +2829,24 @@
         </w:rPr>
         <w:t>Setiap aktivitas memiliki waktu yang tepat (</w:t>
       </w:r>
-      <w:hyperlink r:id="rId58">
-        <w:r>
-          <w:rPr>
-            <w:lang w:val="id_ID" w:bidi="id_ID"/>
-          </w:rPr>
-          <w:rPr>
-            <w:color w:val="0000EE"/>
-            <w:u w:val="single"/>
-          </w:rPr>
-          <w:t>Pengkhotbah 3:1–8</w:t>
-        </w:r>
-      </w:hyperlink>
+      <w:r>
+        <w:rPr>
+          <w:lang w:val="id_ID" w:bidi="id_ID"/>
+        </w:rPr>
+        <w:t>Pengkhotbah 3:1–8</w:t>
+      </w:r>
       <w:r>
         <w:rPr>
           <w:lang w:val="id_ID" w:bidi="id_ID"/>
         </w:rPr>
         <w:t>), tetapi hanya Allah yang mengetahui kapan waktu tersebut (</w:t>
       </w:r>
-      <w:hyperlink r:id="rId59">
-        <w:r>
-          <w:rPr>
-            <w:lang w:val="id_ID" w:bidi="id_ID"/>
-          </w:rPr>
-          <w:rPr>
-            <w:color w:val="0000EE"/>
-            <w:u w:val="single"/>
-          </w:rPr>
-          <w:t>Pengkhotbah 3:9–11</w:t>
-        </w:r>
-      </w:hyperlink>
+      <w:r>
+        <w:rPr>
+          <w:lang w:val="id_ID" w:bidi="id_ID"/>
+        </w:rPr>
+        <w:t>Pengkhotbah 3:9–11</w:t>
+      </w:r>
       <w:r>
         <w:rPr>
           <w:lang w:val="id_ID" w:bidi="id_ID"/>
@@ -3202,36 +2908,24 @@
         </w:rPr>
         <w:t>: Allah membuat pekerjaan kita lebih sulit setelah manusia memberontak terhadap Dia (</w:t>
       </w:r>
-      <w:hyperlink r:id="rId60">
-        <w:r>
-          <w:rPr>
-            <w:lang w:val="id_ID" w:bidi="id_ID"/>
-          </w:rPr>
-          <w:rPr>
-            <w:color w:val="0000EE"/>
-            <w:u w:val="single"/>
-          </w:rPr>
-          <w:t>Kejadian 3:17–19</w:t>
-        </w:r>
-      </w:hyperlink>
+      <w:r>
+        <w:rPr>
+          <w:lang w:val="id_ID" w:bidi="id_ID"/>
+        </w:rPr>
+        <w:t>Kejadian 3:17–19</w:t>
+      </w:r>
       <w:r>
         <w:rPr>
           <w:lang w:val="id_ID" w:bidi="id_ID"/>
         </w:rPr>
         <w:t>). Namun, beban ini tidak terlalu berat sehingga kita masih dapat menikmati pekerjaan kita dan hasilnya (</w:t>
       </w:r>
-      <w:hyperlink r:id="rId61">
-        <w:r>
-          <w:rPr>
-            <w:lang w:val="id_ID" w:bidi="id_ID"/>
-          </w:rPr>
-          <w:rPr>
-            <w:color w:val="0000EE"/>
-            <w:u w:val="single"/>
-          </w:rPr>
-          <w:t>Pengkhotbah 3:11–13</w:t>
-        </w:r>
-      </w:hyperlink>
+      <w:r>
+        <w:rPr>
+          <w:lang w:val="id_ID" w:bidi="id_ID"/>
+        </w:rPr>
+        <w:t>Pengkhotbah 3:11–13</w:t>
+      </w:r>
       <w:r>
         <w:rPr>
           <w:lang w:val="id_ID" w:bidi="id_ID"/>
@@ -3297,18 +2991,12 @@
         </w:rPr>
         <w:t xml:space="preserve">: Kita kadang-kadang dapat melihat keindahan ini dalam pekerjaan kita dan dunia. Namun, banyak orang tidak dapat melihatnya. Allah menyimpan pemahaman tentang bagaimana segala sesuatu cocok bersama untuk diri-Nya sendiri (lihat </w:t>
       </w:r>
-      <w:hyperlink r:id="rId62">
-        <w:r>
-          <w:rPr>
-            <w:lang w:val="id_ID" w:bidi="id_ID"/>
-          </w:rPr>
-          <w:rPr>
-            <w:color w:val="0000EE"/>
-            <w:u w:val="single"/>
-          </w:rPr>
-          <w:t>Roma 8:22–28</w:t>
-        </w:r>
-      </w:hyperlink>
+      <w:r>
+        <w:rPr>
+          <w:lang w:val="id_ID" w:bidi="id_ID"/>
+        </w:rPr>
+        <w:t>Roma 8:22–28</w:t>
+      </w:r>
       <w:r>
         <w:rPr>
           <w:lang w:val="id_ID" w:bidi="id_ID"/>
@@ -3401,18 +3089,12 @@
         </w:rPr>
         <w:t xml:space="preserve">: Meskipun hidup dan pekerjaan bisa sulit, kesimpulan Sang Pengkhotbah (diulang dari </w:t>
       </w:r>
-      <w:hyperlink r:id="rId63">
-        <w:r>
-          <w:rPr>
-            <w:lang w:val="id_ID" w:bidi="id_ID"/>
-          </w:rPr>
-          <w:rPr>
-            <w:color w:val="0000EE"/>
-            <w:u w:val="single"/>
-          </w:rPr>
-          <w:t>Pengkhotbah 2:24</w:t>
-        </w:r>
-      </w:hyperlink>
+      <w:r>
+        <w:rPr>
+          <w:lang w:val="id_ID" w:bidi="id_ID"/>
+        </w:rPr>
+        <w:t>Pengkhotbah 2:24</w:t>
+      </w:r>
       <w:r>
         <w:rPr>
           <w:lang w:val="id_ID" w:bidi="id_ID"/>
@@ -3522,18 +3204,12 @@
         </w:rPr>
         <w:t>: Peristiwa yang sama berulang sepanjang sejarah (</w:t>
       </w:r>
-      <w:hyperlink r:id="rId38">
-        <w:r>
-          <w:rPr>
-            <w:lang w:val="id_ID" w:bidi="id_ID"/>
-          </w:rPr>
-          <w:rPr>
-            <w:color w:val="0000EE"/>
-            <w:u w:val="single"/>
-          </w:rPr>
-          <w:t>Pengkhotbah 1:9–10</w:t>
-        </w:r>
-      </w:hyperlink>
+      <w:r>
+        <w:rPr>
+          <w:lang w:val="id_ID" w:bidi="id_ID"/>
+        </w:rPr>
+        <w:t>Pengkhotbah 1:9–10</w:t>
+      </w:r>
       <w:r>
         <w:rPr>
           <w:lang w:val="id_ID" w:bidi="id_ID"/>
@@ -3595,18 +3271,12 @@
         </w:rPr>
         <w:t xml:space="preserve">: Di Israel kuno, proses pengadilan lokal berlangsung di gerbang kota. Para tua-tua kota duduk di sana untuk mendengarkan dan memutuskan masalah hukum (misalnya, lihat </w:t>
       </w:r>
-      <w:hyperlink r:id="rId64">
-        <w:r>
-          <w:rPr>
-            <w:lang w:val="id_ID" w:bidi="id_ID"/>
-          </w:rPr>
-          <w:rPr>
-            <w:color w:val="0000EE"/>
-            <w:u w:val="single"/>
-          </w:rPr>
-          <w:t>Rut 4:1–12</w:t>
-        </w:r>
-      </w:hyperlink>
+      <w:r>
+        <w:rPr>
+          <w:lang w:val="id_ID" w:bidi="id_ID"/>
+        </w:rPr>
+        <w:t>Rut 4:1–12</w:t>
+      </w:r>
       <w:r>
         <w:rPr>
           <w:lang w:val="id_ID" w:bidi="id_ID"/>
@@ -3716,36 +3386,24 @@
         </w:rPr>
         <w:t>: Ketidakadilan manusia (</w:t>
       </w:r>
-      <w:hyperlink r:id="rId65">
-        <w:r>
-          <w:rPr>
-            <w:lang w:val="id_ID" w:bidi="id_ID"/>
-          </w:rPr>
-          <w:rPr>
-            <w:color w:val="0000EE"/>
-            <w:u w:val="single"/>
-          </w:rPr>
-          <w:t>Pengkhotbah 3:16</w:t>
-        </w:r>
-      </w:hyperlink>
+      <w:r>
+        <w:rPr>
+          <w:lang w:val="id_ID" w:bidi="id_ID"/>
+        </w:rPr>
+        <w:t>Pengkhotbah 3:16</w:t>
+      </w:r>
       <w:r>
         <w:rPr>
           <w:lang w:val="id_ID" w:bidi="id_ID"/>
         </w:rPr>
         <w:t>) bersifat sementara dan Allah akan memperbaikinya. Penulis kitab menegaskan kembali hal ini untuk mengakhiri kitab ini (</w:t>
       </w:r>
-      <w:hyperlink r:id="rId66">
-        <w:r>
-          <w:rPr>
-            <w:lang w:val="id_ID" w:bidi="id_ID"/>
-          </w:rPr>
-          <w:rPr>
-            <w:color w:val="0000EE"/>
-            <w:u w:val="single"/>
-          </w:rPr>
-          <w:t>Pengkhotbah 12:14</w:t>
-        </w:r>
-      </w:hyperlink>
+      <w:r>
+        <w:rPr>
+          <w:lang w:val="id_ID" w:bidi="id_ID"/>
+        </w:rPr>
+        <w:t>Pengkhotbah 12:14</w:t>
+      </w:r>
       <w:r>
         <w:rPr>
           <w:lang w:val="id_ID" w:bidi="id_ID"/>
@@ -3813,18 +3471,12 @@
         </w:rPr>
         <w:t xml:space="preserve"> tetapi kita memiliki keunggulan lain (misalnya, lihat </w:t>
       </w:r>
-      <w:hyperlink r:id="rId67">
-        <w:r>
-          <w:rPr>
-            <w:lang w:val="id_ID" w:bidi="id_ID"/>
-          </w:rPr>
-          <w:rPr>
-            <w:color w:val="0000EE"/>
-            <w:u w:val="single"/>
-          </w:rPr>
-          <w:t>Kejadian 1:26–28</w:t>
-        </w:r>
-      </w:hyperlink>
+      <w:r>
+        <w:rPr>
+          <w:lang w:val="id_ID" w:bidi="id_ID"/>
+        </w:rPr>
+        <w:t>Kejadian 1:26–28</w:t>
+      </w:r>
       <w:r>
         <w:rPr>
           <w:lang w:val="id_ID" w:bidi="id_ID"/>
@@ -3886,18 +3538,12 @@
         </w:rPr>
         <w:t xml:space="preserve">: Sang Pengkhotbah berbicara tentang penghakiman Allah atas pemberontakan manusia di taman Eden (lihat </w:t>
       </w:r>
-      <w:hyperlink r:id="rId68">
-        <w:r>
-          <w:rPr>
-            <w:lang w:val="id_ID" w:bidi="id_ID"/>
-          </w:rPr>
-          <w:rPr>
-            <w:color w:val="0000EE"/>
-            <w:u w:val="single"/>
-          </w:rPr>
-          <w:t>Kejadian 3:19</w:t>
-        </w:r>
-      </w:hyperlink>
+      <w:r>
+        <w:rPr>
+          <w:lang w:val="id_ID" w:bidi="id_ID"/>
+        </w:rPr>
+        <w:t>Kejadian 3:19</w:t>
+      </w:r>
       <w:r>
         <w:rPr>
           <w:lang w:val="id_ID" w:bidi="id_ID"/>
@@ -3959,18 +3605,12 @@
         </w:rPr>
         <w:t xml:space="preserve">: Bandingkan dengan </w:t>
       </w:r>
-      <w:hyperlink r:id="rId69">
-        <w:r>
-          <w:rPr>
-            <w:lang w:val="id_ID" w:bidi="id_ID"/>
-          </w:rPr>
-          <w:rPr>
-            <w:color w:val="0000EE"/>
-            <w:u w:val="single"/>
-          </w:rPr>
-          <w:t>Pengkhotbah 12:7</w:t>
-        </w:r>
-      </w:hyperlink>
+      <w:r>
+        <w:rPr>
+          <w:lang w:val="id_ID" w:bidi="id_ID"/>
+        </w:rPr>
+        <w:t>Pengkhotbah 12:7</w:t>
+      </w:r>
       <w:r>
         <w:rPr>
           <w:lang w:val="id_ID" w:bidi="id_ID"/>
@@ -4032,36 +3672,24 @@
         </w:rPr>
         <w:t xml:space="preserve">: Pekerjaan menjadi sumber kenikmatan tersendiri, berbeda dengan makanan dan minuman (bandingkan </w:t>
       </w:r>
-      <w:hyperlink r:id="rId70">
-        <w:r>
-          <w:rPr>
-            <w:lang w:val="id_ID" w:bidi="id_ID"/>
-          </w:rPr>
-          <w:rPr>
-            <w:color w:val="0000EE"/>
-            <w:u w:val="single"/>
-          </w:rPr>
-          <w:t>Pengkhotbah 2:24–25</w:t>
-        </w:r>
-      </w:hyperlink>
+      <w:r>
+        <w:rPr>
+          <w:lang w:val="id_ID" w:bidi="id_ID"/>
+        </w:rPr>
+        <w:t>Pengkhotbah 2:24–25</w:t>
+      </w:r>
       <w:r>
         <w:rPr>
           <w:lang w:val="id_ID" w:bidi="id_ID"/>
         </w:rPr>
         <w:t xml:space="preserve">; </w:t>
       </w:r>
-      <w:hyperlink r:id="rId57">
-        <w:r>
-          <w:rPr>
-            <w:lang w:val="id_ID" w:bidi="id_ID"/>
-          </w:rPr>
-          <w:rPr>
-            <w:color w:val="0000EE"/>
-            <w:u w:val="single"/>
-          </w:rPr>
-          <w:t>3:12–13</w:t>
-        </w:r>
-      </w:hyperlink>
+      <w:r>
+        <w:rPr>
+          <w:lang w:val="id_ID" w:bidi="id_ID"/>
+        </w:rPr>
+        <w:t>3:12–13</w:t>
+      </w:r>
       <w:r>
         <w:rPr>
           <w:lang w:val="id_ID" w:bidi="id_ID"/>
@@ -4219,18 +3847,12 @@
         </w:rPr>
         <w:t>Kebanyakan orang terdorong untuk sukses karena persaingan. Karena upahnya tidak memiliki nilai yang nyata, Pengkhotbah menyarankan hidup sederhana (</w:t>
       </w:r>
-      <w:hyperlink r:id="rId71">
-        <w:r>
-          <w:rPr>
-            <w:lang w:val="id_ID" w:bidi="id_ID"/>
-          </w:rPr>
-          <w:rPr>
-            <w:color w:val="0000EE"/>
-            <w:u w:val="single"/>
-          </w:rPr>
-          <w:t>Pengkhotbah 4:5–6</w:t>
-        </w:r>
-      </w:hyperlink>
+      <w:r>
+        <w:rPr>
+          <w:lang w:val="id_ID" w:bidi="id_ID"/>
+        </w:rPr>
+        <w:t>Pengkhotbah 4:5–6</w:t>
+      </w:r>
       <w:r>
         <w:rPr>
           <w:lang w:val="id_ID" w:bidi="id_ID"/>
@@ -4285,18 +3907,12 @@
         </w:rPr>
         <w:t xml:space="preserve">Orang yang kurang bijak tidak berusaha untuk sukses dan akhirnya hidup dalam kemiskinan. Sementara itu, ada yang bekerja dengan panik, menghabiskan semua waktu dan tenaga mereka, untuk mengejar kekayaan sementara yang tidak akan sempat mereka nikmati (bandingkan </w:t>
       </w:r>
-      <w:hyperlink r:id="rId72">
-        <w:r>
-          <w:rPr>
-            <w:lang w:val="id_ID" w:bidi="id_ID"/>
-          </w:rPr>
-          <w:rPr>
-            <w:color w:val="0000EE"/>
-            <w:u w:val="single"/>
-          </w:rPr>
-          <w:t>Amsal 23:4–5</w:t>
-        </w:r>
-      </w:hyperlink>
+      <w:r>
+        <w:rPr>
+          <w:lang w:val="id_ID" w:bidi="id_ID"/>
+        </w:rPr>
+        <w:t>Amsal 23:4–5</w:t>
+      </w:r>
       <w:r>
         <w:rPr>
           <w:lang w:val="id_ID" w:bidi="id_ID"/>
@@ -4364,18 +3980,12 @@
         </w:rPr>
         <w:t xml:space="preserve">Orang yang sendirian ini adalah contoh dari </w:t>
       </w:r>
-      <w:hyperlink r:id="rId73">
-        <w:r>
-          <w:rPr>
-            <w:lang w:val="id_ID" w:bidi="id_ID"/>
-          </w:rPr>
-          <w:rPr>
-            <w:color w:val="0000EE"/>
-            <w:u w:val="single"/>
-          </w:rPr>
-          <w:t>Pengkhotbah 4:6</w:t>
-        </w:r>
-      </w:hyperlink>
+      <w:r>
+        <w:rPr>
+          <w:lang w:val="id_ID" w:bidi="id_ID"/>
+        </w:rPr>
+        <w:t>Pengkhotbah 4:6</w:t>
+      </w:r>
       <w:r>
         <w:rPr>
           <w:lang w:val="id_ID" w:bidi="id_ID"/>
@@ -4437,18 +4047,12 @@
         </w:rPr>
         <w:t>: Seseorang yang sendirian (</w:t>
       </w:r>
-      <w:hyperlink r:id="rId74">
-        <w:r>
-          <w:rPr>
-            <w:lang w:val="id_ID" w:bidi="id_ID"/>
-          </w:rPr>
-          <w:rPr>
-            <w:color w:val="0000EE"/>
-            <w:u w:val="single"/>
-          </w:rPr>
-          <w:t>Pengkhotbah 4:8</w:t>
-        </w:r>
-      </w:hyperlink>
+      <w:r>
+        <w:rPr>
+          <w:lang w:val="id_ID" w:bidi="id_ID"/>
+        </w:rPr>
+        <w:t>Pengkhotbah 4:8</w:t>
+      </w:r>
       <w:r>
         <w:rPr>
           <w:lang w:val="id_ID" w:bidi="id_ID"/>
@@ -4661,18 +4265,12 @@
         </w:rPr>
         <w:t xml:space="preserve">: Kita harus berusaha untuk bersikap hidup sederhana dalam tindakan dan ucapan kita (lihat </w:t>
       </w:r>
-      <w:hyperlink r:id="rId75">
-        <w:r>
-          <w:rPr>
-            <w:lang w:val="id_ID" w:bidi="id_ID"/>
-          </w:rPr>
-          <w:rPr>
-            <w:color w:val="0000EE"/>
-            <w:u w:val="single"/>
-          </w:rPr>
-          <w:t>Amsal 10:19</w:t>
-        </w:r>
-      </w:hyperlink>
+      <w:r>
+        <w:rPr>
+          <w:lang w:val="id_ID" w:bidi="id_ID"/>
+        </w:rPr>
+        <w:t>Amsal 10:19</w:t>
+      </w:r>
       <w:r>
         <w:rPr>
           <w:lang w:val="id_ID" w:bidi="id_ID"/>
@@ -4734,54 +4332,36 @@
         </w:rPr>
         <w:t>: Ini hampir merupakan kutipan langsung dari hukum taurat (</w:t>
       </w:r>
-      <w:hyperlink r:id="rId76">
-        <w:r>
-          <w:rPr>
-            <w:lang w:val="id_ID" w:bidi="id_ID"/>
-          </w:rPr>
-          <w:rPr>
-            <w:color w:val="0000EE"/>
-            <w:u w:val="single"/>
-          </w:rPr>
-          <w:t>Ulangan 23:21–23</w:t>
-        </w:r>
-      </w:hyperlink>
+      <w:r>
+        <w:rPr>
+          <w:lang w:val="id_ID" w:bidi="id_ID"/>
+        </w:rPr>
+        <w:t>Ulangan 23:21–23</w:t>
+      </w:r>
       <w:r>
         <w:rPr>
           <w:lang w:val="id_ID" w:bidi="id_ID"/>
         </w:rPr>
         <w:t xml:space="preserve">; lihat juga </w:t>
       </w:r>
-      <w:hyperlink r:id="rId77">
-        <w:r>
-          <w:rPr>
-            <w:lang w:val="id_ID" w:bidi="id_ID"/>
-          </w:rPr>
-          <w:rPr>
-            <w:color w:val="0000EE"/>
-            <w:u w:val="single"/>
-          </w:rPr>
-          <w:t>Amsal 12:22</w:t>
-        </w:r>
-      </w:hyperlink>
+      <w:r>
+        <w:rPr>
+          <w:lang w:val="id_ID" w:bidi="id_ID"/>
+        </w:rPr>
+        <w:t>Amsal 12:22</w:t>
+      </w:r>
       <w:r>
         <w:rPr>
           <w:lang w:val="id_ID" w:bidi="id_ID"/>
         </w:rPr>
         <w:t xml:space="preserve">; </w:t>
       </w:r>
-      <w:hyperlink r:id="rId78">
-        <w:r>
-          <w:rPr>
-            <w:lang w:val="id_ID" w:bidi="id_ID"/>
-          </w:rPr>
-          <w:rPr>
-            <w:color w:val="0000EE"/>
-            <w:u w:val="single"/>
-          </w:rPr>
-          <w:t>20:25</w:t>
-        </w:r>
-      </w:hyperlink>
+      <w:r>
+        <w:rPr>
+          <w:lang w:val="id_ID" w:bidi="id_ID"/>
+        </w:rPr>
+        <w:t>20:25</w:t>
+      </w:r>
       <w:r>
         <w:rPr>
           <w:lang w:val="id_ID" w:bidi="id_ID"/>
@@ -4843,36 +4423,24 @@
         </w:rPr>
         <w:t xml:space="preserve">: Menghormati Allah adalah dasar untuk kata-kata yang bermakna dan tindakan yang bermanfaat (lihat </w:t>
       </w:r>
-      <w:hyperlink r:id="rId79">
-        <w:r>
-          <w:rPr>
-            <w:lang w:val="id_ID" w:bidi="id_ID"/>
-          </w:rPr>
-          <w:rPr>
-            <w:color w:val="0000EE"/>
-            <w:u w:val="single"/>
-          </w:rPr>
-          <w:t>Pengkhotbah 12:1</w:t>
-        </w:r>
-      </w:hyperlink>
+      <w:r>
+        <w:rPr>
+          <w:lang w:val="id_ID" w:bidi="id_ID"/>
+        </w:rPr>
+        <w:t>Pengkhotbah 12:1</w:t>
+      </w:r>
       <w:r>
         <w:rPr>
           <w:lang w:val="id_ID" w:bidi="id_ID"/>
         </w:rPr>
         <w:t xml:space="preserve">; </w:t>
       </w:r>
-      <w:hyperlink r:id="rId80">
-        <w:r>
-          <w:rPr>
-            <w:lang w:val="id_ID" w:bidi="id_ID"/>
-          </w:rPr>
-          <w:rPr>
-            <w:color w:val="0000EE"/>
-            <w:u w:val="single"/>
-          </w:rPr>
-          <w:t>Amsal 1:7</w:t>
-        </w:r>
-      </w:hyperlink>
+      <w:r>
+        <w:rPr>
+          <w:lang w:val="id_ID" w:bidi="id_ID"/>
+        </w:rPr>
+        <w:t>Amsal 1:7</w:t>
+      </w:r>
       <w:r>
         <w:rPr>
           <w:lang w:val="id_ID" w:bidi="id_ID"/>
@@ -4947,18 +4515,12 @@
         </w:rPr>
         <w:t xml:space="preserve"> melihat ayat-ayat ini sebagai pernyataan bahwa birokrasi menyebabkan penindasan alih-alih keadilan, bahkan raja juga menindas secara tak langsung (lihat juga </w:t>
       </w:r>
-      <w:hyperlink r:id="rId81">
-        <w:r>
-          <w:rPr>
-            <w:lang w:val="id_ID" w:bidi="id_ID"/>
-          </w:rPr>
-          <w:rPr>
-            <w:color w:val="0000EE"/>
-            <w:u w:val="single"/>
-          </w:rPr>
-          <w:t>1 Samuel 8:11–18</w:t>
-        </w:r>
-      </w:hyperlink>
+      <w:r>
+        <w:rPr>
+          <w:lang w:val="id_ID" w:bidi="id_ID"/>
+        </w:rPr>
+        <w:t>1 Samuel 8:11–18</w:t>
+      </w:r>
       <w:r>
         <w:rPr>
           <w:lang w:val="id_ID" w:bidi="id_ID"/>
@@ -5068,18 +4630,12 @@
         </w:rPr>
         <w:t>: Kerja keras dan keseimbangan menciptakan kehidupan yang damai dan produktif. Mengejar kekayaan dapat menyebabkan kekhawatiran yang tidak perlu (</w:t>
       </w:r>
-      <w:hyperlink r:id="rId82">
-        <w:r>
-          <w:rPr>
-            <w:lang w:val="id_ID" w:bidi="id_ID"/>
-          </w:rPr>
-          <w:rPr>
-            <w:color w:val="0000EE"/>
-            <w:u w:val="single"/>
-          </w:rPr>
-          <w:t>Pengkhotbah 5:3</w:t>
-        </w:r>
-      </w:hyperlink>
+      <w:r>
+        <w:rPr>
+          <w:lang w:val="id_ID" w:bidi="id_ID"/>
+        </w:rPr>
+        <w:t>Pengkhotbah 5:3</w:t>
+      </w:r>
       <w:r>
         <w:rPr>
           <w:lang w:val="id_ID" w:bidi="id_ID"/>
@@ -5298,36 +4854,24 @@
         </w:rPr>
         <w:t xml:space="preserve">Perumpamaan tentang "orang yang malang" ini mirip dengan </w:t>
       </w:r>
-      <w:hyperlink r:id="rId83">
-        <w:r>
-          <w:rPr>
-            <w:lang w:val="id_ID" w:bidi="id_ID"/>
-          </w:rPr>
-          <w:rPr>
-            <w:color w:val="0000EE"/>
-            <w:u w:val="single"/>
-          </w:rPr>
-          <w:t>Pengkhotbah 4:7–8</w:t>
-        </w:r>
-      </w:hyperlink>
+      <w:r>
+        <w:rPr>
+          <w:lang w:val="id_ID" w:bidi="id_ID"/>
+        </w:rPr>
+        <w:t>Pengkhotbah 4:7–8</w:t>
+      </w:r>
       <w:r>
         <w:rPr>
           <w:lang w:val="id_ID" w:bidi="id_ID"/>
         </w:rPr>
         <w:t xml:space="preserve"> dan </w:t>
       </w:r>
-      <w:hyperlink r:id="rId84">
-        <w:r>
-          <w:rPr>
-            <w:lang w:val="id_ID" w:bidi="id_ID"/>
-          </w:rPr>
-          <w:rPr>
-            <w:color w:val="0000EE"/>
-            <w:u w:val="single"/>
-          </w:rPr>
-          <w:t>5:13–17</w:t>
-        </w:r>
-      </w:hyperlink>
+      <w:r>
+        <w:rPr>
+          <w:lang w:val="id_ID" w:bidi="id_ID"/>
+        </w:rPr>
+        <w:t>5:13–17</w:t>
+      </w:r>
       <w:r>
         <w:rPr>
           <w:lang w:val="id_ID" w:bidi="id_ID"/>
@@ -5437,18 +4981,12 @@
         </w:rPr>
         <w:t xml:space="preserve">Orang-orang sering merasa tidak puas dengan apa yang mereka miliki, tak peduli seberapa pun banyaknya (bandingkan </w:t>
       </w:r>
-      <w:hyperlink r:id="rId85">
-        <w:r>
-          <w:rPr>
-            <w:lang w:val="id_ID" w:bidi="id_ID"/>
-          </w:rPr>
-          <w:rPr>
-            <w:color w:val="0000EE"/>
-            <w:u w:val="single"/>
-          </w:rPr>
-          <w:t>Pengkhotbah 5:10</w:t>
-        </w:r>
-      </w:hyperlink>
+      <w:r>
+        <w:rPr>
+          <w:lang w:val="id_ID" w:bidi="id_ID"/>
+        </w:rPr>
+        <w:t>Pengkhotbah 5:10</w:t>
+      </w:r>
       <w:r>
         <w:rPr>
           <w:lang w:val="id_ID" w:bidi="id_ID"/>
@@ -5569,54 +5107,36 @@
         </w:rPr>
         <w:t xml:space="preserve">: Lihat </w:t>
       </w:r>
-      <w:hyperlink r:id="rId86">
-        <w:r>
-          <w:rPr>
-            <w:lang w:val="id_ID" w:bidi="id_ID"/>
-          </w:rPr>
-          <w:rPr>
-            <w:color w:val="0000EE"/>
-            <w:u w:val="single"/>
-          </w:rPr>
-          <w:t>Roma 8:29</w:t>
-        </w:r>
-      </w:hyperlink>
+      <w:r>
+        <w:rPr>
+          <w:lang w:val="id_ID" w:bidi="id_ID"/>
+        </w:rPr>
+        <w:t>Roma 8:29</w:t>
+      </w:r>
       <w:r>
         <w:rPr>
           <w:lang w:val="id_ID" w:bidi="id_ID"/>
         </w:rPr>
         <w:t xml:space="preserve">; </w:t>
       </w:r>
-      <w:hyperlink r:id="rId87">
-        <w:r>
-          <w:rPr>
-            <w:lang w:val="id_ID" w:bidi="id_ID"/>
-          </w:rPr>
-          <w:rPr>
-            <w:color w:val="0000EE"/>
-            <w:u w:val="single"/>
-          </w:rPr>
-          <w:t>Efesus 1:5</w:t>
-        </w:r>
-      </w:hyperlink>
+      <w:r>
+        <w:rPr>
+          <w:lang w:val="id_ID" w:bidi="id_ID"/>
+        </w:rPr>
+        <w:t>Efesus 1:5</w:t>
+      </w:r>
       <w:r>
         <w:rPr>
           <w:lang w:val="id_ID" w:bidi="id_ID"/>
         </w:rPr>
         <w:t xml:space="preserve">, </w:t>
       </w:r>
-      <w:hyperlink r:id="rId88">
-        <w:r>
-          <w:rPr>
-            <w:lang w:val="id_ID" w:bidi="id_ID"/>
-          </w:rPr>
-          <w:rPr>
-            <w:color w:val="0000EE"/>
-            <w:u w:val="single"/>
-          </w:rPr>
-          <w:t>11</w:t>
-        </w:r>
-      </w:hyperlink>
+      <w:r>
+        <w:rPr>
+          <w:lang w:val="id_ID" w:bidi="id_ID"/>
+        </w:rPr>
+        <w:t>11</w:t>
+      </w:r>
       <w:r>
         <w:rPr>
           <w:lang w:val="id_ID" w:bidi="id_ID"/>
@@ -5648,18 +5168,12 @@
         </w:rPr>
         <w:t xml:space="preserve">: Lihat </w:t>
       </w:r>
-      <w:hyperlink r:id="rId89">
-        <w:r>
-          <w:rPr>
-            <w:lang w:val="id_ID" w:bidi="id_ID"/>
-          </w:rPr>
-          <w:rPr>
-            <w:color w:val="0000EE"/>
-            <w:u w:val="single"/>
-          </w:rPr>
-          <w:t>Mazmur 139:15–16</w:t>
-        </w:r>
-      </w:hyperlink>
+      <w:r>
+        <w:rPr>
+          <w:lang w:val="id_ID" w:bidi="id_ID"/>
+        </w:rPr>
+        <w:t>Mazmur 139:15–16</w:t>
+      </w:r>
       <w:r>
         <w:rPr>
           <w:lang w:val="id_ID" w:bidi="id_ID"/>
@@ -5691,18 +5205,12 @@
         </w:rPr>
         <w:t xml:space="preserve">: Lihat </w:t>
       </w:r>
-      <w:hyperlink r:id="rId90">
-        <w:r>
-          <w:rPr>
-            <w:lang w:val="id_ID" w:bidi="id_ID"/>
-          </w:rPr>
-          <w:rPr>
-            <w:color w:val="0000EE"/>
-            <w:u w:val="single"/>
-          </w:rPr>
-          <w:t>Roma 9:20–24</w:t>
-        </w:r>
-      </w:hyperlink>
+      <w:r>
+        <w:rPr>
+          <w:lang w:val="id_ID" w:bidi="id_ID"/>
+        </w:rPr>
+        <w:t>Roma 9:20–24</w:t>
+      </w:r>
       <w:r>
         <w:rPr>
           <w:lang w:val="id_ID" w:bidi="id_ID"/>
@@ -5812,36 +5320,24 @@
         </w:rPr>
         <w:t xml:space="preserve">: Bandingkan dengan </w:t>
       </w:r>
-      <w:hyperlink r:id="rId75">
-        <w:r>
-          <w:rPr>
-            <w:lang w:val="id_ID" w:bidi="id_ID"/>
-          </w:rPr>
-          <w:rPr>
-            <w:color w:val="0000EE"/>
-            <w:u w:val="single"/>
-          </w:rPr>
-          <w:t>Amsal 10:19</w:t>
-        </w:r>
-      </w:hyperlink>
+      <w:r>
+        <w:rPr>
+          <w:lang w:val="id_ID" w:bidi="id_ID"/>
+        </w:rPr>
+        <w:t>Amsal 10:19</w:t>
+      </w:r>
       <w:r>
         <w:rPr>
           <w:lang w:val="id_ID" w:bidi="id_ID"/>
         </w:rPr>
         <w:t xml:space="preserve"> dan </w:t>
       </w:r>
-      <w:hyperlink r:id="rId91">
-        <w:r>
-          <w:rPr>
-            <w:lang w:val="id_ID" w:bidi="id_ID"/>
-          </w:rPr>
-          <w:rPr>
-            <w:color w:val="0000EE"/>
-            <w:u w:val="single"/>
-          </w:rPr>
-          <w:t>Amsal 17:28</w:t>
-        </w:r>
-      </w:hyperlink>
+      <w:r>
+        <w:rPr>
+          <w:lang w:val="id_ID" w:bidi="id_ID"/>
+        </w:rPr>
+        <w:t>Amsal 17:28</w:t>
+      </w:r>
       <w:r>
         <w:rPr>
           <w:lang w:val="id_ID" w:bidi="id_ID"/>
@@ -5907,126 +5403,84 @@
         </w:rPr>
         <w:t>: Pertanyaan-pertanyaan ini sudah terjawab. Kita harus menjalani hari-hari kita dengan bijaksana, menikmati pekerjaan kita, dan menghargai karunia Allah (</w:t>
       </w:r>
-      <w:hyperlink r:id="rId92">
-        <w:r>
-          <w:rPr>
-            <w:lang w:val="id_ID" w:bidi="id_ID"/>
-          </w:rPr>
-          <w:rPr>
-            <w:color w:val="0000EE"/>
-            <w:u w:val="single"/>
-          </w:rPr>
-          <w:t>Pengkhotbah 2:13–14</w:t>
-        </w:r>
-      </w:hyperlink>
+      <w:r>
+        <w:rPr>
+          <w:lang w:val="id_ID" w:bidi="id_ID"/>
+        </w:rPr>
+        <w:t>Pengkhotbah 2:13–14</w:t>
+      </w:r>
       <w:r>
         <w:rPr>
           <w:lang w:val="id_ID" w:bidi="id_ID"/>
         </w:rPr>
         <w:t xml:space="preserve">, </w:t>
       </w:r>
-      <w:hyperlink r:id="rId63">
-        <w:r>
-          <w:rPr>
-            <w:lang w:val="id_ID" w:bidi="id_ID"/>
-          </w:rPr>
-          <w:rPr>
-            <w:color w:val="0000EE"/>
-            <w:u w:val="single"/>
-          </w:rPr>
-          <w:t>24</w:t>
-        </w:r>
-      </w:hyperlink>
+      <w:r>
+        <w:rPr>
+          <w:lang w:val="id_ID" w:bidi="id_ID"/>
+        </w:rPr>
+        <w:t>24</w:t>
+      </w:r>
       <w:r>
         <w:rPr>
           <w:lang w:val="id_ID" w:bidi="id_ID"/>
         </w:rPr>
         <w:t xml:space="preserve">; </w:t>
       </w:r>
-      <w:hyperlink r:id="rId93">
-        <w:r>
-          <w:rPr>
-            <w:lang w:val="id_ID" w:bidi="id_ID"/>
-          </w:rPr>
-          <w:rPr>
-            <w:color w:val="0000EE"/>
-            <w:u w:val="single"/>
-          </w:rPr>
-          <w:t>3:22</w:t>
-        </w:r>
-      </w:hyperlink>
+      <w:r>
+        <w:rPr>
+          <w:lang w:val="id_ID" w:bidi="id_ID"/>
+        </w:rPr>
+        <w:t>3:22</w:t>
+      </w:r>
       <w:r>
         <w:rPr>
           <w:lang w:val="id_ID" w:bidi="id_ID"/>
         </w:rPr>
         <w:t xml:space="preserve">; </w:t>
       </w:r>
-      <w:hyperlink r:id="rId94">
-        <w:r>
-          <w:rPr>
-            <w:lang w:val="id_ID" w:bidi="id_ID"/>
-          </w:rPr>
-          <w:rPr>
-            <w:color w:val="0000EE"/>
-            <w:u w:val="single"/>
-          </w:rPr>
-          <w:t>5:18</w:t>
-        </w:r>
-      </w:hyperlink>
+      <w:r>
+        <w:rPr>
+          <w:lang w:val="id_ID" w:bidi="id_ID"/>
+        </w:rPr>
+        <w:t>5:18</w:t>
+      </w:r>
       <w:r>
         <w:rPr>
           <w:lang w:val="id_ID" w:bidi="id_ID"/>
         </w:rPr>
         <w:t>). Apa yang akan terjadi di bumi ini sudah pernah terjadi sebelumnya (</w:t>
       </w:r>
-      <w:hyperlink r:id="rId95">
-        <w:r>
-          <w:rPr>
-            <w:lang w:val="id_ID" w:bidi="id_ID"/>
-          </w:rPr>
-          <w:rPr>
-            <w:color w:val="0000EE"/>
-            <w:u w:val="single"/>
-          </w:rPr>
-          <w:t>Pengkhotbah 1:9</w:t>
-        </w:r>
-      </w:hyperlink>
+      <w:r>
+        <w:rPr>
+          <w:lang w:val="id_ID" w:bidi="id_ID"/>
+        </w:rPr>
+        <w:t>Pengkhotbah 1:9</w:t>
+      </w:r>
       <w:r>
         <w:rPr>
           <w:lang w:val="id_ID" w:bidi="id_ID"/>
         </w:rPr>
         <w:t xml:space="preserve">, </w:t>
       </w:r>
-      <w:hyperlink r:id="rId96">
-        <w:r>
-          <w:rPr>
-            <w:lang w:val="id_ID" w:bidi="id_ID"/>
-          </w:rPr>
-          <w:rPr>
-            <w:color w:val="0000EE"/>
-            <w:u w:val="single"/>
-          </w:rPr>
-          <w:t>10</w:t>
-        </w:r>
-      </w:hyperlink>
+      <w:r>
+        <w:rPr>
+          <w:lang w:val="id_ID" w:bidi="id_ID"/>
+        </w:rPr>
+        <w:t>10</w:t>
+      </w:r>
       <w:r>
         <w:rPr>
           <w:lang w:val="id_ID" w:bidi="id_ID"/>
         </w:rPr>
         <w:t xml:space="preserve">; </w:t>
       </w:r>
-      <w:hyperlink r:id="rId97">
-        <w:r>
-          <w:rPr>
-            <w:lang w:val="id_ID" w:bidi="id_ID"/>
-          </w:rPr>
-          <w:rPr>
-            <w:color w:val="0000EE"/>
-            <w:u w:val="single"/>
-          </w:rPr>
-          <w:t>3:15</w:t>
-        </w:r>
-      </w:hyperlink>
+      <w:r>
+        <w:rPr>
+          <w:lang w:val="id_ID" w:bidi="id_ID"/>
+        </w:rPr>
+        <w:t>3:15</w:t>
+      </w:r>
       <w:r>
         <w:rPr>
           <w:lang w:val="id_ID" w:bidi="id_ID"/>
@@ -6058,90 +5512,60 @@
         </w:rPr>
         <w:t xml:space="preserve">: Lihat perbandingan pada </w:t>
       </w:r>
-      <w:hyperlink r:id="rId98">
-        <w:r>
-          <w:rPr>
-            <w:lang w:val="id_ID" w:bidi="id_ID"/>
-          </w:rPr>
-          <w:rPr>
-            <w:color w:val="0000EE"/>
-            <w:u w:val="single"/>
-          </w:rPr>
-          <w:t>Mazmur 39:5–7</w:t>
-        </w:r>
-      </w:hyperlink>
+      <w:r>
+        <w:rPr>
+          <w:lang w:val="id_ID" w:bidi="id_ID"/>
+        </w:rPr>
+        <w:t>Mazmur 39:5–7</w:t>
+      </w:r>
       <w:r>
         <w:rPr>
           <w:lang w:val="id_ID" w:bidi="id_ID"/>
         </w:rPr>
         <w:t xml:space="preserve">; </w:t>
       </w:r>
-      <w:hyperlink r:id="rId99">
-        <w:r>
-          <w:rPr>
-            <w:lang w:val="id_ID" w:bidi="id_ID"/>
-          </w:rPr>
-          <w:rPr>
-            <w:color w:val="0000EE"/>
-            <w:u w:val="single"/>
-          </w:rPr>
-          <w:t>90:3–6</w:t>
-        </w:r>
-      </w:hyperlink>
+      <w:r>
+        <w:rPr>
+          <w:lang w:val="id_ID" w:bidi="id_ID"/>
+        </w:rPr>
+        <w:t>90:3–6</w:t>
+      </w:r>
       <w:r>
         <w:rPr>
           <w:lang w:val="id_ID" w:bidi="id_ID"/>
         </w:rPr>
         <w:t xml:space="preserve">, </w:t>
       </w:r>
-      <w:hyperlink r:id="rId100">
-        <w:r>
-          <w:rPr>
-            <w:lang w:val="id_ID" w:bidi="id_ID"/>
-          </w:rPr>
-          <w:rPr>
-            <w:color w:val="0000EE"/>
-            <w:u w:val="single"/>
-          </w:rPr>
-          <w:t>10–12</w:t>
-        </w:r>
-      </w:hyperlink>
+      <w:r>
+        <w:rPr>
+          <w:lang w:val="id_ID" w:bidi="id_ID"/>
+        </w:rPr>
+        <w:t>10–12</w:t>
+      </w:r>
       <w:r>
         <w:rPr>
           <w:lang w:val="id_ID" w:bidi="id_ID"/>
         </w:rPr>
         <w:t xml:space="preserve">; </w:t>
       </w:r>
-      <w:hyperlink r:id="rId101">
-        <w:r>
-          <w:rPr>
-            <w:lang w:val="id_ID" w:bidi="id_ID"/>
-          </w:rPr>
-          <w:rPr>
-            <w:color w:val="0000EE"/>
-            <w:u w:val="single"/>
-          </w:rPr>
-          <w:t>109:23</w:t>
-        </w:r>
-      </w:hyperlink>
+      <w:r>
+        <w:rPr>
+          <w:lang w:val="id_ID" w:bidi="id_ID"/>
+        </w:rPr>
+        <w:t>109:23</w:t>
+      </w:r>
       <w:r>
         <w:rPr>
           <w:lang w:val="id_ID" w:bidi="id_ID"/>
         </w:rPr>
         <w:t xml:space="preserve">; </w:t>
       </w:r>
-      <w:hyperlink r:id="rId102">
-        <w:r>
-          <w:rPr>
-            <w:lang w:val="id_ID" w:bidi="id_ID"/>
-          </w:rPr>
-          <w:rPr>
-            <w:color w:val="0000EE"/>
-            <w:u w:val="single"/>
-          </w:rPr>
-          <w:t>144:4</w:t>
-        </w:r>
-      </w:hyperlink>
+      <w:r>
+        <w:rPr>
+          <w:lang w:val="id_ID" w:bidi="id_ID"/>
+        </w:rPr>
+        <w:t>144:4</w:t>
+      </w:r>
       <w:r>
         <w:rPr>
           <w:lang w:val="id_ID" w:bidi="id_ID"/>
@@ -6200,36 +5624,24 @@
         </w:rPr>
         <w:t>Lebih baik membangun reputasi yang baik untuk kebijaksanaan dan kebenaran daripada mengejar kemewahan seperti minyak yang mahal (</w:t>
       </w:r>
-      <w:hyperlink r:id="rId103">
-        <w:r>
-          <w:rPr>
-            <w:lang w:val="id_ID" w:bidi="id_ID"/>
-          </w:rPr>
-          <w:rPr>
-            <w:color w:val="0000EE"/>
-            <w:u w:val="single"/>
-          </w:rPr>
-          <w:t>Amsal 22:1</w:t>
-        </w:r>
-      </w:hyperlink>
+      <w:r>
+        <w:rPr>
+          <w:lang w:val="id_ID" w:bidi="id_ID"/>
+        </w:rPr>
+        <w:t>Amsal 22:1</w:t>
+      </w:r>
       <w:r>
         <w:rPr>
           <w:lang w:val="id_ID" w:bidi="id_ID"/>
         </w:rPr>
         <w:t xml:space="preserve">; </w:t>
       </w:r>
-      <w:hyperlink r:id="rId104">
-        <w:r>
-          <w:rPr>
-            <w:lang w:val="id_ID" w:bidi="id_ID"/>
-          </w:rPr>
-          <w:rPr>
-            <w:color w:val="0000EE"/>
-            <w:u w:val="single"/>
-          </w:rPr>
-          <w:t>28:6</w:t>
-        </w:r>
-      </w:hyperlink>
+      <w:r>
+        <w:rPr>
+          <w:lang w:val="id_ID" w:bidi="id_ID"/>
+        </w:rPr>
+        <w:t>28:6</w:t>
+      </w:r>
       <w:r>
         <w:rPr>
           <w:lang w:val="id_ID" w:bidi="id_ID"/>
@@ -6261,72 +5673,48 @@
         </w:rPr>
         <w:t>: Ada kelegaan ketika masalah hidup berakhir. Kesulitan hidup dapat membuat seseorang menantikan kedamaian setelah kematian (</w:t>
       </w:r>
-      <w:hyperlink r:id="rId44">
-        <w:r>
-          <w:rPr>
-            <w:lang w:val="id_ID" w:bidi="id_ID"/>
-          </w:rPr>
-          <w:rPr>
-            <w:color w:val="0000EE"/>
-            <w:u w:val="single"/>
-          </w:rPr>
-          <w:t>Pengkhotbah 1:18</w:t>
-        </w:r>
-      </w:hyperlink>
+      <w:r>
+        <w:rPr>
+          <w:lang w:val="id_ID" w:bidi="id_ID"/>
+        </w:rPr>
+        <w:t>Pengkhotbah 1:18</w:t>
+      </w:r>
       <w:r>
         <w:rPr>
           <w:lang w:val="id_ID" w:bidi="id_ID"/>
         </w:rPr>
         <w:t xml:space="preserve">; </w:t>
       </w:r>
-      <w:hyperlink r:id="rId105">
-        <w:r>
-          <w:rPr>
-            <w:lang w:val="id_ID" w:bidi="id_ID"/>
-          </w:rPr>
-          <w:rPr>
-            <w:color w:val="0000EE"/>
-            <w:u w:val="single"/>
-          </w:rPr>
-          <w:t>2:22</w:t>
-        </w:r>
-      </w:hyperlink>
+      <w:r>
+        <w:rPr>
+          <w:lang w:val="id_ID" w:bidi="id_ID"/>
+        </w:rPr>
+        <w:t>2:22</w:t>
+      </w:r>
       <w:r>
         <w:rPr>
           <w:lang w:val="id_ID" w:bidi="id_ID"/>
         </w:rPr>
         <w:t xml:space="preserve">; </w:t>
       </w:r>
-      <w:hyperlink r:id="rId106">
-        <w:r>
-          <w:rPr>
-            <w:lang w:val="id_ID" w:bidi="id_ID"/>
-          </w:rPr>
-          <w:rPr>
-            <w:color w:val="0000EE"/>
-            <w:u w:val="single"/>
-          </w:rPr>
-          <w:t>4:2–3</w:t>
-        </w:r>
-      </w:hyperlink>
+      <w:r>
+        <w:rPr>
+          <w:lang w:val="id_ID" w:bidi="id_ID"/>
+        </w:rPr>
+        <w:t>4:2–3</w:t>
+      </w:r>
       <w:r>
         <w:rPr>
           <w:lang w:val="id_ID" w:bidi="id_ID"/>
         </w:rPr>
         <w:t xml:space="preserve">; </w:t>
       </w:r>
-      <w:hyperlink r:id="rId79">
-        <w:r>
-          <w:rPr>
-            <w:lang w:val="id_ID" w:bidi="id_ID"/>
-          </w:rPr>
-          <w:rPr>
-            <w:color w:val="0000EE"/>
-            <w:u w:val="single"/>
-          </w:rPr>
-          <w:t>12:1</w:t>
-        </w:r>
-      </w:hyperlink>
+      <w:r>
+        <w:rPr>
+          <w:lang w:val="id_ID" w:bidi="id_ID"/>
+        </w:rPr>
+        <w:t>12:1</w:t>
+      </w:r>
       <w:r>
         <w:rPr>
           <w:lang w:val="id_ID" w:bidi="id_ID"/>
@@ -6429,18 +5817,12 @@
         </w:rPr>
         <w:t xml:space="preserve">Tidaklah bijaksana untuk bersenang-senang tanpa beban ketika hikmat mendorong kita untuk merenungkan kematian dengan serius (lihat juga </w:t>
       </w:r>
-      <w:hyperlink r:id="rId107">
-        <w:r>
-          <w:rPr>
-            <w:lang w:val="id_ID" w:bidi="id_ID"/>
-          </w:rPr>
-          <w:rPr>
-            <w:color w:val="0000EE"/>
-            <w:u w:val="single"/>
-          </w:rPr>
-          <w:t>Pengkhotbah 2:12–13</w:t>
-        </w:r>
-      </w:hyperlink>
+      <w:r>
+        <w:rPr>
+          <w:lang w:val="id_ID" w:bidi="id_ID"/>
+        </w:rPr>
+        <w:t>Pengkhotbah 2:12–13</w:t>
+      </w:r>
       <w:r>
         <w:rPr>
           <w:lang w:val="id_ID" w:bidi="id_ID"/>
@@ -6502,18 +5884,12 @@
         </w:rPr>
         <w:t>: Memikirkan kematian dengan jelas membantu kita memahami betapa seriusnya kutukan Allah terhadap dosa dan menunjukkan pentingnya menikmati hidup dengan bijaksana (</w:t>
       </w:r>
-      <w:hyperlink r:id="rId108">
-        <w:r>
-          <w:rPr>
-            <w:lang w:val="id_ID" w:bidi="id_ID"/>
-          </w:rPr>
-          <w:rPr>
-            <w:color w:val="0000EE"/>
-            <w:u w:val="single"/>
-          </w:rPr>
-          <w:t>Pengkhotbah 9:10</w:t>
-        </w:r>
-      </w:hyperlink>
+      <w:r>
+        <w:rPr>
+          <w:lang w:val="id_ID" w:bidi="id_ID"/>
+        </w:rPr>
+        <w:t>Pengkhotbah 9:10</w:t>
+      </w:r>
       <w:r>
         <w:rPr>
           <w:lang w:val="id_ID" w:bidi="id_ID"/>
@@ -6568,18 +5944,12 @@
         </w:rPr>
         <w:t>Pujian dari orang bodoh dan menikmati tawa mereka bersifat sementara dan tidak berharga. Sebaliknya, kritik dari orang bijak dapat memberikan manfaat yang nyata (</w:t>
       </w:r>
-      <w:hyperlink r:id="rId109">
-        <w:r>
-          <w:rPr>
-            <w:lang w:val="id_ID" w:bidi="id_ID"/>
-          </w:rPr>
-          <w:rPr>
-            <w:color w:val="0000EE"/>
-            <w:u w:val="single"/>
-          </w:rPr>
-          <w:t>Amsal 17:10</w:t>
-        </w:r>
-      </w:hyperlink>
+      <w:r>
+        <w:rPr>
+          <w:lang w:val="id_ID" w:bidi="id_ID"/>
+        </w:rPr>
+        <w:t>Amsal 17:10</w:t>
+      </w:r>
       <w:r>
         <w:rPr>
           <w:lang w:val="id_ID" w:bidi="id_ID"/>
@@ -6689,36 +6059,24 @@
         </w:rPr>
         <w:t xml:space="preserve">: Bandingkan </w:t>
       </w:r>
-      <w:hyperlink r:id="rId110">
-        <w:r>
-          <w:rPr>
-            <w:lang w:val="id_ID" w:bidi="id_ID"/>
-          </w:rPr>
-          <w:rPr>
-            <w:color w:val="0000EE"/>
-            <w:u w:val="single"/>
-          </w:rPr>
-          <w:t>Amsal 14:29</w:t>
-        </w:r>
-      </w:hyperlink>
+      <w:r>
+        <w:rPr>
+          <w:lang w:val="id_ID" w:bidi="id_ID"/>
+        </w:rPr>
+        <w:t>Amsal 14:29</w:t>
+      </w:r>
       <w:r>
         <w:rPr>
           <w:lang w:val="id_ID" w:bidi="id_ID"/>
         </w:rPr>
         <w:t xml:space="preserve"> dan </w:t>
       </w:r>
-      <w:hyperlink r:id="rId111">
-        <w:r>
-          <w:rPr>
-            <w:lang w:val="id_ID" w:bidi="id_ID"/>
-          </w:rPr>
-          <w:rPr>
-            <w:color w:val="0000EE"/>
-            <w:u w:val="single"/>
-          </w:rPr>
-          <w:t>29:11</w:t>
-        </w:r>
-      </w:hyperlink>
+      <w:r>
+        <w:rPr>
+          <w:lang w:val="id_ID" w:bidi="id_ID"/>
+        </w:rPr>
+        <w:t>29:11</w:t>
+      </w:r>
       <w:r>
         <w:rPr>
           <w:lang w:val="id_ID" w:bidi="id_ID"/>
@@ -6814,54 +6172,36 @@
         </w:rPr>
         <w:t xml:space="preserve">: Lihat </w:t>
       </w:r>
-      <w:hyperlink r:id="rId112">
-        <w:r>
-          <w:rPr>
-            <w:lang w:val="id_ID" w:bidi="id_ID"/>
-          </w:rPr>
-          <w:rPr>
-            <w:color w:val="0000EE"/>
-            <w:u w:val="single"/>
-          </w:rPr>
-          <w:t>Pengkhotbah 7:17</w:t>
-        </w:r>
-      </w:hyperlink>
+      <w:r>
+        <w:rPr>
+          <w:lang w:val="id_ID" w:bidi="id_ID"/>
+        </w:rPr>
+        <w:t>Pengkhotbah 7:17</w:t>
+      </w:r>
       <w:r>
         <w:rPr>
           <w:lang w:val="id_ID" w:bidi="id_ID"/>
         </w:rPr>
         <w:t xml:space="preserve">; </w:t>
       </w:r>
-      <w:hyperlink r:id="rId113">
-        <w:r>
-          <w:rPr>
-            <w:lang w:val="id_ID" w:bidi="id_ID"/>
-          </w:rPr>
-          <w:rPr>
-            <w:color w:val="0000EE"/>
-            <w:u w:val="single"/>
-          </w:rPr>
-          <w:t>Amsal 10:2</w:t>
-        </w:r>
-      </w:hyperlink>
+      <w:r>
+        <w:rPr>
+          <w:lang w:val="id_ID" w:bidi="id_ID"/>
+        </w:rPr>
+        <w:t>Amsal 10:2</w:t>
+      </w:r>
       <w:r>
         <w:rPr>
           <w:lang w:val="id_ID" w:bidi="id_ID"/>
         </w:rPr>
         <w:t xml:space="preserve">; </w:t>
       </w:r>
-      <w:hyperlink r:id="rId114">
-        <w:r>
-          <w:rPr>
-            <w:lang w:val="id_ID" w:bidi="id_ID"/>
-          </w:rPr>
-          <w:rPr>
-            <w:color w:val="0000EE"/>
-            <w:u w:val="single"/>
-          </w:rPr>
-          <w:t>11:4</w:t>
-        </w:r>
-      </w:hyperlink>
+      <w:r>
+        <w:rPr>
+          <w:lang w:val="id_ID" w:bidi="id_ID"/>
+        </w:rPr>
+        <w:t>11:4</w:t>
+      </w:r>
       <w:r>
         <w:rPr>
           <w:lang w:val="id_ID" w:bidi="id_ID"/>
@@ -6964,18 +6304,12 @@
         </w:rPr>
         <w:t xml:space="preserve">Menikmati kemakmuran itu baik, tetapi hal ini tidak dapat bertahan lama. Orang bijak menerima kendali Allah dalam segala hal (lihat </w:t>
       </w:r>
-      <w:hyperlink r:id="rId115">
-        <w:r>
-          <w:rPr>
-            <w:lang w:val="id_ID" w:bidi="id_ID"/>
-          </w:rPr>
-          <w:rPr>
-            <w:color w:val="0000EE"/>
-            <w:u w:val="single"/>
-          </w:rPr>
-          <w:t>Filipi 4:11–13</w:t>
-        </w:r>
-      </w:hyperlink>
+      <w:r>
+        <w:rPr>
+          <w:lang w:val="id_ID" w:bidi="id_ID"/>
+        </w:rPr>
+        <w:t>Filipi 4:11–13</w:t>
+      </w:r>
       <w:r>
         <w:rPr>
           <w:lang w:val="id_ID" w:bidi="id_ID"/>
@@ -7085,18 +6419,12 @@
         </w:rPr>
         <w:t xml:space="preserve">: Perbuatan jahat yang bodoh dapat menyebabkan kematian lebih awal (misalnya, </w:t>
       </w:r>
-      <w:hyperlink r:id="rId116">
-        <w:r>
-          <w:rPr>
-            <w:lang w:val="id_ID" w:bidi="id_ID"/>
-          </w:rPr>
-          <w:rPr>
-            <w:color w:val="0000EE"/>
-            <w:u w:val="single"/>
-          </w:rPr>
-          <w:t>1 Samuel 25</w:t>
-        </w:r>
-      </w:hyperlink>
+      <w:r>
+        <w:rPr>
+          <w:lang w:val="id_ID" w:bidi="id_ID"/>
+        </w:rPr>
+        <w:t>1 Samuel 25</w:t>
+      </w:r>
       <w:r>
         <w:rPr>
           <w:lang w:val="id_ID" w:bidi="id_ID"/>
@@ -7158,36 +6486,24 @@
         </w:rPr>
         <w:t xml:space="preserve">: Misalnya, lihat </w:t>
       </w:r>
-      <w:hyperlink r:id="rId117">
-        <w:r>
-          <w:rPr>
-            <w:lang w:val="id_ID" w:bidi="id_ID"/>
-          </w:rPr>
-          <w:rPr>
-            <w:color w:val="0000EE"/>
-            <w:u w:val="single"/>
-          </w:rPr>
-          <w:t>Pengkhotbah 9:14–15</w:t>
-        </w:r>
-      </w:hyperlink>
+      <w:r>
+        <w:rPr>
+          <w:lang w:val="id_ID" w:bidi="id_ID"/>
+        </w:rPr>
+        <w:t>Pengkhotbah 9:14–15</w:t>
+      </w:r>
       <w:r>
         <w:rPr>
           <w:lang w:val="id_ID" w:bidi="id_ID"/>
         </w:rPr>
         <w:t xml:space="preserve">; </w:t>
       </w:r>
-      <w:hyperlink r:id="rId118">
-        <w:r>
-          <w:rPr>
-            <w:lang w:val="id_ID" w:bidi="id_ID"/>
-          </w:rPr>
-          <w:rPr>
-            <w:color w:val="0000EE"/>
-            <w:u w:val="single"/>
-          </w:rPr>
-          <w:t>2 Samuel 20:15–22</w:t>
-        </w:r>
-      </w:hyperlink>
+      <w:r>
+        <w:rPr>
+          <w:lang w:val="id_ID" w:bidi="id_ID"/>
+        </w:rPr>
+        <w:t>2 Samuel 20:15–22</w:t>
+      </w:r>
       <w:r>
         <w:rPr>
           <w:lang w:val="id_ID" w:bidi="id_ID"/>
@@ -7249,54 +6565,36 @@
         </w:rPr>
         <w:t xml:space="preserve">: Lihat </w:t>
       </w:r>
-      <w:hyperlink r:id="rId119">
-        <w:r>
-          <w:rPr>
-            <w:lang w:val="id_ID" w:bidi="id_ID"/>
-          </w:rPr>
-          <w:rPr>
-            <w:color w:val="0000EE"/>
-            <w:u w:val="single"/>
-          </w:rPr>
-          <w:t>1 Raja-raja 8:46</w:t>
-        </w:r>
-      </w:hyperlink>
+      <w:r>
+        <w:rPr>
+          <w:lang w:val="id_ID" w:bidi="id_ID"/>
+        </w:rPr>
+        <w:t>1 Raja-raja 8:46</w:t>
+      </w:r>
       <w:r>
         <w:rPr>
           <w:lang w:val="id_ID" w:bidi="id_ID"/>
         </w:rPr>
         <w:t xml:space="preserve">; </w:t>
       </w:r>
-      <w:hyperlink r:id="rId120">
-        <w:r>
-          <w:rPr>
-            <w:lang w:val="id_ID" w:bidi="id_ID"/>
-          </w:rPr>
-          <w:rPr>
-            <w:color w:val="0000EE"/>
-            <w:u w:val="single"/>
-          </w:rPr>
-          <w:t>Amsal 20:9</w:t>
-        </w:r>
-      </w:hyperlink>
+      <w:r>
+        <w:rPr>
+          <w:lang w:val="id_ID" w:bidi="id_ID"/>
+        </w:rPr>
+        <w:t>Amsal 20:9</w:t>
+      </w:r>
       <w:r>
         <w:rPr>
           <w:lang w:val="id_ID" w:bidi="id_ID"/>
         </w:rPr>
         <w:t xml:space="preserve">; </w:t>
       </w:r>
-      <w:hyperlink r:id="rId121">
-        <w:r>
-          <w:rPr>
-            <w:lang w:val="id_ID" w:bidi="id_ID"/>
-          </w:rPr>
-          <w:rPr>
-            <w:color w:val="0000EE"/>
-            <w:u w:val="single"/>
-          </w:rPr>
-          <w:t>Roma 3:23</w:t>
-        </w:r>
-      </w:hyperlink>
+      <w:r>
+        <w:rPr>
+          <w:lang w:val="id_ID" w:bidi="id_ID"/>
+        </w:rPr>
+        <w:t>Roma 3:23</w:t>
+      </w:r>
       <w:r>
         <w:rPr>
           <w:lang w:val="id_ID" w:bidi="id_ID"/>
@@ -7406,36 +6704,24 @@
         </w:rPr>
         <w:t>: Pengkhotbah tidak dapat menemukan kebijaksanaan atau alasan yang ia cari. Alasan tersebut tersembunyi dalam pikiran Allah (</w:t>
       </w:r>
-      <w:hyperlink r:id="rId122">
-        <w:r>
-          <w:rPr>
-            <w:lang w:val="id_ID" w:bidi="id_ID"/>
-          </w:rPr>
-          <w:rPr>
-            <w:color w:val="0000EE"/>
-            <w:u w:val="single"/>
-          </w:rPr>
-          <w:t>Pengkhotbah 3:11</w:t>
-        </w:r>
-      </w:hyperlink>
+      <w:r>
+        <w:rPr>
+          <w:lang w:val="id_ID" w:bidi="id_ID"/>
+        </w:rPr>
+        <w:t>Pengkhotbah 3:11</w:t>
+      </w:r>
       <w:r>
         <w:rPr>
           <w:lang w:val="id_ID" w:bidi="id_ID"/>
         </w:rPr>
         <w:t xml:space="preserve">; </w:t>
       </w:r>
-      <w:hyperlink r:id="rId123">
-        <w:r>
-          <w:rPr>
-            <w:lang w:val="id_ID" w:bidi="id_ID"/>
-          </w:rPr>
-          <w:rPr>
-            <w:color w:val="0000EE"/>
-            <w:u w:val="single"/>
-          </w:rPr>
-          <w:t>8:17</w:t>
-        </w:r>
-      </w:hyperlink>
+      <w:r>
+        <w:rPr>
+          <w:lang w:val="id_ID" w:bidi="id_ID"/>
+        </w:rPr>
+        <w:t>8:17</w:t>
+      </w:r>
       <w:r>
         <w:rPr>
           <w:lang w:val="id_ID" w:bidi="id_ID"/>
@@ -7497,36 +6783,24 @@
         </w:rPr>
         <w:t xml:space="preserve">: Bandingkan </w:t>
       </w:r>
-      <w:hyperlink r:id="rId124">
-        <w:r>
-          <w:rPr>
-            <w:lang w:val="id_ID" w:bidi="id_ID"/>
-          </w:rPr>
-          <w:rPr>
-            <w:color w:val="0000EE"/>
-            <w:u w:val="single"/>
-          </w:rPr>
-          <w:t>Amsal 5</w:t>
-        </w:r>
-      </w:hyperlink>
+      <w:r>
+        <w:rPr>
+          <w:lang w:val="id_ID" w:bidi="id_ID"/>
+        </w:rPr>
+        <w:t>Amsal 5</w:t>
+      </w:r>
       <w:r>
         <w:rPr>
           <w:lang w:val="id_ID" w:bidi="id_ID"/>
         </w:rPr>
         <w:t xml:space="preserve">; </w:t>
       </w:r>
-      <w:hyperlink r:id="rId125">
-        <w:r>
-          <w:rPr>
-            <w:lang w:val="id_ID" w:bidi="id_ID"/>
-          </w:rPr>
-          <w:rPr>
-            <w:color w:val="0000EE"/>
-            <w:u w:val="single"/>
-          </w:rPr>
-          <w:t>6:20–7:27</w:t>
-        </w:r>
-      </w:hyperlink>
+      <w:r>
+        <w:rPr>
+          <w:lang w:val="id_ID" w:bidi="id_ID"/>
+        </w:rPr>
+        <w:t>6:20–7:27</w:t>
+      </w:r>
       <w:r>
         <w:rPr>
           <w:lang w:val="id_ID" w:bidi="id_ID"/>
@@ -7581,18 +6855,12 @@
         </w:rPr>
         <w:t xml:space="preserve">Terjemahan New Living Translation menambahkan frasa "yang saleh" (berdasarkan </w:t>
       </w:r>
-      <w:hyperlink r:id="rId126">
-        <w:r>
-          <w:rPr>
-            <w:lang w:val="id_ID" w:bidi="id_ID"/>
-          </w:rPr>
-          <w:rPr>
-            <w:color w:val="0000EE"/>
-            <w:u w:val="single"/>
-          </w:rPr>
-          <w:t>Pengkhotbah 7:29</w:t>
-        </w:r>
-      </w:hyperlink>
+      <w:r>
+        <w:rPr>
+          <w:lang w:val="id_ID" w:bidi="id_ID"/>
+        </w:rPr>
+        <w:t>Pengkhotbah 7:29</w:t>
+      </w:r>
       <w:r>
         <w:rPr>
           <w:lang w:val="id_ID" w:bidi="id_ID"/>
@@ -7647,90 +6915,60 @@
         </w:rPr>
         <w:t>Setelah melakukan banyak pengamatan, Pengkhotbah mendapati bahwa umat manusia mengalami kemerosotan dalam tatanan ciptaan Allah (</w:t>
       </w:r>
-      <w:hyperlink r:id="rId127">
-        <w:r>
-          <w:rPr>
-            <w:lang w:val="id_ID" w:bidi="id_ID"/>
-          </w:rPr>
-          <w:rPr>
-            <w:color w:val="0000EE"/>
-            <w:u w:val="single"/>
-          </w:rPr>
-          <w:t>Kejadian 1:27–28</w:t>
-        </w:r>
-      </w:hyperlink>
+      <w:r>
+        <w:rPr>
+          <w:lang w:val="id_ID" w:bidi="id_ID"/>
+        </w:rPr>
+        <w:t>Kejadian 1:27–28</w:t>
+      </w:r>
       <w:r>
         <w:rPr>
           <w:lang w:val="id_ID" w:bidi="id_ID"/>
         </w:rPr>
         <w:t xml:space="preserve">; </w:t>
       </w:r>
-      <w:hyperlink r:id="rId128">
-        <w:r>
-          <w:rPr>
-            <w:lang w:val="id_ID" w:bidi="id_ID"/>
-          </w:rPr>
-          <w:rPr>
-            <w:color w:val="0000EE"/>
-            <w:u w:val="single"/>
-          </w:rPr>
-          <w:t>2:23–25</w:t>
-        </w:r>
-      </w:hyperlink>
+      <w:r>
+        <w:rPr>
+          <w:lang w:val="id_ID" w:bidi="id_ID"/>
+        </w:rPr>
+        <w:t>2:23–25</w:t>
+      </w:r>
       <w:r>
         <w:rPr>
           <w:lang w:val="id_ID" w:bidi="id_ID"/>
         </w:rPr>
         <w:t xml:space="preserve">; </w:t>
       </w:r>
-      <w:hyperlink r:id="rId129">
-        <w:r>
-          <w:rPr>
-            <w:lang w:val="id_ID" w:bidi="id_ID"/>
-          </w:rPr>
-          <w:rPr>
-            <w:color w:val="0000EE"/>
-            <w:u w:val="single"/>
-          </w:rPr>
-          <w:t>3:1–19</w:t>
-        </w:r>
-      </w:hyperlink>
+      <w:r>
+        <w:rPr>
+          <w:lang w:val="id_ID" w:bidi="id_ID"/>
+        </w:rPr>
+        <w:t>3:1–19</w:t>
+      </w:r>
       <w:r>
         <w:rPr>
           <w:lang w:val="id_ID" w:bidi="id_ID"/>
         </w:rPr>
         <w:t xml:space="preserve">) diulangi oleh keturunan Adam dan Hawa (lihat </w:t>
       </w:r>
-      <w:hyperlink r:id="rId130">
-        <w:r>
-          <w:rPr>
-            <w:lang w:val="id_ID" w:bidi="id_ID"/>
-          </w:rPr>
-          <w:rPr>
-            <w:color w:val="0000EE"/>
-            <w:u w:val="single"/>
-          </w:rPr>
-          <w:t>Roma 3:10–18</w:t>
-        </w:r>
-      </w:hyperlink>
+      <w:r>
+        <w:rPr>
+          <w:lang w:val="id_ID" w:bidi="id_ID"/>
+        </w:rPr>
+        <w:t>Roma 3:10–18</w:t>
+      </w:r>
       <w:r>
         <w:rPr>
           <w:lang w:val="id_ID" w:bidi="id_ID"/>
         </w:rPr>
         <w:t xml:space="preserve">, </w:t>
       </w:r>
-      <w:hyperlink r:id="rId121">
-        <w:r>
-          <w:rPr>
-            <w:lang w:val="id_ID" w:bidi="id_ID"/>
-          </w:rPr>
-          <w:rPr>
-            <w:color w:val="0000EE"/>
-            <w:u w:val="single"/>
-          </w:rPr>
-          <w:t>23</w:t>
-        </w:r>
-      </w:hyperlink>
+      <w:r>
+        <w:rPr>
+          <w:lang w:val="id_ID" w:bidi="id_ID"/>
+        </w:rPr>
+        <w:t>23</w:t>
+      </w:r>
       <w:r>
         <w:rPr>
           <w:lang w:val="id_ID" w:bidi="id_ID"/>
@@ -7847,36 +7085,24 @@
         </w:rPr>
         <w:t xml:space="preserve">: Bandingkan dengan </w:t>
       </w:r>
-      <w:hyperlink r:id="rId131">
-        <w:r>
-          <w:rPr>
-            <w:lang w:val="id_ID" w:bidi="id_ID"/>
-          </w:rPr>
-          <w:rPr>
-            <w:color w:val="0000EE"/>
-            <w:u w:val="single"/>
-          </w:rPr>
-          <w:t>Pengkhotbah 5:2–6</w:t>
-        </w:r>
-      </w:hyperlink>
+      <w:r>
+        <w:rPr>
+          <w:lang w:val="id_ID" w:bidi="id_ID"/>
+        </w:rPr>
+        <w:t>Pengkhotbah 5:2–6</w:t>
+      </w:r>
       <w:r>
         <w:rPr>
           <w:lang w:val="id_ID" w:bidi="id_ID"/>
         </w:rPr>
         <w:t xml:space="preserve">; </w:t>
       </w:r>
-      <w:hyperlink r:id="rId132">
-        <w:r>
-          <w:rPr>
-            <w:lang w:val="id_ID" w:bidi="id_ID"/>
-          </w:rPr>
-          <w:rPr>
-            <w:color w:val="0000EE"/>
-            <w:u w:val="single"/>
-          </w:rPr>
-          <w:t>1 Raja-raja 2:41–43</w:t>
-        </w:r>
-      </w:hyperlink>
+      <w:r>
+        <w:rPr>
+          <w:lang w:val="id_ID" w:bidi="id_ID"/>
+        </w:rPr>
+        <w:t>1 Raja-raja 2:41–43</w:t>
+      </w:r>
       <w:r>
         <w:rPr>
           <w:lang w:val="id_ID" w:bidi="id_ID"/>
@@ -7986,36 +7212,24 @@
         </w:rPr>
         <w:t xml:space="preserve">: Orang bijak akan siap ketika kesempatan yang tepat tiba (lihat </w:t>
       </w:r>
-      <w:hyperlink r:id="rId58">
-        <w:r>
-          <w:rPr>
-            <w:lang w:val="id_ID" w:bidi="id_ID"/>
-          </w:rPr>
-          <w:rPr>
-            <w:color w:val="0000EE"/>
-            <w:u w:val="single"/>
-          </w:rPr>
-          <w:t>Pengkhotbah 3:1–8</w:t>
-        </w:r>
-      </w:hyperlink>
+      <w:r>
+        <w:rPr>
+          <w:lang w:val="id_ID" w:bidi="id_ID"/>
+        </w:rPr>
+        <w:t>Pengkhotbah 3:1–8</w:t>
+      </w:r>
       <w:r>
         <w:rPr>
           <w:lang w:val="id_ID" w:bidi="id_ID"/>
         </w:rPr>
         <w:t xml:space="preserve">; </w:t>
       </w:r>
-      <w:hyperlink r:id="rId52">
-        <w:r>
-          <w:rPr>
-            <w:lang w:val="id_ID" w:bidi="id_ID"/>
-          </w:rPr>
-          <w:rPr>
-            <w:color w:val="0000EE"/>
-            <w:u w:val="single"/>
-          </w:rPr>
-          <w:t>Efesus 5:16</w:t>
-        </w:r>
-      </w:hyperlink>
+      <w:r>
+        <w:rPr>
+          <w:lang w:val="id_ID" w:bidi="id_ID"/>
+        </w:rPr>
+        <w:t>Efesus 5:16</w:t>
+      </w:r>
       <w:r>
         <w:rPr>
           <w:lang w:val="id_ID" w:bidi="id_ID"/>
@@ -8166,36 +7380,24 @@
         </w:rPr>
         <w:t>Ketidakadilan bersifat sementara dan tidak mengganggu rencana Allah untuk menegakkan keadilan (</w:t>
       </w:r>
-      <w:hyperlink r:id="rId133">
-        <w:r>
-          <w:rPr>
-            <w:lang w:val="id_ID" w:bidi="id_ID"/>
-          </w:rPr>
-          <w:rPr>
-            <w:color w:val="0000EE"/>
-            <w:u w:val="single"/>
-          </w:rPr>
-          <w:t>Pengkhotbah 3:16–17</w:t>
-        </w:r>
-      </w:hyperlink>
+      <w:r>
+        <w:rPr>
+          <w:lang w:val="id_ID" w:bidi="id_ID"/>
+        </w:rPr>
+        <w:t>Pengkhotbah 3:16–17</w:t>
+      </w:r>
       <w:r>
         <w:rPr>
           <w:lang w:val="id_ID" w:bidi="id_ID"/>
         </w:rPr>
         <w:t xml:space="preserve">; </w:t>
       </w:r>
-      <w:hyperlink r:id="rId66">
-        <w:r>
-          <w:rPr>
-            <w:lang w:val="id_ID" w:bidi="id_ID"/>
-          </w:rPr>
-          <w:rPr>
-            <w:color w:val="0000EE"/>
-            <w:u w:val="single"/>
-          </w:rPr>
-          <w:t>12:14</w:t>
-        </w:r>
-      </w:hyperlink>
+      <w:r>
+        <w:rPr>
+          <w:lang w:val="id_ID" w:bidi="id_ID"/>
+        </w:rPr>
+        <w:t>12:14</w:t>
+      </w:r>
       <w:r>
         <w:rPr>
           <w:lang w:val="id_ID" w:bidi="id_ID"/>
@@ -8254,90 +7456,60 @@
         </w:rPr>
         <w:t>Kesimpulan Pengkhotbah sudah dikenal (</w:t>
       </w:r>
-      <w:hyperlink r:id="rId70">
-        <w:r>
-          <w:rPr>
-            <w:lang w:val="id_ID" w:bidi="id_ID"/>
-          </w:rPr>
-          <w:rPr>
-            <w:color w:val="0000EE"/>
-            <w:u w:val="single"/>
-          </w:rPr>
-          <w:t>Pengkhotbah 2:24–25</w:t>
-        </w:r>
-      </w:hyperlink>
+      <w:r>
+        <w:rPr>
+          <w:lang w:val="id_ID" w:bidi="id_ID"/>
+        </w:rPr>
+        <w:t>Pengkhotbah 2:24–25</w:t>
+      </w:r>
       <w:r>
         <w:rPr>
           <w:lang w:val="id_ID" w:bidi="id_ID"/>
         </w:rPr>
         <w:t xml:space="preserve">; </w:t>
       </w:r>
-      <w:hyperlink r:id="rId57">
-        <w:r>
-          <w:rPr>
-            <w:lang w:val="id_ID" w:bidi="id_ID"/>
-          </w:rPr>
-          <w:rPr>
-            <w:color w:val="0000EE"/>
-            <w:u w:val="single"/>
-          </w:rPr>
-          <w:t>3:12–13</w:t>
-        </w:r>
-      </w:hyperlink>
+      <w:r>
+        <w:rPr>
+          <w:lang w:val="id_ID" w:bidi="id_ID"/>
+        </w:rPr>
+        <w:t>3:12–13</w:t>
+      </w:r>
       <w:r>
         <w:rPr>
           <w:lang w:val="id_ID" w:bidi="id_ID"/>
         </w:rPr>
         <w:t xml:space="preserve">, </w:t>
       </w:r>
-      <w:hyperlink r:id="rId93">
-        <w:r>
-          <w:rPr>
-            <w:lang w:val="id_ID" w:bidi="id_ID"/>
-          </w:rPr>
-          <w:rPr>
-            <w:color w:val="0000EE"/>
-            <w:u w:val="single"/>
-          </w:rPr>
-          <w:t>22</w:t>
-        </w:r>
-      </w:hyperlink>
+      <w:r>
+        <w:rPr>
+          <w:lang w:val="id_ID" w:bidi="id_ID"/>
+        </w:rPr>
+        <w:t>22</w:t>
+      </w:r>
       <w:r>
         <w:rPr>
           <w:lang w:val="id_ID" w:bidi="id_ID"/>
         </w:rPr>
         <w:t xml:space="preserve">; </w:t>
       </w:r>
-      <w:hyperlink r:id="rId36">
-        <w:r>
-          <w:rPr>
-            <w:lang w:val="id_ID" w:bidi="id_ID"/>
-          </w:rPr>
-          <w:rPr>
-            <w:color w:val="0000EE"/>
-            <w:u w:val="single"/>
-          </w:rPr>
-          <w:t>5:18–20</w:t>
-        </w:r>
-      </w:hyperlink>
+      <w:r>
+        <w:rPr>
+          <w:lang w:val="id_ID" w:bidi="id_ID"/>
+        </w:rPr>
+        <w:t>5:18–20</w:t>
+      </w:r>
       <w:r>
         <w:rPr>
           <w:lang w:val="id_ID" w:bidi="id_ID"/>
         </w:rPr>
         <w:t xml:space="preserve">; </w:t>
       </w:r>
-      <w:hyperlink r:id="rId134">
-        <w:r>
-          <w:rPr>
-            <w:lang w:val="id_ID" w:bidi="id_ID"/>
-          </w:rPr>
-          <w:rPr>
-            <w:color w:val="0000EE"/>
-            <w:u w:val="single"/>
-          </w:rPr>
-          <w:t>6:9</w:t>
-        </w:r>
-      </w:hyperlink>
+      <w:r>
+        <w:rPr>
+          <w:lang w:val="id_ID" w:bidi="id_ID"/>
+        </w:rPr>
+        <w:t>6:9</w:t>
+      </w:r>
       <w:r>
         <w:rPr>
           <w:lang w:val="id_ID" w:bidi="id_ID"/>
@@ -8458,18 +7630,12 @@
         </w:rPr>
         <w:t>Dari mengamati kehidupan, tampaknya kematian sering kali tidak memiliki makna. Mengapa beberapa orang meninggal sementara yang lain hidup lebih lama? Keputusan Allah tentang hal ini tidak dapat diprediksi (</w:t>
       </w:r>
-      <w:hyperlink r:id="rId135">
-        <w:r>
-          <w:rPr>
-            <w:lang w:val="id_ID" w:bidi="id_ID"/>
-          </w:rPr>
-          <w:rPr>
-            <w:color w:val="0000EE"/>
-            <w:u w:val="single"/>
-          </w:rPr>
-          <w:t>Pengkhotbah 7:13–14</w:t>
-        </w:r>
-      </w:hyperlink>
+      <w:r>
+        <w:rPr>
+          <w:lang w:val="id_ID" w:bidi="id_ID"/>
+        </w:rPr>
+        <w:t>Pengkhotbah 7:13–14</w:t>
+      </w:r>
       <w:r>
         <w:rPr>
           <w:lang w:val="id_ID" w:bidi="id_ID"/>
@@ -8538,54 +7704,36 @@
         </w:rPr>
         <w:t xml:space="preserve">: Tidak ada jaminan bahwa berbuat baik akan mendatangkan imbalan dalam hidup yang sekarang ini (lihat </w:t>
       </w:r>
-      <w:hyperlink r:id="rId136">
-        <w:r>
-          <w:rPr>
-            <w:lang w:val="id_ID" w:bidi="id_ID"/>
-          </w:rPr>
-          <w:rPr>
-            <w:color w:val="0000EE"/>
-            <w:u w:val="single"/>
-          </w:rPr>
-          <w:t>Pengkhotbah 3:17–22</w:t>
-        </w:r>
-      </w:hyperlink>
+      <w:r>
+        <w:rPr>
+          <w:lang w:val="id_ID" w:bidi="id_ID"/>
+        </w:rPr>
+        <w:t>Pengkhotbah 3:17–22</w:t>
+      </w:r>
       <w:r>
         <w:rPr>
           <w:lang w:val="id_ID" w:bidi="id_ID"/>
         </w:rPr>
         <w:t xml:space="preserve">; </w:t>
       </w:r>
-      <w:hyperlink r:id="rId137">
-        <w:r>
-          <w:rPr>
-            <w:lang w:val="id_ID" w:bidi="id_ID"/>
-          </w:rPr>
-          <w:rPr>
-            <w:color w:val="0000EE"/>
-            <w:u w:val="single"/>
-          </w:rPr>
-          <w:t>8:10–15</w:t>
-        </w:r>
-      </w:hyperlink>
+      <w:r>
+        <w:rPr>
+          <w:lang w:val="id_ID" w:bidi="id_ID"/>
+        </w:rPr>
+        <w:t>8:10–15</w:t>
+      </w:r>
       <w:r>
         <w:rPr>
           <w:lang w:val="id_ID" w:bidi="id_ID"/>
         </w:rPr>
         <w:t xml:space="preserve">; </w:t>
       </w:r>
-      <w:hyperlink r:id="rId66">
-        <w:r>
-          <w:rPr>
-            <w:lang w:val="id_ID" w:bidi="id_ID"/>
-          </w:rPr>
-          <w:rPr>
-            <w:color w:val="0000EE"/>
-            <w:u w:val="single"/>
-          </w:rPr>
-          <w:t>12:14</w:t>
-        </w:r>
-      </w:hyperlink>
+      <w:r>
+        <w:rPr>
+          <w:lang w:val="id_ID" w:bidi="id_ID"/>
+        </w:rPr>
+        <w:t>12:14</w:t>
+      </w:r>
       <w:r>
         <w:rPr>
           <w:lang w:val="id_ID" w:bidi="id_ID"/>
@@ -8736,36 +7884,24 @@
         </w:rPr>
         <w:t xml:space="preserve">Harapan untuk menikmati kesenangan hanya ada jika orang yang berharap itu masih hidup. Jadi, adalah lebih baik memilih untuk tetap hidup (bandingkan </w:t>
       </w:r>
-      <w:hyperlink r:id="rId138">
-        <w:r>
-          <w:rPr>
-            <w:lang w:val="id_ID" w:bidi="id_ID"/>
-          </w:rPr>
-          <w:rPr>
-            <w:color w:val="0000EE"/>
-            <w:u w:val="single"/>
-          </w:rPr>
-          <w:t>Pengkhotbah 6:3</w:t>
-        </w:r>
-      </w:hyperlink>
+      <w:r>
+        <w:rPr>
+          <w:lang w:val="id_ID" w:bidi="id_ID"/>
+        </w:rPr>
+        <w:t>Pengkhotbah 6:3</w:t>
+      </w:r>
       <w:r>
         <w:rPr>
           <w:lang w:val="id_ID" w:bidi="id_ID"/>
         </w:rPr>
         <w:t xml:space="preserve">; </w:t>
       </w:r>
-      <w:hyperlink r:id="rId139">
-        <w:r>
-          <w:rPr>
-            <w:lang w:val="id_ID" w:bidi="id_ID"/>
-          </w:rPr>
-          <w:rPr>
-            <w:color w:val="0000EE"/>
-            <w:u w:val="single"/>
-          </w:rPr>
-          <w:t>7:1</w:t>
-        </w:r>
-      </w:hyperlink>
+      <w:r>
+        <w:rPr>
+          <w:lang w:val="id_ID" w:bidi="id_ID"/>
+        </w:rPr>
+        <w:t>7:1</w:t>
+      </w:r>
       <w:r>
         <w:rPr>
           <w:lang w:val="id_ID" w:bidi="id_ID"/>
@@ -8930,18 +8066,12 @@
         </w:rPr>
         <w:t xml:space="preserve">: Kita tidak dapat mengendalikan hasilnya (bandingkan dengan </w:t>
       </w:r>
-      <w:hyperlink r:id="rId140">
-        <w:r>
-          <w:rPr>
-            <w:lang w:val="id_ID" w:bidi="id_ID"/>
-          </w:rPr>
-          <w:rPr>
-            <w:color w:val="0000EE"/>
-            <w:u w:val="single"/>
-          </w:rPr>
-          <w:t>Pengkhotbah 7:13</w:t>
-        </w:r>
-      </w:hyperlink>
+      <w:r>
+        <w:rPr>
+          <w:lang w:val="id_ID" w:bidi="id_ID"/>
+        </w:rPr>
+        <w:t>Pengkhotbah 7:13</w:t>
+      </w:r>
       <w:r>
         <w:rPr>
           <w:lang w:val="id_ID" w:bidi="id_ID"/>
@@ -8996,108 +8126,72 @@
         </w:rPr>
         <w:t xml:space="preserve">Tindakan bijaksana yang dilakukan orang miskin ini efektif. Kebijaksanaan lebih baik daripada kekuasaan, kekuatan, atau senjata (lihat </w:t>
       </w:r>
-      <w:hyperlink r:id="rId141">
-        <w:r>
-          <w:rPr>
-            <w:lang w:val="id_ID" w:bidi="id_ID"/>
-          </w:rPr>
-          <w:rPr>
-            <w:color w:val="0000EE"/>
-            <w:u w:val="single"/>
-          </w:rPr>
-          <w:t>Pengkhotbah 4:13</w:t>
-        </w:r>
-      </w:hyperlink>
+      <w:r>
+        <w:rPr>
+          <w:lang w:val="id_ID" w:bidi="id_ID"/>
+        </w:rPr>
+        <w:t>Pengkhotbah 4:13</w:t>
+      </w:r>
       <w:r>
         <w:rPr>
           <w:lang w:val="id_ID" w:bidi="id_ID"/>
         </w:rPr>
         <w:t xml:space="preserve">; </w:t>
       </w:r>
-      <w:hyperlink r:id="rId142">
-        <w:r>
-          <w:rPr>
-            <w:lang w:val="id_ID" w:bidi="id_ID"/>
-          </w:rPr>
-          <w:rPr>
-            <w:color w:val="0000EE"/>
-            <w:u w:val="single"/>
-          </w:rPr>
-          <w:t>7:9</w:t>
-        </w:r>
-      </w:hyperlink>
+      <w:r>
+        <w:rPr>
+          <w:lang w:val="id_ID" w:bidi="id_ID"/>
+        </w:rPr>
+        <w:t>7:9</w:t>
+      </w:r>
       <w:r>
         <w:rPr>
           <w:lang w:val="id_ID" w:bidi="id_ID"/>
         </w:rPr>
         <w:t xml:space="preserve">, </w:t>
       </w:r>
-      <w:hyperlink r:id="rId143">
-        <w:r>
-          <w:rPr>
-            <w:lang w:val="id_ID" w:bidi="id_ID"/>
-          </w:rPr>
-          <w:rPr>
-            <w:color w:val="0000EE"/>
-            <w:u w:val="single"/>
-          </w:rPr>
-          <w:t>19</w:t>
-        </w:r>
-      </w:hyperlink>
+      <w:r>
+        <w:rPr>
+          <w:lang w:val="id_ID" w:bidi="id_ID"/>
+        </w:rPr>
+        <w:t>19</w:t>
+      </w:r>
       <w:r>
         <w:rPr>
           <w:lang w:val="id_ID" w:bidi="id_ID"/>
         </w:rPr>
         <w:t xml:space="preserve">; </w:t>
       </w:r>
-      <w:hyperlink r:id="rId144">
-        <w:r>
-          <w:rPr>
-            <w:lang w:val="id_ID" w:bidi="id_ID"/>
-          </w:rPr>
-          <w:rPr>
-            <w:color w:val="0000EE"/>
-            <w:u w:val="single"/>
-          </w:rPr>
-          <w:t>10:4</w:t>
-        </w:r>
-      </w:hyperlink>
+      <w:r>
+        <w:rPr>
+          <w:lang w:val="id_ID" w:bidi="id_ID"/>
+        </w:rPr>
+        <w:t>10:4</w:t>
+      </w:r>
       <w:r>
         <w:rPr>
           <w:lang w:val="id_ID" w:bidi="id_ID"/>
         </w:rPr>
         <w:t xml:space="preserve">). Namun, orang-orang yang layak tidak selalu dihormati, dan bahkan seseorang yang berhikmat kadang-kadang dilupakan (lihat </w:t>
       </w:r>
-      <w:hyperlink r:id="rId145">
-        <w:r>
-          <w:rPr>
-            <w:lang w:val="id_ID" w:bidi="id_ID"/>
-          </w:rPr>
-          <w:rPr>
-            <w:color w:val="0000EE"/>
-            <w:u w:val="single"/>
-          </w:rPr>
-          <w:t>Pengkhotbah 2:16</w:t>
-        </w:r>
-      </w:hyperlink>
+      <w:r>
+        <w:rPr>
+          <w:lang w:val="id_ID" w:bidi="id_ID"/>
+        </w:rPr>
+        <w:t>Pengkhotbah 2:16</w:t>
+      </w:r>
       <w:r>
         <w:rPr>
           <w:lang w:val="id_ID" w:bidi="id_ID"/>
         </w:rPr>
         <w:t xml:space="preserve">; </w:t>
       </w:r>
-      <w:hyperlink r:id="rId146">
-        <w:r>
-          <w:rPr>
-            <w:lang w:val="id_ID" w:bidi="id_ID"/>
-          </w:rPr>
-          <w:rPr>
-            <w:color w:val="0000EE"/>
-            <w:u w:val="single"/>
-          </w:rPr>
-          <w:t>4:16</w:t>
-        </w:r>
-      </w:hyperlink>
+      <w:r>
+        <w:rPr>
+          <w:lang w:val="id_ID" w:bidi="id_ID"/>
+        </w:rPr>
+        <w:t>4:16</w:t>
+      </w:r>
       <w:r>
         <w:rPr>
           <w:lang w:val="id_ID" w:bidi="id_ID"/>
@@ -9385,18 +8479,12 @@
         </w:rPr>
         <w:t xml:space="preserve">: Bandingkan </w:t>
       </w:r>
-      <w:hyperlink r:id="rId147">
-        <w:r>
-          <w:rPr>
-            <w:lang w:val="id_ID" w:bidi="id_ID"/>
-          </w:rPr>
-          <w:rPr>
-            <w:color w:val="0000EE"/>
-            <w:u w:val="single"/>
-          </w:rPr>
-          <w:t>Amsal 19:10</w:t>
-        </w:r>
-      </w:hyperlink>
+      <w:r>
+        <w:rPr>
+          <w:lang w:val="id_ID" w:bidi="id_ID"/>
+        </w:rPr>
+        <w:t>Amsal 19:10</w:t>
+      </w:r>
       <w:r>
         <w:rPr>
           <w:lang w:val="id_ID" w:bidi="id_ID"/>
@@ -9602,90 +8690,60 @@
         </w:rPr>
         <w:t xml:space="preserve">Orang bodoh menghadapi kehancuran karena membuat janji yang tidak bijak, memberikan kesaksian palsu, dan membuat marah orang yang tidak tepat (lihat </w:t>
       </w:r>
-      <w:hyperlink r:id="rId148">
-        <w:r>
-          <w:rPr>
-            <w:lang w:val="id_ID" w:bidi="id_ID"/>
-          </w:rPr>
-          <w:rPr>
-            <w:color w:val="0000EE"/>
-            <w:u w:val="single"/>
-          </w:rPr>
-          <w:t>5:6</w:t>
-        </w:r>
-      </w:hyperlink>
+      <w:r>
+        <w:rPr>
+          <w:lang w:val="id_ID" w:bidi="id_ID"/>
+        </w:rPr>
+        <w:t>5:6</w:t>
+      </w:r>
       <w:r>
         <w:rPr>
           <w:lang w:val="id_ID" w:bidi="id_ID"/>
         </w:rPr>
         <w:t xml:space="preserve">; </w:t>
       </w:r>
-      <w:hyperlink r:id="rId149">
-        <w:r>
-          <w:rPr>
-            <w:lang w:val="id_ID" w:bidi="id_ID"/>
-          </w:rPr>
-          <w:rPr>
-            <w:color w:val="0000EE"/>
-            <w:u w:val="single"/>
-          </w:rPr>
-          <w:t>Amsal 17:20</w:t>
-        </w:r>
-      </w:hyperlink>
+      <w:r>
+        <w:rPr>
+          <w:lang w:val="id_ID" w:bidi="id_ID"/>
+        </w:rPr>
+        <w:t>Amsal 17:20</w:t>
+      </w:r>
       <w:r>
         <w:rPr>
           <w:lang w:val="id_ID" w:bidi="id_ID"/>
         </w:rPr>
         <w:t xml:space="preserve">; </w:t>
       </w:r>
-      <w:hyperlink r:id="rId150">
-        <w:r>
-          <w:rPr>
-            <w:lang w:val="id_ID" w:bidi="id_ID"/>
-          </w:rPr>
-          <w:rPr>
-            <w:color w:val="0000EE"/>
-            <w:u w:val="single"/>
-          </w:rPr>
-          <w:t>18:6–7</w:t>
-        </w:r>
-      </w:hyperlink>
+      <w:r>
+        <w:rPr>
+          <w:lang w:val="id_ID" w:bidi="id_ID"/>
+        </w:rPr>
+        <w:t>18:6–7</w:t>
+      </w:r>
       <w:r>
         <w:rPr>
           <w:lang w:val="id_ID" w:bidi="id_ID"/>
         </w:rPr>
         <w:t xml:space="preserve">; </w:t>
       </w:r>
-      <w:hyperlink r:id="rId151">
-        <w:r>
-          <w:rPr>
-            <w:lang w:val="id_ID" w:bidi="id_ID"/>
-          </w:rPr>
-          <w:rPr>
-            <w:color w:val="0000EE"/>
-            <w:u w:val="single"/>
-          </w:rPr>
-          <w:t>19:5</w:t>
-        </w:r>
-      </w:hyperlink>
+      <w:r>
+        <w:rPr>
+          <w:lang w:val="id_ID" w:bidi="id_ID"/>
+        </w:rPr>
+        <w:t>19:5</w:t>
+      </w:r>
       <w:r>
         <w:rPr>
           <w:lang w:val="id_ID" w:bidi="id_ID"/>
         </w:rPr>
         <w:t xml:space="preserve">, </w:t>
       </w:r>
-      <w:hyperlink r:id="rId152">
-        <w:r>
-          <w:rPr>
-            <w:lang w:val="id_ID" w:bidi="id_ID"/>
-          </w:rPr>
-          <w:rPr>
-            <w:color w:val="0000EE"/>
-            <w:u w:val="single"/>
-          </w:rPr>
-          <w:t>9</w:t>
-        </w:r>
-      </w:hyperlink>
+      <w:r>
+        <w:rPr>
+          <w:lang w:val="id_ID" w:bidi="id_ID"/>
+        </w:rPr>
+        <w:t>9</w:t>
+      </w:r>
       <w:r>
         <w:rPr>
           <w:lang w:val="id_ID" w:bidi="id_ID"/>
@@ -9751,72 +8809,48 @@
         </w:rPr>
         <w:t xml:space="preserve">: Orang bodoh cenderung berbicara tentang hal-hal yang tidak penting (lihat </w:t>
       </w:r>
-      <w:hyperlink r:id="rId82">
-        <w:r>
-          <w:rPr>
-            <w:lang w:val="id_ID" w:bidi="id_ID"/>
-          </w:rPr>
-          <w:rPr>
-            <w:color w:val="0000EE"/>
-            <w:u w:val="single"/>
-          </w:rPr>
-          <w:t>Pengkhotbah 5:3</w:t>
-        </w:r>
-      </w:hyperlink>
+      <w:r>
+        <w:rPr>
+          <w:lang w:val="id_ID" w:bidi="id_ID"/>
+        </w:rPr>
+        <w:t>Pengkhotbah 5:3</w:t>
+      </w:r>
       <w:r>
         <w:rPr>
           <w:lang w:val="id_ID" w:bidi="id_ID"/>
         </w:rPr>
         <w:t xml:space="preserve">; </w:t>
       </w:r>
-      <w:hyperlink r:id="rId153">
-        <w:r>
-          <w:rPr>
-            <w:lang w:val="id_ID" w:bidi="id_ID"/>
-          </w:rPr>
-          <w:rPr>
-            <w:color w:val="0000EE"/>
-            <w:u w:val="single"/>
-          </w:rPr>
-          <w:t>6:11</w:t>
-        </w:r>
-      </w:hyperlink>
+      <w:r>
+        <w:rPr>
+          <w:lang w:val="id_ID" w:bidi="id_ID"/>
+        </w:rPr>
+        <w:t>6:11</w:t>
+      </w:r>
       <w:r>
         <w:rPr>
           <w:lang w:val="id_ID" w:bidi="id_ID"/>
         </w:rPr>
         <w:t xml:space="preserve">; </w:t>
       </w:r>
-      <w:hyperlink r:id="rId75">
-        <w:r>
-          <w:rPr>
-            <w:lang w:val="id_ID" w:bidi="id_ID"/>
-          </w:rPr>
-          <w:rPr>
-            <w:color w:val="0000EE"/>
-            <w:u w:val="single"/>
-          </w:rPr>
-          <w:t>Amsal 10:19</w:t>
-        </w:r>
-      </w:hyperlink>
+      <w:r>
+        <w:rPr>
+          <w:lang w:val="id_ID" w:bidi="id_ID"/>
+        </w:rPr>
+        <w:t>Amsal 10:19</w:t>
+      </w:r>
       <w:r>
         <w:rPr>
           <w:lang w:val="id_ID" w:bidi="id_ID"/>
         </w:rPr>
         <w:t xml:space="preserve">; </w:t>
       </w:r>
-      <w:hyperlink r:id="rId91">
-        <w:r>
-          <w:rPr>
-            <w:lang w:val="id_ID" w:bidi="id_ID"/>
-          </w:rPr>
-          <w:rPr>
-            <w:color w:val="0000EE"/>
-            <w:u w:val="single"/>
-          </w:rPr>
-          <w:t>17:28</w:t>
-        </w:r>
-      </w:hyperlink>
+      <w:r>
+        <w:rPr>
+          <w:lang w:val="id_ID" w:bidi="id_ID"/>
+        </w:rPr>
+        <w:t>17:28</w:t>
+      </w:r>
       <w:r>
         <w:rPr>
           <w:lang w:val="id_ID" w:bidi="id_ID"/>
@@ -9855,18 +8889,12 @@
         </w:rPr>
         <w:t xml:space="preserve">: Orang bijak menghindari pembicaraan yang tidak berguna dan konsekuensinya (lihat </w:t>
       </w:r>
-      <w:hyperlink r:id="rId154">
-        <w:r>
-          <w:rPr>
-            <w:lang w:val="id_ID" w:bidi="id_ID"/>
-          </w:rPr>
-          <w:rPr>
-            <w:color w:val="0000EE"/>
-            <w:u w:val="single"/>
-          </w:rPr>
-          <w:t>Yakobus 4:13–16</w:t>
-        </w:r>
-      </w:hyperlink>
+      <w:r>
+        <w:rPr>
+          <w:lang w:val="id_ID" w:bidi="id_ID"/>
+        </w:rPr>
+        <w:t>Yakobus 4:13–16</w:t>
+      </w:r>
       <w:r>
         <w:rPr>
           <w:lang w:val="id_ID" w:bidi="id_ID"/>
@@ -10094,54 +9122,36 @@
         </w:rPr>
         <w:t xml:space="preserve">Menunda perbaikan atap menyebabkan kasau atau langit-langit jadi melengkung dan akhirnya merusak rumah (lihat </w:t>
       </w:r>
-      <w:hyperlink r:id="rId155">
-        <w:r>
-          <w:rPr>
-            <w:lang w:val="id_ID" w:bidi="id_ID"/>
-          </w:rPr>
-          <w:rPr>
-            <w:color w:val="0000EE"/>
-            <w:u w:val="single"/>
-          </w:rPr>
-          <w:t>Amsal 12:27</w:t>
-        </w:r>
-      </w:hyperlink>
+      <w:r>
+        <w:rPr>
+          <w:lang w:val="id_ID" w:bidi="id_ID"/>
+        </w:rPr>
+        <w:t>Amsal 12:27</w:t>
+      </w:r>
       <w:r>
         <w:rPr>
           <w:lang w:val="id_ID" w:bidi="id_ID"/>
         </w:rPr>
         <w:t xml:space="preserve">; </w:t>
       </w:r>
-      <w:hyperlink r:id="rId156">
-        <w:r>
-          <w:rPr>
-            <w:lang w:val="id_ID" w:bidi="id_ID"/>
-          </w:rPr>
-          <w:rPr>
-            <w:color w:val="0000EE"/>
-            <w:u w:val="single"/>
-          </w:rPr>
-          <w:t>20:4</w:t>
-        </w:r>
-      </w:hyperlink>
+      <w:r>
+        <w:rPr>
+          <w:lang w:val="id_ID" w:bidi="id_ID"/>
+        </w:rPr>
+        <w:t>20:4</w:t>
+      </w:r>
       <w:r>
         <w:rPr>
           <w:lang w:val="id_ID" w:bidi="id_ID"/>
         </w:rPr>
         <w:t>). Korupsi pemerintah memiliki dampak yang serupa (</w:t>
       </w:r>
-      <w:hyperlink r:id="rId157">
-        <w:r>
-          <w:rPr>
-            <w:lang w:val="id_ID" w:bidi="id_ID"/>
-          </w:rPr>
-          <w:rPr>
-            <w:color w:val="0000EE"/>
-            <w:u w:val="single"/>
-          </w:rPr>
-          <w:t>Pengkhotbah 10:15–16</w:t>
-        </w:r>
-      </w:hyperlink>
+      <w:r>
+        <w:rPr>
+          <w:lang w:val="id_ID" w:bidi="id_ID"/>
+        </w:rPr>
+        <w:t>Pengkhotbah 10:15–16</w:t>
+      </w:r>
       <w:r>
         <w:rPr>
           <w:lang w:val="id_ID" w:bidi="id_ID"/>
@@ -10203,18 +9213,12 @@
         </w:rPr>
         <w:t xml:space="preserve">: Uang membantu orang mendapatkan apa yang ia inginkan atau butuhkan di dunia ini (lihat </w:t>
       </w:r>
-      <w:hyperlink r:id="rId158">
-        <w:r>
-          <w:rPr>
-            <w:lang w:val="id_ID" w:bidi="id_ID"/>
-          </w:rPr>
-          <w:rPr>
-            <w:color w:val="0000EE"/>
-            <w:u w:val="single"/>
-          </w:rPr>
-          <w:t>Pengkhotbah 7:11–12</w:t>
-        </w:r>
-      </w:hyperlink>
+      <w:r>
+        <w:rPr>
+          <w:lang w:val="id_ID" w:bidi="id_ID"/>
+        </w:rPr>
+        <w:t>Pengkhotbah 7:11–12</w:t>
+      </w:r>
       <w:r>
         <w:rPr>
           <w:lang w:val="id_ID" w:bidi="id_ID"/>
@@ -10497,36 +9501,24 @@
         </w:rPr>
         <w:t xml:space="preserve">Tindakan Allah sering kali tidak terduga dan misterius. Tugas kita adalah bekerja setiap kali kita memiliki kesempatan (lihat </w:t>
       </w:r>
-      <w:hyperlink r:id="rId159">
-        <w:r>
-          <w:rPr>
-            <w:lang w:val="id_ID" w:bidi="id_ID"/>
-          </w:rPr>
-          <w:rPr>
-            <w:color w:val="0000EE"/>
-            <w:u w:val="single"/>
-          </w:rPr>
-          <w:t>Amsal 12:11</w:t>
-        </w:r>
-      </w:hyperlink>
+      <w:r>
+        <w:rPr>
+          <w:lang w:val="id_ID" w:bidi="id_ID"/>
+        </w:rPr>
+        <w:t>Amsal 12:11</w:t>
+      </w:r>
       <w:r>
         <w:rPr>
           <w:lang w:val="id_ID" w:bidi="id_ID"/>
         </w:rPr>
         <w:t xml:space="preserve">; </w:t>
       </w:r>
-      <w:hyperlink r:id="rId160">
-        <w:r>
-          <w:rPr>
-            <w:lang w:val="id_ID" w:bidi="id_ID"/>
-          </w:rPr>
-          <w:rPr>
-            <w:color w:val="0000EE"/>
-            <w:u w:val="single"/>
-          </w:rPr>
-          <w:t>24:27</w:t>
-        </w:r>
-      </w:hyperlink>
+      <w:r>
+        <w:rPr>
+          <w:lang w:val="id_ID" w:bidi="id_ID"/>
+        </w:rPr>
+        <w:t>24:27</w:t>
+      </w:r>
       <w:r>
         <w:rPr>
           <w:lang w:val="id_ID" w:bidi="id_ID"/>
@@ -10684,36 +9676,24 @@
         </w:rPr>
         <w:t>: Menghormati Allah dapat memberikan kebijaksanaan (</w:t>
       </w:r>
-      <w:hyperlink r:id="rId80">
-        <w:r>
-          <w:rPr>
-            <w:lang w:val="id_ID" w:bidi="id_ID"/>
-          </w:rPr>
-          <w:rPr>
-            <w:color w:val="0000EE"/>
-            <w:u w:val="single"/>
-          </w:rPr>
-          <w:t>Amsal 1:7</w:t>
-        </w:r>
-      </w:hyperlink>
+      <w:r>
+        <w:rPr>
+          <w:lang w:val="id_ID" w:bidi="id_ID"/>
+        </w:rPr>
+        <w:t>Amsal 1:7</w:t>
+      </w:r>
       <w:r>
         <w:rPr>
           <w:lang w:val="id_ID" w:bidi="id_ID"/>
         </w:rPr>
         <w:t>) dan petunjuk tentang apa yang bermanfaat dalam hidup, hormat kepada Allah juga membuat kita berkenan kepada Dia pada waktu penghakiman (</w:t>
       </w:r>
-      <w:hyperlink r:id="rId161">
-        <w:r>
-          <w:rPr>
-            <w:lang w:val="id_ID" w:bidi="id_ID"/>
-          </w:rPr>
-          <w:rPr>
-            <w:color w:val="0000EE"/>
-            <w:u w:val="single"/>
-          </w:rPr>
-          <w:t>Pengkhotbah 12:13–14</w:t>
-        </w:r>
-      </w:hyperlink>
+      <w:r>
+        <w:rPr>
+          <w:lang w:val="id_ID" w:bidi="id_ID"/>
+        </w:rPr>
+        <w:t>Pengkhotbah 12:13–14</w:t>
+      </w:r>
       <w:r>
         <w:rPr>
           <w:lang w:val="id_ID" w:bidi="id_ID"/>
@@ -10768,18 +9748,12 @@
         </w:rPr>
         <w:t xml:space="preserve">Puisi prosa yang indah ini, kaya akan metafora Ibrani, menggambarkan kemerosotan tubuh yang menyakitkan yang datang seiring dengan penuaan. Ini merupakan kelanjutan dari </w:t>
       </w:r>
-      <w:hyperlink r:id="rId162">
-        <w:r>
-          <w:rPr>
-            <w:lang w:val="id_ID" w:bidi="id_ID"/>
-          </w:rPr>
-          <w:rPr>
-            <w:color w:val="0000EE"/>
-            <w:u w:val="single"/>
-          </w:rPr>
-          <w:t>Pengkhotbah 11:7–10</w:t>
-        </w:r>
-      </w:hyperlink>
+      <w:r>
+        <w:rPr>
+          <w:lang w:val="id_ID" w:bidi="id_ID"/>
+        </w:rPr>
+        <w:t>Pengkhotbah 11:7–10</w:t>
+      </w:r>
       <w:r>
         <w:rPr>
           <w:lang w:val="id_ID" w:bidi="id_ID"/>
@@ -11132,90 +10106,60 @@
         </w:rPr>
         <w:t xml:space="preserve">Tubuh itu seperti bejana tanah liat sederhana yang rapuh dan mudah pecah (bandingkan dengan </w:t>
       </w:r>
-      <w:hyperlink r:id="rId163">
-        <w:r>
-          <w:rPr>
-            <w:lang w:val="id_ID" w:bidi="id_ID"/>
-          </w:rPr>
-          <w:rPr>
-            <w:color w:val="0000EE"/>
-            <w:u w:val="single"/>
-          </w:rPr>
-          <w:t>Yesaya 29:16</w:t>
-        </w:r>
-      </w:hyperlink>
+      <w:r>
+        <w:rPr>
+          <w:lang w:val="id_ID" w:bidi="id_ID"/>
+        </w:rPr>
+        <w:t>Yesaya 29:16</w:t>
+      </w:r>
       <w:r>
         <w:rPr>
           <w:lang w:val="id_ID" w:bidi="id_ID"/>
         </w:rPr>
         <w:t xml:space="preserve">; </w:t>
       </w:r>
-      <w:hyperlink r:id="rId164">
-        <w:r>
-          <w:rPr>
-            <w:lang w:val="id_ID" w:bidi="id_ID"/>
-          </w:rPr>
-          <w:rPr>
-            <w:color w:val="0000EE"/>
-            <w:u w:val="single"/>
-          </w:rPr>
-          <w:t>Yeremia 19:1</w:t>
-        </w:r>
-      </w:hyperlink>
+      <w:r>
+        <w:rPr>
+          <w:lang w:val="id_ID" w:bidi="id_ID"/>
+        </w:rPr>
+        <w:t>Yeremia 19:1</w:t>
+      </w:r>
       <w:r>
         <w:rPr>
           <w:lang w:val="id_ID" w:bidi="id_ID"/>
         </w:rPr>
         <w:t xml:space="preserve">, </w:t>
       </w:r>
-      <w:hyperlink r:id="rId165">
-        <w:r>
-          <w:rPr>
-            <w:lang w:val="id_ID" w:bidi="id_ID"/>
-          </w:rPr>
-          <w:rPr>
-            <w:color w:val="0000EE"/>
-            <w:u w:val="single"/>
-          </w:rPr>
-          <w:t>10–11</w:t>
-        </w:r>
-      </w:hyperlink>
+      <w:r>
+        <w:rPr>
+          <w:lang w:val="id_ID" w:bidi="id_ID"/>
+        </w:rPr>
+        <w:t>10–11</w:t>
+      </w:r>
       <w:r>
         <w:rPr>
           <w:lang w:val="id_ID" w:bidi="id_ID"/>
         </w:rPr>
         <w:t xml:space="preserve">; </w:t>
       </w:r>
-      <w:hyperlink r:id="rId166">
-        <w:r>
-          <w:rPr>
-            <w:lang w:val="id_ID" w:bidi="id_ID"/>
-          </w:rPr>
-          <w:rPr>
-            <w:color w:val="0000EE"/>
-            <w:u w:val="single"/>
-          </w:rPr>
-          <w:t>22:28</w:t>
-        </w:r>
-      </w:hyperlink>
+      <w:r>
+        <w:rPr>
+          <w:lang w:val="id_ID" w:bidi="id_ID"/>
+        </w:rPr>
+        <w:t>22:28</w:t>
+      </w:r>
       <w:r>
         <w:rPr>
           <w:lang w:val="id_ID" w:bidi="id_ID"/>
         </w:rPr>
         <w:t xml:space="preserve">; </w:t>
       </w:r>
-      <w:hyperlink r:id="rId167">
-        <w:r>
-          <w:rPr>
-            <w:lang w:val="id_ID" w:bidi="id_ID"/>
-          </w:rPr>
-          <w:rPr>
-            <w:color w:val="0000EE"/>
-            <w:u w:val="single"/>
-          </w:rPr>
-          <w:t>2 Korintus 4:7</w:t>
-        </w:r>
-      </w:hyperlink>
+      <w:r>
+        <w:rPr>
+          <w:lang w:val="id_ID" w:bidi="id_ID"/>
+        </w:rPr>
+        <w:t>2 Korintus 4:7</w:t>
+      </w:r>
       <w:r>
         <w:rPr>
           <w:lang w:val="id_ID" w:bidi="id_ID"/>
@@ -11281,36 +10225,24 @@
         </w:rPr>
         <w:t xml:space="preserve">: Lihat </w:t>
       </w:r>
-      <w:hyperlink r:id="rId168">
-        <w:r>
-          <w:rPr>
-            <w:lang w:val="id_ID" w:bidi="id_ID"/>
-          </w:rPr>
-          <w:rPr>
-            <w:color w:val="0000EE"/>
-            <w:u w:val="single"/>
-          </w:rPr>
-          <w:t>Kejadian 2:7</w:t>
-        </w:r>
-      </w:hyperlink>
+      <w:r>
+        <w:rPr>
+          <w:lang w:val="id_ID" w:bidi="id_ID"/>
+        </w:rPr>
+        <w:t>Kejadian 2:7</w:t>
+      </w:r>
       <w:r>
         <w:rPr>
           <w:lang w:val="id_ID" w:bidi="id_ID"/>
         </w:rPr>
         <w:t xml:space="preserve">; </w:t>
       </w:r>
-      <w:hyperlink r:id="rId68">
-        <w:r>
-          <w:rPr>
-            <w:lang w:val="id_ID" w:bidi="id_ID"/>
-          </w:rPr>
-          <w:rPr>
-            <w:color w:val="0000EE"/>
-            <w:u w:val="single"/>
-          </w:rPr>
-          <w:t>3:19</w:t>
-        </w:r>
-      </w:hyperlink>
+      <w:r>
+        <w:rPr>
+          <w:lang w:val="id_ID" w:bidi="id_ID"/>
+        </w:rPr>
+        <w:t>3:19</w:t>
+      </w:r>
       <w:r>
         <w:rPr>
           <w:lang w:val="id_ID" w:bidi="id_ID"/>
@@ -11335,18 +10267,12 @@
         </w:rPr>
         <w:t xml:space="preserve">Pemikiran bahwa roh akan kembali kepada Allah yang memberikannya menunjukkan keyakinan akan adanya kehidupan setelah mati (bandingkan </w:t>
       </w:r>
-      <w:hyperlink r:id="rId169">
-        <w:r>
-          <w:rPr>
-            <w:lang w:val="id_ID" w:bidi="id_ID"/>
-          </w:rPr>
-          <w:rPr>
-            <w:color w:val="0000EE"/>
-            <w:u w:val="single"/>
-          </w:rPr>
-          <w:t>Pengkhotbah 3:21</w:t>
-        </w:r>
-      </w:hyperlink>
+      <w:r>
+        <w:rPr>
+          <w:lang w:val="id_ID" w:bidi="id_ID"/>
+        </w:rPr>
+        <w:t>Pengkhotbah 3:21</w:t>
+      </w:r>
       <w:r>
         <w:rPr>
           <w:lang w:val="id_ID" w:bidi="id_ID"/>
@@ -11413,18 +10339,12 @@
         </w:rPr>
         <w:t xml:space="preserve">Pernyataan yang hampir sama dengan </w:t>
       </w:r>
-      <w:hyperlink r:id="rId170">
-        <w:r>
-          <w:rPr>
-            <w:lang w:val="id_ID" w:bidi="id_ID"/>
-          </w:rPr>
-          <w:rPr>
-            <w:color w:val="0000EE"/>
-            <w:u w:val="single"/>
-          </w:rPr>
-          <w:t>Pengkhotbah 1:2</w:t>
-        </w:r>
-      </w:hyperlink>
+      <w:r>
+        <w:rPr>
+          <w:lang w:val="id_ID" w:bidi="id_ID"/>
+        </w:rPr>
+        <w:t>Pengkhotbah 1:2</w:t>
+      </w:r>
       <w:r>
         <w:rPr>
           <w:lang w:val="id_ID" w:bidi="id_ID"/>
@@ -11479,90 +10399,60 @@
         </w:rPr>
         <w:t>Bahkan sebagai raja (</w:t>
       </w:r>
-      <w:hyperlink r:id="rId171">
-        <w:r>
-          <w:rPr>
-            <w:lang w:val="id_ID" w:bidi="id_ID"/>
-          </w:rPr>
-          <w:rPr>
-            <w:color w:val="0000EE"/>
-            <w:u w:val="single"/>
-          </w:rPr>
-          <w:t>Pengkhotbah 1:1</w:t>
-        </w:r>
-      </w:hyperlink>
+      <w:r>
+        <w:rPr>
+          <w:lang w:val="id_ID" w:bidi="id_ID"/>
+        </w:rPr>
+        <w:t>Pengkhotbah 1:1</w:t>
+      </w:r>
       <w:r>
         <w:rPr>
           <w:lang w:val="id_ID" w:bidi="id_ID"/>
         </w:rPr>
         <w:t xml:space="preserve">), Sang Pengkhotbah meluangkan waktu untuk mempelajari hikmat. Ia mengumpulkan dan menyusun Amsal (lihat juga </w:t>
       </w:r>
-      <w:hyperlink r:id="rId172">
-        <w:r>
-          <w:rPr>
-            <w:lang w:val="id_ID" w:bidi="id_ID"/>
-          </w:rPr>
-          <w:rPr>
-            <w:color w:val="0000EE"/>
-            <w:u w:val="single"/>
-          </w:rPr>
-          <w:t>1 Raja-raja 4:29–34</w:t>
-        </w:r>
-      </w:hyperlink>
+      <w:r>
+        <w:rPr>
+          <w:lang w:val="id_ID" w:bidi="id_ID"/>
+        </w:rPr>
+        <w:t>1 Raja-raja 4:29–34</w:t>
+      </w:r>
       <w:r>
         <w:rPr>
           <w:lang w:val="id_ID" w:bidi="id_ID"/>
         </w:rPr>
         <w:t xml:space="preserve">; </w:t>
       </w:r>
-      <w:hyperlink r:id="rId173">
-        <w:r>
-          <w:rPr>
-            <w:lang w:val="id_ID" w:bidi="id_ID"/>
-          </w:rPr>
-          <w:rPr>
-            <w:color w:val="0000EE"/>
-            <w:u w:val="single"/>
-          </w:rPr>
-          <w:t>Amsal 1:1</w:t>
-        </w:r>
-      </w:hyperlink>
+      <w:r>
+        <w:rPr>
+          <w:lang w:val="id_ID" w:bidi="id_ID"/>
+        </w:rPr>
+        <w:t>Amsal 1:1</w:t>
+      </w:r>
       <w:r>
         <w:rPr>
           <w:lang w:val="id_ID" w:bidi="id_ID"/>
         </w:rPr>
         <w:t xml:space="preserve">; </w:t>
       </w:r>
-      <w:hyperlink r:id="rId174">
-        <w:r>
-          <w:rPr>
-            <w:lang w:val="id_ID" w:bidi="id_ID"/>
-          </w:rPr>
-          <w:rPr>
-            <w:color w:val="0000EE"/>
-            <w:u w:val="single"/>
-          </w:rPr>
-          <w:t>10:1</w:t>
-        </w:r>
-      </w:hyperlink>
+      <w:r>
+        <w:rPr>
+          <w:lang w:val="id_ID" w:bidi="id_ID"/>
+        </w:rPr>
+        <w:t>10:1</w:t>
+      </w:r>
       <w:r>
         <w:rPr>
           <w:lang w:val="id_ID" w:bidi="id_ID"/>
         </w:rPr>
         <w:t xml:space="preserve">; </w:t>
       </w:r>
-      <w:hyperlink r:id="rId175">
-        <w:r>
-          <w:rPr>
-            <w:lang w:val="id_ID" w:bidi="id_ID"/>
-          </w:rPr>
-          <w:rPr>
-            <w:color w:val="0000EE"/>
-            <w:u w:val="single"/>
-          </w:rPr>
-          <w:t>25:1</w:t>
-        </w:r>
-      </w:hyperlink>
+      <w:r>
+        <w:rPr>
+          <w:lang w:val="id_ID" w:bidi="id_ID"/>
+        </w:rPr>
+        <w:t>25:1</w:t>
+      </w:r>
       <w:r>
         <w:rPr>
           <w:lang w:val="id_ID" w:bidi="id_ID"/>
@@ -11629,18 +10519,12 @@
         </w:rPr>
         <w:t>) menunjukkan rasa hormat kepada sang Pengkhotbah. Ini mendorong pembaca untuk menerapkan pelajaran dari Pengkhotbah dan membagikan kesimpulan penyunting setelah mempelajari Pengkhotbah (</w:t>
       </w:r>
-      <w:hyperlink r:id="rId161">
-        <w:r>
-          <w:rPr>
-            <w:lang w:val="id_ID" w:bidi="id_ID"/>
-          </w:rPr>
-          <w:rPr>
-            <w:color w:val="0000EE"/>
-            <w:u w:val="single"/>
-          </w:rPr>
-          <w:t>Pengkhotbah 12:13–14</w:t>
-        </w:r>
-      </w:hyperlink>
+      <w:r>
+        <w:rPr>
+          <w:lang w:val="id_ID" w:bidi="id_ID"/>
+        </w:rPr>
+        <w:t>Pengkhotbah 12:13–14</w:t>
+      </w:r>
       <w:r>
         <w:rPr>
           <w:lang w:val="id_ID" w:bidi="id_ID"/>
@@ -11731,36 +10615,24 @@
         </w:rPr>
         <w:t>: Istilah ini mungkin merujuk kepada Allah sebagai gembala umat-Nya (</w:t>
       </w:r>
-      <w:hyperlink r:id="rId176">
-        <w:r>
-          <w:rPr>
-            <w:lang w:val="id_ID" w:bidi="id_ID"/>
-          </w:rPr>
-          <w:rPr>
-            <w:color w:val="0000EE"/>
-            <w:u w:val="single"/>
-          </w:rPr>
-          <w:t>Mazmur 23:1</w:t>
-        </w:r>
-      </w:hyperlink>
+      <w:r>
+        <w:rPr>
+          <w:lang w:val="id_ID" w:bidi="id_ID"/>
+        </w:rPr>
+        <w:t>Mazmur 23:1</w:t>
+      </w:r>
       <w:r>
         <w:rPr>
           <w:lang w:val="id_ID" w:bidi="id_ID"/>
         </w:rPr>
         <w:t xml:space="preserve">; </w:t>
       </w:r>
-      <w:hyperlink r:id="rId177">
-        <w:r>
-          <w:rPr>
-            <w:lang w:val="id_ID" w:bidi="id_ID"/>
-          </w:rPr>
-          <w:rPr>
-            <w:color w:val="0000EE"/>
-            <w:u w:val="single"/>
-          </w:rPr>
-          <w:t>Yesaya 40:11</w:t>
-        </w:r>
-      </w:hyperlink>
+      <w:r>
+        <w:rPr>
+          <w:lang w:val="id_ID" w:bidi="id_ID"/>
+        </w:rPr>
+        <w:t>Yesaya 40:11</w:t>
+      </w:r>
       <w:r>
         <w:rPr>
           <w:lang w:val="id_ID" w:bidi="id_ID"/>
@@ -11863,126 +10735,84 @@
         </w:rPr>
         <w:t xml:space="preserve">Penyunting kitab menyimpulkan berdasarkan karya Pengkhotbah bahwa kita harus takut kepada Allah (lihat </w:t>
       </w:r>
-      <w:hyperlink r:id="rId178">
-        <w:r>
-          <w:rPr>
-            <w:lang w:val="id_ID" w:bidi="id_ID"/>
-          </w:rPr>
-          <w:rPr>
-            <w:color w:val="0000EE"/>
-            <w:u w:val="single"/>
-          </w:rPr>
-          <w:t>Pengkhotbah 3:14</w:t>
-        </w:r>
-      </w:hyperlink>
+      <w:r>
+        <w:rPr>
+          <w:lang w:val="id_ID" w:bidi="id_ID"/>
+        </w:rPr>
+        <w:t>Pengkhotbah 3:14</w:t>
+      </w:r>
       <w:r>
         <w:rPr>
           <w:lang w:val="id_ID" w:bidi="id_ID"/>
         </w:rPr>
         <w:t xml:space="preserve">; </w:t>
       </w:r>
-      <w:hyperlink r:id="rId179">
-        <w:r>
-          <w:rPr>
-            <w:lang w:val="id_ID" w:bidi="id_ID"/>
-          </w:rPr>
-          <w:rPr>
-            <w:color w:val="0000EE"/>
-            <w:u w:val="single"/>
-          </w:rPr>
-          <w:t>5:7</w:t>
-        </w:r>
-      </w:hyperlink>
+      <w:r>
+        <w:rPr>
+          <w:lang w:val="id_ID" w:bidi="id_ID"/>
+        </w:rPr>
+        <w:t>5:7</w:t>
+      </w:r>
       <w:r>
         <w:rPr>
           <w:lang w:val="id_ID" w:bidi="id_ID"/>
         </w:rPr>
         <w:t xml:space="preserve">; </w:t>
       </w:r>
-      <w:hyperlink r:id="rId180">
-        <w:r>
-          <w:rPr>
-            <w:lang w:val="id_ID" w:bidi="id_ID"/>
-          </w:rPr>
-          <w:rPr>
-            <w:color w:val="0000EE"/>
-            <w:u w:val="single"/>
-          </w:rPr>
-          <w:t>7:18</w:t>
-        </w:r>
-      </w:hyperlink>
+      <w:r>
+        <w:rPr>
+          <w:lang w:val="id_ID" w:bidi="id_ID"/>
+        </w:rPr>
+        <w:t>7:18</w:t>
+      </w:r>
       <w:r>
         <w:rPr>
           <w:lang w:val="id_ID" w:bidi="id_ID"/>
         </w:rPr>
         <w:t xml:space="preserve">; </w:t>
       </w:r>
-      <w:hyperlink r:id="rId181">
-        <w:r>
-          <w:rPr>
-            <w:lang w:val="id_ID" w:bidi="id_ID"/>
-          </w:rPr>
-          <w:rPr>
-            <w:color w:val="0000EE"/>
-            <w:u w:val="single"/>
-          </w:rPr>
-          <w:t>8:12–13</w:t>
-        </w:r>
-      </w:hyperlink>
+      <w:r>
+        <w:rPr>
+          <w:lang w:val="id_ID" w:bidi="id_ID"/>
+        </w:rPr>
+        <w:t>8:12–13</w:t>
+      </w:r>
       <w:r>
         <w:rPr>
           <w:lang w:val="id_ID" w:bidi="id_ID"/>
         </w:rPr>
         <w:t xml:space="preserve">). Ini berarti kita harus menaati perintah-Nya, karena segala sesuatu yang kita lakukan akan dihakimi (lihat </w:t>
       </w:r>
-      <w:hyperlink r:id="rId182">
-        <w:r>
-          <w:rPr>
-            <w:lang w:val="id_ID" w:bidi="id_ID"/>
-          </w:rPr>
-          <w:rPr>
-            <w:color w:val="0000EE"/>
-            <w:u w:val="single"/>
-          </w:rPr>
-          <w:t>Pengkhotbah 11:9</w:t>
-        </w:r>
-      </w:hyperlink>
+      <w:r>
+        <w:rPr>
+          <w:lang w:val="id_ID" w:bidi="id_ID"/>
+        </w:rPr>
+        <w:t>Pengkhotbah 11:9</w:t>
+      </w:r>
       <w:r>
         <w:rPr>
           <w:lang w:val="id_ID" w:bidi="id_ID"/>
         </w:rPr>
         <w:t xml:space="preserve">; </w:t>
       </w:r>
-      <w:hyperlink r:id="rId183">
-        <w:r>
-          <w:rPr>
-            <w:lang w:val="id_ID" w:bidi="id_ID"/>
-          </w:rPr>
-          <w:rPr>
-            <w:color w:val="0000EE"/>
-            <w:u w:val="single"/>
-          </w:rPr>
-          <w:t>2 Korintus 5:10</w:t>
-        </w:r>
-      </w:hyperlink>
+      <w:r>
+        <w:rPr>
+          <w:lang w:val="id_ID" w:bidi="id_ID"/>
+        </w:rPr>
+        <w:t>2 Korintus 5:10</w:t>
+      </w:r>
       <w:r>
         <w:rPr>
           <w:lang w:val="id_ID" w:bidi="id_ID"/>
         </w:rPr>
         <w:t xml:space="preserve">; </w:t>
       </w:r>
-      <w:hyperlink r:id="rId184">
-        <w:r>
-          <w:rPr>
-            <w:lang w:val="id_ID" w:bidi="id_ID"/>
-          </w:rPr>
-          <w:rPr>
-            <w:color w:val="0000EE"/>
-            <w:u w:val="single"/>
-          </w:rPr>
-          <w:t>Ibrani 9:27</w:t>
-        </w:r>
-      </w:hyperlink>
+      <w:r>
+        <w:rPr>
+          <w:lang w:val="id_ID" w:bidi="id_ID"/>
+        </w:rPr>
+        <w:t>Ibrani 9:27</w:t>
+      </w:r>
       <w:r>
         <w:rPr>
           <w:lang w:val="id_ID" w:bidi="id_ID"/>
